--- a/Fase 1/Atividade 1 - Startup/Docs/CAP8_Resumo.docx
+++ b/Fase 1/Atividade 1 - Startup/Docs/CAP8_Resumo.docx
@@ -4,43 +4,503 @@
   <w:body>
     <w:p>
       <w:pPr>
-        <w:spacing w:line="240" w:lineRule="exact"/>
+        <w:pStyle w:val="Heading1"/>
+        <w:jc w:val="center"/>
+        <w:rPr>
+          <w:rFonts w:ascii="Arial" w:hAnsi="Arial" w:cs="Arial"/>
+          <w:i w:val="0"/>
+          <w:iCs w:val="0"/>
+        </w:rPr>
       </w:pPr>
       <w:r>
-        <w:t>Resumo:</w:t>
+        <w:rPr>
+          <w:rFonts w:ascii="Arial" w:hAnsi="Arial" w:cs="Arial"/>
+          <w:i w:val="0"/>
+          <w:iCs w:val="0"/>
+        </w:rPr>
+        <w:t xml:space="preserve">FIAP </w:t>
+      </w:r>
+      <w:proofErr w:type="spellStart"/>
+      <w:r>
+        <w:rPr>
+          <w:rFonts w:ascii="Arial" w:hAnsi="Arial" w:cs="Arial"/>
+          <w:i w:val="0"/>
+          <w:iCs w:val="0"/>
+        </w:rPr>
+        <w:t>Inteligência</w:t>
+      </w:r>
+      <w:proofErr w:type="spellEnd"/>
+      <w:r>
+        <w:rPr>
+          <w:rFonts w:ascii="Arial" w:hAnsi="Arial" w:cs="Arial"/>
+          <w:i w:val="0"/>
+          <w:iCs w:val="0"/>
+        </w:rPr>
+        <w:t xml:space="preserve"> Artificial - 1TIAOR - 2024/2</w:t>
+      </w:r>
+    </w:p>
+    <w:p>
+      <w:pPr>
+        <w:pStyle w:val="Heading1"/>
+        <w:jc w:val="center"/>
+        <w:rPr>
+          <w:rFonts w:ascii="Arial" w:hAnsi="Arial" w:cs="Arial"/>
+          <w:i w:val="0"/>
+          <w:iCs w:val="0"/>
+        </w:rPr>
+      </w:pPr>
+      <w:r>
+        <w:rPr>
+          <w:rFonts w:ascii="Arial" w:hAnsi="Arial" w:cs="Arial"/>
+          <w:i w:val="0"/>
+          <w:iCs w:val="0"/>
+          <w:lang w:val="pt-BR"/>
+        </w:rPr>
+        <w:t>Iniciando</w:t>
       </w:r>
       <w:r>
+        <w:rPr>
+          <w:rFonts w:ascii="Arial" w:hAnsi="Arial" w:cs="Arial"/>
+          <w:i w:val="0"/>
+          <w:iCs w:val="0"/>
+        </w:rPr>
+        <w:t xml:space="preserve"> </w:t>
+      </w:r>
+      <w:proofErr w:type="spellStart"/>
+      <w:r>
+        <w:rPr>
+          <w:rFonts w:ascii="Arial" w:hAnsi="Arial" w:cs="Arial"/>
+          <w:i w:val="0"/>
+          <w:iCs w:val="0"/>
+        </w:rPr>
+        <w:t>os</w:t>
+      </w:r>
+      <w:proofErr w:type="spellEnd"/>
+      <w:r>
+        <w:rPr>
+          <w:rFonts w:ascii="Arial" w:hAnsi="Arial" w:cs="Arial"/>
+          <w:i w:val="0"/>
+          <w:iCs w:val="0"/>
+        </w:rPr>
+        <w:t xml:space="preserve"> </w:t>
+      </w:r>
+      <w:proofErr w:type="spellStart"/>
+      <w:r>
+        <w:rPr>
+          <w:rFonts w:ascii="Arial" w:hAnsi="Arial" w:cs="Arial"/>
+          <w:i w:val="0"/>
+          <w:iCs w:val="0"/>
+        </w:rPr>
+        <w:t>Trabalhos</w:t>
+      </w:r>
+      <w:proofErr w:type="spellEnd"/>
+      <w:r>
+        <w:rPr>
+          <w:rFonts w:ascii="Arial" w:hAnsi="Arial" w:cs="Arial"/>
+          <w:i w:val="0"/>
+          <w:iCs w:val="0"/>
+        </w:rPr>
+        <w:t xml:space="preserve"> da Startup – </w:t>
+      </w:r>
+      <w:proofErr w:type="spellStart"/>
+      <w:r>
+        <w:rPr>
+          <w:rFonts w:ascii="Arial" w:hAnsi="Arial" w:cs="Arial"/>
+          <w:i w:val="0"/>
+          <w:iCs w:val="0"/>
+        </w:rPr>
+        <w:t>Disciplina</w:t>
+      </w:r>
+      <w:proofErr w:type="spellEnd"/>
+      <w:r>
+        <w:rPr>
+          <w:rFonts w:ascii="Arial" w:hAnsi="Arial" w:cs="Arial"/>
+          <w:i w:val="0"/>
+          <w:iCs w:val="0"/>
+        </w:rPr>
+        <w:t xml:space="preserve"> </w:t>
+      </w:r>
+      <w:proofErr w:type="spellStart"/>
+      <w:r>
+        <w:rPr>
+          <w:rFonts w:ascii="Arial" w:hAnsi="Arial" w:cs="Arial"/>
+          <w:i w:val="0"/>
+          <w:iCs w:val="0"/>
+        </w:rPr>
+        <w:t>Formação</w:t>
+      </w:r>
+      <w:proofErr w:type="spellEnd"/>
+      <w:r>
+        <w:rPr>
+          <w:rFonts w:ascii="Arial" w:hAnsi="Arial" w:cs="Arial"/>
+          <w:i w:val="0"/>
+          <w:iCs w:val="0"/>
+        </w:rPr>
+        <w:t xml:space="preserve"> Social</w:t>
+      </w:r>
+      <w:r>
+        <w:rPr>
+          <w:rFonts w:ascii="Arial" w:hAnsi="Arial" w:cs="Arial"/>
+          <w:i w:val="0"/>
+          <w:iCs w:val="0"/>
+        </w:rPr>
+        <w:br/>
+        <w:t xml:space="preserve">Grupo 19 – Jônatas Gomes Alves – </w:t>
+      </w:r>
+      <w:r>
+        <w:rPr>
+          <w:rFonts w:ascii="Arial" w:hAnsi="Arial" w:cs="Arial"/>
+          <w:i w:val="0"/>
+          <w:iCs w:val="0"/>
+          <w:lang w:val="pt-BR"/>
+        </w:rPr>
+        <w:t>RM559693</w:t>
+      </w:r>
+    </w:p>
+    <w:p>
+      <w:pPr>
+        <w:spacing w:line="240" w:lineRule="exact"/>
+        <w:rPr>
+          <w:rFonts w:ascii="Arial" w:hAnsi="Arial" w:cs="Arial"/>
+          <w:i w:val="0"/>
+          <w:iCs w:val="0"/>
+          <w:sz w:val="22"/>
+          <w:szCs w:val="22"/>
+        </w:rPr>
+      </w:pPr>
+    </w:p>
+    <w:p>
+      <w:pPr>
+        <w:spacing w:line="240" w:lineRule="auto"/>
+        <w:rPr>
+          <w:rFonts w:ascii="Arial" w:hAnsi="Arial" w:cs="Arial"/>
+          <w:i w:val="0"/>
+          <w:iCs w:val="0"/>
+          <w:sz w:val="22"/>
+          <w:szCs w:val="22"/>
+        </w:rPr>
+      </w:pPr>
+      <w:proofErr w:type="spellStart"/>
+      <w:r>
+        <w:rPr>
+          <w:rFonts w:ascii="Arial" w:hAnsi="Arial" w:cs="Arial"/>
+          <w:i w:val="0"/>
+          <w:iCs w:val="0"/>
+          <w:sz w:val="22"/>
+          <w:szCs w:val="22"/>
+        </w:rPr>
+        <w:t>Resumo</w:t>
+      </w:r>
+      <w:proofErr w:type="spellEnd"/>
+      <w:r>
+        <w:rPr>
+          <w:rFonts w:ascii="Arial" w:hAnsi="Arial" w:cs="Arial"/>
+          <w:i w:val="0"/>
+          <w:iCs w:val="0"/>
+          <w:sz w:val="22"/>
+          <w:szCs w:val="22"/>
+        </w:rPr>
+        <w:t>:</w:t>
+      </w:r>
+      <w:r>
+        <w:rPr>
+          <w:rFonts w:ascii="Arial" w:hAnsi="Arial" w:cs="Arial"/>
+          <w:i w:val="0"/>
+          <w:iCs w:val="0"/>
+          <w:sz w:val="22"/>
+          <w:szCs w:val="22"/>
+        </w:rPr>
         <w:br/>
       </w:r>
       <w:r>
+        <w:rPr>
+          <w:rFonts w:ascii="Arial" w:hAnsi="Arial" w:cs="Arial"/>
+          <w:i w:val="0"/>
+          <w:iCs w:val="0"/>
+          <w:sz w:val="22"/>
+          <w:szCs w:val="22"/>
+        </w:rPr>
         <w:br/>
-        <w:t>O artigo discute o crescente interesse e uso de Veículos Aéreos Não Tripulados (VANTs), também conhecidos como drones, na agricultura de precisão, especialmente no Brasil. Os VANTs são valorizados por sua capacidade de realizar missões de alto risco e operar a um custo mais baixo em comparação com aeronaves tripuladas. O texto explora o desenvolvimento tecnológico dos VANTs no Brasil, destacando iniciativas governamentais e privadas, bem como os desafios regulatórios e operacionais enfrentados.</w:t>
+        <w:t xml:space="preserve">O </w:t>
+      </w:r>
+      <w:proofErr w:type="spellStart"/>
+      <w:r>
+        <w:rPr>
+          <w:rFonts w:ascii="Arial" w:hAnsi="Arial" w:cs="Arial"/>
+          <w:i w:val="0"/>
+          <w:iCs w:val="0"/>
+          <w:sz w:val="22"/>
+          <w:szCs w:val="22"/>
+        </w:rPr>
+        <w:t>artigo</w:t>
+      </w:r>
+      <w:proofErr w:type="spellEnd"/>
+      <w:r>
+        <w:rPr>
+          <w:rFonts w:ascii="Arial" w:hAnsi="Arial" w:cs="Arial"/>
+          <w:i w:val="0"/>
+          <w:iCs w:val="0"/>
+          <w:sz w:val="22"/>
+          <w:szCs w:val="22"/>
+        </w:rPr>
+        <w:t xml:space="preserve"> </w:t>
+      </w:r>
+      <w:proofErr w:type="spellStart"/>
+      <w:r>
+        <w:rPr>
+          <w:rFonts w:ascii="Arial" w:hAnsi="Arial" w:cs="Arial"/>
+          <w:i w:val="0"/>
+          <w:iCs w:val="0"/>
+          <w:sz w:val="22"/>
+          <w:szCs w:val="22"/>
+        </w:rPr>
+        <w:t>discute</w:t>
+      </w:r>
+      <w:proofErr w:type="spellEnd"/>
+      <w:r>
+        <w:rPr>
+          <w:rFonts w:ascii="Arial" w:hAnsi="Arial" w:cs="Arial"/>
+          <w:i w:val="0"/>
+          <w:iCs w:val="0"/>
+          <w:sz w:val="22"/>
+          <w:szCs w:val="22"/>
+        </w:rPr>
+        <w:t xml:space="preserve"> o crescente interesse e uso de Veículos Aéreos Não Tripulados (VANTs), também conhecidos como drones, na agricultura de precisão, especialmente no Brasil. Os VANTs são valorizados por sua capacidade de realizar missões de alto risco e operar </w:t>
+      </w:r>
+      <w:proofErr w:type="gramStart"/>
+      <w:r>
+        <w:rPr>
+          <w:rFonts w:ascii="Arial" w:hAnsi="Arial" w:cs="Arial"/>
+          <w:i w:val="0"/>
+          <w:iCs w:val="0"/>
+          <w:sz w:val="22"/>
+          <w:szCs w:val="22"/>
+        </w:rPr>
+        <w:t>a</w:t>
+      </w:r>
+      <w:proofErr w:type="gramEnd"/>
+      <w:r>
+        <w:rPr>
+          <w:rFonts w:ascii="Arial" w:hAnsi="Arial" w:cs="Arial"/>
+          <w:i w:val="0"/>
+          <w:iCs w:val="0"/>
+          <w:sz w:val="22"/>
+          <w:szCs w:val="22"/>
+        </w:rPr>
+        <w:t xml:space="preserve"> um custo mais baixo em comparação com aeronaves tripuladas. O texto explora o desenvolvimento tecnológico dos VANTs no Brasil, destacando iniciativas governamentais e privadas, bem como os desafios regulatórios e operacionais enfrentados.</w:t>
       </w:r>
       <w:r>
+        <w:rPr>
+          <w:rFonts w:ascii="Arial" w:hAnsi="Arial" w:cs="Arial"/>
+          <w:i w:val="0"/>
+          <w:iCs w:val="0"/>
+          <w:sz w:val="22"/>
+          <w:szCs w:val="22"/>
+        </w:rPr>
         <w:br/>
       </w:r>
       <w:r>
+        <w:rPr>
+          <w:rFonts w:ascii="Arial" w:hAnsi="Arial" w:cs="Arial"/>
+          <w:i w:val="0"/>
+          <w:iCs w:val="0"/>
+          <w:sz w:val="22"/>
+          <w:szCs w:val="22"/>
+        </w:rPr>
         <w:br/>
         <w:t>O uso de VANTs na agricultura de precisão permite uma variedade de aplicações, como monitoramento de recursos naturais, mapeamento de plantações, detecção de estresse hídrico e identificação de pragas e doenças. O artigo também aborda os diferentes tipos de VANTs, como os de asa fixa e rotativa, e a utilização de sensores específicos para capturar dados multiespectrais e hiperespectrais. Esses dados são fundamentais para análises detalhadas de saúde e produtividade das culturas.</w:t>
       </w:r>
       <w:r>
+        <w:rPr>
+          <w:rFonts w:ascii="Arial" w:hAnsi="Arial" w:cs="Arial"/>
+          <w:i w:val="0"/>
+          <w:iCs w:val="0"/>
+          <w:sz w:val="22"/>
+          <w:szCs w:val="22"/>
+        </w:rPr>
         <w:br/>
       </w:r>
       <w:r>
+        <w:rPr>
+          <w:rFonts w:ascii="Arial" w:hAnsi="Arial" w:cs="Arial"/>
+          <w:i w:val="0"/>
+          <w:iCs w:val="0"/>
+          <w:sz w:val="22"/>
+          <w:szCs w:val="22"/>
+        </w:rPr>
         <w:br/>
         <w:t>Por fim, o artigo conclui que, apesar das vantagens, ainda há desafios significativos a serem superados, como a regulamentação do espaço aéreo e a necessidade de capacitação técnica para operadores de VANTs, mas reforça o potencial transformador dessa tecnologia na agricultura de precisão.</w:t>
       </w:r>
       <w:r>
+        <w:rPr>
+          <w:rFonts w:ascii="Arial" w:hAnsi="Arial" w:cs="Arial"/>
+          <w:i w:val="0"/>
+          <w:iCs w:val="0"/>
+          <w:sz w:val="22"/>
+          <w:szCs w:val="22"/>
+        </w:rPr>
         <w:br/>
       </w:r>
       <w:r>
+        <w:rPr>
+          <w:rFonts w:ascii="Arial" w:hAnsi="Arial" w:cs="Arial"/>
+          <w:i w:val="0"/>
+          <w:iCs w:val="0"/>
+          <w:sz w:val="22"/>
+          <w:szCs w:val="22"/>
+        </w:rPr>
         <w:br/>
-        <w:t>Palavras-chave: VANT, drone, agricultura de precisão, monitoramento agrícola, sensores.</w:t>
+        <w:t xml:space="preserve">Palavras-chave: VANT, drone, agricultura de </w:t>
       </w:r>
+      <w:proofErr w:type="spellStart"/>
+      <w:r>
+        <w:rPr>
+          <w:rFonts w:ascii="Arial" w:hAnsi="Arial" w:cs="Arial"/>
+          <w:i w:val="0"/>
+          <w:iCs w:val="0"/>
+          <w:sz w:val="22"/>
+          <w:szCs w:val="22"/>
+        </w:rPr>
+        <w:t>precisão</w:t>
+      </w:r>
+      <w:proofErr w:type="spellEnd"/>
+      <w:r>
+        <w:rPr>
+          <w:rFonts w:ascii="Arial" w:hAnsi="Arial" w:cs="Arial"/>
+          <w:i w:val="0"/>
+          <w:iCs w:val="0"/>
+          <w:sz w:val="22"/>
+          <w:szCs w:val="22"/>
+        </w:rPr>
+        <w:t xml:space="preserve">, </w:t>
+      </w:r>
+      <w:proofErr w:type="spellStart"/>
+      <w:r>
+        <w:rPr>
+          <w:rFonts w:ascii="Arial" w:hAnsi="Arial" w:cs="Arial"/>
+          <w:i w:val="0"/>
+          <w:iCs w:val="0"/>
+          <w:sz w:val="22"/>
+          <w:szCs w:val="22"/>
+        </w:rPr>
+        <w:t>monitoramento</w:t>
+      </w:r>
+      <w:proofErr w:type="spellEnd"/>
+      <w:r>
+        <w:rPr>
+          <w:rFonts w:ascii="Arial" w:hAnsi="Arial" w:cs="Arial"/>
+          <w:i w:val="0"/>
+          <w:iCs w:val="0"/>
+          <w:sz w:val="22"/>
+          <w:szCs w:val="22"/>
+        </w:rPr>
+        <w:t xml:space="preserve"> </w:t>
+      </w:r>
+      <w:proofErr w:type="spellStart"/>
+      <w:r>
+        <w:rPr>
+          <w:rFonts w:ascii="Arial" w:hAnsi="Arial" w:cs="Arial"/>
+          <w:i w:val="0"/>
+          <w:iCs w:val="0"/>
+          <w:sz w:val="22"/>
+          <w:szCs w:val="22"/>
+        </w:rPr>
+        <w:t>agrícola</w:t>
+      </w:r>
+      <w:proofErr w:type="spellEnd"/>
+      <w:r>
+        <w:rPr>
+          <w:rFonts w:ascii="Arial" w:hAnsi="Arial" w:cs="Arial"/>
+          <w:i w:val="0"/>
+          <w:iCs w:val="0"/>
+          <w:sz w:val="22"/>
+          <w:szCs w:val="22"/>
+        </w:rPr>
+        <w:t xml:space="preserve">, </w:t>
+      </w:r>
+      <w:proofErr w:type="spellStart"/>
+      <w:r>
+        <w:rPr>
+          <w:rFonts w:ascii="Arial" w:hAnsi="Arial" w:cs="Arial"/>
+          <w:i w:val="0"/>
+          <w:iCs w:val="0"/>
+          <w:sz w:val="22"/>
+          <w:szCs w:val="22"/>
+        </w:rPr>
+        <w:t>sensores</w:t>
+      </w:r>
+      <w:proofErr w:type="spellEnd"/>
+      <w:r>
+        <w:rPr>
+          <w:rFonts w:ascii="Arial" w:hAnsi="Arial" w:cs="Arial"/>
+          <w:i w:val="0"/>
+          <w:iCs w:val="0"/>
+          <w:sz w:val="22"/>
+          <w:szCs w:val="22"/>
+        </w:rPr>
+        <w:t>.</w:t>
+      </w:r>
+      <w:r>
+        <w:rPr>
+          <w:rFonts w:ascii="Arial" w:hAnsi="Arial" w:cs="Arial"/>
+          <w:i w:val="0"/>
+          <w:iCs w:val="0"/>
+          <w:sz w:val="22"/>
+          <w:szCs w:val="22"/>
+        </w:rPr>
+        <w:br/>
+      </w:r>
+      <w:proofErr w:type="spellStart"/>
+      <w:r>
+        <w:rPr>
+          <w:rFonts w:ascii="Arial" w:hAnsi="Arial" w:cs="Arial"/>
+          <w:i w:val="0"/>
+          <w:iCs w:val="0"/>
+          <w:sz w:val="22"/>
+          <w:szCs w:val="22"/>
+        </w:rPr>
+        <w:t>Origem</w:t>
+      </w:r>
+      <w:proofErr w:type="spellEnd"/>
+      <w:r>
+        <w:rPr>
+          <w:rFonts w:ascii="Arial" w:hAnsi="Arial" w:cs="Arial"/>
+          <w:i w:val="0"/>
+          <w:iCs w:val="0"/>
+          <w:sz w:val="22"/>
+          <w:szCs w:val="22"/>
+        </w:rPr>
+        <w:t xml:space="preserve">: </w:t>
+      </w:r>
+      <w:hyperlink r:id="rId6" w:history="1">
+        <w:r>
+          <w:rPr>
+            <w:rStyle w:val="Hyperlink"/>
+            <w:rFonts w:ascii="Arial" w:hAnsi="Arial" w:cs="Arial"/>
+            <w:i w:val="0"/>
+            <w:iCs w:val="0"/>
+            <w:sz w:val="22"/>
+            <w:szCs w:val="22"/>
+          </w:rPr>
+          <w:t>https://www.alice.cnptia.embrapa.br/alice/bitstream/doc/1003485/1/CAP8.pdf</w:t>
+        </w:r>
+      </w:hyperlink>
+    </w:p>
+    <w:p>
+      <w:pPr>
+        <w:spacing w:line="240" w:lineRule="auto"/>
+        <w:rPr>
+          <w:rFonts w:ascii="Arial" w:hAnsi="Arial" w:cs="Arial"/>
+          <w:i w:val="0"/>
+          <w:iCs w:val="0"/>
+          <w:sz w:val="22"/>
+          <w:szCs w:val="22"/>
+        </w:rPr>
+      </w:pPr>
     </w:p>
     <w:sectPr>
-      <w:pgSz w:w="12240" w:h="15840"/>
-      <w:pgMar w:top="1440" w:right="1134" w:bottom="1440" w:left="1134" w:header="720" w:footer="720" w:gutter="0"/>
+      <w:pgSz w:w="11901" w:h="16817"/>
+      <w:pgMar w:top="1440" w:right="1134" w:bottom="1780" w:left="1134" w:header="720" w:footer="720" w:gutter="0"/>
       <w:cols w:space="720"/>
       <w:docGrid w:linePitch="360"/>
     </w:sectPr>
@@ -264,7 +724,7 @@
     </w:rPrDefault>
     <w:pPrDefault>
       <w:pPr>
-        <w:spacing w:after="200" w:line="276" w:lineRule="auto"/>
+        <w:spacing w:after="200" w:line="288" w:lineRule="auto"/>
       </w:pPr>
     </w:pPrDefault>
   </w:docDefaults>
@@ -640,9 +1100,12 @@
   <w:style w:type="paragraph" w:default="1" w:styleId="Normal">
     <w:name w:val="Normal"/>
     <w:qFormat/>
-    <w:rsid w:val="00FC693F"/>
+    <w:rsid w:val="00FD5F49"/>
     <w:rPr>
-      <w:rFonts w:ascii="Arial" w:hAnsi="Arial"/>
+      <w:i/>
+      <w:iCs/>
+      <w:sz w:val="20"/>
+      <w:szCs w:val="20"/>
     </w:rPr>
   </w:style>
   <w:style w:type="paragraph" w:styleId="Heading1">
@@ -652,20 +1115,26 @@
     <w:link w:val="Heading1Char"/>
     <w:uiPriority w:val="9"/>
     <w:qFormat/>
-    <w:rsid w:val="00FC693F"/>
-    <w:pPr>
-      <w:keepNext/>
-      <w:keepLines/>
-      <w:spacing w:before="480" w:after="0"/>
+    <w:rsid w:val="00FD5F49"/>
+    <w:pPr>
+      <w:pBdr>
+        <w:top w:val="single" w:sz="8" w:space="0" w:color="54A021" w:themeColor="accent2"/>
+        <w:left w:val="single" w:sz="8" w:space="0" w:color="54A021" w:themeColor="accent2"/>
+        <w:bottom w:val="single" w:sz="8" w:space="0" w:color="54A021" w:themeColor="accent2"/>
+        <w:right w:val="single" w:sz="8" w:space="0" w:color="54A021" w:themeColor="accent2"/>
+      </w:pBdr>
+      <w:shd w:val="clear" w:color="auto" w:fill="DAF4CA" w:themeFill="accent2" w:themeFillTint="33"/>
+      <w:spacing w:before="480" w:after="100" w:line="269" w:lineRule="auto"/>
+      <w:contextualSpacing/>
       <w:outlineLvl w:val="0"/>
     </w:pPr>
     <w:rPr>
       <w:rFonts w:asciiTheme="majorHAnsi" w:eastAsiaTheme="majorEastAsia" w:hAnsiTheme="majorHAnsi" w:cstheme="majorBidi"/>
       <w:b/>
       <w:bCs/>
-      <w:color w:val="365F91" w:themeColor="accent1" w:themeShade="BF"/>
-      <w:sz w:val="28"/>
-      <w:szCs w:val="28"/>
+      <w:color w:val="294F10" w:themeColor="accent2" w:themeShade="7F"/>
+      <w:sz w:val="22"/>
+      <w:szCs w:val="22"/>
     </w:rPr>
   </w:style>
   <w:style w:type="paragraph" w:styleId="Heading2">
@@ -676,20 +1145,26 @@
     <w:uiPriority w:val="9"/>
     <w:unhideWhenUsed/>
     <w:qFormat/>
-    <w:rsid w:val="00FC693F"/>
-    <w:pPr>
-      <w:keepNext/>
-      <w:keepLines/>
-      <w:spacing w:before="200" w:after="0"/>
+    <w:rsid w:val="00FD5F49"/>
+    <w:pPr>
+      <w:pBdr>
+        <w:top w:val="single" w:sz="4" w:space="0" w:color="54A021" w:themeColor="accent2"/>
+        <w:left w:val="single" w:sz="48" w:space="2" w:color="54A021" w:themeColor="accent2"/>
+        <w:bottom w:val="single" w:sz="4" w:space="0" w:color="54A021" w:themeColor="accent2"/>
+        <w:right w:val="single" w:sz="4" w:space="4" w:color="54A021" w:themeColor="accent2"/>
+      </w:pBdr>
+      <w:spacing w:before="200" w:after="100" w:line="269" w:lineRule="auto"/>
+      <w:ind w:left="144"/>
+      <w:contextualSpacing/>
       <w:outlineLvl w:val="1"/>
     </w:pPr>
     <w:rPr>
       <w:rFonts w:asciiTheme="majorHAnsi" w:eastAsiaTheme="majorEastAsia" w:hAnsiTheme="majorHAnsi" w:cstheme="majorBidi"/>
       <w:b/>
       <w:bCs/>
-      <w:color w:val="4F81BD" w:themeColor="accent1"/>
-      <w:sz w:val="26"/>
-      <w:szCs w:val="26"/>
+      <w:color w:val="3E7718" w:themeColor="accent2" w:themeShade="BF"/>
+      <w:sz w:val="22"/>
+      <w:szCs w:val="22"/>
     </w:rPr>
   </w:style>
   <w:style w:type="paragraph" w:styleId="Heading3">
@@ -700,18 +1175,24 @@
     <w:uiPriority w:val="9"/>
     <w:unhideWhenUsed/>
     <w:qFormat/>
-    <w:rsid w:val="00FC693F"/>
-    <w:pPr>
-      <w:keepNext/>
-      <w:keepLines/>
-      <w:spacing w:before="200" w:after="0"/>
+    <w:rsid w:val="00FD5F49"/>
+    <w:pPr>
+      <w:pBdr>
+        <w:left w:val="single" w:sz="48" w:space="2" w:color="54A021" w:themeColor="accent2"/>
+        <w:bottom w:val="single" w:sz="4" w:space="0" w:color="54A021" w:themeColor="accent2"/>
+      </w:pBdr>
+      <w:spacing w:before="200" w:after="100" w:line="240" w:lineRule="auto"/>
+      <w:ind w:left="144"/>
+      <w:contextualSpacing/>
       <w:outlineLvl w:val="2"/>
     </w:pPr>
     <w:rPr>
       <w:rFonts w:asciiTheme="majorHAnsi" w:eastAsiaTheme="majorEastAsia" w:hAnsiTheme="majorHAnsi" w:cstheme="majorBidi"/>
       <w:b/>
       <w:bCs/>
-      <w:color w:val="4F81BD" w:themeColor="accent1"/>
+      <w:color w:val="3E7718" w:themeColor="accent2" w:themeShade="BF"/>
+      <w:sz w:val="22"/>
+      <w:szCs w:val="22"/>
     </w:rPr>
   </w:style>
   <w:style w:type="paragraph" w:styleId="Heading4">
@@ -720,23 +1201,26 @@
     <w:next w:val="Normal"/>
     <w:link w:val="Heading4Char"/>
     <w:uiPriority w:val="9"/>
-    <w:semiHidden/>
     <w:unhideWhenUsed/>
     <w:qFormat/>
-    <w:rsid w:val="00FC693F"/>
-    <w:pPr>
-      <w:keepNext/>
-      <w:keepLines/>
-      <w:spacing w:before="200" w:after="0"/>
+    <w:rsid w:val="00FD5F49"/>
+    <w:pPr>
+      <w:pBdr>
+        <w:left w:val="single" w:sz="4" w:space="2" w:color="54A021" w:themeColor="accent2"/>
+        <w:bottom w:val="single" w:sz="4" w:space="2" w:color="54A021" w:themeColor="accent2"/>
+      </w:pBdr>
+      <w:spacing w:before="200" w:after="100" w:line="240" w:lineRule="auto"/>
+      <w:ind w:left="86"/>
+      <w:contextualSpacing/>
       <w:outlineLvl w:val="3"/>
     </w:pPr>
     <w:rPr>
       <w:rFonts w:asciiTheme="majorHAnsi" w:eastAsiaTheme="majorEastAsia" w:hAnsiTheme="majorHAnsi" w:cstheme="majorBidi"/>
       <w:b/>
       <w:bCs/>
-      <w:i/>
-      <w:iCs/>
-      <w:color w:val="4F81BD" w:themeColor="accent1"/>
+      <w:color w:val="3E7718" w:themeColor="accent2" w:themeShade="BF"/>
+      <w:sz w:val="22"/>
+      <w:szCs w:val="22"/>
     </w:rPr>
   </w:style>
   <w:style w:type="paragraph" w:styleId="Heading5">
@@ -745,19 +1229,26 @@
     <w:next w:val="Normal"/>
     <w:link w:val="Heading5Char"/>
     <w:uiPriority w:val="9"/>
-    <w:semiHidden/>
     <w:unhideWhenUsed/>
     <w:qFormat/>
-    <w:rsid w:val="00FC693F"/>
-    <w:pPr>
-      <w:keepNext/>
-      <w:keepLines/>
-      <w:spacing w:before="200" w:after="0"/>
+    <w:rsid w:val="00FD5F49"/>
+    <w:pPr>
+      <w:pBdr>
+        <w:left w:val="dotted" w:sz="4" w:space="2" w:color="54A021" w:themeColor="accent2"/>
+        <w:bottom w:val="dotted" w:sz="4" w:space="2" w:color="54A021" w:themeColor="accent2"/>
+      </w:pBdr>
+      <w:spacing w:before="200" w:after="100" w:line="240" w:lineRule="auto"/>
+      <w:ind w:left="86"/>
+      <w:contextualSpacing/>
       <w:outlineLvl w:val="4"/>
     </w:pPr>
     <w:rPr>
       <w:rFonts w:asciiTheme="majorHAnsi" w:eastAsiaTheme="majorEastAsia" w:hAnsiTheme="majorHAnsi" w:cstheme="majorBidi"/>
-      <w:color w:val="243F60" w:themeColor="accent1" w:themeShade="7F"/>
+      <w:b/>
+      <w:bCs/>
+      <w:color w:val="3E7718" w:themeColor="accent2" w:themeShade="BF"/>
+      <w:sz w:val="22"/>
+      <w:szCs w:val="22"/>
     </w:rPr>
   </w:style>
   <w:style w:type="paragraph" w:styleId="Heading6">
@@ -769,18 +1260,20 @@
     <w:semiHidden/>
     <w:unhideWhenUsed/>
     <w:qFormat/>
-    <w:rsid w:val="00FC693F"/>
-    <w:pPr>
-      <w:keepNext/>
-      <w:keepLines/>
-      <w:spacing w:before="200" w:after="0"/>
+    <w:rsid w:val="00FD5F49"/>
+    <w:pPr>
+      <w:pBdr>
+        <w:bottom w:val="single" w:sz="4" w:space="2" w:color="B7E995" w:themeColor="accent2" w:themeTint="66"/>
+      </w:pBdr>
+      <w:spacing w:before="200" w:after="100" w:line="240" w:lineRule="auto"/>
+      <w:contextualSpacing/>
       <w:outlineLvl w:val="5"/>
     </w:pPr>
     <w:rPr>
       <w:rFonts w:asciiTheme="majorHAnsi" w:eastAsiaTheme="majorEastAsia" w:hAnsiTheme="majorHAnsi" w:cstheme="majorBidi"/>
-      <w:i/>
-      <w:iCs/>
-      <w:color w:val="243F60" w:themeColor="accent1" w:themeShade="7F"/>
+      <w:color w:val="3E7718" w:themeColor="accent2" w:themeShade="BF"/>
+      <w:sz w:val="22"/>
+      <w:szCs w:val="22"/>
     </w:rPr>
   </w:style>
   <w:style w:type="paragraph" w:styleId="Heading7">
@@ -792,18 +1285,20 @@
     <w:semiHidden/>
     <w:unhideWhenUsed/>
     <w:qFormat/>
-    <w:rsid w:val="00FC693F"/>
-    <w:pPr>
-      <w:keepNext/>
-      <w:keepLines/>
-      <w:spacing w:before="200" w:after="0"/>
+    <w:rsid w:val="00FD5F49"/>
+    <w:pPr>
+      <w:pBdr>
+        <w:bottom w:val="dotted" w:sz="4" w:space="2" w:color="93DE61" w:themeColor="accent2" w:themeTint="99"/>
+      </w:pBdr>
+      <w:spacing w:before="200" w:after="100" w:line="240" w:lineRule="auto"/>
+      <w:contextualSpacing/>
       <w:outlineLvl w:val="6"/>
     </w:pPr>
     <w:rPr>
       <w:rFonts w:asciiTheme="majorHAnsi" w:eastAsiaTheme="majorEastAsia" w:hAnsiTheme="majorHAnsi" w:cstheme="majorBidi"/>
-      <w:i/>
-      <w:iCs/>
-      <w:color w:val="404040" w:themeColor="text1" w:themeTint="BF"/>
+      <w:color w:val="3E7718" w:themeColor="accent2" w:themeShade="BF"/>
+      <w:sz w:val="22"/>
+      <w:szCs w:val="22"/>
     </w:rPr>
   </w:style>
   <w:style w:type="paragraph" w:styleId="Heading8">
@@ -815,18 +1310,17 @@
     <w:semiHidden/>
     <w:unhideWhenUsed/>
     <w:qFormat/>
-    <w:rsid w:val="00FC693F"/>
-    <w:pPr>
-      <w:keepNext/>
-      <w:keepLines/>
-      <w:spacing w:before="200" w:after="0"/>
+    <w:rsid w:val="00FD5F49"/>
+    <w:pPr>
+      <w:spacing w:before="200" w:after="100" w:line="240" w:lineRule="auto"/>
+      <w:contextualSpacing/>
       <w:outlineLvl w:val="7"/>
     </w:pPr>
     <w:rPr>
       <w:rFonts w:asciiTheme="majorHAnsi" w:eastAsiaTheme="majorEastAsia" w:hAnsiTheme="majorHAnsi" w:cstheme="majorBidi"/>
-      <w:color w:val="4F81BD" w:themeColor="accent1"/>
-      <w:sz w:val="20"/>
-      <w:szCs w:val="20"/>
+      <w:color w:val="54A021" w:themeColor="accent2"/>
+      <w:sz w:val="22"/>
+      <w:szCs w:val="22"/>
     </w:rPr>
   </w:style>
   <w:style w:type="paragraph" w:styleId="Heading9">
@@ -838,20 +1332,15 @@
     <w:semiHidden/>
     <w:unhideWhenUsed/>
     <w:qFormat/>
-    <w:rsid w:val="00FC693F"/>
-    <w:pPr>
-      <w:keepNext/>
-      <w:keepLines/>
-      <w:spacing w:before="200" w:after="0"/>
+    <w:rsid w:val="00FD5F49"/>
+    <w:pPr>
+      <w:spacing w:before="200" w:after="100" w:line="240" w:lineRule="auto"/>
+      <w:contextualSpacing/>
       <w:outlineLvl w:val="8"/>
     </w:pPr>
     <w:rPr>
       <w:rFonts w:asciiTheme="majorHAnsi" w:eastAsiaTheme="majorEastAsia" w:hAnsiTheme="majorHAnsi" w:cstheme="majorBidi"/>
-      <w:i/>
-      <w:iCs/>
-      <w:color w:val="404040" w:themeColor="text1" w:themeTint="BF"/>
-      <w:sz w:val="20"/>
-      <w:szCs w:val="20"/>
+      <w:color w:val="54A021" w:themeColor="accent2"/>
     </w:rPr>
   </w:style>
   <w:style w:type="character" w:default="1" w:styleId="DefaultParagraphFont">
@@ -927,9 +1416,11 @@
   </w:style>
   <w:style w:type="paragraph" w:styleId="NoSpacing">
     <w:name w:val="No Spacing"/>
+    <w:basedOn w:val="Normal"/>
+    <w:link w:val="NoSpacingChar"/>
     <w:uiPriority w:val="1"/>
     <w:qFormat/>
-    <w:rsid w:val="00FC693F"/>
+    <w:rsid w:val="00FD5F49"/>
     <w:pPr>
       <w:spacing w:after="0" w:line="240" w:lineRule="auto"/>
     </w:pPr>
@@ -939,14 +1430,15 @@
     <w:basedOn w:val="DefaultParagraphFont"/>
     <w:link w:val="Heading1"/>
     <w:uiPriority w:val="9"/>
-    <w:rsid w:val="00FC693F"/>
+    <w:rsid w:val="00FD5F49"/>
     <w:rPr>
       <w:rFonts w:asciiTheme="majorHAnsi" w:eastAsiaTheme="majorEastAsia" w:hAnsiTheme="majorHAnsi" w:cstheme="majorBidi"/>
       <w:b/>
       <w:bCs/>
-      <w:color w:val="365F91" w:themeColor="accent1" w:themeShade="BF"/>
-      <w:sz w:val="28"/>
-      <w:szCs w:val="28"/>
+      <w:i/>
+      <w:iCs/>
+      <w:color w:val="294F10" w:themeColor="accent2" w:themeShade="7F"/>
+      <w:shd w:val="clear" w:color="auto" w:fill="DAF4CA" w:themeFill="accent2" w:themeFillTint="33"/>
     </w:rPr>
   </w:style>
   <w:style w:type="character" w:customStyle="1" w:styleId="Heading2Char">
@@ -954,14 +1446,14 @@
     <w:basedOn w:val="DefaultParagraphFont"/>
     <w:link w:val="Heading2"/>
     <w:uiPriority w:val="9"/>
-    <w:rsid w:val="00FC693F"/>
+    <w:rsid w:val="00FD5F49"/>
     <w:rPr>
       <w:rFonts w:asciiTheme="majorHAnsi" w:eastAsiaTheme="majorEastAsia" w:hAnsiTheme="majorHAnsi" w:cstheme="majorBidi"/>
       <w:b/>
       <w:bCs/>
-      <w:color w:val="4F81BD" w:themeColor="accent1"/>
-      <w:sz w:val="26"/>
-      <w:szCs w:val="26"/>
+      <w:i/>
+      <w:iCs/>
+      <w:color w:val="3E7718" w:themeColor="accent2" w:themeShade="BF"/>
     </w:rPr>
   </w:style>
   <w:style w:type="character" w:customStyle="1" w:styleId="Heading3Char">
@@ -969,12 +1461,14 @@
     <w:basedOn w:val="DefaultParagraphFont"/>
     <w:link w:val="Heading3"/>
     <w:uiPriority w:val="9"/>
-    <w:rsid w:val="00FC693F"/>
+    <w:rsid w:val="00FD5F49"/>
     <w:rPr>
       <w:rFonts w:asciiTheme="majorHAnsi" w:eastAsiaTheme="majorEastAsia" w:hAnsiTheme="majorHAnsi" w:cstheme="majorBidi"/>
       <w:b/>
       <w:bCs/>
-      <w:color w:val="4F81BD" w:themeColor="accent1"/>
+      <w:i/>
+      <w:iCs/>
+      <w:color w:val="3E7718" w:themeColor="accent2" w:themeShade="BF"/>
     </w:rPr>
   </w:style>
   <w:style w:type="paragraph" w:styleId="Title">
@@ -984,21 +1478,22 @@
     <w:link w:val="TitleChar"/>
     <w:uiPriority w:val="10"/>
     <w:qFormat/>
-    <w:rsid w:val="00FC693F"/>
+    <w:rsid w:val="00FD5F49"/>
     <w:pPr>
       <w:pBdr>
-        <w:bottom w:val="single" w:sz="8" w:space="4" w:color="4F81BD" w:themeColor="accent1"/>
+        <w:top w:val="single" w:sz="48" w:space="0" w:color="54A021" w:themeColor="accent2"/>
+        <w:bottom w:val="single" w:sz="48" w:space="0" w:color="54A021" w:themeColor="accent2"/>
       </w:pBdr>
-      <w:spacing w:after="300" w:line="240" w:lineRule="auto"/>
-      <w:contextualSpacing/>
+      <w:shd w:val="clear" w:color="auto" w:fill="54A021" w:themeFill="accent2"/>
+      <w:spacing w:after="0" w:line="240" w:lineRule="auto"/>
+      <w:jc w:val="center"/>
     </w:pPr>
     <w:rPr>
       <w:rFonts w:asciiTheme="majorHAnsi" w:eastAsiaTheme="majorEastAsia" w:hAnsiTheme="majorHAnsi" w:cstheme="majorBidi"/>
-      <w:color w:val="17365D" w:themeColor="text2" w:themeShade="BF"/>
-      <w:spacing w:val="5"/>
-      <w:kern w:val="28"/>
-      <w:sz w:val="52"/>
-      <w:szCs w:val="52"/>
+      <w:color w:val="FFFFFF" w:themeColor="background1"/>
+      <w:spacing w:val="10"/>
+      <w:sz w:val="48"/>
+      <w:szCs w:val="48"/>
     </w:rPr>
   </w:style>
   <w:style w:type="character" w:customStyle="1" w:styleId="TitleChar">
@@ -1006,14 +1501,16 @@
     <w:basedOn w:val="DefaultParagraphFont"/>
     <w:link w:val="Title"/>
     <w:uiPriority w:val="10"/>
-    <w:rsid w:val="00FC693F"/>
+    <w:rsid w:val="00FD5F49"/>
     <w:rPr>
       <w:rFonts w:asciiTheme="majorHAnsi" w:eastAsiaTheme="majorEastAsia" w:hAnsiTheme="majorHAnsi" w:cstheme="majorBidi"/>
-      <w:color w:val="17365D" w:themeColor="text2" w:themeShade="BF"/>
-      <w:spacing w:val="5"/>
-      <w:kern w:val="28"/>
-      <w:sz w:val="52"/>
-      <w:szCs w:val="52"/>
+      <w:i/>
+      <w:iCs/>
+      <w:color w:val="FFFFFF" w:themeColor="background1"/>
+      <w:spacing w:val="10"/>
+      <w:sz w:val="48"/>
+      <w:szCs w:val="48"/>
+      <w:shd w:val="clear" w:color="auto" w:fill="54A021" w:themeFill="accent2"/>
     </w:rPr>
   </w:style>
   <w:style w:type="paragraph" w:styleId="Subtitle">
@@ -1023,18 +1520,17 @@
     <w:link w:val="SubtitleChar"/>
     <w:uiPriority w:val="11"/>
     <w:qFormat/>
-    <w:rsid w:val="00FC693F"/>
-    <w:pPr>
-      <w:numPr>
-        <w:ilvl w:val="1"/>
-      </w:numPr>
+    <w:rsid w:val="00FD5F49"/>
+    <w:pPr>
+      <w:pBdr>
+        <w:bottom w:val="dotted" w:sz="8" w:space="10" w:color="54A021" w:themeColor="accent2"/>
+      </w:pBdr>
+      <w:spacing w:before="200" w:after="900" w:line="240" w:lineRule="auto"/>
+      <w:jc w:val="center"/>
     </w:pPr>
     <w:rPr>
       <w:rFonts w:asciiTheme="majorHAnsi" w:eastAsiaTheme="majorEastAsia" w:hAnsiTheme="majorHAnsi" w:cstheme="majorBidi"/>
-      <w:i/>
-      <w:iCs/>
-      <w:color w:val="4F81BD" w:themeColor="accent1"/>
-      <w:spacing w:val="15"/>
+      <w:color w:val="294F10" w:themeColor="accent2" w:themeShade="7F"/>
       <w:sz w:val="24"/>
       <w:szCs w:val="24"/>
     </w:rPr>
@@ -1044,13 +1540,12 @@
     <w:basedOn w:val="DefaultParagraphFont"/>
     <w:link w:val="Subtitle"/>
     <w:uiPriority w:val="11"/>
-    <w:rsid w:val="00FC693F"/>
+    <w:rsid w:val="00FD5F49"/>
     <w:rPr>
       <w:rFonts w:asciiTheme="majorHAnsi" w:eastAsiaTheme="majorEastAsia" w:hAnsiTheme="majorHAnsi" w:cstheme="majorBidi"/>
       <w:i/>
       <w:iCs/>
-      <w:color w:val="4F81BD" w:themeColor="accent1"/>
-      <w:spacing w:val="15"/>
+      <w:color w:val="294F10" w:themeColor="accent2" w:themeShade="7F"/>
       <w:sz w:val="24"/>
       <w:szCs w:val="24"/>
     </w:rPr>
@@ -1060,7 +1555,7 @@
     <w:basedOn w:val="Normal"/>
     <w:uiPriority w:val="34"/>
     <w:qFormat/>
-    <w:rsid w:val="00FC693F"/>
+    <w:rsid w:val="00FD5F49"/>
     <w:pPr>
       <w:ind w:left="720"/>
       <w:contextualSpacing/>
@@ -1317,11 +1812,11 @@
     <w:link w:val="QuoteChar"/>
     <w:uiPriority w:val="29"/>
     <w:qFormat/>
-    <w:rsid w:val="00FC693F"/>
+    <w:rsid w:val="00FD5F49"/>
     <w:rPr>
-      <w:i/>
-      <w:iCs/>
-      <w:color w:val="000000" w:themeColor="text1"/>
+      <w:i w:val="0"/>
+      <w:iCs w:val="0"/>
+      <w:color w:val="3E7718" w:themeColor="accent2" w:themeShade="BF"/>
     </w:rPr>
   </w:style>
   <w:style w:type="character" w:customStyle="1" w:styleId="QuoteChar">
@@ -1329,11 +1824,11 @@
     <w:basedOn w:val="DefaultParagraphFont"/>
     <w:link w:val="Quote"/>
     <w:uiPriority w:val="29"/>
-    <w:rsid w:val="00FC693F"/>
+    <w:rsid w:val="00FD5F49"/>
     <w:rPr>
-      <w:i/>
-      <w:iCs/>
-      <w:color w:val="000000" w:themeColor="text1"/>
+      <w:color w:val="3E7718" w:themeColor="accent2" w:themeShade="BF"/>
+      <w:sz w:val="20"/>
+      <w:szCs w:val="20"/>
     </w:rPr>
   </w:style>
   <w:style w:type="character" w:customStyle="1" w:styleId="Heading4Char">
@@ -1341,15 +1836,14 @@
     <w:basedOn w:val="DefaultParagraphFont"/>
     <w:link w:val="Heading4"/>
     <w:uiPriority w:val="9"/>
-    <w:semiHidden/>
-    <w:rsid w:val="00FC693F"/>
+    <w:rsid w:val="00FD5F49"/>
     <w:rPr>
       <w:rFonts w:asciiTheme="majorHAnsi" w:eastAsiaTheme="majorEastAsia" w:hAnsiTheme="majorHAnsi" w:cstheme="majorBidi"/>
       <w:b/>
       <w:bCs/>
       <w:i/>
       <w:iCs/>
-      <w:color w:val="4F81BD" w:themeColor="accent1"/>
+      <w:color w:val="3E7718" w:themeColor="accent2" w:themeShade="BF"/>
     </w:rPr>
   </w:style>
   <w:style w:type="character" w:customStyle="1" w:styleId="Heading5Char">
@@ -1357,11 +1851,14 @@
     <w:basedOn w:val="DefaultParagraphFont"/>
     <w:link w:val="Heading5"/>
     <w:uiPriority w:val="9"/>
-    <w:semiHidden/>
-    <w:rsid w:val="00FC693F"/>
+    <w:rsid w:val="00FD5F49"/>
     <w:rPr>
       <w:rFonts w:asciiTheme="majorHAnsi" w:eastAsiaTheme="majorEastAsia" w:hAnsiTheme="majorHAnsi" w:cstheme="majorBidi"/>
-      <w:color w:val="243F60" w:themeColor="accent1" w:themeShade="7F"/>
+      <w:b/>
+      <w:bCs/>
+      <w:i/>
+      <w:iCs/>
+      <w:color w:val="3E7718" w:themeColor="accent2" w:themeShade="BF"/>
     </w:rPr>
   </w:style>
   <w:style w:type="character" w:customStyle="1" w:styleId="Heading6Char">
@@ -1370,12 +1867,12 @@
     <w:link w:val="Heading6"/>
     <w:uiPriority w:val="9"/>
     <w:semiHidden/>
-    <w:rsid w:val="00FC693F"/>
+    <w:rsid w:val="00FD5F49"/>
     <w:rPr>
       <w:rFonts w:asciiTheme="majorHAnsi" w:eastAsiaTheme="majorEastAsia" w:hAnsiTheme="majorHAnsi" w:cstheme="majorBidi"/>
       <w:i/>
       <w:iCs/>
-      <w:color w:val="243F60" w:themeColor="accent1" w:themeShade="7F"/>
+      <w:color w:val="3E7718" w:themeColor="accent2" w:themeShade="BF"/>
     </w:rPr>
   </w:style>
   <w:style w:type="character" w:customStyle="1" w:styleId="Heading7Char">
@@ -1384,12 +1881,12 @@
     <w:link w:val="Heading7"/>
     <w:uiPriority w:val="9"/>
     <w:semiHidden/>
-    <w:rsid w:val="00FC693F"/>
+    <w:rsid w:val="00FD5F49"/>
     <w:rPr>
       <w:rFonts w:asciiTheme="majorHAnsi" w:eastAsiaTheme="majorEastAsia" w:hAnsiTheme="majorHAnsi" w:cstheme="majorBidi"/>
       <w:i/>
       <w:iCs/>
-      <w:color w:val="404040" w:themeColor="text1" w:themeTint="BF"/>
+      <w:color w:val="3E7718" w:themeColor="accent2" w:themeShade="BF"/>
     </w:rPr>
   </w:style>
   <w:style w:type="character" w:customStyle="1" w:styleId="Heading8Char">
@@ -1398,12 +1895,12 @@
     <w:link w:val="Heading8"/>
     <w:uiPriority w:val="9"/>
     <w:semiHidden/>
-    <w:rsid w:val="00FC693F"/>
+    <w:rsid w:val="00FD5F49"/>
     <w:rPr>
       <w:rFonts w:asciiTheme="majorHAnsi" w:eastAsiaTheme="majorEastAsia" w:hAnsiTheme="majorHAnsi" w:cstheme="majorBidi"/>
-      <w:color w:val="4F81BD" w:themeColor="accent1"/>
-      <w:sz w:val="20"/>
-      <w:szCs w:val="20"/>
+      <w:i/>
+      <w:iCs/>
+      <w:color w:val="54A021" w:themeColor="accent2"/>
     </w:rPr>
   </w:style>
   <w:style w:type="character" w:customStyle="1" w:styleId="Heading9Char">
@@ -1412,12 +1909,12 @@
     <w:link w:val="Heading9"/>
     <w:uiPriority w:val="9"/>
     <w:semiHidden/>
-    <w:rsid w:val="00FC693F"/>
+    <w:rsid w:val="00FD5F49"/>
     <w:rPr>
       <w:rFonts w:asciiTheme="majorHAnsi" w:eastAsiaTheme="majorEastAsia" w:hAnsiTheme="majorHAnsi" w:cstheme="majorBidi"/>
       <w:i/>
       <w:iCs/>
-      <w:color w:val="404040" w:themeColor="text1" w:themeTint="BF"/>
+      <w:color w:val="54A021" w:themeColor="accent2"/>
       <w:sz w:val="20"/>
       <w:szCs w:val="20"/>
     </w:rPr>
@@ -1430,38 +1927,40 @@
     <w:semiHidden/>
     <w:unhideWhenUsed/>
     <w:qFormat/>
-    <w:rsid w:val="00FC693F"/>
-    <w:pPr>
-      <w:spacing w:line="240" w:lineRule="auto"/>
-    </w:pPr>
+    <w:rsid w:val="00FD5F49"/>
     <w:rPr>
       <w:b/>
       <w:bCs/>
-      <w:color w:val="4F81BD" w:themeColor="accent1"/>
+      <w:color w:val="3E7718" w:themeColor="accent2" w:themeShade="BF"/>
       <w:sz w:val="18"/>
       <w:szCs w:val="18"/>
     </w:rPr>
   </w:style>
   <w:style w:type="character" w:styleId="Strong">
     <w:name w:val="Strong"/>
-    <w:basedOn w:val="DefaultParagraphFont"/>
     <w:uiPriority w:val="22"/>
     <w:qFormat/>
-    <w:rsid w:val="00FC693F"/>
+    <w:rsid w:val="00FD5F49"/>
     <w:rPr>
       <w:b/>
       <w:bCs/>
+      <w:spacing w:val="0"/>
     </w:rPr>
   </w:style>
   <w:style w:type="character" w:styleId="Emphasis">
     <w:name w:val="Emphasis"/>
-    <w:basedOn w:val="DefaultParagraphFont"/>
     <w:uiPriority w:val="20"/>
     <w:qFormat/>
-    <w:rsid w:val="00FC693F"/>
+    <w:rsid w:val="00FD5F49"/>
     <w:rPr>
+      <w:rFonts w:asciiTheme="majorHAnsi" w:eastAsiaTheme="majorEastAsia" w:hAnsiTheme="majorHAnsi" w:cstheme="majorBidi"/>
+      <w:b/>
+      <w:bCs/>
       <w:i/>
       <w:iCs/>
+      <w:color w:val="54A021" w:themeColor="accent2"/>
+      <w:bdr w:val="single" w:sz="18" w:space="0" w:color="DAF4CA" w:themeColor="accent2" w:themeTint="33"/>
+      <w:shd w:val="clear" w:color="auto" w:fill="DAF4CA" w:themeFill="accent2" w:themeFillTint="33"/>
     </w:rPr>
   </w:style>
   <w:style w:type="paragraph" w:styleId="IntenseQuote">
@@ -1471,100 +1970,112 @@
     <w:link w:val="IntenseQuoteChar"/>
     <w:uiPriority w:val="30"/>
     <w:qFormat/>
-    <w:rsid w:val="00FC693F"/>
+    <w:rsid w:val="00FD5F49"/>
     <w:pPr>
       <w:pBdr>
-        <w:bottom w:val="single" w:sz="4" w:space="4" w:color="4F81BD" w:themeColor="accent1"/>
+        <w:top w:val="dotted" w:sz="8" w:space="10" w:color="54A021" w:themeColor="accent2"/>
+        <w:bottom w:val="dotted" w:sz="8" w:space="10" w:color="54A021" w:themeColor="accent2"/>
       </w:pBdr>
-      <w:spacing w:before="200" w:after="280"/>
-      <w:ind w:left="936" w:right="936"/>
-    </w:pPr>
+      <w:spacing w:line="300" w:lineRule="auto"/>
+      <w:ind w:left="2160" w:right="2160"/>
+      <w:jc w:val="center"/>
+    </w:pPr>
+    <w:rPr>
+      <w:rFonts w:asciiTheme="majorHAnsi" w:eastAsiaTheme="majorEastAsia" w:hAnsiTheme="majorHAnsi" w:cstheme="majorBidi"/>
+      <w:b/>
+      <w:bCs/>
+      <w:color w:val="54A021" w:themeColor="accent2"/>
+    </w:rPr>
+  </w:style>
+  <w:style w:type="character" w:customStyle="1" w:styleId="IntenseQuoteChar">
+    <w:name w:val="Intense Quote Char"/>
+    <w:basedOn w:val="DefaultParagraphFont"/>
+    <w:link w:val="IntenseQuote"/>
+    <w:uiPriority w:val="30"/>
+    <w:rsid w:val="00FD5F49"/>
+    <w:rPr>
+      <w:rFonts w:asciiTheme="majorHAnsi" w:eastAsiaTheme="majorEastAsia" w:hAnsiTheme="majorHAnsi" w:cstheme="majorBidi"/>
+      <w:b/>
+      <w:bCs/>
+      <w:i/>
+      <w:iCs/>
+      <w:color w:val="54A021" w:themeColor="accent2"/>
+      <w:sz w:val="20"/>
+      <w:szCs w:val="20"/>
+    </w:rPr>
+  </w:style>
+  <w:style w:type="character" w:styleId="SubtleEmphasis">
+    <w:name w:val="Subtle Emphasis"/>
+    <w:uiPriority w:val="19"/>
+    <w:qFormat/>
+    <w:rsid w:val="00FD5F49"/>
+    <w:rPr>
+      <w:rFonts w:asciiTheme="majorHAnsi" w:eastAsiaTheme="majorEastAsia" w:hAnsiTheme="majorHAnsi" w:cstheme="majorBidi"/>
+      <w:i/>
+      <w:iCs/>
+      <w:color w:val="54A021" w:themeColor="accent2"/>
+    </w:rPr>
+  </w:style>
+  <w:style w:type="character" w:styleId="IntenseEmphasis">
+    <w:name w:val="Intense Emphasis"/>
+    <w:uiPriority w:val="21"/>
+    <w:qFormat/>
+    <w:rsid w:val="00FD5F49"/>
+    <w:rPr>
+      <w:rFonts w:asciiTheme="majorHAnsi" w:eastAsiaTheme="majorEastAsia" w:hAnsiTheme="majorHAnsi" w:cstheme="majorBidi"/>
+      <w:b/>
+      <w:bCs/>
+      <w:i/>
+      <w:iCs/>
+      <w:dstrike w:val="0"/>
+      <w:color w:val="FFFFFF" w:themeColor="background1"/>
+      <w:bdr w:val="single" w:sz="18" w:space="0" w:color="54A021" w:themeColor="accent2"/>
+      <w:shd w:val="clear" w:color="auto" w:fill="54A021" w:themeFill="accent2"/>
+      <w:vertAlign w:val="baseline"/>
+    </w:rPr>
+  </w:style>
+  <w:style w:type="character" w:styleId="SubtleReference">
+    <w:name w:val="Subtle Reference"/>
+    <w:uiPriority w:val="31"/>
+    <w:qFormat/>
+    <w:rsid w:val="00FD5F49"/>
+    <w:rPr>
+      <w:i/>
+      <w:iCs/>
+      <w:smallCaps/>
+      <w:color w:val="54A021" w:themeColor="accent2"/>
+      <w:u w:color="54A021" w:themeColor="accent2"/>
+    </w:rPr>
+  </w:style>
+  <w:style w:type="character" w:styleId="IntenseReference">
+    <w:name w:val="Intense Reference"/>
+    <w:uiPriority w:val="32"/>
+    <w:qFormat/>
+    <w:rsid w:val="00FD5F49"/>
     <w:rPr>
       <w:b/>
       <w:bCs/>
       <w:i/>
       <w:iCs/>
-      <w:color w:val="4F81BD" w:themeColor="accent1"/>
+      <w:smallCaps/>
+      <w:color w:val="54A021" w:themeColor="accent2"/>
+      <w:u w:color="54A021" w:themeColor="accent2"/>
     </w:rPr>
   </w:style>
-  <w:style w:type="character" w:customStyle="1" w:styleId="IntenseQuoteChar">
-    <w:name w:val="Intense Quote Char"/>
-    <w:basedOn w:val="DefaultParagraphFont"/>
-    <w:link w:val="IntenseQuote"/>
-    <w:uiPriority w:val="30"/>
-    <w:rsid w:val="00FC693F"/>
+  <w:style w:type="character" w:styleId="BookTitle">
+    <w:name w:val="Book Title"/>
+    <w:uiPriority w:val="33"/>
+    <w:qFormat/>
+    <w:rsid w:val="00FD5F49"/>
     <w:rPr>
+      <w:rFonts w:asciiTheme="majorHAnsi" w:eastAsiaTheme="majorEastAsia" w:hAnsiTheme="majorHAnsi" w:cstheme="majorBidi"/>
       <w:b/>
       <w:bCs/>
       <w:i/>
       <w:iCs/>
-      <w:color w:val="4F81BD" w:themeColor="accent1"/>
-    </w:rPr>
-  </w:style>
-  <w:style w:type="character" w:styleId="SubtleEmphasis">
-    <w:name w:val="Subtle Emphasis"/>
-    <w:basedOn w:val="DefaultParagraphFont"/>
-    <w:uiPriority w:val="19"/>
-    <w:qFormat/>
-    <w:rsid w:val="00FC693F"/>
-    <w:rPr>
-      <w:i/>
-      <w:iCs/>
-      <w:color w:val="808080" w:themeColor="text1" w:themeTint="7F"/>
-    </w:rPr>
-  </w:style>
-  <w:style w:type="character" w:styleId="IntenseEmphasis">
-    <w:name w:val="Intense Emphasis"/>
-    <w:basedOn w:val="DefaultParagraphFont"/>
-    <w:uiPriority w:val="21"/>
-    <w:qFormat/>
-    <w:rsid w:val="00FC693F"/>
-    <w:rPr>
-      <w:b/>
-      <w:bCs/>
-      <w:i/>
-      <w:iCs/>
-      <w:color w:val="4F81BD" w:themeColor="accent1"/>
-    </w:rPr>
-  </w:style>
-  <w:style w:type="character" w:styleId="SubtleReference">
-    <w:name w:val="Subtle Reference"/>
-    <w:basedOn w:val="DefaultParagraphFont"/>
-    <w:uiPriority w:val="31"/>
-    <w:qFormat/>
-    <w:rsid w:val="00FC693F"/>
-    <w:rPr>
       <w:smallCaps/>
-      <w:color w:val="C0504D" w:themeColor="accent2"/>
+      <w:color w:val="3E7718" w:themeColor="accent2" w:themeShade="BF"/>
       <w:u w:val="single"/>
-    </w:rPr>
-  </w:style>
-  <w:style w:type="character" w:styleId="IntenseReference">
-    <w:name w:val="Intense Reference"/>
-    <w:basedOn w:val="DefaultParagraphFont"/>
-    <w:uiPriority w:val="32"/>
-    <w:qFormat/>
-    <w:rsid w:val="00FC693F"/>
-    <w:rPr>
-      <w:b/>
-      <w:bCs/>
-      <w:smallCaps/>
-      <w:color w:val="C0504D" w:themeColor="accent2"/>
-      <w:spacing w:val="5"/>
-      <w:u w:val="single"/>
-    </w:rPr>
-  </w:style>
-  <w:style w:type="character" w:styleId="BookTitle">
-    <w:name w:val="Book Title"/>
-    <w:basedOn w:val="DefaultParagraphFont"/>
-    <w:uiPriority w:val="33"/>
-    <w:qFormat/>
-    <w:rsid w:val="00FC693F"/>
-    <w:rPr>
-      <w:b/>
-      <w:bCs/>
-      <w:smallCaps/>
-      <w:spacing w:val="5"/>
     </w:rPr>
   </w:style>
   <w:style w:type="paragraph" w:styleId="TOCHeading">
@@ -1575,7 +2086,7 @@
     <w:semiHidden/>
     <w:unhideWhenUsed/>
     <w:qFormat/>
-    <w:rsid w:val="00FC693F"/>
+    <w:rsid w:val="00FD5F49"/>
     <w:pPr>
       <w:outlineLvl w:val="9"/>
     </w:pPr>
@@ -1704,14 +2215,14 @@
       <w:spacing w:after="0" w:line="240" w:lineRule="auto"/>
     </w:pPr>
     <w:rPr>
-      <w:color w:val="365F91" w:themeColor="accent1" w:themeShade="BF"/>
+      <w:color w:val="6B911C" w:themeColor="accent1" w:themeShade="BF"/>
     </w:rPr>
     <w:tblPr>
       <w:tblStyleRowBandSize w:val="1"/>
       <w:tblStyleColBandSize w:val="1"/>
       <w:tblBorders>
-        <w:top w:val="single" w:sz="8" w:space="0" w:color="4F81BD" w:themeColor="accent1"/>
-        <w:bottom w:val="single" w:sz="8" w:space="0" w:color="4F81BD" w:themeColor="accent1"/>
+        <w:top w:val="single" w:sz="8" w:space="0" w:color="90C226" w:themeColor="accent1"/>
+        <w:bottom w:val="single" w:sz="8" w:space="0" w:color="90C226" w:themeColor="accent1"/>
       </w:tblBorders>
     </w:tblPr>
     <w:tblStylePr w:type="firstRow">
@@ -1725,9 +2236,9 @@
       <w:tblPr/>
       <w:tcPr>
         <w:tcBorders>
-          <w:top w:val="single" w:sz="8" w:space="0" w:color="4F81BD" w:themeColor="accent1"/>
-          <w:left w:val="nil"/>
-          <w:bottom w:val="single" w:sz="8" w:space="0" w:color="4F81BD" w:themeColor="accent1"/>
+          <w:top w:val="single" w:sz="8" w:space="0" w:color="90C226" w:themeColor="accent1"/>
+          <w:left w:val="nil"/>
+          <w:bottom w:val="single" w:sz="8" w:space="0" w:color="90C226" w:themeColor="accent1"/>
           <w:right w:val="nil"/>
           <w:insideH w:val="nil"/>
           <w:insideV w:val="nil"/>
@@ -1745,9 +2256,9 @@
       <w:tblPr/>
       <w:tcPr>
         <w:tcBorders>
-          <w:top w:val="single" w:sz="8" w:space="0" w:color="4F81BD" w:themeColor="accent1"/>
-          <w:left w:val="nil"/>
-          <w:bottom w:val="single" w:sz="8" w:space="0" w:color="4F81BD" w:themeColor="accent1"/>
+          <w:top w:val="single" w:sz="8" w:space="0" w:color="90C226" w:themeColor="accent1"/>
+          <w:left w:val="nil"/>
+          <w:bottom w:val="single" w:sz="8" w:space="0" w:color="90C226" w:themeColor="accent1"/>
           <w:right w:val="nil"/>
           <w:insideH w:val="nil"/>
           <w:insideV w:val="nil"/>
@@ -1775,7 +2286,7 @@
           <w:insideH w:val="nil"/>
           <w:insideV w:val="nil"/>
         </w:tcBorders>
-        <w:shd w:val="clear" w:color="auto" w:fill="D3DFEE" w:themeFill="accent1" w:themeFillTint="3F"/>
+        <w:shd w:val="clear" w:color="auto" w:fill="E4F3C5" w:themeFill="accent1" w:themeFillTint="3F"/>
       </w:tcPr>
     </w:tblStylePr>
     <w:tblStylePr w:type="band1Horz">
@@ -1787,7 +2298,7 @@
           <w:insideH w:val="nil"/>
           <w:insideV w:val="nil"/>
         </w:tcBorders>
-        <w:shd w:val="clear" w:color="auto" w:fill="D3DFEE" w:themeFill="accent1" w:themeFillTint="3F"/>
+        <w:shd w:val="clear" w:color="auto" w:fill="E4F3C5" w:themeFill="accent1" w:themeFillTint="3F"/>
       </w:tcPr>
     </w:tblStylePr>
   </w:style>
@@ -1800,14 +2311,14 @@
       <w:spacing w:after="0" w:line="240" w:lineRule="auto"/>
     </w:pPr>
     <w:rPr>
-      <w:color w:val="943634" w:themeColor="accent2" w:themeShade="BF"/>
+      <w:color w:val="3E7718" w:themeColor="accent2" w:themeShade="BF"/>
     </w:rPr>
     <w:tblPr>
       <w:tblStyleRowBandSize w:val="1"/>
       <w:tblStyleColBandSize w:val="1"/>
       <w:tblBorders>
-        <w:top w:val="single" w:sz="8" w:space="0" w:color="C0504D" w:themeColor="accent2"/>
-        <w:bottom w:val="single" w:sz="8" w:space="0" w:color="C0504D" w:themeColor="accent2"/>
+        <w:top w:val="single" w:sz="8" w:space="0" w:color="54A021" w:themeColor="accent2"/>
+        <w:bottom w:val="single" w:sz="8" w:space="0" w:color="54A021" w:themeColor="accent2"/>
       </w:tblBorders>
     </w:tblPr>
     <w:tblStylePr w:type="firstRow">
@@ -1821,9 +2332,9 @@
       <w:tblPr/>
       <w:tcPr>
         <w:tcBorders>
-          <w:top w:val="single" w:sz="8" w:space="0" w:color="C0504D" w:themeColor="accent2"/>
-          <w:left w:val="nil"/>
-          <w:bottom w:val="single" w:sz="8" w:space="0" w:color="C0504D" w:themeColor="accent2"/>
+          <w:top w:val="single" w:sz="8" w:space="0" w:color="54A021" w:themeColor="accent2"/>
+          <w:left w:val="nil"/>
+          <w:bottom w:val="single" w:sz="8" w:space="0" w:color="54A021" w:themeColor="accent2"/>
           <w:right w:val="nil"/>
           <w:insideH w:val="nil"/>
           <w:insideV w:val="nil"/>
@@ -1841,9 +2352,9 @@
       <w:tblPr/>
       <w:tcPr>
         <w:tcBorders>
-          <w:top w:val="single" w:sz="8" w:space="0" w:color="C0504D" w:themeColor="accent2"/>
-          <w:left w:val="nil"/>
-          <w:bottom w:val="single" w:sz="8" w:space="0" w:color="C0504D" w:themeColor="accent2"/>
+          <w:top w:val="single" w:sz="8" w:space="0" w:color="54A021" w:themeColor="accent2"/>
+          <w:left w:val="nil"/>
+          <w:bottom w:val="single" w:sz="8" w:space="0" w:color="54A021" w:themeColor="accent2"/>
           <w:right w:val="nil"/>
           <w:insideH w:val="nil"/>
           <w:insideV w:val="nil"/>
@@ -1871,7 +2382,7 @@
           <w:insideH w:val="nil"/>
           <w:insideV w:val="nil"/>
         </w:tcBorders>
-        <w:shd w:val="clear" w:color="auto" w:fill="EFD3D2" w:themeFill="accent2" w:themeFillTint="3F"/>
+        <w:shd w:val="clear" w:color="auto" w:fill="D2F1BE" w:themeFill="accent2" w:themeFillTint="3F"/>
       </w:tcPr>
     </w:tblStylePr>
     <w:tblStylePr w:type="band1Horz">
@@ -1883,7 +2394,7 @@
           <w:insideH w:val="nil"/>
           <w:insideV w:val="nil"/>
         </w:tcBorders>
-        <w:shd w:val="clear" w:color="auto" w:fill="EFD3D2" w:themeFill="accent2" w:themeFillTint="3F"/>
+        <w:shd w:val="clear" w:color="auto" w:fill="D2F1BE" w:themeFill="accent2" w:themeFillTint="3F"/>
       </w:tcPr>
     </w:tblStylePr>
   </w:style>
@@ -1896,14 +2407,14 @@
       <w:spacing w:after="0" w:line="240" w:lineRule="auto"/>
     </w:pPr>
     <w:rPr>
-      <w:color w:val="76923C" w:themeColor="accent3" w:themeShade="BF"/>
+      <w:color w:val="AF8B13" w:themeColor="accent3" w:themeShade="BF"/>
     </w:rPr>
     <w:tblPr>
       <w:tblStyleRowBandSize w:val="1"/>
       <w:tblStyleColBandSize w:val="1"/>
       <w:tblBorders>
-        <w:top w:val="single" w:sz="8" w:space="0" w:color="9BBB59" w:themeColor="accent3"/>
-        <w:bottom w:val="single" w:sz="8" w:space="0" w:color="9BBB59" w:themeColor="accent3"/>
+        <w:top w:val="single" w:sz="8" w:space="0" w:color="E6B91E" w:themeColor="accent3"/>
+        <w:bottom w:val="single" w:sz="8" w:space="0" w:color="E6B91E" w:themeColor="accent3"/>
       </w:tblBorders>
     </w:tblPr>
     <w:tblStylePr w:type="firstRow">
@@ -1917,9 +2428,9 @@
       <w:tblPr/>
       <w:tcPr>
         <w:tcBorders>
-          <w:top w:val="single" w:sz="8" w:space="0" w:color="9BBB59" w:themeColor="accent3"/>
-          <w:left w:val="nil"/>
-          <w:bottom w:val="single" w:sz="8" w:space="0" w:color="9BBB59" w:themeColor="accent3"/>
+          <w:top w:val="single" w:sz="8" w:space="0" w:color="E6B91E" w:themeColor="accent3"/>
+          <w:left w:val="nil"/>
+          <w:bottom w:val="single" w:sz="8" w:space="0" w:color="E6B91E" w:themeColor="accent3"/>
           <w:right w:val="nil"/>
           <w:insideH w:val="nil"/>
           <w:insideV w:val="nil"/>
@@ -1937,9 +2448,9 @@
       <w:tblPr/>
       <w:tcPr>
         <w:tcBorders>
-          <w:top w:val="single" w:sz="8" w:space="0" w:color="9BBB59" w:themeColor="accent3"/>
-          <w:left w:val="nil"/>
-          <w:bottom w:val="single" w:sz="8" w:space="0" w:color="9BBB59" w:themeColor="accent3"/>
+          <w:top w:val="single" w:sz="8" w:space="0" w:color="E6B91E" w:themeColor="accent3"/>
+          <w:left w:val="nil"/>
+          <w:bottom w:val="single" w:sz="8" w:space="0" w:color="E6B91E" w:themeColor="accent3"/>
           <w:right w:val="nil"/>
           <w:insideH w:val="nil"/>
           <w:insideV w:val="nil"/>
@@ -1967,7 +2478,7 @@
           <w:insideH w:val="nil"/>
           <w:insideV w:val="nil"/>
         </w:tcBorders>
-        <w:shd w:val="clear" w:color="auto" w:fill="E6EED5" w:themeFill="accent3" w:themeFillTint="3F"/>
+        <w:shd w:val="clear" w:color="auto" w:fill="F8EDC7" w:themeFill="accent3" w:themeFillTint="3F"/>
       </w:tcPr>
     </w:tblStylePr>
     <w:tblStylePr w:type="band1Horz">
@@ -1979,7 +2490,7 @@
           <w:insideH w:val="nil"/>
           <w:insideV w:val="nil"/>
         </w:tcBorders>
-        <w:shd w:val="clear" w:color="auto" w:fill="E6EED5" w:themeFill="accent3" w:themeFillTint="3F"/>
+        <w:shd w:val="clear" w:color="auto" w:fill="F8EDC7" w:themeFill="accent3" w:themeFillTint="3F"/>
       </w:tcPr>
     </w:tblStylePr>
   </w:style>
@@ -1992,14 +2503,14 @@
       <w:spacing w:after="0" w:line="240" w:lineRule="auto"/>
     </w:pPr>
     <w:rPr>
-      <w:color w:val="5F497A" w:themeColor="accent4" w:themeShade="BF"/>
+      <w:color w:val="AD4C12" w:themeColor="accent4" w:themeShade="BF"/>
     </w:rPr>
     <w:tblPr>
       <w:tblStyleRowBandSize w:val="1"/>
       <w:tblStyleColBandSize w:val="1"/>
       <w:tblBorders>
-        <w:top w:val="single" w:sz="8" w:space="0" w:color="8064A2" w:themeColor="accent4"/>
-        <w:bottom w:val="single" w:sz="8" w:space="0" w:color="8064A2" w:themeColor="accent4"/>
+        <w:top w:val="single" w:sz="8" w:space="0" w:color="E76618" w:themeColor="accent4"/>
+        <w:bottom w:val="single" w:sz="8" w:space="0" w:color="E76618" w:themeColor="accent4"/>
       </w:tblBorders>
     </w:tblPr>
     <w:tblStylePr w:type="firstRow">
@@ -2013,9 +2524,9 @@
       <w:tblPr/>
       <w:tcPr>
         <w:tcBorders>
-          <w:top w:val="single" w:sz="8" w:space="0" w:color="8064A2" w:themeColor="accent4"/>
-          <w:left w:val="nil"/>
-          <w:bottom w:val="single" w:sz="8" w:space="0" w:color="8064A2" w:themeColor="accent4"/>
+          <w:top w:val="single" w:sz="8" w:space="0" w:color="E76618" w:themeColor="accent4"/>
+          <w:left w:val="nil"/>
+          <w:bottom w:val="single" w:sz="8" w:space="0" w:color="E76618" w:themeColor="accent4"/>
           <w:right w:val="nil"/>
           <w:insideH w:val="nil"/>
           <w:insideV w:val="nil"/>
@@ -2033,9 +2544,9 @@
       <w:tblPr/>
       <w:tcPr>
         <w:tcBorders>
-          <w:top w:val="single" w:sz="8" w:space="0" w:color="8064A2" w:themeColor="accent4"/>
-          <w:left w:val="nil"/>
-          <w:bottom w:val="single" w:sz="8" w:space="0" w:color="8064A2" w:themeColor="accent4"/>
+          <w:top w:val="single" w:sz="8" w:space="0" w:color="E76618" w:themeColor="accent4"/>
+          <w:left w:val="nil"/>
+          <w:bottom w:val="single" w:sz="8" w:space="0" w:color="E76618" w:themeColor="accent4"/>
           <w:right w:val="nil"/>
           <w:insideH w:val="nil"/>
           <w:insideV w:val="nil"/>
@@ -2063,7 +2574,7 @@
           <w:insideH w:val="nil"/>
           <w:insideV w:val="nil"/>
         </w:tcBorders>
-        <w:shd w:val="clear" w:color="auto" w:fill="DFD8E8" w:themeFill="accent4" w:themeFillTint="3F"/>
+        <w:shd w:val="clear" w:color="auto" w:fill="F9D9C5" w:themeFill="accent4" w:themeFillTint="3F"/>
       </w:tcPr>
     </w:tblStylePr>
     <w:tblStylePr w:type="band1Horz">
@@ -2075,7 +2586,7 @@
           <w:insideH w:val="nil"/>
           <w:insideV w:val="nil"/>
         </w:tcBorders>
-        <w:shd w:val="clear" w:color="auto" w:fill="DFD8E8" w:themeFill="accent4" w:themeFillTint="3F"/>
+        <w:shd w:val="clear" w:color="auto" w:fill="F9D9C5" w:themeFill="accent4" w:themeFillTint="3F"/>
       </w:tcPr>
     </w:tblStylePr>
   </w:style>
@@ -2088,14 +2599,14 @@
       <w:spacing w:after="0" w:line="240" w:lineRule="auto"/>
     </w:pPr>
     <w:rPr>
-      <w:color w:val="31849B" w:themeColor="accent5" w:themeShade="BF"/>
+      <w:color w:val="922213" w:themeColor="accent5" w:themeShade="BF"/>
     </w:rPr>
     <w:tblPr>
       <w:tblStyleRowBandSize w:val="1"/>
       <w:tblStyleColBandSize w:val="1"/>
       <w:tblBorders>
-        <w:top w:val="single" w:sz="8" w:space="0" w:color="4BACC6" w:themeColor="accent5"/>
-        <w:bottom w:val="single" w:sz="8" w:space="0" w:color="4BACC6" w:themeColor="accent5"/>
+        <w:top w:val="single" w:sz="8" w:space="0" w:color="C42F1A" w:themeColor="accent5"/>
+        <w:bottom w:val="single" w:sz="8" w:space="0" w:color="C42F1A" w:themeColor="accent5"/>
       </w:tblBorders>
     </w:tblPr>
     <w:tblStylePr w:type="firstRow">
@@ -2109,9 +2620,9 @@
       <w:tblPr/>
       <w:tcPr>
         <w:tcBorders>
-          <w:top w:val="single" w:sz="8" w:space="0" w:color="4BACC6" w:themeColor="accent5"/>
-          <w:left w:val="nil"/>
-          <w:bottom w:val="single" w:sz="8" w:space="0" w:color="4BACC6" w:themeColor="accent5"/>
+          <w:top w:val="single" w:sz="8" w:space="0" w:color="C42F1A" w:themeColor="accent5"/>
+          <w:left w:val="nil"/>
+          <w:bottom w:val="single" w:sz="8" w:space="0" w:color="C42F1A" w:themeColor="accent5"/>
           <w:right w:val="nil"/>
           <w:insideH w:val="nil"/>
           <w:insideV w:val="nil"/>
@@ -2129,9 +2640,9 @@
       <w:tblPr/>
       <w:tcPr>
         <w:tcBorders>
-          <w:top w:val="single" w:sz="8" w:space="0" w:color="4BACC6" w:themeColor="accent5"/>
-          <w:left w:val="nil"/>
-          <w:bottom w:val="single" w:sz="8" w:space="0" w:color="4BACC6" w:themeColor="accent5"/>
+          <w:top w:val="single" w:sz="8" w:space="0" w:color="C42F1A" w:themeColor="accent5"/>
+          <w:left w:val="nil"/>
+          <w:bottom w:val="single" w:sz="8" w:space="0" w:color="C42F1A" w:themeColor="accent5"/>
           <w:right w:val="nil"/>
           <w:insideH w:val="nil"/>
           <w:insideV w:val="nil"/>
@@ -2159,7 +2670,7 @@
           <w:insideH w:val="nil"/>
           <w:insideV w:val="nil"/>
         </w:tcBorders>
-        <w:shd w:val="clear" w:color="auto" w:fill="D2EAF1" w:themeFill="accent5" w:themeFillTint="3F"/>
+        <w:shd w:val="clear" w:color="auto" w:fill="F6C6C0" w:themeFill="accent5" w:themeFillTint="3F"/>
       </w:tcPr>
     </w:tblStylePr>
     <w:tblStylePr w:type="band1Horz">
@@ -2171,7 +2682,7 @@
           <w:insideH w:val="nil"/>
           <w:insideV w:val="nil"/>
         </w:tcBorders>
-        <w:shd w:val="clear" w:color="auto" w:fill="D2EAF1" w:themeFill="accent5" w:themeFillTint="3F"/>
+        <w:shd w:val="clear" w:color="auto" w:fill="F6C6C0" w:themeFill="accent5" w:themeFillTint="3F"/>
       </w:tcPr>
     </w:tblStylePr>
   </w:style>
@@ -2184,14 +2695,14 @@
       <w:spacing w:after="0" w:line="240" w:lineRule="auto"/>
     </w:pPr>
     <w:rPr>
-      <w:color w:val="E36C0A" w:themeColor="accent6" w:themeShade="BF"/>
+      <w:color w:val="6C643F" w:themeColor="accent6" w:themeShade="BF"/>
     </w:rPr>
     <w:tblPr>
       <w:tblStyleRowBandSize w:val="1"/>
       <w:tblStyleColBandSize w:val="1"/>
       <w:tblBorders>
-        <w:top w:val="single" w:sz="8" w:space="0" w:color="F79646" w:themeColor="accent6"/>
-        <w:bottom w:val="single" w:sz="8" w:space="0" w:color="F79646" w:themeColor="accent6"/>
+        <w:top w:val="single" w:sz="8" w:space="0" w:color="918655" w:themeColor="accent6"/>
+        <w:bottom w:val="single" w:sz="8" w:space="0" w:color="918655" w:themeColor="accent6"/>
       </w:tblBorders>
     </w:tblPr>
     <w:tblStylePr w:type="firstRow">
@@ -2205,9 +2716,9 @@
       <w:tblPr/>
       <w:tcPr>
         <w:tcBorders>
-          <w:top w:val="single" w:sz="8" w:space="0" w:color="F79646" w:themeColor="accent6"/>
-          <w:left w:val="nil"/>
-          <w:bottom w:val="single" w:sz="8" w:space="0" w:color="F79646" w:themeColor="accent6"/>
+          <w:top w:val="single" w:sz="8" w:space="0" w:color="918655" w:themeColor="accent6"/>
+          <w:left w:val="nil"/>
+          <w:bottom w:val="single" w:sz="8" w:space="0" w:color="918655" w:themeColor="accent6"/>
           <w:right w:val="nil"/>
           <w:insideH w:val="nil"/>
           <w:insideV w:val="nil"/>
@@ -2225,9 +2736,9 @@
       <w:tblPr/>
       <w:tcPr>
         <w:tcBorders>
-          <w:top w:val="single" w:sz="8" w:space="0" w:color="F79646" w:themeColor="accent6"/>
-          <w:left w:val="nil"/>
-          <w:bottom w:val="single" w:sz="8" w:space="0" w:color="F79646" w:themeColor="accent6"/>
+          <w:top w:val="single" w:sz="8" w:space="0" w:color="918655" w:themeColor="accent6"/>
+          <w:left w:val="nil"/>
+          <w:bottom w:val="single" w:sz="8" w:space="0" w:color="918655" w:themeColor="accent6"/>
           <w:right w:val="nil"/>
           <w:insideH w:val="nil"/>
           <w:insideV w:val="nil"/>
@@ -2255,7 +2766,7 @@
           <w:insideH w:val="nil"/>
           <w:insideV w:val="nil"/>
         </w:tcBorders>
-        <w:shd w:val="clear" w:color="auto" w:fill="FDE4D0" w:themeFill="accent6" w:themeFillTint="3F"/>
+        <w:shd w:val="clear" w:color="auto" w:fill="E5E2D3" w:themeFill="accent6" w:themeFillTint="3F"/>
       </w:tcPr>
     </w:tblStylePr>
     <w:tblStylePr w:type="band1Horz">
@@ -2267,7 +2778,7 @@
           <w:insideH w:val="nil"/>
           <w:insideV w:val="nil"/>
         </w:tcBorders>
-        <w:shd w:val="clear" w:color="auto" w:fill="FDE4D0" w:themeFill="accent6" w:themeFillTint="3F"/>
+        <w:shd w:val="clear" w:color="auto" w:fill="E5E2D3" w:themeFill="accent6" w:themeFillTint="3F"/>
       </w:tcPr>
     </w:tblStylePr>
   </w:style>
@@ -2368,10 +2879,10 @@
       <w:tblStyleRowBandSize w:val="1"/>
       <w:tblStyleColBandSize w:val="1"/>
       <w:tblBorders>
-        <w:top w:val="single" w:sz="8" w:space="0" w:color="4F81BD" w:themeColor="accent1"/>
-        <w:left w:val="single" w:sz="8" w:space="0" w:color="4F81BD" w:themeColor="accent1"/>
-        <w:bottom w:val="single" w:sz="8" w:space="0" w:color="4F81BD" w:themeColor="accent1"/>
-        <w:right w:val="single" w:sz="8" w:space="0" w:color="4F81BD" w:themeColor="accent1"/>
+        <w:top w:val="single" w:sz="8" w:space="0" w:color="90C226" w:themeColor="accent1"/>
+        <w:left w:val="single" w:sz="8" w:space="0" w:color="90C226" w:themeColor="accent1"/>
+        <w:bottom w:val="single" w:sz="8" w:space="0" w:color="90C226" w:themeColor="accent1"/>
+        <w:right w:val="single" w:sz="8" w:space="0" w:color="90C226" w:themeColor="accent1"/>
       </w:tblBorders>
     </w:tblPr>
     <w:tblStylePr w:type="firstRow">
@@ -2385,7 +2896,7 @@
       </w:rPr>
       <w:tblPr/>
       <w:tcPr>
-        <w:shd w:val="clear" w:color="auto" w:fill="4F81BD" w:themeFill="accent1"/>
+        <w:shd w:val="clear" w:color="auto" w:fill="90C226" w:themeFill="accent1"/>
       </w:tcPr>
     </w:tblStylePr>
     <w:tblStylePr w:type="lastRow">
@@ -2399,10 +2910,10 @@
       <w:tblPr/>
       <w:tcPr>
         <w:tcBorders>
-          <w:top w:val="double" w:sz="6" w:space="0" w:color="4F81BD" w:themeColor="accent1"/>
-          <w:left w:val="single" w:sz="8" w:space="0" w:color="4F81BD" w:themeColor="accent1"/>
-          <w:bottom w:val="single" w:sz="8" w:space="0" w:color="4F81BD" w:themeColor="accent1"/>
-          <w:right w:val="single" w:sz="8" w:space="0" w:color="4F81BD" w:themeColor="accent1"/>
+          <w:top w:val="double" w:sz="6" w:space="0" w:color="90C226" w:themeColor="accent1"/>
+          <w:left w:val="single" w:sz="8" w:space="0" w:color="90C226" w:themeColor="accent1"/>
+          <w:bottom w:val="single" w:sz="8" w:space="0" w:color="90C226" w:themeColor="accent1"/>
+          <w:right w:val="single" w:sz="8" w:space="0" w:color="90C226" w:themeColor="accent1"/>
         </w:tcBorders>
       </w:tcPr>
     </w:tblStylePr>
@@ -2422,10 +2933,10 @@
       <w:tblPr/>
       <w:tcPr>
         <w:tcBorders>
-          <w:top w:val="single" w:sz="8" w:space="0" w:color="4F81BD" w:themeColor="accent1"/>
-          <w:left w:val="single" w:sz="8" w:space="0" w:color="4F81BD" w:themeColor="accent1"/>
-          <w:bottom w:val="single" w:sz="8" w:space="0" w:color="4F81BD" w:themeColor="accent1"/>
-          <w:right w:val="single" w:sz="8" w:space="0" w:color="4F81BD" w:themeColor="accent1"/>
+          <w:top w:val="single" w:sz="8" w:space="0" w:color="90C226" w:themeColor="accent1"/>
+          <w:left w:val="single" w:sz="8" w:space="0" w:color="90C226" w:themeColor="accent1"/>
+          <w:bottom w:val="single" w:sz="8" w:space="0" w:color="90C226" w:themeColor="accent1"/>
+          <w:right w:val="single" w:sz="8" w:space="0" w:color="90C226" w:themeColor="accent1"/>
         </w:tcBorders>
       </w:tcPr>
     </w:tblStylePr>
@@ -2433,10 +2944,10 @@
       <w:tblPr/>
       <w:tcPr>
         <w:tcBorders>
-          <w:top w:val="single" w:sz="8" w:space="0" w:color="4F81BD" w:themeColor="accent1"/>
-          <w:left w:val="single" w:sz="8" w:space="0" w:color="4F81BD" w:themeColor="accent1"/>
-          <w:bottom w:val="single" w:sz="8" w:space="0" w:color="4F81BD" w:themeColor="accent1"/>
-          <w:right w:val="single" w:sz="8" w:space="0" w:color="4F81BD" w:themeColor="accent1"/>
+          <w:top w:val="single" w:sz="8" w:space="0" w:color="90C226" w:themeColor="accent1"/>
+          <w:left w:val="single" w:sz="8" w:space="0" w:color="90C226" w:themeColor="accent1"/>
+          <w:bottom w:val="single" w:sz="8" w:space="0" w:color="90C226" w:themeColor="accent1"/>
+          <w:right w:val="single" w:sz="8" w:space="0" w:color="90C226" w:themeColor="accent1"/>
         </w:tcBorders>
       </w:tcPr>
     </w:tblStylePr>
@@ -2453,10 +2964,10 @@
       <w:tblStyleRowBandSize w:val="1"/>
       <w:tblStyleColBandSize w:val="1"/>
       <w:tblBorders>
-        <w:top w:val="single" w:sz="8" w:space="0" w:color="C0504D" w:themeColor="accent2"/>
-        <w:left w:val="single" w:sz="8" w:space="0" w:color="C0504D" w:themeColor="accent2"/>
-        <w:bottom w:val="single" w:sz="8" w:space="0" w:color="C0504D" w:themeColor="accent2"/>
-        <w:right w:val="single" w:sz="8" w:space="0" w:color="C0504D" w:themeColor="accent2"/>
+        <w:top w:val="single" w:sz="8" w:space="0" w:color="54A021" w:themeColor="accent2"/>
+        <w:left w:val="single" w:sz="8" w:space="0" w:color="54A021" w:themeColor="accent2"/>
+        <w:bottom w:val="single" w:sz="8" w:space="0" w:color="54A021" w:themeColor="accent2"/>
+        <w:right w:val="single" w:sz="8" w:space="0" w:color="54A021" w:themeColor="accent2"/>
       </w:tblBorders>
     </w:tblPr>
     <w:tblStylePr w:type="firstRow">
@@ -2470,7 +2981,7 @@
       </w:rPr>
       <w:tblPr/>
       <w:tcPr>
-        <w:shd w:val="clear" w:color="auto" w:fill="C0504D" w:themeFill="accent2"/>
+        <w:shd w:val="clear" w:color="auto" w:fill="54A021" w:themeFill="accent2"/>
       </w:tcPr>
     </w:tblStylePr>
     <w:tblStylePr w:type="lastRow">
@@ -2484,10 +2995,10 @@
       <w:tblPr/>
       <w:tcPr>
         <w:tcBorders>
-          <w:top w:val="double" w:sz="6" w:space="0" w:color="C0504D" w:themeColor="accent2"/>
-          <w:left w:val="single" w:sz="8" w:space="0" w:color="C0504D" w:themeColor="accent2"/>
-          <w:bottom w:val="single" w:sz="8" w:space="0" w:color="C0504D" w:themeColor="accent2"/>
-          <w:right w:val="single" w:sz="8" w:space="0" w:color="C0504D" w:themeColor="accent2"/>
+          <w:top w:val="double" w:sz="6" w:space="0" w:color="54A021" w:themeColor="accent2"/>
+          <w:left w:val="single" w:sz="8" w:space="0" w:color="54A021" w:themeColor="accent2"/>
+          <w:bottom w:val="single" w:sz="8" w:space="0" w:color="54A021" w:themeColor="accent2"/>
+          <w:right w:val="single" w:sz="8" w:space="0" w:color="54A021" w:themeColor="accent2"/>
         </w:tcBorders>
       </w:tcPr>
     </w:tblStylePr>
@@ -2507,10 +3018,10 @@
       <w:tblPr/>
       <w:tcPr>
         <w:tcBorders>
-          <w:top w:val="single" w:sz="8" w:space="0" w:color="C0504D" w:themeColor="accent2"/>
-          <w:left w:val="single" w:sz="8" w:space="0" w:color="C0504D" w:themeColor="accent2"/>
-          <w:bottom w:val="single" w:sz="8" w:space="0" w:color="C0504D" w:themeColor="accent2"/>
-          <w:right w:val="single" w:sz="8" w:space="0" w:color="C0504D" w:themeColor="accent2"/>
+          <w:top w:val="single" w:sz="8" w:space="0" w:color="54A021" w:themeColor="accent2"/>
+          <w:left w:val="single" w:sz="8" w:space="0" w:color="54A021" w:themeColor="accent2"/>
+          <w:bottom w:val="single" w:sz="8" w:space="0" w:color="54A021" w:themeColor="accent2"/>
+          <w:right w:val="single" w:sz="8" w:space="0" w:color="54A021" w:themeColor="accent2"/>
         </w:tcBorders>
       </w:tcPr>
     </w:tblStylePr>
@@ -2518,10 +3029,10 @@
       <w:tblPr/>
       <w:tcPr>
         <w:tcBorders>
-          <w:top w:val="single" w:sz="8" w:space="0" w:color="C0504D" w:themeColor="accent2"/>
-          <w:left w:val="single" w:sz="8" w:space="0" w:color="C0504D" w:themeColor="accent2"/>
-          <w:bottom w:val="single" w:sz="8" w:space="0" w:color="C0504D" w:themeColor="accent2"/>
-          <w:right w:val="single" w:sz="8" w:space="0" w:color="C0504D" w:themeColor="accent2"/>
+          <w:top w:val="single" w:sz="8" w:space="0" w:color="54A021" w:themeColor="accent2"/>
+          <w:left w:val="single" w:sz="8" w:space="0" w:color="54A021" w:themeColor="accent2"/>
+          <w:bottom w:val="single" w:sz="8" w:space="0" w:color="54A021" w:themeColor="accent2"/>
+          <w:right w:val="single" w:sz="8" w:space="0" w:color="54A021" w:themeColor="accent2"/>
         </w:tcBorders>
       </w:tcPr>
     </w:tblStylePr>
@@ -2538,10 +3049,10 @@
       <w:tblStyleRowBandSize w:val="1"/>
       <w:tblStyleColBandSize w:val="1"/>
       <w:tblBorders>
-        <w:top w:val="single" w:sz="8" w:space="0" w:color="9BBB59" w:themeColor="accent3"/>
-        <w:left w:val="single" w:sz="8" w:space="0" w:color="9BBB59" w:themeColor="accent3"/>
-        <w:bottom w:val="single" w:sz="8" w:space="0" w:color="9BBB59" w:themeColor="accent3"/>
-        <w:right w:val="single" w:sz="8" w:space="0" w:color="9BBB59" w:themeColor="accent3"/>
+        <w:top w:val="single" w:sz="8" w:space="0" w:color="E6B91E" w:themeColor="accent3"/>
+        <w:left w:val="single" w:sz="8" w:space="0" w:color="E6B91E" w:themeColor="accent3"/>
+        <w:bottom w:val="single" w:sz="8" w:space="0" w:color="E6B91E" w:themeColor="accent3"/>
+        <w:right w:val="single" w:sz="8" w:space="0" w:color="E6B91E" w:themeColor="accent3"/>
       </w:tblBorders>
     </w:tblPr>
     <w:tblStylePr w:type="firstRow">
@@ -2555,7 +3066,7 @@
       </w:rPr>
       <w:tblPr/>
       <w:tcPr>
-        <w:shd w:val="clear" w:color="auto" w:fill="9BBB59" w:themeFill="accent3"/>
+        <w:shd w:val="clear" w:color="auto" w:fill="E6B91E" w:themeFill="accent3"/>
       </w:tcPr>
     </w:tblStylePr>
     <w:tblStylePr w:type="lastRow">
@@ -2569,10 +3080,10 @@
       <w:tblPr/>
       <w:tcPr>
         <w:tcBorders>
-          <w:top w:val="double" w:sz="6" w:space="0" w:color="9BBB59" w:themeColor="accent3"/>
-          <w:left w:val="single" w:sz="8" w:space="0" w:color="9BBB59" w:themeColor="accent3"/>
-          <w:bottom w:val="single" w:sz="8" w:space="0" w:color="9BBB59" w:themeColor="accent3"/>
-          <w:right w:val="single" w:sz="8" w:space="0" w:color="9BBB59" w:themeColor="accent3"/>
+          <w:top w:val="double" w:sz="6" w:space="0" w:color="E6B91E" w:themeColor="accent3"/>
+          <w:left w:val="single" w:sz="8" w:space="0" w:color="E6B91E" w:themeColor="accent3"/>
+          <w:bottom w:val="single" w:sz="8" w:space="0" w:color="E6B91E" w:themeColor="accent3"/>
+          <w:right w:val="single" w:sz="8" w:space="0" w:color="E6B91E" w:themeColor="accent3"/>
         </w:tcBorders>
       </w:tcPr>
     </w:tblStylePr>
@@ -2592,10 +3103,10 @@
       <w:tblPr/>
       <w:tcPr>
         <w:tcBorders>
-          <w:top w:val="single" w:sz="8" w:space="0" w:color="9BBB59" w:themeColor="accent3"/>
-          <w:left w:val="single" w:sz="8" w:space="0" w:color="9BBB59" w:themeColor="accent3"/>
-          <w:bottom w:val="single" w:sz="8" w:space="0" w:color="9BBB59" w:themeColor="accent3"/>
-          <w:right w:val="single" w:sz="8" w:space="0" w:color="9BBB59" w:themeColor="accent3"/>
+          <w:top w:val="single" w:sz="8" w:space="0" w:color="E6B91E" w:themeColor="accent3"/>
+          <w:left w:val="single" w:sz="8" w:space="0" w:color="E6B91E" w:themeColor="accent3"/>
+          <w:bottom w:val="single" w:sz="8" w:space="0" w:color="E6B91E" w:themeColor="accent3"/>
+          <w:right w:val="single" w:sz="8" w:space="0" w:color="E6B91E" w:themeColor="accent3"/>
         </w:tcBorders>
       </w:tcPr>
     </w:tblStylePr>
@@ -2603,10 +3114,10 @@
       <w:tblPr/>
       <w:tcPr>
         <w:tcBorders>
-          <w:top w:val="single" w:sz="8" w:space="0" w:color="9BBB59" w:themeColor="accent3"/>
-          <w:left w:val="single" w:sz="8" w:space="0" w:color="9BBB59" w:themeColor="accent3"/>
-          <w:bottom w:val="single" w:sz="8" w:space="0" w:color="9BBB59" w:themeColor="accent3"/>
-          <w:right w:val="single" w:sz="8" w:space="0" w:color="9BBB59" w:themeColor="accent3"/>
+          <w:top w:val="single" w:sz="8" w:space="0" w:color="E6B91E" w:themeColor="accent3"/>
+          <w:left w:val="single" w:sz="8" w:space="0" w:color="E6B91E" w:themeColor="accent3"/>
+          <w:bottom w:val="single" w:sz="8" w:space="0" w:color="E6B91E" w:themeColor="accent3"/>
+          <w:right w:val="single" w:sz="8" w:space="0" w:color="E6B91E" w:themeColor="accent3"/>
         </w:tcBorders>
       </w:tcPr>
     </w:tblStylePr>
@@ -2623,10 +3134,10 @@
       <w:tblStyleRowBandSize w:val="1"/>
       <w:tblStyleColBandSize w:val="1"/>
       <w:tblBorders>
-        <w:top w:val="single" w:sz="8" w:space="0" w:color="8064A2" w:themeColor="accent4"/>
-        <w:left w:val="single" w:sz="8" w:space="0" w:color="8064A2" w:themeColor="accent4"/>
-        <w:bottom w:val="single" w:sz="8" w:space="0" w:color="8064A2" w:themeColor="accent4"/>
-        <w:right w:val="single" w:sz="8" w:space="0" w:color="8064A2" w:themeColor="accent4"/>
+        <w:top w:val="single" w:sz="8" w:space="0" w:color="E76618" w:themeColor="accent4"/>
+        <w:left w:val="single" w:sz="8" w:space="0" w:color="E76618" w:themeColor="accent4"/>
+        <w:bottom w:val="single" w:sz="8" w:space="0" w:color="E76618" w:themeColor="accent4"/>
+        <w:right w:val="single" w:sz="8" w:space="0" w:color="E76618" w:themeColor="accent4"/>
       </w:tblBorders>
     </w:tblPr>
     <w:tblStylePr w:type="firstRow">
@@ -2640,7 +3151,7 @@
       </w:rPr>
       <w:tblPr/>
       <w:tcPr>
-        <w:shd w:val="clear" w:color="auto" w:fill="8064A2" w:themeFill="accent4"/>
+        <w:shd w:val="clear" w:color="auto" w:fill="E76618" w:themeFill="accent4"/>
       </w:tcPr>
     </w:tblStylePr>
     <w:tblStylePr w:type="lastRow">
@@ -2654,10 +3165,10 @@
       <w:tblPr/>
       <w:tcPr>
         <w:tcBorders>
-          <w:top w:val="double" w:sz="6" w:space="0" w:color="8064A2" w:themeColor="accent4"/>
-          <w:left w:val="single" w:sz="8" w:space="0" w:color="8064A2" w:themeColor="accent4"/>
-          <w:bottom w:val="single" w:sz="8" w:space="0" w:color="8064A2" w:themeColor="accent4"/>
-          <w:right w:val="single" w:sz="8" w:space="0" w:color="8064A2" w:themeColor="accent4"/>
+          <w:top w:val="double" w:sz="6" w:space="0" w:color="E76618" w:themeColor="accent4"/>
+          <w:left w:val="single" w:sz="8" w:space="0" w:color="E76618" w:themeColor="accent4"/>
+          <w:bottom w:val="single" w:sz="8" w:space="0" w:color="E76618" w:themeColor="accent4"/>
+          <w:right w:val="single" w:sz="8" w:space="0" w:color="E76618" w:themeColor="accent4"/>
         </w:tcBorders>
       </w:tcPr>
     </w:tblStylePr>
@@ -2677,10 +3188,10 @@
       <w:tblPr/>
       <w:tcPr>
         <w:tcBorders>
-          <w:top w:val="single" w:sz="8" w:space="0" w:color="8064A2" w:themeColor="accent4"/>
-          <w:left w:val="single" w:sz="8" w:space="0" w:color="8064A2" w:themeColor="accent4"/>
-          <w:bottom w:val="single" w:sz="8" w:space="0" w:color="8064A2" w:themeColor="accent4"/>
-          <w:right w:val="single" w:sz="8" w:space="0" w:color="8064A2" w:themeColor="accent4"/>
+          <w:top w:val="single" w:sz="8" w:space="0" w:color="E76618" w:themeColor="accent4"/>
+          <w:left w:val="single" w:sz="8" w:space="0" w:color="E76618" w:themeColor="accent4"/>
+          <w:bottom w:val="single" w:sz="8" w:space="0" w:color="E76618" w:themeColor="accent4"/>
+          <w:right w:val="single" w:sz="8" w:space="0" w:color="E76618" w:themeColor="accent4"/>
         </w:tcBorders>
       </w:tcPr>
     </w:tblStylePr>
@@ -2688,10 +3199,10 @@
       <w:tblPr/>
       <w:tcPr>
         <w:tcBorders>
-          <w:top w:val="single" w:sz="8" w:space="0" w:color="8064A2" w:themeColor="accent4"/>
-          <w:left w:val="single" w:sz="8" w:space="0" w:color="8064A2" w:themeColor="accent4"/>
-          <w:bottom w:val="single" w:sz="8" w:space="0" w:color="8064A2" w:themeColor="accent4"/>
-          <w:right w:val="single" w:sz="8" w:space="0" w:color="8064A2" w:themeColor="accent4"/>
+          <w:top w:val="single" w:sz="8" w:space="0" w:color="E76618" w:themeColor="accent4"/>
+          <w:left w:val="single" w:sz="8" w:space="0" w:color="E76618" w:themeColor="accent4"/>
+          <w:bottom w:val="single" w:sz="8" w:space="0" w:color="E76618" w:themeColor="accent4"/>
+          <w:right w:val="single" w:sz="8" w:space="0" w:color="E76618" w:themeColor="accent4"/>
         </w:tcBorders>
       </w:tcPr>
     </w:tblStylePr>
@@ -2708,10 +3219,10 @@
       <w:tblStyleRowBandSize w:val="1"/>
       <w:tblStyleColBandSize w:val="1"/>
       <w:tblBorders>
-        <w:top w:val="single" w:sz="8" w:space="0" w:color="4BACC6" w:themeColor="accent5"/>
-        <w:left w:val="single" w:sz="8" w:space="0" w:color="4BACC6" w:themeColor="accent5"/>
-        <w:bottom w:val="single" w:sz="8" w:space="0" w:color="4BACC6" w:themeColor="accent5"/>
-        <w:right w:val="single" w:sz="8" w:space="0" w:color="4BACC6" w:themeColor="accent5"/>
+        <w:top w:val="single" w:sz="8" w:space="0" w:color="C42F1A" w:themeColor="accent5"/>
+        <w:left w:val="single" w:sz="8" w:space="0" w:color="C42F1A" w:themeColor="accent5"/>
+        <w:bottom w:val="single" w:sz="8" w:space="0" w:color="C42F1A" w:themeColor="accent5"/>
+        <w:right w:val="single" w:sz="8" w:space="0" w:color="C42F1A" w:themeColor="accent5"/>
       </w:tblBorders>
     </w:tblPr>
     <w:tblStylePr w:type="firstRow">
@@ -2725,7 +3236,7 @@
       </w:rPr>
       <w:tblPr/>
       <w:tcPr>
-        <w:shd w:val="clear" w:color="auto" w:fill="4BACC6" w:themeFill="accent5"/>
+        <w:shd w:val="clear" w:color="auto" w:fill="C42F1A" w:themeFill="accent5"/>
       </w:tcPr>
     </w:tblStylePr>
     <w:tblStylePr w:type="lastRow">
@@ -2739,10 +3250,10 @@
       <w:tblPr/>
       <w:tcPr>
         <w:tcBorders>
-          <w:top w:val="double" w:sz="6" w:space="0" w:color="4BACC6" w:themeColor="accent5"/>
-          <w:left w:val="single" w:sz="8" w:space="0" w:color="4BACC6" w:themeColor="accent5"/>
-          <w:bottom w:val="single" w:sz="8" w:space="0" w:color="4BACC6" w:themeColor="accent5"/>
-          <w:right w:val="single" w:sz="8" w:space="0" w:color="4BACC6" w:themeColor="accent5"/>
+          <w:top w:val="double" w:sz="6" w:space="0" w:color="C42F1A" w:themeColor="accent5"/>
+          <w:left w:val="single" w:sz="8" w:space="0" w:color="C42F1A" w:themeColor="accent5"/>
+          <w:bottom w:val="single" w:sz="8" w:space="0" w:color="C42F1A" w:themeColor="accent5"/>
+          <w:right w:val="single" w:sz="8" w:space="0" w:color="C42F1A" w:themeColor="accent5"/>
         </w:tcBorders>
       </w:tcPr>
     </w:tblStylePr>
@@ -2762,10 +3273,10 @@
       <w:tblPr/>
       <w:tcPr>
         <w:tcBorders>
-          <w:top w:val="single" w:sz="8" w:space="0" w:color="4BACC6" w:themeColor="accent5"/>
-          <w:left w:val="single" w:sz="8" w:space="0" w:color="4BACC6" w:themeColor="accent5"/>
-          <w:bottom w:val="single" w:sz="8" w:space="0" w:color="4BACC6" w:themeColor="accent5"/>
-          <w:right w:val="single" w:sz="8" w:space="0" w:color="4BACC6" w:themeColor="accent5"/>
+          <w:top w:val="single" w:sz="8" w:space="0" w:color="C42F1A" w:themeColor="accent5"/>
+          <w:left w:val="single" w:sz="8" w:space="0" w:color="C42F1A" w:themeColor="accent5"/>
+          <w:bottom w:val="single" w:sz="8" w:space="0" w:color="C42F1A" w:themeColor="accent5"/>
+          <w:right w:val="single" w:sz="8" w:space="0" w:color="C42F1A" w:themeColor="accent5"/>
         </w:tcBorders>
       </w:tcPr>
     </w:tblStylePr>
@@ -2773,10 +3284,10 @@
       <w:tblPr/>
       <w:tcPr>
         <w:tcBorders>
-          <w:top w:val="single" w:sz="8" w:space="0" w:color="4BACC6" w:themeColor="accent5"/>
-          <w:left w:val="single" w:sz="8" w:space="0" w:color="4BACC6" w:themeColor="accent5"/>
-          <w:bottom w:val="single" w:sz="8" w:space="0" w:color="4BACC6" w:themeColor="accent5"/>
-          <w:right w:val="single" w:sz="8" w:space="0" w:color="4BACC6" w:themeColor="accent5"/>
+          <w:top w:val="single" w:sz="8" w:space="0" w:color="C42F1A" w:themeColor="accent5"/>
+          <w:left w:val="single" w:sz="8" w:space="0" w:color="C42F1A" w:themeColor="accent5"/>
+          <w:bottom w:val="single" w:sz="8" w:space="0" w:color="C42F1A" w:themeColor="accent5"/>
+          <w:right w:val="single" w:sz="8" w:space="0" w:color="C42F1A" w:themeColor="accent5"/>
         </w:tcBorders>
       </w:tcPr>
     </w:tblStylePr>
@@ -2793,10 +3304,10 @@
       <w:tblStyleRowBandSize w:val="1"/>
       <w:tblStyleColBandSize w:val="1"/>
       <w:tblBorders>
-        <w:top w:val="single" w:sz="8" w:space="0" w:color="F79646" w:themeColor="accent6"/>
-        <w:left w:val="single" w:sz="8" w:space="0" w:color="F79646" w:themeColor="accent6"/>
-        <w:bottom w:val="single" w:sz="8" w:space="0" w:color="F79646" w:themeColor="accent6"/>
-        <w:right w:val="single" w:sz="8" w:space="0" w:color="F79646" w:themeColor="accent6"/>
+        <w:top w:val="single" w:sz="8" w:space="0" w:color="918655" w:themeColor="accent6"/>
+        <w:left w:val="single" w:sz="8" w:space="0" w:color="918655" w:themeColor="accent6"/>
+        <w:bottom w:val="single" w:sz="8" w:space="0" w:color="918655" w:themeColor="accent6"/>
+        <w:right w:val="single" w:sz="8" w:space="0" w:color="918655" w:themeColor="accent6"/>
       </w:tblBorders>
     </w:tblPr>
     <w:tblStylePr w:type="firstRow">
@@ -2810,7 +3321,7 @@
       </w:rPr>
       <w:tblPr/>
       <w:tcPr>
-        <w:shd w:val="clear" w:color="auto" w:fill="F79646" w:themeFill="accent6"/>
+        <w:shd w:val="clear" w:color="auto" w:fill="918655" w:themeFill="accent6"/>
       </w:tcPr>
     </w:tblStylePr>
     <w:tblStylePr w:type="lastRow">
@@ -2824,10 +3335,10 @@
       <w:tblPr/>
       <w:tcPr>
         <w:tcBorders>
-          <w:top w:val="double" w:sz="6" w:space="0" w:color="F79646" w:themeColor="accent6"/>
-          <w:left w:val="single" w:sz="8" w:space="0" w:color="F79646" w:themeColor="accent6"/>
-          <w:bottom w:val="single" w:sz="8" w:space="0" w:color="F79646" w:themeColor="accent6"/>
-          <w:right w:val="single" w:sz="8" w:space="0" w:color="F79646" w:themeColor="accent6"/>
+          <w:top w:val="double" w:sz="6" w:space="0" w:color="918655" w:themeColor="accent6"/>
+          <w:left w:val="single" w:sz="8" w:space="0" w:color="918655" w:themeColor="accent6"/>
+          <w:bottom w:val="single" w:sz="8" w:space="0" w:color="918655" w:themeColor="accent6"/>
+          <w:right w:val="single" w:sz="8" w:space="0" w:color="918655" w:themeColor="accent6"/>
         </w:tcBorders>
       </w:tcPr>
     </w:tblStylePr>
@@ -2847,10 +3358,10 @@
       <w:tblPr/>
       <w:tcPr>
         <w:tcBorders>
-          <w:top w:val="single" w:sz="8" w:space="0" w:color="F79646" w:themeColor="accent6"/>
-          <w:left w:val="single" w:sz="8" w:space="0" w:color="F79646" w:themeColor="accent6"/>
-          <w:bottom w:val="single" w:sz="8" w:space="0" w:color="F79646" w:themeColor="accent6"/>
-          <w:right w:val="single" w:sz="8" w:space="0" w:color="F79646" w:themeColor="accent6"/>
+          <w:top w:val="single" w:sz="8" w:space="0" w:color="918655" w:themeColor="accent6"/>
+          <w:left w:val="single" w:sz="8" w:space="0" w:color="918655" w:themeColor="accent6"/>
+          <w:bottom w:val="single" w:sz="8" w:space="0" w:color="918655" w:themeColor="accent6"/>
+          <w:right w:val="single" w:sz="8" w:space="0" w:color="918655" w:themeColor="accent6"/>
         </w:tcBorders>
       </w:tcPr>
     </w:tblStylePr>
@@ -2858,10 +3369,10 @@
       <w:tblPr/>
       <w:tcPr>
         <w:tcBorders>
-          <w:top w:val="single" w:sz="8" w:space="0" w:color="F79646" w:themeColor="accent6"/>
-          <w:left w:val="single" w:sz="8" w:space="0" w:color="F79646" w:themeColor="accent6"/>
-          <w:bottom w:val="single" w:sz="8" w:space="0" w:color="F79646" w:themeColor="accent6"/>
-          <w:right w:val="single" w:sz="8" w:space="0" w:color="F79646" w:themeColor="accent6"/>
+          <w:top w:val="single" w:sz="8" w:space="0" w:color="918655" w:themeColor="accent6"/>
+          <w:left w:val="single" w:sz="8" w:space="0" w:color="918655" w:themeColor="accent6"/>
+          <w:bottom w:val="single" w:sz="8" w:space="0" w:color="918655" w:themeColor="accent6"/>
+          <w:right w:val="single" w:sz="8" w:space="0" w:color="918655" w:themeColor="accent6"/>
         </w:tcBorders>
       </w:tcPr>
     </w:tblStylePr>
@@ -3001,12 +3512,12 @@
       <w:tblStyleRowBandSize w:val="1"/>
       <w:tblStyleColBandSize w:val="1"/>
       <w:tblBorders>
-        <w:top w:val="single" w:sz="8" w:space="0" w:color="4F81BD" w:themeColor="accent1"/>
-        <w:left w:val="single" w:sz="8" w:space="0" w:color="4F81BD" w:themeColor="accent1"/>
-        <w:bottom w:val="single" w:sz="8" w:space="0" w:color="4F81BD" w:themeColor="accent1"/>
-        <w:right w:val="single" w:sz="8" w:space="0" w:color="4F81BD" w:themeColor="accent1"/>
-        <w:insideH w:val="single" w:sz="8" w:space="0" w:color="4F81BD" w:themeColor="accent1"/>
-        <w:insideV w:val="single" w:sz="8" w:space="0" w:color="4F81BD" w:themeColor="accent1"/>
+        <w:top w:val="single" w:sz="8" w:space="0" w:color="90C226" w:themeColor="accent1"/>
+        <w:left w:val="single" w:sz="8" w:space="0" w:color="90C226" w:themeColor="accent1"/>
+        <w:bottom w:val="single" w:sz="8" w:space="0" w:color="90C226" w:themeColor="accent1"/>
+        <w:right w:val="single" w:sz="8" w:space="0" w:color="90C226" w:themeColor="accent1"/>
+        <w:insideH w:val="single" w:sz="8" w:space="0" w:color="90C226" w:themeColor="accent1"/>
+        <w:insideV w:val="single" w:sz="8" w:space="0" w:color="90C226" w:themeColor="accent1"/>
       </w:tblBorders>
     </w:tblPr>
     <w:tblStylePr w:type="firstRow">
@@ -3021,12 +3532,12 @@
       <w:tblPr/>
       <w:tcPr>
         <w:tcBorders>
-          <w:top w:val="single" w:sz="8" w:space="0" w:color="4F81BD" w:themeColor="accent1"/>
-          <w:left w:val="single" w:sz="8" w:space="0" w:color="4F81BD" w:themeColor="accent1"/>
-          <w:bottom w:val="single" w:sz="18" w:space="0" w:color="4F81BD" w:themeColor="accent1"/>
-          <w:right w:val="single" w:sz="8" w:space="0" w:color="4F81BD" w:themeColor="accent1"/>
-          <w:insideH w:val="nil"/>
-          <w:insideV w:val="single" w:sz="8" w:space="0" w:color="4F81BD" w:themeColor="accent1"/>
+          <w:top w:val="single" w:sz="8" w:space="0" w:color="90C226" w:themeColor="accent1"/>
+          <w:left w:val="single" w:sz="8" w:space="0" w:color="90C226" w:themeColor="accent1"/>
+          <w:bottom w:val="single" w:sz="18" w:space="0" w:color="90C226" w:themeColor="accent1"/>
+          <w:right w:val="single" w:sz="8" w:space="0" w:color="90C226" w:themeColor="accent1"/>
+          <w:insideH w:val="nil"/>
+          <w:insideV w:val="single" w:sz="8" w:space="0" w:color="90C226" w:themeColor="accent1"/>
         </w:tcBorders>
       </w:tcPr>
     </w:tblStylePr>
@@ -3042,12 +3553,12 @@
       <w:tblPr/>
       <w:tcPr>
         <w:tcBorders>
-          <w:top w:val="double" w:sz="6" w:space="0" w:color="4F81BD" w:themeColor="accent1"/>
-          <w:left w:val="single" w:sz="8" w:space="0" w:color="4F81BD" w:themeColor="accent1"/>
-          <w:bottom w:val="single" w:sz="8" w:space="0" w:color="4F81BD" w:themeColor="accent1"/>
-          <w:right w:val="single" w:sz="8" w:space="0" w:color="4F81BD" w:themeColor="accent1"/>
-          <w:insideH w:val="nil"/>
-          <w:insideV w:val="single" w:sz="8" w:space="0" w:color="4F81BD" w:themeColor="accent1"/>
+          <w:top w:val="double" w:sz="6" w:space="0" w:color="90C226" w:themeColor="accent1"/>
+          <w:left w:val="single" w:sz="8" w:space="0" w:color="90C226" w:themeColor="accent1"/>
+          <w:bottom w:val="single" w:sz="8" w:space="0" w:color="90C226" w:themeColor="accent1"/>
+          <w:right w:val="single" w:sz="8" w:space="0" w:color="90C226" w:themeColor="accent1"/>
+          <w:insideH w:val="nil"/>
+          <w:insideV w:val="single" w:sz="8" w:space="0" w:color="90C226" w:themeColor="accent1"/>
         </w:tcBorders>
       </w:tcPr>
     </w:tblStylePr>
@@ -3067,10 +3578,10 @@
       <w:tblPr/>
       <w:tcPr>
         <w:tcBorders>
-          <w:top w:val="single" w:sz="8" w:space="0" w:color="4F81BD" w:themeColor="accent1"/>
-          <w:left w:val="single" w:sz="8" w:space="0" w:color="4F81BD" w:themeColor="accent1"/>
-          <w:bottom w:val="single" w:sz="8" w:space="0" w:color="4F81BD" w:themeColor="accent1"/>
-          <w:right w:val="single" w:sz="8" w:space="0" w:color="4F81BD" w:themeColor="accent1"/>
+          <w:top w:val="single" w:sz="8" w:space="0" w:color="90C226" w:themeColor="accent1"/>
+          <w:left w:val="single" w:sz="8" w:space="0" w:color="90C226" w:themeColor="accent1"/>
+          <w:bottom w:val="single" w:sz="8" w:space="0" w:color="90C226" w:themeColor="accent1"/>
+          <w:right w:val="single" w:sz="8" w:space="0" w:color="90C226" w:themeColor="accent1"/>
         </w:tcBorders>
       </w:tcPr>
     </w:tblStylePr>
@@ -3078,36 +3589,36 @@
       <w:tblPr/>
       <w:tcPr>
         <w:tcBorders>
-          <w:top w:val="single" w:sz="8" w:space="0" w:color="4F81BD" w:themeColor="accent1"/>
-          <w:left w:val="single" w:sz="8" w:space="0" w:color="4F81BD" w:themeColor="accent1"/>
-          <w:bottom w:val="single" w:sz="8" w:space="0" w:color="4F81BD" w:themeColor="accent1"/>
-          <w:right w:val="single" w:sz="8" w:space="0" w:color="4F81BD" w:themeColor="accent1"/>
-        </w:tcBorders>
-        <w:shd w:val="clear" w:color="auto" w:fill="D3DFEE" w:themeFill="accent1" w:themeFillTint="3F"/>
+          <w:top w:val="single" w:sz="8" w:space="0" w:color="90C226" w:themeColor="accent1"/>
+          <w:left w:val="single" w:sz="8" w:space="0" w:color="90C226" w:themeColor="accent1"/>
+          <w:bottom w:val="single" w:sz="8" w:space="0" w:color="90C226" w:themeColor="accent1"/>
+          <w:right w:val="single" w:sz="8" w:space="0" w:color="90C226" w:themeColor="accent1"/>
+        </w:tcBorders>
+        <w:shd w:val="clear" w:color="auto" w:fill="E4F3C5" w:themeFill="accent1" w:themeFillTint="3F"/>
       </w:tcPr>
     </w:tblStylePr>
     <w:tblStylePr w:type="band1Horz">
       <w:tblPr/>
       <w:tcPr>
         <w:tcBorders>
-          <w:top w:val="single" w:sz="8" w:space="0" w:color="4F81BD" w:themeColor="accent1"/>
-          <w:left w:val="single" w:sz="8" w:space="0" w:color="4F81BD" w:themeColor="accent1"/>
-          <w:bottom w:val="single" w:sz="8" w:space="0" w:color="4F81BD" w:themeColor="accent1"/>
-          <w:right w:val="single" w:sz="8" w:space="0" w:color="4F81BD" w:themeColor="accent1"/>
-          <w:insideV w:val="single" w:sz="8" w:space="0" w:color="4F81BD" w:themeColor="accent1"/>
-        </w:tcBorders>
-        <w:shd w:val="clear" w:color="auto" w:fill="D3DFEE" w:themeFill="accent1" w:themeFillTint="3F"/>
+          <w:top w:val="single" w:sz="8" w:space="0" w:color="90C226" w:themeColor="accent1"/>
+          <w:left w:val="single" w:sz="8" w:space="0" w:color="90C226" w:themeColor="accent1"/>
+          <w:bottom w:val="single" w:sz="8" w:space="0" w:color="90C226" w:themeColor="accent1"/>
+          <w:right w:val="single" w:sz="8" w:space="0" w:color="90C226" w:themeColor="accent1"/>
+          <w:insideV w:val="single" w:sz="8" w:space="0" w:color="90C226" w:themeColor="accent1"/>
+        </w:tcBorders>
+        <w:shd w:val="clear" w:color="auto" w:fill="E4F3C5" w:themeFill="accent1" w:themeFillTint="3F"/>
       </w:tcPr>
     </w:tblStylePr>
     <w:tblStylePr w:type="band2Horz">
       <w:tblPr/>
       <w:tcPr>
         <w:tcBorders>
-          <w:top w:val="single" w:sz="8" w:space="0" w:color="4F81BD" w:themeColor="accent1"/>
-          <w:left w:val="single" w:sz="8" w:space="0" w:color="4F81BD" w:themeColor="accent1"/>
-          <w:bottom w:val="single" w:sz="8" w:space="0" w:color="4F81BD" w:themeColor="accent1"/>
-          <w:right w:val="single" w:sz="8" w:space="0" w:color="4F81BD" w:themeColor="accent1"/>
-          <w:insideV w:val="single" w:sz="8" w:space="0" w:color="4F81BD" w:themeColor="accent1"/>
+          <w:top w:val="single" w:sz="8" w:space="0" w:color="90C226" w:themeColor="accent1"/>
+          <w:left w:val="single" w:sz="8" w:space="0" w:color="90C226" w:themeColor="accent1"/>
+          <w:bottom w:val="single" w:sz="8" w:space="0" w:color="90C226" w:themeColor="accent1"/>
+          <w:right w:val="single" w:sz="8" w:space="0" w:color="90C226" w:themeColor="accent1"/>
+          <w:insideV w:val="single" w:sz="8" w:space="0" w:color="90C226" w:themeColor="accent1"/>
         </w:tcBorders>
       </w:tcPr>
     </w:tblStylePr>
@@ -3124,12 +3635,12 @@
       <w:tblStyleRowBandSize w:val="1"/>
       <w:tblStyleColBandSize w:val="1"/>
       <w:tblBorders>
-        <w:top w:val="single" w:sz="8" w:space="0" w:color="C0504D" w:themeColor="accent2"/>
-        <w:left w:val="single" w:sz="8" w:space="0" w:color="C0504D" w:themeColor="accent2"/>
-        <w:bottom w:val="single" w:sz="8" w:space="0" w:color="C0504D" w:themeColor="accent2"/>
-        <w:right w:val="single" w:sz="8" w:space="0" w:color="C0504D" w:themeColor="accent2"/>
-        <w:insideH w:val="single" w:sz="8" w:space="0" w:color="C0504D" w:themeColor="accent2"/>
-        <w:insideV w:val="single" w:sz="8" w:space="0" w:color="C0504D" w:themeColor="accent2"/>
+        <w:top w:val="single" w:sz="8" w:space="0" w:color="54A021" w:themeColor="accent2"/>
+        <w:left w:val="single" w:sz="8" w:space="0" w:color="54A021" w:themeColor="accent2"/>
+        <w:bottom w:val="single" w:sz="8" w:space="0" w:color="54A021" w:themeColor="accent2"/>
+        <w:right w:val="single" w:sz="8" w:space="0" w:color="54A021" w:themeColor="accent2"/>
+        <w:insideH w:val="single" w:sz="8" w:space="0" w:color="54A021" w:themeColor="accent2"/>
+        <w:insideV w:val="single" w:sz="8" w:space="0" w:color="54A021" w:themeColor="accent2"/>
       </w:tblBorders>
     </w:tblPr>
     <w:tblStylePr w:type="firstRow">
@@ -3144,12 +3655,12 @@
       <w:tblPr/>
       <w:tcPr>
         <w:tcBorders>
-          <w:top w:val="single" w:sz="8" w:space="0" w:color="C0504D" w:themeColor="accent2"/>
-          <w:left w:val="single" w:sz="8" w:space="0" w:color="C0504D" w:themeColor="accent2"/>
-          <w:bottom w:val="single" w:sz="18" w:space="0" w:color="C0504D" w:themeColor="accent2"/>
-          <w:right w:val="single" w:sz="8" w:space="0" w:color="C0504D" w:themeColor="accent2"/>
-          <w:insideH w:val="nil"/>
-          <w:insideV w:val="single" w:sz="8" w:space="0" w:color="C0504D" w:themeColor="accent2"/>
+          <w:top w:val="single" w:sz="8" w:space="0" w:color="54A021" w:themeColor="accent2"/>
+          <w:left w:val="single" w:sz="8" w:space="0" w:color="54A021" w:themeColor="accent2"/>
+          <w:bottom w:val="single" w:sz="18" w:space="0" w:color="54A021" w:themeColor="accent2"/>
+          <w:right w:val="single" w:sz="8" w:space="0" w:color="54A021" w:themeColor="accent2"/>
+          <w:insideH w:val="nil"/>
+          <w:insideV w:val="single" w:sz="8" w:space="0" w:color="54A021" w:themeColor="accent2"/>
         </w:tcBorders>
       </w:tcPr>
     </w:tblStylePr>
@@ -3165,12 +3676,12 @@
       <w:tblPr/>
       <w:tcPr>
         <w:tcBorders>
-          <w:top w:val="double" w:sz="6" w:space="0" w:color="C0504D" w:themeColor="accent2"/>
-          <w:left w:val="single" w:sz="8" w:space="0" w:color="C0504D" w:themeColor="accent2"/>
-          <w:bottom w:val="single" w:sz="8" w:space="0" w:color="C0504D" w:themeColor="accent2"/>
-          <w:right w:val="single" w:sz="8" w:space="0" w:color="C0504D" w:themeColor="accent2"/>
-          <w:insideH w:val="nil"/>
-          <w:insideV w:val="single" w:sz="8" w:space="0" w:color="C0504D" w:themeColor="accent2"/>
+          <w:top w:val="double" w:sz="6" w:space="0" w:color="54A021" w:themeColor="accent2"/>
+          <w:left w:val="single" w:sz="8" w:space="0" w:color="54A021" w:themeColor="accent2"/>
+          <w:bottom w:val="single" w:sz="8" w:space="0" w:color="54A021" w:themeColor="accent2"/>
+          <w:right w:val="single" w:sz="8" w:space="0" w:color="54A021" w:themeColor="accent2"/>
+          <w:insideH w:val="nil"/>
+          <w:insideV w:val="single" w:sz="8" w:space="0" w:color="54A021" w:themeColor="accent2"/>
         </w:tcBorders>
       </w:tcPr>
     </w:tblStylePr>
@@ -3190,10 +3701,10 @@
       <w:tblPr/>
       <w:tcPr>
         <w:tcBorders>
-          <w:top w:val="single" w:sz="8" w:space="0" w:color="C0504D" w:themeColor="accent2"/>
-          <w:left w:val="single" w:sz="8" w:space="0" w:color="C0504D" w:themeColor="accent2"/>
-          <w:bottom w:val="single" w:sz="8" w:space="0" w:color="C0504D" w:themeColor="accent2"/>
-          <w:right w:val="single" w:sz="8" w:space="0" w:color="C0504D" w:themeColor="accent2"/>
+          <w:top w:val="single" w:sz="8" w:space="0" w:color="54A021" w:themeColor="accent2"/>
+          <w:left w:val="single" w:sz="8" w:space="0" w:color="54A021" w:themeColor="accent2"/>
+          <w:bottom w:val="single" w:sz="8" w:space="0" w:color="54A021" w:themeColor="accent2"/>
+          <w:right w:val="single" w:sz="8" w:space="0" w:color="54A021" w:themeColor="accent2"/>
         </w:tcBorders>
       </w:tcPr>
     </w:tblStylePr>
@@ -3201,36 +3712,36 @@
       <w:tblPr/>
       <w:tcPr>
         <w:tcBorders>
-          <w:top w:val="single" w:sz="8" w:space="0" w:color="C0504D" w:themeColor="accent2"/>
-          <w:left w:val="single" w:sz="8" w:space="0" w:color="C0504D" w:themeColor="accent2"/>
-          <w:bottom w:val="single" w:sz="8" w:space="0" w:color="C0504D" w:themeColor="accent2"/>
-          <w:right w:val="single" w:sz="8" w:space="0" w:color="C0504D" w:themeColor="accent2"/>
-        </w:tcBorders>
-        <w:shd w:val="clear" w:color="auto" w:fill="EFD3D2" w:themeFill="accent2" w:themeFillTint="3F"/>
+          <w:top w:val="single" w:sz="8" w:space="0" w:color="54A021" w:themeColor="accent2"/>
+          <w:left w:val="single" w:sz="8" w:space="0" w:color="54A021" w:themeColor="accent2"/>
+          <w:bottom w:val="single" w:sz="8" w:space="0" w:color="54A021" w:themeColor="accent2"/>
+          <w:right w:val="single" w:sz="8" w:space="0" w:color="54A021" w:themeColor="accent2"/>
+        </w:tcBorders>
+        <w:shd w:val="clear" w:color="auto" w:fill="D2F1BE" w:themeFill="accent2" w:themeFillTint="3F"/>
       </w:tcPr>
     </w:tblStylePr>
     <w:tblStylePr w:type="band1Horz">
       <w:tblPr/>
       <w:tcPr>
         <w:tcBorders>
-          <w:top w:val="single" w:sz="8" w:space="0" w:color="C0504D" w:themeColor="accent2"/>
-          <w:left w:val="single" w:sz="8" w:space="0" w:color="C0504D" w:themeColor="accent2"/>
-          <w:bottom w:val="single" w:sz="8" w:space="0" w:color="C0504D" w:themeColor="accent2"/>
-          <w:right w:val="single" w:sz="8" w:space="0" w:color="C0504D" w:themeColor="accent2"/>
-          <w:insideV w:val="single" w:sz="8" w:space="0" w:color="C0504D" w:themeColor="accent2"/>
-        </w:tcBorders>
-        <w:shd w:val="clear" w:color="auto" w:fill="EFD3D2" w:themeFill="accent2" w:themeFillTint="3F"/>
+          <w:top w:val="single" w:sz="8" w:space="0" w:color="54A021" w:themeColor="accent2"/>
+          <w:left w:val="single" w:sz="8" w:space="0" w:color="54A021" w:themeColor="accent2"/>
+          <w:bottom w:val="single" w:sz="8" w:space="0" w:color="54A021" w:themeColor="accent2"/>
+          <w:right w:val="single" w:sz="8" w:space="0" w:color="54A021" w:themeColor="accent2"/>
+          <w:insideV w:val="single" w:sz="8" w:space="0" w:color="54A021" w:themeColor="accent2"/>
+        </w:tcBorders>
+        <w:shd w:val="clear" w:color="auto" w:fill="D2F1BE" w:themeFill="accent2" w:themeFillTint="3F"/>
       </w:tcPr>
     </w:tblStylePr>
     <w:tblStylePr w:type="band2Horz">
       <w:tblPr/>
       <w:tcPr>
         <w:tcBorders>
-          <w:top w:val="single" w:sz="8" w:space="0" w:color="C0504D" w:themeColor="accent2"/>
-          <w:left w:val="single" w:sz="8" w:space="0" w:color="C0504D" w:themeColor="accent2"/>
-          <w:bottom w:val="single" w:sz="8" w:space="0" w:color="C0504D" w:themeColor="accent2"/>
-          <w:right w:val="single" w:sz="8" w:space="0" w:color="C0504D" w:themeColor="accent2"/>
-          <w:insideV w:val="single" w:sz="8" w:space="0" w:color="C0504D" w:themeColor="accent2"/>
+          <w:top w:val="single" w:sz="8" w:space="0" w:color="54A021" w:themeColor="accent2"/>
+          <w:left w:val="single" w:sz="8" w:space="0" w:color="54A021" w:themeColor="accent2"/>
+          <w:bottom w:val="single" w:sz="8" w:space="0" w:color="54A021" w:themeColor="accent2"/>
+          <w:right w:val="single" w:sz="8" w:space="0" w:color="54A021" w:themeColor="accent2"/>
+          <w:insideV w:val="single" w:sz="8" w:space="0" w:color="54A021" w:themeColor="accent2"/>
         </w:tcBorders>
       </w:tcPr>
     </w:tblStylePr>
@@ -3247,12 +3758,12 @@
       <w:tblStyleRowBandSize w:val="1"/>
       <w:tblStyleColBandSize w:val="1"/>
       <w:tblBorders>
-        <w:top w:val="single" w:sz="8" w:space="0" w:color="9BBB59" w:themeColor="accent3"/>
-        <w:left w:val="single" w:sz="8" w:space="0" w:color="9BBB59" w:themeColor="accent3"/>
-        <w:bottom w:val="single" w:sz="8" w:space="0" w:color="9BBB59" w:themeColor="accent3"/>
-        <w:right w:val="single" w:sz="8" w:space="0" w:color="9BBB59" w:themeColor="accent3"/>
-        <w:insideH w:val="single" w:sz="8" w:space="0" w:color="9BBB59" w:themeColor="accent3"/>
-        <w:insideV w:val="single" w:sz="8" w:space="0" w:color="9BBB59" w:themeColor="accent3"/>
+        <w:top w:val="single" w:sz="8" w:space="0" w:color="E6B91E" w:themeColor="accent3"/>
+        <w:left w:val="single" w:sz="8" w:space="0" w:color="E6B91E" w:themeColor="accent3"/>
+        <w:bottom w:val="single" w:sz="8" w:space="0" w:color="E6B91E" w:themeColor="accent3"/>
+        <w:right w:val="single" w:sz="8" w:space="0" w:color="E6B91E" w:themeColor="accent3"/>
+        <w:insideH w:val="single" w:sz="8" w:space="0" w:color="E6B91E" w:themeColor="accent3"/>
+        <w:insideV w:val="single" w:sz="8" w:space="0" w:color="E6B91E" w:themeColor="accent3"/>
       </w:tblBorders>
     </w:tblPr>
     <w:tblStylePr w:type="firstRow">
@@ -3267,12 +3778,12 @@
       <w:tblPr/>
       <w:tcPr>
         <w:tcBorders>
-          <w:top w:val="single" w:sz="8" w:space="0" w:color="9BBB59" w:themeColor="accent3"/>
-          <w:left w:val="single" w:sz="8" w:space="0" w:color="9BBB59" w:themeColor="accent3"/>
-          <w:bottom w:val="single" w:sz="18" w:space="0" w:color="9BBB59" w:themeColor="accent3"/>
-          <w:right w:val="single" w:sz="8" w:space="0" w:color="9BBB59" w:themeColor="accent3"/>
-          <w:insideH w:val="nil"/>
-          <w:insideV w:val="single" w:sz="8" w:space="0" w:color="9BBB59" w:themeColor="accent3"/>
+          <w:top w:val="single" w:sz="8" w:space="0" w:color="E6B91E" w:themeColor="accent3"/>
+          <w:left w:val="single" w:sz="8" w:space="0" w:color="E6B91E" w:themeColor="accent3"/>
+          <w:bottom w:val="single" w:sz="18" w:space="0" w:color="E6B91E" w:themeColor="accent3"/>
+          <w:right w:val="single" w:sz="8" w:space="0" w:color="E6B91E" w:themeColor="accent3"/>
+          <w:insideH w:val="nil"/>
+          <w:insideV w:val="single" w:sz="8" w:space="0" w:color="E6B91E" w:themeColor="accent3"/>
         </w:tcBorders>
       </w:tcPr>
     </w:tblStylePr>
@@ -3288,12 +3799,12 @@
       <w:tblPr/>
       <w:tcPr>
         <w:tcBorders>
-          <w:top w:val="double" w:sz="6" w:space="0" w:color="9BBB59" w:themeColor="accent3"/>
-          <w:left w:val="single" w:sz="8" w:space="0" w:color="9BBB59" w:themeColor="accent3"/>
-          <w:bottom w:val="single" w:sz="8" w:space="0" w:color="9BBB59" w:themeColor="accent3"/>
-          <w:right w:val="single" w:sz="8" w:space="0" w:color="9BBB59" w:themeColor="accent3"/>
-          <w:insideH w:val="nil"/>
-          <w:insideV w:val="single" w:sz="8" w:space="0" w:color="9BBB59" w:themeColor="accent3"/>
+          <w:top w:val="double" w:sz="6" w:space="0" w:color="E6B91E" w:themeColor="accent3"/>
+          <w:left w:val="single" w:sz="8" w:space="0" w:color="E6B91E" w:themeColor="accent3"/>
+          <w:bottom w:val="single" w:sz="8" w:space="0" w:color="E6B91E" w:themeColor="accent3"/>
+          <w:right w:val="single" w:sz="8" w:space="0" w:color="E6B91E" w:themeColor="accent3"/>
+          <w:insideH w:val="nil"/>
+          <w:insideV w:val="single" w:sz="8" w:space="0" w:color="E6B91E" w:themeColor="accent3"/>
         </w:tcBorders>
       </w:tcPr>
     </w:tblStylePr>
@@ -3313,10 +3824,10 @@
       <w:tblPr/>
       <w:tcPr>
         <w:tcBorders>
-          <w:top w:val="single" w:sz="8" w:space="0" w:color="9BBB59" w:themeColor="accent3"/>
-          <w:left w:val="single" w:sz="8" w:space="0" w:color="9BBB59" w:themeColor="accent3"/>
-          <w:bottom w:val="single" w:sz="8" w:space="0" w:color="9BBB59" w:themeColor="accent3"/>
-          <w:right w:val="single" w:sz="8" w:space="0" w:color="9BBB59" w:themeColor="accent3"/>
+          <w:top w:val="single" w:sz="8" w:space="0" w:color="E6B91E" w:themeColor="accent3"/>
+          <w:left w:val="single" w:sz="8" w:space="0" w:color="E6B91E" w:themeColor="accent3"/>
+          <w:bottom w:val="single" w:sz="8" w:space="0" w:color="E6B91E" w:themeColor="accent3"/>
+          <w:right w:val="single" w:sz="8" w:space="0" w:color="E6B91E" w:themeColor="accent3"/>
         </w:tcBorders>
       </w:tcPr>
     </w:tblStylePr>
@@ -3324,36 +3835,36 @@
       <w:tblPr/>
       <w:tcPr>
         <w:tcBorders>
-          <w:top w:val="single" w:sz="8" w:space="0" w:color="9BBB59" w:themeColor="accent3"/>
-          <w:left w:val="single" w:sz="8" w:space="0" w:color="9BBB59" w:themeColor="accent3"/>
-          <w:bottom w:val="single" w:sz="8" w:space="0" w:color="9BBB59" w:themeColor="accent3"/>
-          <w:right w:val="single" w:sz="8" w:space="0" w:color="9BBB59" w:themeColor="accent3"/>
-        </w:tcBorders>
-        <w:shd w:val="clear" w:color="auto" w:fill="E6EED5" w:themeFill="accent3" w:themeFillTint="3F"/>
+          <w:top w:val="single" w:sz="8" w:space="0" w:color="E6B91E" w:themeColor="accent3"/>
+          <w:left w:val="single" w:sz="8" w:space="0" w:color="E6B91E" w:themeColor="accent3"/>
+          <w:bottom w:val="single" w:sz="8" w:space="0" w:color="E6B91E" w:themeColor="accent3"/>
+          <w:right w:val="single" w:sz="8" w:space="0" w:color="E6B91E" w:themeColor="accent3"/>
+        </w:tcBorders>
+        <w:shd w:val="clear" w:color="auto" w:fill="F8EDC7" w:themeFill="accent3" w:themeFillTint="3F"/>
       </w:tcPr>
     </w:tblStylePr>
     <w:tblStylePr w:type="band1Horz">
       <w:tblPr/>
       <w:tcPr>
         <w:tcBorders>
-          <w:top w:val="single" w:sz="8" w:space="0" w:color="9BBB59" w:themeColor="accent3"/>
-          <w:left w:val="single" w:sz="8" w:space="0" w:color="9BBB59" w:themeColor="accent3"/>
-          <w:bottom w:val="single" w:sz="8" w:space="0" w:color="9BBB59" w:themeColor="accent3"/>
-          <w:right w:val="single" w:sz="8" w:space="0" w:color="9BBB59" w:themeColor="accent3"/>
-          <w:insideV w:val="single" w:sz="8" w:space="0" w:color="9BBB59" w:themeColor="accent3"/>
-        </w:tcBorders>
-        <w:shd w:val="clear" w:color="auto" w:fill="E6EED5" w:themeFill="accent3" w:themeFillTint="3F"/>
+          <w:top w:val="single" w:sz="8" w:space="0" w:color="E6B91E" w:themeColor="accent3"/>
+          <w:left w:val="single" w:sz="8" w:space="0" w:color="E6B91E" w:themeColor="accent3"/>
+          <w:bottom w:val="single" w:sz="8" w:space="0" w:color="E6B91E" w:themeColor="accent3"/>
+          <w:right w:val="single" w:sz="8" w:space="0" w:color="E6B91E" w:themeColor="accent3"/>
+          <w:insideV w:val="single" w:sz="8" w:space="0" w:color="E6B91E" w:themeColor="accent3"/>
+        </w:tcBorders>
+        <w:shd w:val="clear" w:color="auto" w:fill="F8EDC7" w:themeFill="accent3" w:themeFillTint="3F"/>
       </w:tcPr>
     </w:tblStylePr>
     <w:tblStylePr w:type="band2Horz">
       <w:tblPr/>
       <w:tcPr>
         <w:tcBorders>
-          <w:top w:val="single" w:sz="8" w:space="0" w:color="9BBB59" w:themeColor="accent3"/>
-          <w:left w:val="single" w:sz="8" w:space="0" w:color="9BBB59" w:themeColor="accent3"/>
-          <w:bottom w:val="single" w:sz="8" w:space="0" w:color="9BBB59" w:themeColor="accent3"/>
-          <w:right w:val="single" w:sz="8" w:space="0" w:color="9BBB59" w:themeColor="accent3"/>
-          <w:insideV w:val="single" w:sz="8" w:space="0" w:color="9BBB59" w:themeColor="accent3"/>
+          <w:top w:val="single" w:sz="8" w:space="0" w:color="E6B91E" w:themeColor="accent3"/>
+          <w:left w:val="single" w:sz="8" w:space="0" w:color="E6B91E" w:themeColor="accent3"/>
+          <w:bottom w:val="single" w:sz="8" w:space="0" w:color="E6B91E" w:themeColor="accent3"/>
+          <w:right w:val="single" w:sz="8" w:space="0" w:color="E6B91E" w:themeColor="accent3"/>
+          <w:insideV w:val="single" w:sz="8" w:space="0" w:color="E6B91E" w:themeColor="accent3"/>
         </w:tcBorders>
       </w:tcPr>
     </w:tblStylePr>
@@ -3370,12 +3881,12 @@
       <w:tblStyleRowBandSize w:val="1"/>
       <w:tblStyleColBandSize w:val="1"/>
       <w:tblBorders>
-        <w:top w:val="single" w:sz="8" w:space="0" w:color="8064A2" w:themeColor="accent4"/>
-        <w:left w:val="single" w:sz="8" w:space="0" w:color="8064A2" w:themeColor="accent4"/>
-        <w:bottom w:val="single" w:sz="8" w:space="0" w:color="8064A2" w:themeColor="accent4"/>
-        <w:right w:val="single" w:sz="8" w:space="0" w:color="8064A2" w:themeColor="accent4"/>
-        <w:insideH w:val="single" w:sz="8" w:space="0" w:color="8064A2" w:themeColor="accent4"/>
-        <w:insideV w:val="single" w:sz="8" w:space="0" w:color="8064A2" w:themeColor="accent4"/>
+        <w:top w:val="single" w:sz="8" w:space="0" w:color="E76618" w:themeColor="accent4"/>
+        <w:left w:val="single" w:sz="8" w:space="0" w:color="E76618" w:themeColor="accent4"/>
+        <w:bottom w:val="single" w:sz="8" w:space="0" w:color="E76618" w:themeColor="accent4"/>
+        <w:right w:val="single" w:sz="8" w:space="0" w:color="E76618" w:themeColor="accent4"/>
+        <w:insideH w:val="single" w:sz="8" w:space="0" w:color="E76618" w:themeColor="accent4"/>
+        <w:insideV w:val="single" w:sz="8" w:space="0" w:color="E76618" w:themeColor="accent4"/>
       </w:tblBorders>
     </w:tblPr>
     <w:tblStylePr w:type="firstRow">
@@ -3390,12 +3901,12 @@
       <w:tblPr/>
       <w:tcPr>
         <w:tcBorders>
-          <w:top w:val="single" w:sz="8" w:space="0" w:color="8064A2" w:themeColor="accent4"/>
-          <w:left w:val="single" w:sz="8" w:space="0" w:color="8064A2" w:themeColor="accent4"/>
-          <w:bottom w:val="single" w:sz="18" w:space="0" w:color="8064A2" w:themeColor="accent4"/>
-          <w:right w:val="single" w:sz="8" w:space="0" w:color="8064A2" w:themeColor="accent4"/>
-          <w:insideH w:val="nil"/>
-          <w:insideV w:val="single" w:sz="8" w:space="0" w:color="8064A2" w:themeColor="accent4"/>
+          <w:top w:val="single" w:sz="8" w:space="0" w:color="E76618" w:themeColor="accent4"/>
+          <w:left w:val="single" w:sz="8" w:space="0" w:color="E76618" w:themeColor="accent4"/>
+          <w:bottom w:val="single" w:sz="18" w:space="0" w:color="E76618" w:themeColor="accent4"/>
+          <w:right w:val="single" w:sz="8" w:space="0" w:color="E76618" w:themeColor="accent4"/>
+          <w:insideH w:val="nil"/>
+          <w:insideV w:val="single" w:sz="8" w:space="0" w:color="E76618" w:themeColor="accent4"/>
         </w:tcBorders>
       </w:tcPr>
     </w:tblStylePr>
@@ -3411,12 +3922,12 @@
       <w:tblPr/>
       <w:tcPr>
         <w:tcBorders>
-          <w:top w:val="double" w:sz="6" w:space="0" w:color="8064A2" w:themeColor="accent4"/>
-          <w:left w:val="single" w:sz="8" w:space="0" w:color="8064A2" w:themeColor="accent4"/>
-          <w:bottom w:val="single" w:sz="8" w:space="0" w:color="8064A2" w:themeColor="accent4"/>
-          <w:right w:val="single" w:sz="8" w:space="0" w:color="8064A2" w:themeColor="accent4"/>
-          <w:insideH w:val="nil"/>
-          <w:insideV w:val="single" w:sz="8" w:space="0" w:color="8064A2" w:themeColor="accent4"/>
+          <w:top w:val="double" w:sz="6" w:space="0" w:color="E76618" w:themeColor="accent4"/>
+          <w:left w:val="single" w:sz="8" w:space="0" w:color="E76618" w:themeColor="accent4"/>
+          <w:bottom w:val="single" w:sz="8" w:space="0" w:color="E76618" w:themeColor="accent4"/>
+          <w:right w:val="single" w:sz="8" w:space="0" w:color="E76618" w:themeColor="accent4"/>
+          <w:insideH w:val="nil"/>
+          <w:insideV w:val="single" w:sz="8" w:space="0" w:color="E76618" w:themeColor="accent4"/>
         </w:tcBorders>
       </w:tcPr>
     </w:tblStylePr>
@@ -3436,10 +3947,10 @@
       <w:tblPr/>
       <w:tcPr>
         <w:tcBorders>
-          <w:top w:val="single" w:sz="8" w:space="0" w:color="8064A2" w:themeColor="accent4"/>
-          <w:left w:val="single" w:sz="8" w:space="0" w:color="8064A2" w:themeColor="accent4"/>
-          <w:bottom w:val="single" w:sz="8" w:space="0" w:color="8064A2" w:themeColor="accent4"/>
-          <w:right w:val="single" w:sz="8" w:space="0" w:color="8064A2" w:themeColor="accent4"/>
+          <w:top w:val="single" w:sz="8" w:space="0" w:color="E76618" w:themeColor="accent4"/>
+          <w:left w:val="single" w:sz="8" w:space="0" w:color="E76618" w:themeColor="accent4"/>
+          <w:bottom w:val="single" w:sz="8" w:space="0" w:color="E76618" w:themeColor="accent4"/>
+          <w:right w:val="single" w:sz="8" w:space="0" w:color="E76618" w:themeColor="accent4"/>
         </w:tcBorders>
       </w:tcPr>
     </w:tblStylePr>
@@ -3447,36 +3958,36 @@
       <w:tblPr/>
       <w:tcPr>
         <w:tcBorders>
-          <w:top w:val="single" w:sz="8" w:space="0" w:color="8064A2" w:themeColor="accent4"/>
-          <w:left w:val="single" w:sz="8" w:space="0" w:color="8064A2" w:themeColor="accent4"/>
-          <w:bottom w:val="single" w:sz="8" w:space="0" w:color="8064A2" w:themeColor="accent4"/>
-          <w:right w:val="single" w:sz="8" w:space="0" w:color="8064A2" w:themeColor="accent4"/>
-        </w:tcBorders>
-        <w:shd w:val="clear" w:color="auto" w:fill="DFD8E8" w:themeFill="accent4" w:themeFillTint="3F"/>
+          <w:top w:val="single" w:sz="8" w:space="0" w:color="E76618" w:themeColor="accent4"/>
+          <w:left w:val="single" w:sz="8" w:space="0" w:color="E76618" w:themeColor="accent4"/>
+          <w:bottom w:val="single" w:sz="8" w:space="0" w:color="E76618" w:themeColor="accent4"/>
+          <w:right w:val="single" w:sz="8" w:space="0" w:color="E76618" w:themeColor="accent4"/>
+        </w:tcBorders>
+        <w:shd w:val="clear" w:color="auto" w:fill="F9D9C5" w:themeFill="accent4" w:themeFillTint="3F"/>
       </w:tcPr>
     </w:tblStylePr>
     <w:tblStylePr w:type="band1Horz">
       <w:tblPr/>
       <w:tcPr>
         <w:tcBorders>
-          <w:top w:val="single" w:sz="8" w:space="0" w:color="8064A2" w:themeColor="accent4"/>
-          <w:left w:val="single" w:sz="8" w:space="0" w:color="8064A2" w:themeColor="accent4"/>
-          <w:bottom w:val="single" w:sz="8" w:space="0" w:color="8064A2" w:themeColor="accent4"/>
-          <w:right w:val="single" w:sz="8" w:space="0" w:color="8064A2" w:themeColor="accent4"/>
-          <w:insideV w:val="single" w:sz="8" w:space="0" w:color="8064A2" w:themeColor="accent4"/>
-        </w:tcBorders>
-        <w:shd w:val="clear" w:color="auto" w:fill="DFD8E8" w:themeFill="accent4" w:themeFillTint="3F"/>
+          <w:top w:val="single" w:sz="8" w:space="0" w:color="E76618" w:themeColor="accent4"/>
+          <w:left w:val="single" w:sz="8" w:space="0" w:color="E76618" w:themeColor="accent4"/>
+          <w:bottom w:val="single" w:sz="8" w:space="0" w:color="E76618" w:themeColor="accent4"/>
+          <w:right w:val="single" w:sz="8" w:space="0" w:color="E76618" w:themeColor="accent4"/>
+          <w:insideV w:val="single" w:sz="8" w:space="0" w:color="E76618" w:themeColor="accent4"/>
+        </w:tcBorders>
+        <w:shd w:val="clear" w:color="auto" w:fill="F9D9C5" w:themeFill="accent4" w:themeFillTint="3F"/>
       </w:tcPr>
     </w:tblStylePr>
     <w:tblStylePr w:type="band2Horz">
       <w:tblPr/>
       <w:tcPr>
         <w:tcBorders>
-          <w:top w:val="single" w:sz="8" w:space="0" w:color="8064A2" w:themeColor="accent4"/>
-          <w:left w:val="single" w:sz="8" w:space="0" w:color="8064A2" w:themeColor="accent4"/>
-          <w:bottom w:val="single" w:sz="8" w:space="0" w:color="8064A2" w:themeColor="accent4"/>
-          <w:right w:val="single" w:sz="8" w:space="0" w:color="8064A2" w:themeColor="accent4"/>
-          <w:insideV w:val="single" w:sz="8" w:space="0" w:color="8064A2" w:themeColor="accent4"/>
+          <w:top w:val="single" w:sz="8" w:space="0" w:color="E76618" w:themeColor="accent4"/>
+          <w:left w:val="single" w:sz="8" w:space="0" w:color="E76618" w:themeColor="accent4"/>
+          <w:bottom w:val="single" w:sz="8" w:space="0" w:color="E76618" w:themeColor="accent4"/>
+          <w:right w:val="single" w:sz="8" w:space="0" w:color="E76618" w:themeColor="accent4"/>
+          <w:insideV w:val="single" w:sz="8" w:space="0" w:color="E76618" w:themeColor="accent4"/>
         </w:tcBorders>
       </w:tcPr>
     </w:tblStylePr>
@@ -3493,12 +4004,12 @@
       <w:tblStyleRowBandSize w:val="1"/>
       <w:tblStyleColBandSize w:val="1"/>
       <w:tblBorders>
-        <w:top w:val="single" w:sz="8" w:space="0" w:color="4BACC6" w:themeColor="accent5"/>
-        <w:left w:val="single" w:sz="8" w:space="0" w:color="4BACC6" w:themeColor="accent5"/>
-        <w:bottom w:val="single" w:sz="8" w:space="0" w:color="4BACC6" w:themeColor="accent5"/>
-        <w:right w:val="single" w:sz="8" w:space="0" w:color="4BACC6" w:themeColor="accent5"/>
-        <w:insideH w:val="single" w:sz="8" w:space="0" w:color="4BACC6" w:themeColor="accent5"/>
-        <w:insideV w:val="single" w:sz="8" w:space="0" w:color="4BACC6" w:themeColor="accent5"/>
+        <w:top w:val="single" w:sz="8" w:space="0" w:color="C42F1A" w:themeColor="accent5"/>
+        <w:left w:val="single" w:sz="8" w:space="0" w:color="C42F1A" w:themeColor="accent5"/>
+        <w:bottom w:val="single" w:sz="8" w:space="0" w:color="C42F1A" w:themeColor="accent5"/>
+        <w:right w:val="single" w:sz="8" w:space="0" w:color="C42F1A" w:themeColor="accent5"/>
+        <w:insideH w:val="single" w:sz="8" w:space="0" w:color="C42F1A" w:themeColor="accent5"/>
+        <w:insideV w:val="single" w:sz="8" w:space="0" w:color="C42F1A" w:themeColor="accent5"/>
       </w:tblBorders>
     </w:tblPr>
     <w:tblStylePr w:type="firstRow">
@@ -3513,12 +4024,12 @@
       <w:tblPr/>
       <w:tcPr>
         <w:tcBorders>
-          <w:top w:val="single" w:sz="8" w:space="0" w:color="4BACC6" w:themeColor="accent5"/>
-          <w:left w:val="single" w:sz="8" w:space="0" w:color="4BACC6" w:themeColor="accent5"/>
-          <w:bottom w:val="single" w:sz="18" w:space="0" w:color="4BACC6" w:themeColor="accent5"/>
-          <w:right w:val="single" w:sz="8" w:space="0" w:color="4BACC6" w:themeColor="accent5"/>
-          <w:insideH w:val="nil"/>
-          <w:insideV w:val="single" w:sz="8" w:space="0" w:color="4BACC6" w:themeColor="accent5"/>
+          <w:top w:val="single" w:sz="8" w:space="0" w:color="C42F1A" w:themeColor="accent5"/>
+          <w:left w:val="single" w:sz="8" w:space="0" w:color="C42F1A" w:themeColor="accent5"/>
+          <w:bottom w:val="single" w:sz="18" w:space="0" w:color="C42F1A" w:themeColor="accent5"/>
+          <w:right w:val="single" w:sz="8" w:space="0" w:color="C42F1A" w:themeColor="accent5"/>
+          <w:insideH w:val="nil"/>
+          <w:insideV w:val="single" w:sz="8" w:space="0" w:color="C42F1A" w:themeColor="accent5"/>
         </w:tcBorders>
       </w:tcPr>
     </w:tblStylePr>
@@ -3534,12 +4045,12 @@
       <w:tblPr/>
       <w:tcPr>
         <w:tcBorders>
-          <w:top w:val="double" w:sz="6" w:space="0" w:color="4BACC6" w:themeColor="accent5"/>
-          <w:left w:val="single" w:sz="8" w:space="0" w:color="4BACC6" w:themeColor="accent5"/>
-          <w:bottom w:val="single" w:sz="8" w:space="0" w:color="4BACC6" w:themeColor="accent5"/>
-          <w:right w:val="single" w:sz="8" w:space="0" w:color="4BACC6" w:themeColor="accent5"/>
-          <w:insideH w:val="nil"/>
-          <w:insideV w:val="single" w:sz="8" w:space="0" w:color="4BACC6" w:themeColor="accent5"/>
+          <w:top w:val="double" w:sz="6" w:space="0" w:color="C42F1A" w:themeColor="accent5"/>
+          <w:left w:val="single" w:sz="8" w:space="0" w:color="C42F1A" w:themeColor="accent5"/>
+          <w:bottom w:val="single" w:sz="8" w:space="0" w:color="C42F1A" w:themeColor="accent5"/>
+          <w:right w:val="single" w:sz="8" w:space="0" w:color="C42F1A" w:themeColor="accent5"/>
+          <w:insideH w:val="nil"/>
+          <w:insideV w:val="single" w:sz="8" w:space="0" w:color="C42F1A" w:themeColor="accent5"/>
         </w:tcBorders>
       </w:tcPr>
     </w:tblStylePr>
@@ -3559,10 +4070,10 @@
       <w:tblPr/>
       <w:tcPr>
         <w:tcBorders>
-          <w:top w:val="single" w:sz="8" w:space="0" w:color="4BACC6" w:themeColor="accent5"/>
-          <w:left w:val="single" w:sz="8" w:space="0" w:color="4BACC6" w:themeColor="accent5"/>
-          <w:bottom w:val="single" w:sz="8" w:space="0" w:color="4BACC6" w:themeColor="accent5"/>
-          <w:right w:val="single" w:sz="8" w:space="0" w:color="4BACC6" w:themeColor="accent5"/>
+          <w:top w:val="single" w:sz="8" w:space="0" w:color="C42F1A" w:themeColor="accent5"/>
+          <w:left w:val="single" w:sz="8" w:space="0" w:color="C42F1A" w:themeColor="accent5"/>
+          <w:bottom w:val="single" w:sz="8" w:space="0" w:color="C42F1A" w:themeColor="accent5"/>
+          <w:right w:val="single" w:sz="8" w:space="0" w:color="C42F1A" w:themeColor="accent5"/>
         </w:tcBorders>
       </w:tcPr>
     </w:tblStylePr>
@@ -3570,36 +4081,36 @@
       <w:tblPr/>
       <w:tcPr>
         <w:tcBorders>
-          <w:top w:val="single" w:sz="8" w:space="0" w:color="4BACC6" w:themeColor="accent5"/>
-          <w:left w:val="single" w:sz="8" w:space="0" w:color="4BACC6" w:themeColor="accent5"/>
-          <w:bottom w:val="single" w:sz="8" w:space="0" w:color="4BACC6" w:themeColor="accent5"/>
-          <w:right w:val="single" w:sz="8" w:space="0" w:color="4BACC6" w:themeColor="accent5"/>
-        </w:tcBorders>
-        <w:shd w:val="clear" w:color="auto" w:fill="D2EAF1" w:themeFill="accent5" w:themeFillTint="3F"/>
+          <w:top w:val="single" w:sz="8" w:space="0" w:color="C42F1A" w:themeColor="accent5"/>
+          <w:left w:val="single" w:sz="8" w:space="0" w:color="C42F1A" w:themeColor="accent5"/>
+          <w:bottom w:val="single" w:sz="8" w:space="0" w:color="C42F1A" w:themeColor="accent5"/>
+          <w:right w:val="single" w:sz="8" w:space="0" w:color="C42F1A" w:themeColor="accent5"/>
+        </w:tcBorders>
+        <w:shd w:val="clear" w:color="auto" w:fill="F6C6C0" w:themeFill="accent5" w:themeFillTint="3F"/>
       </w:tcPr>
     </w:tblStylePr>
     <w:tblStylePr w:type="band1Horz">
       <w:tblPr/>
       <w:tcPr>
         <w:tcBorders>
-          <w:top w:val="single" w:sz="8" w:space="0" w:color="4BACC6" w:themeColor="accent5"/>
-          <w:left w:val="single" w:sz="8" w:space="0" w:color="4BACC6" w:themeColor="accent5"/>
-          <w:bottom w:val="single" w:sz="8" w:space="0" w:color="4BACC6" w:themeColor="accent5"/>
-          <w:right w:val="single" w:sz="8" w:space="0" w:color="4BACC6" w:themeColor="accent5"/>
-          <w:insideV w:val="single" w:sz="8" w:space="0" w:color="4BACC6" w:themeColor="accent5"/>
-        </w:tcBorders>
-        <w:shd w:val="clear" w:color="auto" w:fill="D2EAF1" w:themeFill="accent5" w:themeFillTint="3F"/>
+          <w:top w:val="single" w:sz="8" w:space="0" w:color="C42F1A" w:themeColor="accent5"/>
+          <w:left w:val="single" w:sz="8" w:space="0" w:color="C42F1A" w:themeColor="accent5"/>
+          <w:bottom w:val="single" w:sz="8" w:space="0" w:color="C42F1A" w:themeColor="accent5"/>
+          <w:right w:val="single" w:sz="8" w:space="0" w:color="C42F1A" w:themeColor="accent5"/>
+          <w:insideV w:val="single" w:sz="8" w:space="0" w:color="C42F1A" w:themeColor="accent5"/>
+        </w:tcBorders>
+        <w:shd w:val="clear" w:color="auto" w:fill="F6C6C0" w:themeFill="accent5" w:themeFillTint="3F"/>
       </w:tcPr>
     </w:tblStylePr>
     <w:tblStylePr w:type="band2Horz">
       <w:tblPr/>
       <w:tcPr>
         <w:tcBorders>
-          <w:top w:val="single" w:sz="8" w:space="0" w:color="4BACC6" w:themeColor="accent5"/>
-          <w:left w:val="single" w:sz="8" w:space="0" w:color="4BACC6" w:themeColor="accent5"/>
-          <w:bottom w:val="single" w:sz="8" w:space="0" w:color="4BACC6" w:themeColor="accent5"/>
-          <w:right w:val="single" w:sz="8" w:space="0" w:color="4BACC6" w:themeColor="accent5"/>
-          <w:insideV w:val="single" w:sz="8" w:space="0" w:color="4BACC6" w:themeColor="accent5"/>
+          <w:top w:val="single" w:sz="8" w:space="0" w:color="C42F1A" w:themeColor="accent5"/>
+          <w:left w:val="single" w:sz="8" w:space="0" w:color="C42F1A" w:themeColor="accent5"/>
+          <w:bottom w:val="single" w:sz="8" w:space="0" w:color="C42F1A" w:themeColor="accent5"/>
+          <w:right w:val="single" w:sz="8" w:space="0" w:color="C42F1A" w:themeColor="accent5"/>
+          <w:insideV w:val="single" w:sz="8" w:space="0" w:color="C42F1A" w:themeColor="accent5"/>
         </w:tcBorders>
       </w:tcPr>
     </w:tblStylePr>
@@ -3616,12 +4127,12 @@
       <w:tblStyleRowBandSize w:val="1"/>
       <w:tblStyleColBandSize w:val="1"/>
       <w:tblBorders>
-        <w:top w:val="single" w:sz="8" w:space="0" w:color="F79646" w:themeColor="accent6"/>
-        <w:left w:val="single" w:sz="8" w:space="0" w:color="F79646" w:themeColor="accent6"/>
-        <w:bottom w:val="single" w:sz="8" w:space="0" w:color="F79646" w:themeColor="accent6"/>
-        <w:right w:val="single" w:sz="8" w:space="0" w:color="F79646" w:themeColor="accent6"/>
-        <w:insideH w:val="single" w:sz="8" w:space="0" w:color="F79646" w:themeColor="accent6"/>
-        <w:insideV w:val="single" w:sz="8" w:space="0" w:color="F79646" w:themeColor="accent6"/>
+        <w:top w:val="single" w:sz="8" w:space="0" w:color="918655" w:themeColor="accent6"/>
+        <w:left w:val="single" w:sz="8" w:space="0" w:color="918655" w:themeColor="accent6"/>
+        <w:bottom w:val="single" w:sz="8" w:space="0" w:color="918655" w:themeColor="accent6"/>
+        <w:right w:val="single" w:sz="8" w:space="0" w:color="918655" w:themeColor="accent6"/>
+        <w:insideH w:val="single" w:sz="8" w:space="0" w:color="918655" w:themeColor="accent6"/>
+        <w:insideV w:val="single" w:sz="8" w:space="0" w:color="918655" w:themeColor="accent6"/>
       </w:tblBorders>
     </w:tblPr>
     <w:tblStylePr w:type="firstRow">
@@ -3636,12 +4147,12 @@
       <w:tblPr/>
       <w:tcPr>
         <w:tcBorders>
-          <w:top w:val="single" w:sz="8" w:space="0" w:color="F79646" w:themeColor="accent6"/>
-          <w:left w:val="single" w:sz="8" w:space="0" w:color="F79646" w:themeColor="accent6"/>
-          <w:bottom w:val="single" w:sz="18" w:space="0" w:color="F79646" w:themeColor="accent6"/>
-          <w:right w:val="single" w:sz="8" w:space="0" w:color="F79646" w:themeColor="accent6"/>
-          <w:insideH w:val="nil"/>
-          <w:insideV w:val="single" w:sz="8" w:space="0" w:color="F79646" w:themeColor="accent6"/>
+          <w:top w:val="single" w:sz="8" w:space="0" w:color="918655" w:themeColor="accent6"/>
+          <w:left w:val="single" w:sz="8" w:space="0" w:color="918655" w:themeColor="accent6"/>
+          <w:bottom w:val="single" w:sz="18" w:space="0" w:color="918655" w:themeColor="accent6"/>
+          <w:right w:val="single" w:sz="8" w:space="0" w:color="918655" w:themeColor="accent6"/>
+          <w:insideH w:val="nil"/>
+          <w:insideV w:val="single" w:sz="8" w:space="0" w:color="918655" w:themeColor="accent6"/>
         </w:tcBorders>
       </w:tcPr>
     </w:tblStylePr>
@@ -3657,12 +4168,12 @@
       <w:tblPr/>
       <w:tcPr>
         <w:tcBorders>
-          <w:top w:val="double" w:sz="6" w:space="0" w:color="F79646" w:themeColor="accent6"/>
-          <w:left w:val="single" w:sz="8" w:space="0" w:color="F79646" w:themeColor="accent6"/>
-          <w:bottom w:val="single" w:sz="8" w:space="0" w:color="F79646" w:themeColor="accent6"/>
-          <w:right w:val="single" w:sz="8" w:space="0" w:color="F79646" w:themeColor="accent6"/>
-          <w:insideH w:val="nil"/>
-          <w:insideV w:val="single" w:sz="8" w:space="0" w:color="F79646" w:themeColor="accent6"/>
+          <w:top w:val="double" w:sz="6" w:space="0" w:color="918655" w:themeColor="accent6"/>
+          <w:left w:val="single" w:sz="8" w:space="0" w:color="918655" w:themeColor="accent6"/>
+          <w:bottom w:val="single" w:sz="8" w:space="0" w:color="918655" w:themeColor="accent6"/>
+          <w:right w:val="single" w:sz="8" w:space="0" w:color="918655" w:themeColor="accent6"/>
+          <w:insideH w:val="nil"/>
+          <w:insideV w:val="single" w:sz="8" w:space="0" w:color="918655" w:themeColor="accent6"/>
         </w:tcBorders>
       </w:tcPr>
     </w:tblStylePr>
@@ -3682,10 +4193,10 @@
       <w:tblPr/>
       <w:tcPr>
         <w:tcBorders>
-          <w:top w:val="single" w:sz="8" w:space="0" w:color="F79646" w:themeColor="accent6"/>
-          <w:left w:val="single" w:sz="8" w:space="0" w:color="F79646" w:themeColor="accent6"/>
-          <w:bottom w:val="single" w:sz="8" w:space="0" w:color="F79646" w:themeColor="accent6"/>
-          <w:right w:val="single" w:sz="8" w:space="0" w:color="F79646" w:themeColor="accent6"/>
+          <w:top w:val="single" w:sz="8" w:space="0" w:color="918655" w:themeColor="accent6"/>
+          <w:left w:val="single" w:sz="8" w:space="0" w:color="918655" w:themeColor="accent6"/>
+          <w:bottom w:val="single" w:sz="8" w:space="0" w:color="918655" w:themeColor="accent6"/>
+          <w:right w:val="single" w:sz="8" w:space="0" w:color="918655" w:themeColor="accent6"/>
         </w:tcBorders>
       </w:tcPr>
     </w:tblStylePr>
@@ -3693,36 +4204,36 @@
       <w:tblPr/>
       <w:tcPr>
         <w:tcBorders>
-          <w:top w:val="single" w:sz="8" w:space="0" w:color="F79646" w:themeColor="accent6"/>
-          <w:left w:val="single" w:sz="8" w:space="0" w:color="F79646" w:themeColor="accent6"/>
-          <w:bottom w:val="single" w:sz="8" w:space="0" w:color="F79646" w:themeColor="accent6"/>
-          <w:right w:val="single" w:sz="8" w:space="0" w:color="F79646" w:themeColor="accent6"/>
-        </w:tcBorders>
-        <w:shd w:val="clear" w:color="auto" w:fill="FDE4D0" w:themeFill="accent6" w:themeFillTint="3F"/>
+          <w:top w:val="single" w:sz="8" w:space="0" w:color="918655" w:themeColor="accent6"/>
+          <w:left w:val="single" w:sz="8" w:space="0" w:color="918655" w:themeColor="accent6"/>
+          <w:bottom w:val="single" w:sz="8" w:space="0" w:color="918655" w:themeColor="accent6"/>
+          <w:right w:val="single" w:sz="8" w:space="0" w:color="918655" w:themeColor="accent6"/>
+        </w:tcBorders>
+        <w:shd w:val="clear" w:color="auto" w:fill="E5E2D3" w:themeFill="accent6" w:themeFillTint="3F"/>
       </w:tcPr>
     </w:tblStylePr>
     <w:tblStylePr w:type="band1Horz">
       <w:tblPr/>
       <w:tcPr>
         <w:tcBorders>
-          <w:top w:val="single" w:sz="8" w:space="0" w:color="F79646" w:themeColor="accent6"/>
-          <w:left w:val="single" w:sz="8" w:space="0" w:color="F79646" w:themeColor="accent6"/>
-          <w:bottom w:val="single" w:sz="8" w:space="0" w:color="F79646" w:themeColor="accent6"/>
-          <w:right w:val="single" w:sz="8" w:space="0" w:color="F79646" w:themeColor="accent6"/>
-          <w:insideV w:val="single" w:sz="8" w:space="0" w:color="F79646" w:themeColor="accent6"/>
-        </w:tcBorders>
-        <w:shd w:val="clear" w:color="auto" w:fill="FDE4D0" w:themeFill="accent6" w:themeFillTint="3F"/>
+          <w:top w:val="single" w:sz="8" w:space="0" w:color="918655" w:themeColor="accent6"/>
+          <w:left w:val="single" w:sz="8" w:space="0" w:color="918655" w:themeColor="accent6"/>
+          <w:bottom w:val="single" w:sz="8" w:space="0" w:color="918655" w:themeColor="accent6"/>
+          <w:right w:val="single" w:sz="8" w:space="0" w:color="918655" w:themeColor="accent6"/>
+          <w:insideV w:val="single" w:sz="8" w:space="0" w:color="918655" w:themeColor="accent6"/>
+        </w:tcBorders>
+        <w:shd w:val="clear" w:color="auto" w:fill="E5E2D3" w:themeFill="accent6" w:themeFillTint="3F"/>
       </w:tcPr>
     </w:tblStylePr>
     <w:tblStylePr w:type="band2Horz">
       <w:tblPr/>
       <w:tcPr>
         <w:tcBorders>
-          <w:top w:val="single" w:sz="8" w:space="0" w:color="F79646" w:themeColor="accent6"/>
-          <w:left w:val="single" w:sz="8" w:space="0" w:color="F79646" w:themeColor="accent6"/>
-          <w:bottom w:val="single" w:sz="8" w:space="0" w:color="F79646" w:themeColor="accent6"/>
-          <w:right w:val="single" w:sz="8" w:space="0" w:color="F79646" w:themeColor="accent6"/>
-          <w:insideV w:val="single" w:sz="8" w:space="0" w:color="F79646" w:themeColor="accent6"/>
+          <w:top w:val="single" w:sz="8" w:space="0" w:color="918655" w:themeColor="accent6"/>
+          <w:left w:val="single" w:sz="8" w:space="0" w:color="918655" w:themeColor="accent6"/>
+          <w:bottom w:val="single" w:sz="8" w:space="0" w:color="918655" w:themeColor="accent6"/>
+          <w:right w:val="single" w:sz="8" w:space="0" w:color="918655" w:themeColor="accent6"/>
+          <w:insideV w:val="single" w:sz="8" w:space="0" w:color="918655" w:themeColor="accent6"/>
         </w:tcBorders>
       </w:tcPr>
     </w:tblStylePr>
@@ -3838,11 +4349,11 @@
       <w:tblStyleRowBandSize w:val="1"/>
       <w:tblStyleColBandSize w:val="1"/>
       <w:tblBorders>
-        <w:top w:val="single" w:sz="8" w:space="0" w:color="7BA0CD" w:themeColor="accent1" w:themeTint="BF"/>
-        <w:left w:val="single" w:sz="8" w:space="0" w:color="7BA0CD" w:themeColor="accent1" w:themeTint="BF"/>
-        <w:bottom w:val="single" w:sz="8" w:space="0" w:color="7BA0CD" w:themeColor="accent1" w:themeTint="BF"/>
-        <w:right w:val="single" w:sz="8" w:space="0" w:color="7BA0CD" w:themeColor="accent1" w:themeTint="BF"/>
-        <w:insideH w:val="single" w:sz="8" w:space="0" w:color="7BA0CD" w:themeColor="accent1" w:themeTint="BF"/>
+        <w:top w:val="single" w:sz="8" w:space="0" w:color="AFDC50" w:themeColor="accent1" w:themeTint="BF"/>
+        <w:left w:val="single" w:sz="8" w:space="0" w:color="AFDC50" w:themeColor="accent1" w:themeTint="BF"/>
+        <w:bottom w:val="single" w:sz="8" w:space="0" w:color="AFDC50" w:themeColor="accent1" w:themeTint="BF"/>
+        <w:right w:val="single" w:sz="8" w:space="0" w:color="AFDC50" w:themeColor="accent1" w:themeTint="BF"/>
+        <w:insideH w:val="single" w:sz="8" w:space="0" w:color="AFDC50" w:themeColor="accent1" w:themeTint="BF"/>
       </w:tblBorders>
     </w:tblPr>
     <w:tblStylePr w:type="firstRow">
@@ -3857,14 +4368,14 @@
       <w:tblPr/>
       <w:tcPr>
         <w:tcBorders>
-          <w:top w:val="single" w:sz="8" w:space="0" w:color="7BA0CD" w:themeColor="accent1" w:themeTint="BF"/>
-          <w:left w:val="single" w:sz="8" w:space="0" w:color="7BA0CD" w:themeColor="accent1" w:themeTint="BF"/>
-          <w:bottom w:val="single" w:sz="8" w:space="0" w:color="7BA0CD" w:themeColor="accent1" w:themeTint="BF"/>
-          <w:right w:val="single" w:sz="8" w:space="0" w:color="7BA0CD" w:themeColor="accent1" w:themeTint="BF"/>
-          <w:insideH w:val="nil"/>
-          <w:insideV w:val="nil"/>
-        </w:tcBorders>
-        <w:shd w:val="clear" w:color="auto" w:fill="4F81BD" w:themeFill="accent1"/>
+          <w:top w:val="single" w:sz="8" w:space="0" w:color="AFDC50" w:themeColor="accent1" w:themeTint="BF"/>
+          <w:left w:val="single" w:sz="8" w:space="0" w:color="AFDC50" w:themeColor="accent1" w:themeTint="BF"/>
+          <w:bottom w:val="single" w:sz="8" w:space="0" w:color="AFDC50" w:themeColor="accent1" w:themeTint="BF"/>
+          <w:right w:val="single" w:sz="8" w:space="0" w:color="AFDC50" w:themeColor="accent1" w:themeTint="BF"/>
+          <w:insideH w:val="nil"/>
+          <w:insideV w:val="nil"/>
+        </w:tcBorders>
+        <w:shd w:val="clear" w:color="auto" w:fill="90C226" w:themeFill="accent1"/>
       </w:tcPr>
     </w:tblStylePr>
     <w:tblStylePr w:type="lastRow">
@@ -3878,10 +4389,10 @@
       <w:tblPr/>
       <w:tcPr>
         <w:tcBorders>
-          <w:top w:val="double" w:sz="6" w:space="0" w:color="7BA0CD" w:themeColor="accent1" w:themeTint="BF"/>
-          <w:left w:val="single" w:sz="8" w:space="0" w:color="7BA0CD" w:themeColor="accent1" w:themeTint="BF"/>
-          <w:bottom w:val="single" w:sz="8" w:space="0" w:color="7BA0CD" w:themeColor="accent1" w:themeTint="BF"/>
-          <w:right w:val="single" w:sz="8" w:space="0" w:color="7BA0CD" w:themeColor="accent1" w:themeTint="BF"/>
+          <w:top w:val="double" w:sz="6" w:space="0" w:color="AFDC50" w:themeColor="accent1" w:themeTint="BF"/>
+          <w:left w:val="single" w:sz="8" w:space="0" w:color="AFDC50" w:themeColor="accent1" w:themeTint="BF"/>
+          <w:bottom w:val="single" w:sz="8" w:space="0" w:color="AFDC50" w:themeColor="accent1" w:themeTint="BF"/>
+          <w:right w:val="single" w:sz="8" w:space="0" w:color="AFDC50" w:themeColor="accent1" w:themeTint="BF"/>
           <w:insideH w:val="nil"/>
           <w:insideV w:val="nil"/>
         </w:tcBorders>
@@ -3902,7 +4413,7 @@
     <w:tblStylePr w:type="band1Vert">
       <w:tblPr/>
       <w:tcPr>
-        <w:shd w:val="clear" w:color="auto" w:fill="D3DFEE" w:themeFill="accent1" w:themeFillTint="3F"/>
+        <w:shd w:val="clear" w:color="auto" w:fill="E4F3C5" w:themeFill="accent1" w:themeFillTint="3F"/>
       </w:tcPr>
     </w:tblStylePr>
     <w:tblStylePr w:type="band1Horz">
@@ -3912,7 +4423,7 @@
           <w:insideH w:val="nil"/>
           <w:insideV w:val="nil"/>
         </w:tcBorders>
-        <w:shd w:val="clear" w:color="auto" w:fill="D3DFEE" w:themeFill="accent1" w:themeFillTint="3F"/>
+        <w:shd w:val="clear" w:color="auto" w:fill="E4F3C5" w:themeFill="accent1" w:themeFillTint="3F"/>
       </w:tcPr>
     </w:tblStylePr>
     <w:tblStylePr w:type="band2Horz">
@@ -3937,11 +4448,11 @@
       <w:tblStyleRowBandSize w:val="1"/>
       <w:tblStyleColBandSize w:val="1"/>
       <w:tblBorders>
-        <w:top w:val="single" w:sz="8" w:space="0" w:color="CF7B79" w:themeColor="accent2" w:themeTint="BF"/>
-        <w:left w:val="single" w:sz="8" w:space="0" w:color="CF7B79" w:themeColor="accent2" w:themeTint="BF"/>
-        <w:bottom w:val="single" w:sz="8" w:space="0" w:color="CF7B79" w:themeColor="accent2" w:themeTint="BF"/>
-        <w:right w:val="single" w:sz="8" w:space="0" w:color="CF7B79" w:themeColor="accent2" w:themeTint="BF"/>
-        <w:insideH w:val="single" w:sz="8" w:space="0" w:color="CF7B79" w:themeColor="accent2" w:themeTint="BF"/>
+        <w:top w:val="single" w:sz="8" w:space="0" w:color="78D63A" w:themeColor="accent2" w:themeTint="BF"/>
+        <w:left w:val="single" w:sz="8" w:space="0" w:color="78D63A" w:themeColor="accent2" w:themeTint="BF"/>
+        <w:bottom w:val="single" w:sz="8" w:space="0" w:color="78D63A" w:themeColor="accent2" w:themeTint="BF"/>
+        <w:right w:val="single" w:sz="8" w:space="0" w:color="78D63A" w:themeColor="accent2" w:themeTint="BF"/>
+        <w:insideH w:val="single" w:sz="8" w:space="0" w:color="78D63A" w:themeColor="accent2" w:themeTint="BF"/>
       </w:tblBorders>
     </w:tblPr>
     <w:tblStylePr w:type="firstRow">
@@ -3956,14 +4467,14 @@
       <w:tblPr/>
       <w:tcPr>
         <w:tcBorders>
-          <w:top w:val="single" w:sz="8" w:space="0" w:color="CF7B79" w:themeColor="accent2" w:themeTint="BF"/>
-          <w:left w:val="single" w:sz="8" w:space="0" w:color="CF7B79" w:themeColor="accent2" w:themeTint="BF"/>
-          <w:bottom w:val="single" w:sz="8" w:space="0" w:color="CF7B79" w:themeColor="accent2" w:themeTint="BF"/>
-          <w:right w:val="single" w:sz="8" w:space="0" w:color="CF7B79" w:themeColor="accent2" w:themeTint="BF"/>
-          <w:insideH w:val="nil"/>
-          <w:insideV w:val="nil"/>
-        </w:tcBorders>
-        <w:shd w:val="clear" w:color="auto" w:fill="C0504D" w:themeFill="accent2"/>
+          <w:top w:val="single" w:sz="8" w:space="0" w:color="78D63A" w:themeColor="accent2" w:themeTint="BF"/>
+          <w:left w:val="single" w:sz="8" w:space="0" w:color="78D63A" w:themeColor="accent2" w:themeTint="BF"/>
+          <w:bottom w:val="single" w:sz="8" w:space="0" w:color="78D63A" w:themeColor="accent2" w:themeTint="BF"/>
+          <w:right w:val="single" w:sz="8" w:space="0" w:color="78D63A" w:themeColor="accent2" w:themeTint="BF"/>
+          <w:insideH w:val="nil"/>
+          <w:insideV w:val="nil"/>
+        </w:tcBorders>
+        <w:shd w:val="clear" w:color="auto" w:fill="54A021" w:themeFill="accent2"/>
       </w:tcPr>
     </w:tblStylePr>
     <w:tblStylePr w:type="lastRow">
@@ -3977,10 +4488,10 @@
       <w:tblPr/>
       <w:tcPr>
         <w:tcBorders>
-          <w:top w:val="double" w:sz="6" w:space="0" w:color="CF7B79" w:themeColor="accent2" w:themeTint="BF"/>
-          <w:left w:val="single" w:sz="8" w:space="0" w:color="CF7B79" w:themeColor="accent2" w:themeTint="BF"/>
-          <w:bottom w:val="single" w:sz="8" w:space="0" w:color="CF7B79" w:themeColor="accent2" w:themeTint="BF"/>
-          <w:right w:val="single" w:sz="8" w:space="0" w:color="CF7B79" w:themeColor="accent2" w:themeTint="BF"/>
+          <w:top w:val="double" w:sz="6" w:space="0" w:color="78D63A" w:themeColor="accent2" w:themeTint="BF"/>
+          <w:left w:val="single" w:sz="8" w:space="0" w:color="78D63A" w:themeColor="accent2" w:themeTint="BF"/>
+          <w:bottom w:val="single" w:sz="8" w:space="0" w:color="78D63A" w:themeColor="accent2" w:themeTint="BF"/>
+          <w:right w:val="single" w:sz="8" w:space="0" w:color="78D63A" w:themeColor="accent2" w:themeTint="BF"/>
           <w:insideH w:val="nil"/>
           <w:insideV w:val="nil"/>
         </w:tcBorders>
@@ -4001,7 +4512,7 @@
     <w:tblStylePr w:type="band1Vert">
       <w:tblPr/>
       <w:tcPr>
-        <w:shd w:val="clear" w:color="auto" w:fill="EFD3D2" w:themeFill="accent2" w:themeFillTint="3F"/>
+        <w:shd w:val="clear" w:color="auto" w:fill="D2F1BE" w:themeFill="accent2" w:themeFillTint="3F"/>
       </w:tcPr>
     </w:tblStylePr>
     <w:tblStylePr w:type="band1Horz">
@@ -4011,7 +4522,7 @@
           <w:insideH w:val="nil"/>
           <w:insideV w:val="nil"/>
         </w:tcBorders>
-        <w:shd w:val="clear" w:color="auto" w:fill="EFD3D2" w:themeFill="accent2" w:themeFillTint="3F"/>
+        <w:shd w:val="clear" w:color="auto" w:fill="D2F1BE" w:themeFill="accent2" w:themeFillTint="3F"/>
       </w:tcPr>
     </w:tblStylePr>
     <w:tblStylePr w:type="band2Horz">
@@ -4036,11 +4547,11 @@
       <w:tblStyleRowBandSize w:val="1"/>
       <w:tblStyleColBandSize w:val="1"/>
       <w:tblBorders>
-        <w:top w:val="single" w:sz="8" w:space="0" w:color="B3CC82" w:themeColor="accent3" w:themeTint="BF"/>
-        <w:left w:val="single" w:sz="8" w:space="0" w:color="B3CC82" w:themeColor="accent3" w:themeTint="BF"/>
-        <w:bottom w:val="single" w:sz="8" w:space="0" w:color="B3CC82" w:themeColor="accent3" w:themeTint="BF"/>
-        <w:right w:val="single" w:sz="8" w:space="0" w:color="B3CC82" w:themeColor="accent3" w:themeTint="BF"/>
-        <w:insideH w:val="single" w:sz="8" w:space="0" w:color="B3CC82" w:themeColor="accent3" w:themeTint="BF"/>
+        <w:top w:val="single" w:sz="8" w:space="0" w:color="ECCA56" w:themeColor="accent3" w:themeTint="BF"/>
+        <w:left w:val="single" w:sz="8" w:space="0" w:color="ECCA56" w:themeColor="accent3" w:themeTint="BF"/>
+        <w:bottom w:val="single" w:sz="8" w:space="0" w:color="ECCA56" w:themeColor="accent3" w:themeTint="BF"/>
+        <w:right w:val="single" w:sz="8" w:space="0" w:color="ECCA56" w:themeColor="accent3" w:themeTint="BF"/>
+        <w:insideH w:val="single" w:sz="8" w:space="0" w:color="ECCA56" w:themeColor="accent3" w:themeTint="BF"/>
       </w:tblBorders>
     </w:tblPr>
     <w:tblStylePr w:type="firstRow">
@@ -4055,14 +4566,14 @@
       <w:tblPr/>
       <w:tcPr>
         <w:tcBorders>
-          <w:top w:val="single" w:sz="8" w:space="0" w:color="B3CC82" w:themeColor="accent3" w:themeTint="BF"/>
-          <w:left w:val="single" w:sz="8" w:space="0" w:color="B3CC82" w:themeColor="accent3" w:themeTint="BF"/>
-          <w:bottom w:val="single" w:sz="8" w:space="0" w:color="B3CC82" w:themeColor="accent3" w:themeTint="BF"/>
-          <w:right w:val="single" w:sz="8" w:space="0" w:color="B3CC82" w:themeColor="accent3" w:themeTint="BF"/>
-          <w:insideH w:val="nil"/>
-          <w:insideV w:val="nil"/>
-        </w:tcBorders>
-        <w:shd w:val="clear" w:color="auto" w:fill="9BBB59" w:themeFill="accent3"/>
+          <w:top w:val="single" w:sz="8" w:space="0" w:color="ECCA56" w:themeColor="accent3" w:themeTint="BF"/>
+          <w:left w:val="single" w:sz="8" w:space="0" w:color="ECCA56" w:themeColor="accent3" w:themeTint="BF"/>
+          <w:bottom w:val="single" w:sz="8" w:space="0" w:color="ECCA56" w:themeColor="accent3" w:themeTint="BF"/>
+          <w:right w:val="single" w:sz="8" w:space="0" w:color="ECCA56" w:themeColor="accent3" w:themeTint="BF"/>
+          <w:insideH w:val="nil"/>
+          <w:insideV w:val="nil"/>
+        </w:tcBorders>
+        <w:shd w:val="clear" w:color="auto" w:fill="E6B91E" w:themeFill="accent3"/>
       </w:tcPr>
     </w:tblStylePr>
     <w:tblStylePr w:type="lastRow">
@@ -4076,10 +4587,10 @@
       <w:tblPr/>
       <w:tcPr>
         <w:tcBorders>
-          <w:top w:val="double" w:sz="6" w:space="0" w:color="B3CC82" w:themeColor="accent3" w:themeTint="BF"/>
-          <w:left w:val="single" w:sz="8" w:space="0" w:color="B3CC82" w:themeColor="accent3" w:themeTint="BF"/>
-          <w:bottom w:val="single" w:sz="8" w:space="0" w:color="B3CC82" w:themeColor="accent3" w:themeTint="BF"/>
-          <w:right w:val="single" w:sz="8" w:space="0" w:color="B3CC82" w:themeColor="accent3" w:themeTint="BF"/>
+          <w:top w:val="double" w:sz="6" w:space="0" w:color="ECCA56" w:themeColor="accent3" w:themeTint="BF"/>
+          <w:left w:val="single" w:sz="8" w:space="0" w:color="ECCA56" w:themeColor="accent3" w:themeTint="BF"/>
+          <w:bottom w:val="single" w:sz="8" w:space="0" w:color="ECCA56" w:themeColor="accent3" w:themeTint="BF"/>
+          <w:right w:val="single" w:sz="8" w:space="0" w:color="ECCA56" w:themeColor="accent3" w:themeTint="BF"/>
           <w:insideH w:val="nil"/>
           <w:insideV w:val="nil"/>
         </w:tcBorders>
@@ -4100,7 +4611,7 @@
     <w:tblStylePr w:type="band1Vert">
       <w:tblPr/>
       <w:tcPr>
-        <w:shd w:val="clear" w:color="auto" w:fill="E6EED5" w:themeFill="accent3" w:themeFillTint="3F"/>
+        <w:shd w:val="clear" w:color="auto" w:fill="F8EDC7" w:themeFill="accent3" w:themeFillTint="3F"/>
       </w:tcPr>
     </w:tblStylePr>
     <w:tblStylePr w:type="band1Horz">
@@ -4110,7 +4621,7 @@
           <w:insideH w:val="nil"/>
           <w:insideV w:val="nil"/>
         </w:tcBorders>
-        <w:shd w:val="clear" w:color="auto" w:fill="E6EED5" w:themeFill="accent3" w:themeFillTint="3F"/>
+        <w:shd w:val="clear" w:color="auto" w:fill="F8EDC7" w:themeFill="accent3" w:themeFillTint="3F"/>
       </w:tcPr>
     </w:tblStylePr>
     <w:tblStylePr w:type="band2Horz">
@@ -4135,11 +4646,11 @@
       <w:tblStyleRowBandSize w:val="1"/>
       <w:tblStyleColBandSize w:val="1"/>
       <w:tblBorders>
-        <w:top w:val="single" w:sz="8" w:space="0" w:color="9F8AB9" w:themeColor="accent4" w:themeTint="BF"/>
-        <w:left w:val="single" w:sz="8" w:space="0" w:color="9F8AB9" w:themeColor="accent4" w:themeTint="BF"/>
-        <w:bottom w:val="single" w:sz="8" w:space="0" w:color="9F8AB9" w:themeColor="accent4" w:themeTint="BF"/>
-        <w:right w:val="single" w:sz="8" w:space="0" w:color="9F8AB9" w:themeColor="accent4" w:themeTint="BF"/>
-        <w:insideH w:val="single" w:sz="8" w:space="0" w:color="9F8AB9" w:themeColor="accent4" w:themeTint="BF"/>
+        <w:top w:val="single" w:sz="8" w:space="0" w:color="ED8C51" w:themeColor="accent4" w:themeTint="BF"/>
+        <w:left w:val="single" w:sz="8" w:space="0" w:color="ED8C51" w:themeColor="accent4" w:themeTint="BF"/>
+        <w:bottom w:val="single" w:sz="8" w:space="0" w:color="ED8C51" w:themeColor="accent4" w:themeTint="BF"/>
+        <w:right w:val="single" w:sz="8" w:space="0" w:color="ED8C51" w:themeColor="accent4" w:themeTint="BF"/>
+        <w:insideH w:val="single" w:sz="8" w:space="0" w:color="ED8C51" w:themeColor="accent4" w:themeTint="BF"/>
       </w:tblBorders>
     </w:tblPr>
     <w:tblStylePr w:type="firstRow">
@@ -4154,14 +4665,14 @@
       <w:tblPr/>
       <w:tcPr>
         <w:tcBorders>
-          <w:top w:val="single" w:sz="8" w:space="0" w:color="9F8AB9" w:themeColor="accent4" w:themeTint="BF"/>
-          <w:left w:val="single" w:sz="8" w:space="0" w:color="9F8AB9" w:themeColor="accent4" w:themeTint="BF"/>
-          <w:bottom w:val="single" w:sz="8" w:space="0" w:color="9F8AB9" w:themeColor="accent4" w:themeTint="BF"/>
-          <w:right w:val="single" w:sz="8" w:space="0" w:color="9F8AB9" w:themeColor="accent4" w:themeTint="BF"/>
-          <w:insideH w:val="nil"/>
-          <w:insideV w:val="nil"/>
-        </w:tcBorders>
-        <w:shd w:val="clear" w:color="auto" w:fill="8064A2" w:themeFill="accent4"/>
+          <w:top w:val="single" w:sz="8" w:space="0" w:color="ED8C51" w:themeColor="accent4" w:themeTint="BF"/>
+          <w:left w:val="single" w:sz="8" w:space="0" w:color="ED8C51" w:themeColor="accent4" w:themeTint="BF"/>
+          <w:bottom w:val="single" w:sz="8" w:space="0" w:color="ED8C51" w:themeColor="accent4" w:themeTint="BF"/>
+          <w:right w:val="single" w:sz="8" w:space="0" w:color="ED8C51" w:themeColor="accent4" w:themeTint="BF"/>
+          <w:insideH w:val="nil"/>
+          <w:insideV w:val="nil"/>
+        </w:tcBorders>
+        <w:shd w:val="clear" w:color="auto" w:fill="E76618" w:themeFill="accent4"/>
       </w:tcPr>
     </w:tblStylePr>
     <w:tblStylePr w:type="lastRow">
@@ -4175,10 +4686,10 @@
       <w:tblPr/>
       <w:tcPr>
         <w:tcBorders>
-          <w:top w:val="double" w:sz="6" w:space="0" w:color="9F8AB9" w:themeColor="accent4" w:themeTint="BF"/>
-          <w:left w:val="single" w:sz="8" w:space="0" w:color="9F8AB9" w:themeColor="accent4" w:themeTint="BF"/>
-          <w:bottom w:val="single" w:sz="8" w:space="0" w:color="9F8AB9" w:themeColor="accent4" w:themeTint="BF"/>
-          <w:right w:val="single" w:sz="8" w:space="0" w:color="9F8AB9" w:themeColor="accent4" w:themeTint="BF"/>
+          <w:top w:val="double" w:sz="6" w:space="0" w:color="ED8C51" w:themeColor="accent4" w:themeTint="BF"/>
+          <w:left w:val="single" w:sz="8" w:space="0" w:color="ED8C51" w:themeColor="accent4" w:themeTint="BF"/>
+          <w:bottom w:val="single" w:sz="8" w:space="0" w:color="ED8C51" w:themeColor="accent4" w:themeTint="BF"/>
+          <w:right w:val="single" w:sz="8" w:space="0" w:color="ED8C51" w:themeColor="accent4" w:themeTint="BF"/>
           <w:insideH w:val="nil"/>
           <w:insideV w:val="nil"/>
         </w:tcBorders>
@@ -4199,7 +4710,7 @@
     <w:tblStylePr w:type="band1Vert">
       <w:tblPr/>
       <w:tcPr>
-        <w:shd w:val="clear" w:color="auto" w:fill="DFD8E8" w:themeFill="accent4" w:themeFillTint="3F"/>
+        <w:shd w:val="clear" w:color="auto" w:fill="F9D9C5" w:themeFill="accent4" w:themeFillTint="3F"/>
       </w:tcPr>
     </w:tblStylePr>
     <w:tblStylePr w:type="band1Horz">
@@ -4209,7 +4720,7 @@
           <w:insideH w:val="nil"/>
           <w:insideV w:val="nil"/>
         </w:tcBorders>
-        <w:shd w:val="clear" w:color="auto" w:fill="DFD8E8" w:themeFill="accent4" w:themeFillTint="3F"/>
+        <w:shd w:val="clear" w:color="auto" w:fill="F9D9C5" w:themeFill="accent4" w:themeFillTint="3F"/>
       </w:tcPr>
     </w:tblStylePr>
     <w:tblStylePr w:type="band2Horz">
@@ -4234,11 +4745,11 @@
       <w:tblStyleRowBandSize w:val="1"/>
       <w:tblStyleColBandSize w:val="1"/>
       <w:tblBorders>
-        <w:top w:val="single" w:sz="8" w:space="0" w:color="78C0D4" w:themeColor="accent5" w:themeTint="BF"/>
-        <w:left w:val="single" w:sz="8" w:space="0" w:color="78C0D4" w:themeColor="accent5" w:themeTint="BF"/>
-        <w:bottom w:val="single" w:sz="8" w:space="0" w:color="78C0D4" w:themeColor="accent5" w:themeTint="BF"/>
-        <w:right w:val="single" w:sz="8" w:space="0" w:color="78C0D4" w:themeColor="accent5" w:themeTint="BF"/>
-        <w:insideH w:val="single" w:sz="8" w:space="0" w:color="78C0D4" w:themeColor="accent5" w:themeTint="BF"/>
+        <w:top w:val="single" w:sz="8" w:space="0" w:color="E55440" w:themeColor="accent5" w:themeTint="BF"/>
+        <w:left w:val="single" w:sz="8" w:space="0" w:color="E55440" w:themeColor="accent5" w:themeTint="BF"/>
+        <w:bottom w:val="single" w:sz="8" w:space="0" w:color="E55440" w:themeColor="accent5" w:themeTint="BF"/>
+        <w:right w:val="single" w:sz="8" w:space="0" w:color="E55440" w:themeColor="accent5" w:themeTint="BF"/>
+        <w:insideH w:val="single" w:sz="8" w:space="0" w:color="E55440" w:themeColor="accent5" w:themeTint="BF"/>
       </w:tblBorders>
     </w:tblPr>
     <w:tblStylePr w:type="firstRow">
@@ -4253,14 +4764,14 @@
       <w:tblPr/>
       <w:tcPr>
         <w:tcBorders>
-          <w:top w:val="single" w:sz="8" w:space="0" w:color="78C0D4" w:themeColor="accent5" w:themeTint="BF"/>
-          <w:left w:val="single" w:sz="8" w:space="0" w:color="78C0D4" w:themeColor="accent5" w:themeTint="BF"/>
-          <w:bottom w:val="single" w:sz="8" w:space="0" w:color="78C0D4" w:themeColor="accent5" w:themeTint="BF"/>
-          <w:right w:val="single" w:sz="8" w:space="0" w:color="78C0D4" w:themeColor="accent5" w:themeTint="BF"/>
-          <w:insideH w:val="nil"/>
-          <w:insideV w:val="nil"/>
-        </w:tcBorders>
-        <w:shd w:val="clear" w:color="auto" w:fill="4BACC6" w:themeFill="accent5"/>
+          <w:top w:val="single" w:sz="8" w:space="0" w:color="E55440" w:themeColor="accent5" w:themeTint="BF"/>
+          <w:left w:val="single" w:sz="8" w:space="0" w:color="E55440" w:themeColor="accent5" w:themeTint="BF"/>
+          <w:bottom w:val="single" w:sz="8" w:space="0" w:color="E55440" w:themeColor="accent5" w:themeTint="BF"/>
+          <w:right w:val="single" w:sz="8" w:space="0" w:color="E55440" w:themeColor="accent5" w:themeTint="BF"/>
+          <w:insideH w:val="nil"/>
+          <w:insideV w:val="nil"/>
+        </w:tcBorders>
+        <w:shd w:val="clear" w:color="auto" w:fill="C42F1A" w:themeFill="accent5"/>
       </w:tcPr>
     </w:tblStylePr>
     <w:tblStylePr w:type="lastRow">
@@ -4274,10 +4785,10 @@
       <w:tblPr/>
       <w:tcPr>
         <w:tcBorders>
-          <w:top w:val="double" w:sz="6" w:space="0" w:color="78C0D4" w:themeColor="accent5" w:themeTint="BF"/>
-          <w:left w:val="single" w:sz="8" w:space="0" w:color="78C0D4" w:themeColor="accent5" w:themeTint="BF"/>
-          <w:bottom w:val="single" w:sz="8" w:space="0" w:color="78C0D4" w:themeColor="accent5" w:themeTint="BF"/>
-          <w:right w:val="single" w:sz="8" w:space="0" w:color="78C0D4" w:themeColor="accent5" w:themeTint="BF"/>
+          <w:top w:val="double" w:sz="6" w:space="0" w:color="E55440" w:themeColor="accent5" w:themeTint="BF"/>
+          <w:left w:val="single" w:sz="8" w:space="0" w:color="E55440" w:themeColor="accent5" w:themeTint="BF"/>
+          <w:bottom w:val="single" w:sz="8" w:space="0" w:color="E55440" w:themeColor="accent5" w:themeTint="BF"/>
+          <w:right w:val="single" w:sz="8" w:space="0" w:color="E55440" w:themeColor="accent5" w:themeTint="BF"/>
           <w:insideH w:val="nil"/>
           <w:insideV w:val="nil"/>
         </w:tcBorders>
@@ -4298,7 +4809,7 @@
     <w:tblStylePr w:type="band1Vert">
       <w:tblPr/>
       <w:tcPr>
-        <w:shd w:val="clear" w:color="auto" w:fill="D2EAF1" w:themeFill="accent5" w:themeFillTint="3F"/>
+        <w:shd w:val="clear" w:color="auto" w:fill="F6C6C0" w:themeFill="accent5" w:themeFillTint="3F"/>
       </w:tcPr>
     </w:tblStylePr>
     <w:tblStylePr w:type="band1Horz">
@@ -4308,7 +4819,7 @@
           <w:insideH w:val="nil"/>
           <w:insideV w:val="nil"/>
         </w:tcBorders>
-        <w:shd w:val="clear" w:color="auto" w:fill="D2EAF1" w:themeFill="accent5" w:themeFillTint="3F"/>
+        <w:shd w:val="clear" w:color="auto" w:fill="F6C6C0" w:themeFill="accent5" w:themeFillTint="3F"/>
       </w:tcPr>
     </w:tblStylePr>
     <w:tblStylePr w:type="band2Horz">
@@ -4333,11 +4844,11 @@
       <w:tblStyleRowBandSize w:val="1"/>
       <w:tblStyleColBandSize w:val="1"/>
       <w:tblBorders>
-        <w:top w:val="single" w:sz="8" w:space="0" w:color="F9B074" w:themeColor="accent6" w:themeTint="BF"/>
-        <w:left w:val="single" w:sz="8" w:space="0" w:color="F9B074" w:themeColor="accent6" w:themeTint="BF"/>
-        <w:bottom w:val="single" w:sz="8" w:space="0" w:color="F9B074" w:themeColor="accent6" w:themeTint="BF"/>
-        <w:right w:val="single" w:sz="8" w:space="0" w:color="F9B074" w:themeColor="accent6" w:themeTint="BF"/>
-        <w:insideH w:val="single" w:sz="8" w:space="0" w:color="F9B074" w:themeColor="accent6" w:themeTint="BF"/>
+        <w:top w:val="single" w:sz="8" w:space="0" w:color="B1A77A" w:themeColor="accent6" w:themeTint="BF"/>
+        <w:left w:val="single" w:sz="8" w:space="0" w:color="B1A77A" w:themeColor="accent6" w:themeTint="BF"/>
+        <w:bottom w:val="single" w:sz="8" w:space="0" w:color="B1A77A" w:themeColor="accent6" w:themeTint="BF"/>
+        <w:right w:val="single" w:sz="8" w:space="0" w:color="B1A77A" w:themeColor="accent6" w:themeTint="BF"/>
+        <w:insideH w:val="single" w:sz="8" w:space="0" w:color="B1A77A" w:themeColor="accent6" w:themeTint="BF"/>
       </w:tblBorders>
     </w:tblPr>
     <w:tblStylePr w:type="firstRow">
@@ -4352,14 +4863,14 @@
       <w:tblPr/>
       <w:tcPr>
         <w:tcBorders>
-          <w:top w:val="single" w:sz="8" w:space="0" w:color="F9B074" w:themeColor="accent6" w:themeTint="BF"/>
-          <w:left w:val="single" w:sz="8" w:space="0" w:color="F9B074" w:themeColor="accent6" w:themeTint="BF"/>
-          <w:bottom w:val="single" w:sz="8" w:space="0" w:color="F9B074" w:themeColor="accent6" w:themeTint="BF"/>
-          <w:right w:val="single" w:sz="8" w:space="0" w:color="F9B074" w:themeColor="accent6" w:themeTint="BF"/>
-          <w:insideH w:val="nil"/>
-          <w:insideV w:val="nil"/>
-        </w:tcBorders>
-        <w:shd w:val="clear" w:color="auto" w:fill="F79646" w:themeFill="accent6"/>
+          <w:top w:val="single" w:sz="8" w:space="0" w:color="B1A77A" w:themeColor="accent6" w:themeTint="BF"/>
+          <w:left w:val="single" w:sz="8" w:space="0" w:color="B1A77A" w:themeColor="accent6" w:themeTint="BF"/>
+          <w:bottom w:val="single" w:sz="8" w:space="0" w:color="B1A77A" w:themeColor="accent6" w:themeTint="BF"/>
+          <w:right w:val="single" w:sz="8" w:space="0" w:color="B1A77A" w:themeColor="accent6" w:themeTint="BF"/>
+          <w:insideH w:val="nil"/>
+          <w:insideV w:val="nil"/>
+        </w:tcBorders>
+        <w:shd w:val="clear" w:color="auto" w:fill="918655" w:themeFill="accent6"/>
       </w:tcPr>
     </w:tblStylePr>
     <w:tblStylePr w:type="lastRow">
@@ -4373,10 +4884,10 @@
       <w:tblPr/>
       <w:tcPr>
         <w:tcBorders>
-          <w:top w:val="double" w:sz="6" w:space="0" w:color="F9B074" w:themeColor="accent6" w:themeTint="BF"/>
-          <w:left w:val="single" w:sz="8" w:space="0" w:color="F9B074" w:themeColor="accent6" w:themeTint="BF"/>
-          <w:bottom w:val="single" w:sz="8" w:space="0" w:color="F9B074" w:themeColor="accent6" w:themeTint="BF"/>
-          <w:right w:val="single" w:sz="8" w:space="0" w:color="F9B074" w:themeColor="accent6" w:themeTint="BF"/>
+          <w:top w:val="double" w:sz="6" w:space="0" w:color="B1A77A" w:themeColor="accent6" w:themeTint="BF"/>
+          <w:left w:val="single" w:sz="8" w:space="0" w:color="B1A77A" w:themeColor="accent6" w:themeTint="BF"/>
+          <w:bottom w:val="single" w:sz="8" w:space="0" w:color="B1A77A" w:themeColor="accent6" w:themeTint="BF"/>
+          <w:right w:val="single" w:sz="8" w:space="0" w:color="B1A77A" w:themeColor="accent6" w:themeTint="BF"/>
           <w:insideH w:val="nil"/>
           <w:insideV w:val="nil"/>
         </w:tcBorders>
@@ -4397,7 +4908,7 @@
     <w:tblStylePr w:type="band1Vert">
       <w:tblPr/>
       <w:tcPr>
-        <w:shd w:val="clear" w:color="auto" w:fill="FDE4D0" w:themeFill="accent6" w:themeFillTint="3F"/>
+        <w:shd w:val="clear" w:color="auto" w:fill="E5E2D3" w:themeFill="accent6" w:themeFillTint="3F"/>
       </w:tcPr>
     </w:tblStylePr>
     <w:tblStylePr w:type="band1Horz">
@@ -4407,7 +4918,7 @@
           <w:insideH w:val="nil"/>
           <w:insideV w:val="nil"/>
         </w:tcBorders>
-        <w:shd w:val="clear" w:color="auto" w:fill="FDE4D0" w:themeFill="accent6" w:themeFillTint="3F"/>
+        <w:shd w:val="clear" w:color="auto" w:fill="E5E2D3" w:themeFill="accent6" w:themeFillTint="3F"/>
       </w:tcPr>
     </w:tblStylePr>
     <w:tblStylePr w:type="band2Horz">
@@ -4597,7 +5108,7 @@
           <w:insideH w:val="nil"/>
           <w:insideV w:val="nil"/>
         </w:tcBorders>
-        <w:shd w:val="clear" w:color="auto" w:fill="4F81BD" w:themeFill="accent1"/>
+        <w:shd w:val="clear" w:color="auto" w:fill="90C226" w:themeFill="accent1"/>
       </w:tcPr>
     </w:tblStylePr>
     <w:tblStylePr w:type="lastRow">
@@ -4636,7 +5147,7 @@
           <w:insideH w:val="nil"/>
           <w:insideV w:val="nil"/>
         </w:tcBorders>
-        <w:shd w:val="clear" w:color="auto" w:fill="4F81BD" w:themeFill="accent1"/>
+        <w:shd w:val="clear" w:color="auto" w:fill="90C226" w:themeFill="accent1"/>
       </w:tcPr>
     </w:tblStylePr>
     <w:tblStylePr w:type="lastCol">
@@ -4653,7 +5164,7 @@
           <w:insideH w:val="nil"/>
           <w:insideV w:val="nil"/>
         </w:tcBorders>
-        <w:shd w:val="clear" w:color="auto" w:fill="4F81BD" w:themeFill="accent1"/>
+        <w:shd w:val="clear" w:color="auto" w:fill="90C226" w:themeFill="accent1"/>
       </w:tcPr>
     </w:tblStylePr>
     <w:tblStylePr w:type="band1Vert">
@@ -4739,7 +5250,7 @@
           <w:insideH w:val="nil"/>
           <w:insideV w:val="nil"/>
         </w:tcBorders>
-        <w:shd w:val="clear" w:color="auto" w:fill="C0504D" w:themeFill="accent2"/>
+        <w:shd w:val="clear" w:color="auto" w:fill="54A021" w:themeFill="accent2"/>
       </w:tcPr>
     </w:tblStylePr>
     <w:tblStylePr w:type="lastRow">
@@ -4778,7 +5289,7 @@
           <w:insideH w:val="nil"/>
           <w:insideV w:val="nil"/>
         </w:tcBorders>
-        <w:shd w:val="clear" w:color="auto" w:fill="C0504D" w:themeFill="accent2"/>
+        <w:shd w:val="clear" w:color="auto" w:fill="54A021" w:themeFill="accent2"/>
       </w:tcPr>
     </w:tblStylePr>
     <w:tblStylePr w:type="lastCol">
@@ -4795,7 +5306,7 @@
           <w:insideH w:val="nil"/>
           <w:insideV w:val="nil"/>
         </w:tcBorders>
-        <w:shd w:val="clear" w:color="auto" w:fill="C0504D" w:themeFill="accent2"/>
+        <w:shd w:val="clear" w:color="auto" w:fill="54A021" w:themeFill="accent2"/>
       </w:tcPr>
     </w:tblStylePr>
     <w:tblStylePr w:type="band1Vert">
@@ -4881,7 +5392,7 @@
           <w:insideH w:val="nil"/>
           <w:insideV w:val="nil"/>
         </w:tcBorders>
-        <w:shd w:val="clear" w:color="auto" w:fill="9BBB59" w:themeFill="accent3"/>
+        <w:shd w:val="clear" w:color="auto" w:fill="E6B91E" w:themeFill="accent3"/>
       </w:tcPr>
     </w:tblStylePr>
     <w:tblStylePr w:type="lastRow">
@@ -4920,7 +5431,7 @@
           <w:insideH w:val="nil"/>
           <w:insideV w:val="nil"/>
         </w:tcBorders>
-        <w:shd w:val="clear" w:color="auto" w:fill="9BBB59" w:themeFill="accent3"/>
+        <w:shd w:val="clear" w:color="auto" w:fill="E6B91E" w:themeFill="accent3"/>
       </w:tcPr>
     </w:tblStylePr>
     <w:tblStylePr w:type="lastCol">
@@ -4937,7 +5448,7 @@
           <w:insideH w:val="nil"/>
           <w:insideV w:val="nil"/>
         </w:tcBorders>
-        <w:shd w:val="clear" w:color="auto" w:fill="9BBB59" w:themeFill="accent3"/>
+        <w:shd w:val="clear" w:color="auto" w:fill="E6B91E" w:themeFill="accent3"/>
       </w:tcPr>
     </w:tblStylePr>
     <w:tblStylePr w:type="band1Vert">
@@ -5023,7 +5534,7 @@
           <w:insideH w:val="nil"/>
           <w:insideV w:val="nil"/>
         </w:tcBorders>
-        <w:shd w:val="clear" w:color="auto" w:fill="8064A2" w:themeFill="accent4"/>
+        <w:shd w:val="clear" w:color="auto" w:fill="E76618" w:themeFill="accent4"/>
       </w:tcPr>
     </w:tblStylePr>
     <w:tblStylePr w:type="lastRow">
@@ -5062,7 +5573,7 @@
           <w:insideH w:val="nil"/>
           <w:insideV w:val="nil"/>
         </w:tcBorders>
-        <w:shd w:val="clear" w:color="auto" w:fill="8064A2" w:themeFill="accent4"/>
+        <w:shd w:val="clear" w:color="auto" w:fill="E76618" w:themeFill="accent4"/>
       </w:tcPr>
     </w:tblStylePr>
     <w:tblStylePr w:type="lastCol">
@@ -5079,7 +5590,7 @@
           <w:insideH w:val="nil"/>
           <w:insideV w:val="nil"/>
         </w:tcBorders>
-        <w:shd w:val="clear" w:color="auto" w:fill="8064A2" w:themeFill="accent4"/>
+        <w:shd w:val="clear" w:color="auto" w:fill="E76618" w:themeFill="accent4"/>
       </w:tcPr>
     </w:tblStylePr>
     <w:tblStylePr w:type="band1Vert">
@@ -5165,7 +5676,7 @@
           <w:insideH w:val="nil"/>
           <w:insideV w:val="nil"/>
         </w:tcBorders>
-        <w:shd w:val="clear" w:color="auto" w:fill="4BACC6" w:themeFill="accent5"/>
+        <w:shd w:val="clear" w:color="auto" w:fill="C42F1A" w:themeFill="accent5"/>
       </w:tcPr>
     </w:tblStylePr>
     <w:tblStylePr w:type="lastRow">
@@ -5204,7 +5715,7 @@
           <w:insideH w:val="nil"/>
           <w:insideV w:val="nil"/>
         </w:tcBorders>
-        <w:shd w:val="clear" w:color="auto" w:fill="4BACC6" w:themeFill="accent5"/>
+        <w:shd w:val="clear" w:color="auto" w:fill="C42F1A" w:themeFill="accent5"/>
       </w:tcPr>
     </w:tblStylePr>
     <w:tblStylePr w:type="lastCol">
@@ -5221,7 +5732,7 @@
           <w:insideH w:val="nil"/>
           <w:insideV w:val="nil"/>
         </w:tcBorders>
-        <w:shd w:val="clear" w:color="auto" w:fill="4BACC6" w:themeFill="accent5"/>
+        <w:shd w:val="clear" w:color="auto" w:fill="C42F1A" w:themeFill="accent5"/>
       </w:tcPr>
     </w:tblStylePr>
     <w:tblStylePr w:type="band1Vert">
@@ -5307,7 +5818,7 @@
           <w:insideH w:val="nil"/>
           <w:insideV w:val="nil"/>
         </w:tcBorders>
-        <w:shd w:val="clear" w:color="auto" w:fill="F79646" w:themeFill="accent6"/>
+        <w:shd w:val="clear" w:color="auto" w:fill="918655" w:themeFill="accent6"/>
       </w:tcPr>
     </w:tblStylePr>
     <w:tblStylePr w:type="lastRow">
@@ -5346,7 +5857,7 @@
           <w:insideH w:val="nil"/>
           <w:insideV w:val="nil"/>
         </w:tcBorders>
-        <w:shd w:val="clear" w:color="auto" w:fill="F79646" w:themeFill="accent6"/>
+        <w:shd w:val="clear" w:color="auto" w:fill="918655" w:themeFill="accent6"/>
       </w:tcPr>
     </w:tblStylePr>
     <w:tblStylePr w:type="lastCol">
@@ -5363,7 +5874,7 @@
           <w:insideH w:val="nil"/>
           <w:insideV w:val="nil"/>
         </w:tcBorders>
-        <w:shd w:val="clear" w:color="auto" w:fill="F79646" w:themeFill="accent6"/>
+        <w:shd w:val="clear" w:color="auto" w:fill="918655" w:themeFill="accent6"/>
       </w:tcPr>
     </w:tblStylePr>
     <w:tblStylePr w:type="band1Vert">
@@ -5449,7 +5960,7 @@
       <w:rPr>
         <w:b/>
         <w:bCs/>
-        <w:color w:val="1F497D" w:themeColor="text2"/>
+        <w:color w:val="2C3C43" w:themeColor="text2"/>
       </w:rPr>
       <w:tblPr/>
       <w:tcPr>
@@ -5506,8 +6017,8 @@
       <w:tblStyleRowBandSize w:val="1"/>
       <w:tblStyleColBandSize w:val="1"/>
       <w:tblBorders>
-        <w:top w:val="single" w:sz="8" w:space="0" w:color="4F81BD" w:themeColor="accent1"/>
-        <w:bottom w:val="single" w:sz="8" w:space="0" w:color="4F81BD" w:themeColor="accent1"/>
+        <w:top w:val="single" w:sz="8" w:space="0" w:color="90C226" w:themeColor="accent1"/>
+        <w:bottom w:val="single" w:sz="8" w:space="0" w:color="90C226" w:themeColor="accent1"/>
       </w:tblBorders>
     </w:tblPr>
     <w:tblStylePr w:type="firstRow">
@@ -5518,7 +6029,7 @@
       <w:tcPr>
         <w:tcBorders>
           <w:top w:val="nil"/>
-          <w:bottom w:val="single" w:sz="8" w:space="0" w:color="4F81BD" w:themeColor="accent1"/>
+          <w:bottom w:val="single" w:sz="8" w:space="0" w:color="90C226" w:themeColor="accent1"/>
         </w:tcBorders>
       </w:tcPr>
     </w:tblStylePr>
@@ -5526,13 +6037,13 @@
       <w:rPr>
         <w:b/>
         <w:bCs/>
-        <w:color w:val="1F497D" w:themeColor="text2"/>
-      </w:rPr>
-      <w:tblPr/>
-      <w:tcPr>
-        <w:tcBorders>
-          <w:top w:val="single" w:sz="8" w:space="0" w:color="4F81BD" w:themeColor="accent1"/>
-          <w:bottom w:val="single" w:sz="8" w:space="0" w:color="4F81BD" w:themeColor="accent1"/>
+        <w:color w:val="2C3C43" w:themeColor="text2"/>
+      </w:rPr>
+      <w:tblPr/>
+      <w:tcPr>
+        <w:tcBorders>
+          <w:top w:val="single" w:sz="8" w:space="0" w:color="90C226" w:themeColor="accent1"/>
+          <w:bottom w:val="single" w:sz="8" w:space="0" w:color="90C226" w:themeColor="accent1"/>
         </w:tcBorders>
       </w:tcPr>
     </w:tblStylePr>
@@ -5550,21 +6061,21 @@
       <w:tblPr/>
       <w:tcPr>
         <w:tcBorders>
-          <w:top w:val="single" w:sz="8" w:space="0" w:color="4F81BD" w:themeColor="accent1"/>
-          <w:bottom w:val="single" w:sz="8" w:space="0" w:color="4F81BD" w:themeColor="accent1"/>
+          <w:top w:val="single" w:sz="8" w:space="0" w:color="90C226" w:themeColor="accent1"/>
+          <w:bottom w:val="single" w:sz="8" w:space="0" w:color="90C226" w:themeColor="accent1"/>
         </w:tcBorders>
       </w:tcPr>
     </w:tblStylePr>
     <w:tblStylePr w:type="band1Vert">
       <w:tblPr/>
       <w:tcPr>
-        <w:shd w:val="clear" w:color="auto" w:fill="D3DFEE" w:themeFill="accent1" w:themeFillTint="3F"/>
+        <w:shd w:val="clear" w:color="auto" w:fill="E4F3C5" w:themeFill="accent1" w:themeFillTint="3F"/>
       </w:tcPr>
     </w:tblStylePr>
     <w:tblStylePr w:type="band1Horz">
       <w:tblPr/>
       <w:tcPr>
-        <w:shd w:val="clear" w:color="auto" w:fill="D3DFEE" w:themeFill="accent1" w:themeFillTint="3F"/>
+        <w:shd w:val="clear" w:color="auto" w:fill="E4F3C5" w:themeFill="accent1" w:themeFillTint="3F"/>
       </w:tcPr>
     </w:tblStylePr>
   </w:style>
@@ -5583,8 +6094,8 @@
       <w:tblStyleRowBandSize w:val="1"/>
       <w:tblStyleColBandSize w:val="1"/>
       <w:tblBorders>
-        <w:top w:val="single" w:sz="8" w:space="0" w:color="C0504D" w:themeColor="accent2"/>
-        <w:bottom w:val="single" w:sz="8" w:space="0" w:color="C0504D" w:themeColor="accent2"/>
+        <w:top w:val="single" w:sz="8" w:space="0" w:color="54A021" w:themeColor="accent2"/>
+        <w:bottom w:val="single" w:sz="8" w:space="0" w:color="54A021" w:themeColor="accent2"/>
       </w:tblBorders>
     </w:tblPr>
     <w:tblStylePr w:type="firstRow">
@@ -5595,7 +6106,7 @@
       <w:tcPr>
         <w:tcBorders>
           <w:top w:val="nil"/>
-          <w:bottom w:val="single" w:sz="8" w:space="0" w:color="C0504D" w:themeColor="accent2"/>
+          <w:bottom w:val="single" w:sz="8" w:space="0" w:color="54A021" w:themeColor="accent2"/>
         </w:tcBorders>
       </w:tcPr>
     </w:tblStylePr>
@@ -5603,13 +6114,13 @@
       <w:rPr>
         <w:b/>
         <w:bCs/>
-        <w:color w:val="1F497D" w:themeColor="text2"/>
-      </w:rPr>
-      <w:tblPr/>
-      <w:tcPr>
-        <w:tcBorders>
-          <w:top w:val="single" w:sz="8" w:space="0" w:color="C0504D" w:themeColor="accent2"/>
-          <w:bottom w:val="single" w:sz="8" w:space="0" w:color="C0504D" w:themeColor="accent2"/>
+        <w:color w:val="2C3C43" w:themeColor="text2"/>
+      </w:rPr>
+      <w:tblPr/>
+      <w:tcPr>
+        <w:tcBorders>
+          <w:top w:val="single" w:sz="8" w:space="0" w:color="54A021" w:themeColor="accent2"/>
+          <w:bottom w:val="single" w:sz="8" w:space="0" w:color="54A021" w:themeColor="accent2"/>
         </w:tcBorders>
       </w:tcPr>
     </w:tblStylePr>
@@ -5627,21 +6138,21 @@
       <w:tblPr/>
       <w:tcPr>
         <w:tcBorders>
-          <w:top w:val="single" w:sz="8" w:space="0" w:color="C0504D" w:themeColor="accent2"/>
-          <w:bottom w:val="single" w:sz="8" w:space="0" w:color="C0504D" w:themeColor="accent2"/>
+          <w:top w:val="single" w:sz="8" w:space="0" w:color="54A021" w:themeColor="accent2"/>
+          <w:bottom w:val="single" w:sz="8" w:space="0" w:color="54A021" w:themeColor="accent2"/>
         </w:tcBorders>
       </w:tcPr>
     </w:tblStylePr>
     <w:tblStylePr w:type="band1Vert">
       <w:tblPr/>
       <w:tcPr>
-        <w:shd w:val="clear" w:color="auto" w:fill="EFD3D2" w:themeFill="accent2" w:themeFillTint="3F"/>
+        <w:shd w:val="clear" w:color="auto" w:fill="D2F1BE" w:themeFill="accent2" w:themeFillTint="3F"/>
       </w:tcPr>
     </w:tblStylePr>
     <w:tblStylePr w:type="band1Horz">
       <w:tblPr/>
       <w:tcPr>
-        <w:shd w:val="clear" w:color="auto" w:fill="EFD3D2" w:themeFill="accent2" w:themeFillTint="3F"/>
+        <w:shd w:val="clear" w:color="auto" w:fill="D2F1BE" w:themeFill="accent2" w:themeFillTint="3F"/>
       </w:tcPr>
     </w:tblStylePr>
   </w:style>
@@ -5660,8 +6171,8 @@
       <w:tblStyleRowBandSize w:val="1"/>
       <w:tblStyleColBandSize w:val="1"/>
       <w:tblBorders>
-        <w:top w:val="single" w:sz="8" w:space="0" w:color="9BBB59" w:themeColor="accent3"/>
-        <w:bottom w:val="single" w:sz="8" w:space="0" w:color="9BBB59" w:themeColor="accent3"/>
+        <w:top w:val="single" w:sz="8" w:space="0" w:color="E6B91E" w:themeColor="accent3"/>
+        <w:bottom w:val="single" w:sz="8" w:space="0" w:color="E6B91E" w:themeColor="accent3"/>
       </w:tblBorders>
     </w:tblPr>
     <w:tblStylePr w:type="firstRow">
@@ -5672,7 +6183,7 @@
       <w:tcPr>
         <w:tcBorders>
           <w:top w:val="nil"/>
-          <w:bottom w:val="single" w:sz="8" w:space="0" w:color="9BBB59" w:themeColor="accent3"/>
+          <w:bottom w:val="single" w:sz="8" w:space="0" w:color="E6B91E" w:themeColor="accent3"/>
         </w:tcBorders>
       </w:tcPr>
     </w:tblStylePr>
@@ -5680,13 +6191,13 @@
       <w:rPr>
         <w:b/>
         <w:bCs/>
-        <w:color w:val="1F497D" w:themeColor="text2"/>
-      </w:rPr>
-      <w:tblPr/>
-      <w:tcPr>
-        <w:tcBorders>
-          <w:top w:val="single" w:sz="8" w:space="0" w:color="9BBB59" w:themeColor="accent3"/>
-          <w:bottom w:val="single" w:sz="8" w:space="0" w:color="9BBB59" w:themeColor="accent3"/>
+        <w:color w:val="2C3C43" w:themeColor="text2"/>
+      </w:rPr>
+      <w:tblPr/>
+      <w:tcPr>
+        <w:tcBorders>
+          <w:top w:val="single" w:sz="8" w:space="0" w:color="E6B91E" w:themeColor="accent3"/>
+          <w:bottom w:val="single" w:sz="8" w:space="0" w:color="E6B91E" w:themeColor="accent3"/>
         </w:tcBorders>
       </w:tcPr>
     </w:tblStylePr>
@@ -5704,21 +6215,21 @@
       <w:tblPr/>
       <w:tcPr>
         <w:tcBorders>
-          <w:top w:val="single" w:sz="8" w:space="0" w:color="9BBB59" w:themeColor="accent3"/>
-          <w:bottom w:val="single" w:sz="8" w:space="0" w:color="9BBB59" w:themeColor="accent3"/>
+          <w:top w:val="single" w:sz="8" w:space="0" w:color="E6B91E" w:themeColor="accent3"/>
+          <w:bottom w:val="single" w:sz="8" w:space="0" w:color="E6B91E" w:themeColor="accent3"/>
         </w:tcBorders>
       </w:tcPr>
     </w:tblStylePr>
     <w:tblStylePr w:type="band1Vert">
       <w:tblPr/>
       <w:tcPr>
-        <w:shd w:val="clear" w:color="auto" w:fill="E6EED5" w:themeFill="accent3" w:themeFillTint="3F"/>
+        <w:shd w:val="clear" w:color="auto" w:fill="F8EDC7" w:themeFill="accent3" w:themeFillTint="3F"/>
       </w:tcPr>
     </w:tblStylePr>
     <w:tblStylePr w:type="band1Horz">
       <w:tblPr/>
       <w:tcPr>
-        <w:shd w:val="clear" w:color="auto" w:fill="E6EED5" w:themeFill="accent3" w:themeFillTint="3F"/>
+        <w:shd w:val="clear" w:color="auto" w:fill="F8EDC7" w:themeFill="accent3" w:themeFillTint="3F"/>
       </w:tcPr>
     </w:tblStylePr>
   </w:style>
@@ -5737,8 +6248,8 @@
       <w:tblStyleRowBandSize w:val="1"/>
       <w:tblStyleColBandSize w:val="1"/>
       <w:tblBorders>
-        <w:top w:val="single" w:sz="8" w:space="0" w:color="8064A2" w:themeColor="accent4"/>
-        <w:bottom w:val="single" w:sz="8" w:space="0" w:color="8064A2" w:themeColor="accent4"/>
+        <w:top w:val="single" w:sz="8" w:space="0" w:color="E76618" w:themeColor="accent4"/>
+        <w:bottom w:val="single" w:sz="8" w:space="0" w:color="E76618" w:themeColor="accent4"/>
       </w:tblBorders>
     </w:tblPr>
     <w:tblStylePr w:type="firstRow">
@@ -5749,7 +6260,7 @@
       <w:tcPr>
         <w:tcBorders>
           <w:top w:val="nil"/>
-          <w:bottom w:val="single" w:sz="8" w:space="0" w:color="8064A2" w:themeColor="accent4"/>
+          <w:bottom w:val="single" w:sz="8" w:space="0" w:color="E76618" w:themeColor="accent4"/>
         </w:tcBorders>
       </w:tcPr>
     </w:tblStylePr>
@@ -5757,13 +6268,13 @@
       <w:rPr>
         <w:b/>
         <w:bCs/>
-        <w:color w:val="1F497D" w:themeColor="text2"/>
-      </w:rPr>
-      <w:tblPr/>
-      <w:tcPr>
-        <w:tcBorders>
-          <w:top w:val="single" w:sz="8" w:space="0" w:color="8064A2" w:themeColor="accent4"/>
-          <w:bottom w:val="single" w:sz="8" w:space="0" w:color="8064A2" w:themeColor="accent4"/>
+        <w:color w:val="2C3C43" w:themeColor="text2"/>
+      </w:rPr>
+      <w:tblPr/>
+      <w:tcPr>
+        <w:tcBorders>
+          <w:top w:val="single" w:sz="8" w:space="0" w:color="E76618" w:themeColor="accent4"/>
+          <w:bottom w:val="single" w:sz="8" w:space="0" w:color="E76618" w:themeColor="accent4"/>
         </w:tcBorders>
       </w:tcPr>
     </w:tblStylePr>
@@ -5781,21 +6292,21 @@
       <w:tblPr/>
       <w:tcPr>
         <w:tcBorders>
-          <w:top w:val="single" w:sz="8" w:space="0" w:color="8064A2" w:themeColor="accent4"/>
-          <w:bottom w:val="single" w:sz="8" w:space="0" w:color="8064A2" w:themeColor="accent4"/>
+          <w:top w:val="single" w:sz="8" w:space="0" w:color="E76618" w:themeColor="accent4"/>
+          <w:bottom w:val="single" w:sz="8" w:space="0" w:color="E76618" w:themeColor="accent4"/>
         </w:tcBorders>
       </w:tcPr>
     </w:tblStylePr>
     <w:tblStylePr w:type="band1Vert">
       <w:tblPr/>
       <w:tcPr>
-        <w:shd w:val="clear" w:color="auto" w:fill="DFD8E8" w:themeFill="accent4" w:themeFillTint="3F"/>
+        <w:shd w:val="clear" w:color="auto" w:fill="F9D9C5" w:themeFill="accent4" w:themeFillTint="3F"/>
       </w:tcPr>
     </w:tblStylePr>
     <w:tblStylePr w:type="band1Horz">
       <w:tblPr/>
       <w:tcPr>
-        <w:shd w:val="clear" w:color="auto" w:fill="DFD8E8" w:themeFill="accent4" w:themeFillTint="3F"/>
+        <w:shd w:val="clear" w:color="auto" w:fill="F9D9C5" w:themeFill="accent4" w:themeFillTint="3F"/>
       </w:tcPr>
     </w:tblStylePr>
   </w:style>
@@ -5814,8 +6325,8 @@
       <w:tblStyleRowBandSize w:val="1"/>
       <w:tblStyleColBandSize w:val="1"/>
       <w:tblBorders>
-        <w:top w:val="single" w:sz="8" w:space="0" w:color="4BACC6" w:themeColor="accent5"/>
-        <w:bottom w:val="single" w:sz="8" w:space="0" w:color="4BACC6" w:themeColor="accent5"/>
+        <w:top w:val="single" w:sz="8" w:space="0" w:color="C42F1A" w:themeColor="accent5"/>
+        <w:bottom w:val="single" w:sz="8" w:space="0" w:color="C42F1A" w:themeColor="accent5"/>
       </w:tblBorders>
     </w:tblPr>
     <w:tblStylePr w:type="firstRow">
@@ -5826,7 +6337,7 @@
       <w:tcPr>
         <w:tcBorders>
           <w:top w:val="nil"/>
-          <w:bottom w:val="single" w:sz="8" w:space="0" w:color="4BACC6" w:themeColor="accent5"/>
+          <w:bottom w:val="single" w:sz="8" w:space="0" w:color="C42F1A" w:themeColor="accent5"/>
         </w:tcBorders>
       </w:tcPr>
     </w:tblStylePr>
@@ -5834,13 +6345,13 @@
       <w:rPr>
         <w:b/>
         <w:bCs/>
-        <w:color w:val="1F497D" w:themeColor="text2"/>
-      </w:rPr>
-      <w:tblPr/>
-      <w:tcPr>
-        <w:tcBorders>
-          <w:top w:val="single" w:sz="8" w:space="0" w:color="4BACC6" w:themeColor="accent5"/>
-          <w:bottom w:val="single" w:sz="8" w:space="0" w:color="4BACC6" w:themeColor="accent5"/>
+        <w:color w:val="2C3C43" w:themeColor="text2"/>
+      </w:rPr>
+      <w:tblPr/>
+      <w:tcPr>
+        <w:tcBorders>
+          <w:top w:val="single" w:sz="8" w:space="0" w:color="C42F1A" w:themeColor="accent5"/>
+          <w:bottom w:val="single" w:sz="8" w:space="0" w:color="C42F1A" w:themeColor="accent5"/>
         </w:tcBorders>
       </w:tcPr>
     </w:tblStylePr>
@@ -5858,21 +6369,21 @@
       <w:tblPr/>
       <w:tcPr>
         <w:tcBorders>
-          <w:top w:val="single" w:sz="8" w:space="0" w:color="4BACC6" w:themeColor="accent5"/>
-          <w:bottom w:val="single" w:sz="8" w:space="0" w:color="4BACC6" w:themeColor="accent5"/>
+          <w:top w:val="single" w:sz="8" w:space="0" w:color="C42F1A" w:themeColor="accent5"/>
+          <w:bottom w:val="single" w:sz="8" w:space="0" w:color="C42F1A" w:themeColor="accent5"/>
         </w:tcBorders>
       </w:tcPr>
     </w:tblStylePr>
     <w:tblStylePr w:type="band1Vert">
       <w:tblPr/>
       <w:tcPr>
-        <w:shd w:val="clear" w:color="auto" w:fill="D2EAF1" w:themeFill="accent5" w:themeFillTint="3F"/>
+        <w:shd w:val="clear" w:color="auto" w:fill="F6C6C0" w:themeFill="accent5" w:themeFillTint="3F"/>
       </w:tcPr>
     </w:tblStylePr>
     <w:tblStylePr w:type="band1Horz">
       <w:tblPr/>
       <w:tcPr>
-        <w:shd w:val="clear" w:color="auto" w:fill="D2EAF1" w:themeFill="accent5" w:themeFillTint="3F"/>
+        <w:shd w:val="clear" w:color="auto" w:fill="F6C6C0" w:themeFill="accent5" w:themeFillTint="3F"/>
       </w:tcPr>
     </w:tblStylePr>
   </w:style>
@@ -5891,8 +6402,8 @@
       <w:tblStyleRowBandSize w:val="1"/>
       <w:tblStyleColBandSize w:val="1"/>
       <w:tblBorders>
-        <w:top w:val="single" w:sz="8" w:space="0" w:color="F79646" w:themeColor="accent6"/>
-        <w:bottom w:val="single" w:sz="8" w:space="0" w:color="F79646" w:themeColor="accent6"/>
+        <w:top w:val="single" w:sz="8" w:space="0" w:color="918655" w:themeColor="accent6"/>
+        <w:bottom w:val="single" w:sz="8" w:space="0" w:color="918655" w:themeColor="accent6"/>
       </w:tblBorders>
     </w:tblPr>
     <w:tblStylePr w:type="firstRow">
@@ -5903,7 +6414,7 @@
       <w:tcPr>
         <w:tcBorders>
           <w:top w:val="nil"/>
-          <w:bottom w:val="single" w:sz="8" w:space="0" w:color="F79646" w:themeColor="accent6"/>
+          <w:bottom w:val="single" w:sz="8" w:space="0" w:color="918655" w:themeColor="accent6"/>
         </w:tcBorders>
       </w:tcPr>
     </w:tblStylePr>
@@ -5911,13 +6422,13 @@
       <w:rPr>
         <w:b/>
         <w:bCs/>
-        <w:color w:val="1F497D" w:themeColor="text2"/>
-      </w:rPr>
-      <w:tblPr/>
-      <w:tcPr>
-        <w:tcBorders>
-          <w:top w:val="single" w:sz="8" w:space="0" w:color="F79646" w:themeColor="accent6"/>
-          <w:bottom w:val="single" w:sz="8" w:space="0" w:color="F79646" w:themeColor="accent6"/>
+        <w:color w:val="2C3C43" w:themeColor="text2"/>
+      </w:rPr>
+      <w:tblPr/>
+      <w:tcPr>
+        <w:tcBorders>
+          <w:top w:val="single" w:sz="8" w:space="0" w:color="918655" w:themeColor="accent6"/>
+          <w:bottom w:val="single" w:sz="8" w:space="0" w:color="918655" w:themeColor="accent6"/>
         </w:tcBorders>
       </w:tcPr>
     </w:tblStylePr>
@@ -5935,21 +6446,21 @@
       <w:tblPr/>
       <w:tcPr>
         <w:tcBorders>
-          <w:top w:val="single" w:sz="8" w:space="0" w:color="F79646" w:themeColor="accent6"/>
-          <w:bottom w:val="single" w:sz="8" w:space="0" w:color="F79646" w:themeColor="accent6"/>
+          <w:top w:val="single" w:sz="8" w:space="0" w:color="918655" w:themeColor="accent6"/>
+          <w:bottom w:val="single" w:sz="8" w:space="0" w:color="918655" w:themeColor="accent6"/>
         </w:tcBorders>
       </w:tcPr>
     </w:tblStylePr>
     <w:tblStylePr w:type="band1Vert">
       <w:tblPr/>
       <w:tcPr>
-        <w:shd w:val="clear" w:color="auto" w:fill="FDE4D0" w:themeFill="accent6" w:themeFillTint="3F"/>
+        <w:shd w:val="clear" w:color="auto" w:fill="E5E2D3" w:themeFill="accent6" w:themeFillTint="3F"/>
       </w:tcPr>
     </w:tblStylePr>
     <w:tblStylePr w:type="band1Horz">
       <w:tblPr/>
       <w:tcPr>
-        <w:shd w:val="clear" w:color="auto" w:fill="FDE4D0" w:themeFill="accent6" w:themeFillTint="3F"/>
+        <w:shd w:val="clear" w:color="auto" w:fill="E5E2D3" w:themeFill="accent6" w:themeFillTint="3F"/>
       </w:tcPr>
     </w:tblStylePr>
   </w:style>
@@ -6090,10 +6601,10 @@
       <w:tblStyleRowBandSize w:val="1"/>
       <w:tblStyleColBandSize w:val="1"/>
       <w:tblBorders>
-        <w:top w:val="single" w:sz="8" w:space="0" w:color="4F81BD" w:themeColor="accent1"/>
-        <w:left w:val="single" w:sz="8" w:space="0" w:color="4F81BD" w:themeColor="accent1"/>
-        <w:bottom w:val="single" w:sz="8" w:space="0" w:color="4F81BD" w:themeColor="accent1"/>
-        <w:right w:val="single" w:sz="8" w:space="0" w:color="4F81BD" w:themeColor="accent1"/>
+        <w:top w:val="single" w:sz="8" w:space="0" w:color="90C226" w:themeColor="accent1"/>
+        <w:left w:val="single" w:sz="8" w:space="0" w:color="90C226" w:themeColor="accent1"/>
+        <w:bottom w:val="single" w:sz="8" w:space="0" w:color="90C226" w:themeColor="accent1"/>
+        <w:right w:val="single" w:sz="8" w:space="0" w:color="90C226" w:themeColor="accent1"/>
       </w:tblBorders>
     </w:tblPr>
     <w:tblStylePr w:type="firstRow">
@@ -6106,7 +6617,7 @@
         <w:tcBorders>
           <w:top w:val="nil"/>
           <w:left w:val="nil"/>
-          <w:bottom w:val="single" w:sz="24" w:space="0" w:color="4F81BD" w:themeColor="accent1"/>
+          <w:bottom w:val="single" w:sz="24" w:space="0" w:color="90C226" w:themeColor="accent1"/>
           <w:right w:val="nil"/>
           <w:insideH w:val="nil"/>
           <w:insideV w:val="nil"/>
@@ -6118,7 +6629,7 @@
       <w:tblPr/>
       <w:tcPr>
         <w:tcBorders>
-          <w:top w:val="single" w:sz="8" w:space="0" w:color="4F81BD" w:themeColor="accent1"/>
+          <w:top w:val="single" w:sz="8" w:space="0" w:color="90C226" w:themeColor="accent1"/>
           <w:left w:val="nil"/>
           <w:bottom w:val="nil"/>
           <w:right w:val="nil"/>
@@ -6135,7 +6646,7 @@
           <w:top w:val="nil"/>
           <w:left w:val="nil"/>
           <w:bottom w:val="nil"/>
-          <w:right w:val="single" w:sz="8" w:space="0" w:color="4F81BD" w:themeColor="accent1"/>
+          <w:right w:val="single" w:sz="8" w:space="0" w:color="90C226" w:themeColor="accent1"/>
           <w:insideH w:val="nil"/>
           <w:insideV w:val="nil"/>
         </w:tcBorders>
@@ -6147,7 +6658,7 @@
       <w:tcPr>
         <w:tcBorders>
           <w:top w:val="nil"/>
-          <w:left w:val="single" w:sz="8" w:space="0" w:color="4F81BD" w:themeColor="accent1"/>
+          <w:left w:val="single" w:sz="8" w:space="0" w:color="90C226" w:themeColor="accent1"/>
           <w:bottom w:val="nil"/>
           <w:right w:val="nil"/>
           <w:insideH w:val="nil"/>
@@ -6165,7 +6676,7 @@
           <w:insideH w:val="nil"/>
           <w:insideV w:val="nil"/>
         </w:tcBorders>
-        <w:shd w:val="clear" w:color="auto" w:fill="D3DFEE" w:themeFill="accent1" w:themeFillTint="3F"/>
+        <w:shd w:val="clear" w:color="auto" w:fill="E4F3C5" w:themeFill="accent1" w:themeFillTint="3F"/>
       </w:tcPr>
     </w:tblStylePr>
     <w:tblStylePr w:type="band1Horz">
@@ -6177,7 +6688,7 @@
           <w:insideH w:val="nil"/>
           <w:insideV w:val="nil"/>
         </w:tcBorders>
-        <w:shd w:val="clear" w:color="auto" w:fill="D3DFEE" w:themeFill="accent1" w:themeFillTint="3F"/>
+        <w:shd w:val="clear" w:color="auto" w:fill="E4F3C5" w:themeFill="accent1" w:themeFillTint="3F"/>
       </w:tcPr>
     </w:tblStylePr>
     <w:tblStylePr w:type="nwCell">
@@ -6211,10 +6722,10 @@
       <w:tblStyleRowBandSize w:val="1"/>
       <w:tblStyleColBandSize w:val="1"/>
       <w:tblBorders>
-        <w:top w:val="single" w:sz="8" w:space="0" w:color="C0504D" w:themeColor="accent2"/>
-        <w:left w:val="single" w:sz="8" w:space="0" w:color="C0504D" w:themeColor="accent2"/>
-        <w:bottom w:val="single" w:sz="8" w:space="0" w:color="C0504D" w:themeColor="accent2"/>
-        <w:right w:val="single" w:sz="8" w:space="0" w:color="C0504D" w:themeColor="accent2"/>
+        <w:top w:val="single" w:sz="8" w:space="0" w:color="54A021" w:themeColor="accent2"/>
+        <w:left w:val="single" w:sz="8" w:space="0" w:color="54A021" w:themeColor="accent2"/>
+        <w:bottom w:val="single" w:sz="8" w:space="0" w:color="54A021" w:themeColor="accent2"/>
+        <w:right w:val="single" w:sz="8" w:space="0" w:color="54A021" w:themeColor="accent2"/>
       </w:tblBorders>
     </w:tblPr>
     <w:tblStylePr w:type="firstRow">
@@ -6227,7 +6738,7 @@
         <w:tcBorders>
           <w:top w:val="nil"/>
           <w:left w:val="nil"/>
-          <w:bottom w:val="single" w:sz="24" w:space="0" w:color="C0504D" w:themeColor="accent2"/>
+          <w:bottom w:val="single" w:sz="24" w:space="0" w:color="54A021" w:themeColor="accent2"/>
           <w:right w:val="nil"/>
           <w:insideH w:val="nil"/>
           <w:insideV w:val="nil"/>
@@ -6239,7 +6750,7 @@
       <w:tblPr/>
       <w:tcPr>
         <w:tcBorders>
-          <w:top w:val="single" w:sz="8" w:space="0" w:color="C0504D" w:themeColor="accent2"/>
+          <w:top w:val="single" w:sz="8" w:space="0" w:color="54A021" w:themeColor="accent2"/>
           <w:left w:val="nil"/>
           <w:bottom w:val="nil"/>
           <w:right w:val="nil"/>
@@ -6256,7 +6767,7 @@
           <w:top w:val="nil"/>
           <w:left w:val="nil"/>
           <w:bottom w:val="nil"/>
-          <w:right w:val="single" w:sz="8" w:space="0" w:color="C0504D" w:themeColor="accent2"/>
+          <w:right w:val="single" w:sz="8" w:space="0" w:color="54A021" w:themeColor="accent2"/>
           <w:insideH w:val="nil"/>
           <w:insideV w:val="nil"/>
         </w:tcBorders>
@@ -6268,7 +6779,7 @@
       <w:tcPr>
         <w:tcBorders>
           <w:top w:val="nil"/>
-          <w:left w:val="single" w:sz="8" w:space="0" w:color="C0504D" w:themeColor="accent2"/>
+          <w:left w:val="single" w:sz="8" w:space="0" w:color="54A021" w:themeColor="accent2"/>
           <w:bottom w:val="nil"/>
           <w:right w:val="nil"/>
           <w:insideH w:val="nil"/>
@@ -6286,7 +6797,7 @@
           <w:insideH w:val="nil"/>
           <w:insideV w:val="nil"/>
         </w:tcBorders>
-        <w:shd w:val="clear" w:color="auto" w:fill="EFD3D2" w:themeFill="accent2" w:themeFillTint="3F"/>
+        <w:shd w:val="clear" w:color="auto" w:fill="D2F1BE" w:themeFill="accent2" w:themeFillTint="3F"/>
       </w:tcPr>
     </w:tblStylePr>
     <w:tblStylePr w:type="band1Horz">
@@ -6298,7 +6809,7 @@
           <w:insideH w:val="nil"/>
           <w:insideV w:val="nil"/>
         </w:tcBorders>
-        <w:shd w:val="clear" w:color="auto" w:fill="EFD3D2" w:themeFill="accent2" w:themeFillTint="3F"/>
+        <w:shd w:val="clear" w:color="auto" w:fill="D2F1BE" w:themeFill="accent2" w:themeFillTint="3F"/>
       </w:tcPr>
     </w:tblStylePr>
     <w:tblStylePr w:type="nwCell">
@@ -6332,10 +6843,10 @@
       <w:tblStyleRowBandSize w:val="1"/>
       <w:tblStyleColBandSize w:val="1"/>
       <w:tblBorders>
-        <w:top w:val="single" w:sz="8" w:space="0" w:color="9BBB59" w:themeColor="accent3"/>
-        <w:left w:val="single" w:sz="8" w:space="0" w:color="9BBB59" w:themeColor="accent3"/>
-        <w:bottom w:val="single" w:sz="8" w:space="0" w:color="9BBB59" w:themeColor="accent3"/>
-        <w:right w:val="single" w:sz="8" w:space="0" w:color="9BBB59" w:themeColor="accent3"/>
+        <w:top w:val="single" w:sz="8" w:space="0" w:color="E6B91E" w:themeColor="accent3"/>
+        <w:left w:val="single" w:sz="8" w:space="0" w:color="E6B91E" w:themeColor="accent3"/>
+        <w:bottom w:val="single" w:sz="8" w:space="0" w:color="E6B91E" w:themeColor="accent3"/>
+        <w:right w:val="single" w:sz="8" w:space="0" w:color="E6B91E" w:themeColor="accent3"/>
       </w:tblBorders>
     </w:tblPr>
     <w:tblStylePr w:type="firstRow">
@@ -6348,7 +6859,7 @@
         <w:tcBorders>
           <w:top w:val="nil"/>
           <w:left w:val="nil"/>
-          <w:bottom w:val="single" w:sz="24" w:space="0" w:color="9BBB59" w:themeColor="accent3"/>
+          <w:bottom w:val="single" w:sz="24" w:space="0" w:color="E6B91E" w:themeColor="accent3"/>
           <w:right w:val="nil"/>
           <w:insideH w:val="nil"/>
           <w:insideV w:val="nil"/>
@@ -6360,7 +6871,7 @@
       <w:tblPr/>
       <w:tcPr>
         <w:tcBorders>
-          <w:top w:val="single" w:sz="8" w:space="0" w:color="9BBB59" w:themeColor="accent3"/>
+          <w:top w:val="single" w:sz="8" w:space="0" w:color="E6B91E" w:themeColor="accent3"/>
           <w:left w:val="nil"/>
           <w:bottom w:val="nil"/>
           <w:right w:val="nil"/>
@@ -6377,7 +6888,7 @@
           <w:top w:val="nil"/>
           <w:left w:val="nil"/>
           <w:bottom w:val="nil"/>
-          <w:right w:val="single" w:sz="8" w:space="0" w:color="9BBB59" w:themeColor="accent3"/>
+          <w:right w:val="single" w:sz="8" w:space="0" w:color="E6B91E" w:themeColor="accent3"/>
           <w:insideH w:val="nil"/>
           <w:insideV w:val="nil"/>
         </w:tcBorders>
@@ -6389,7 +6900,7 @@
       <w:tcPr>
         <w:tcBorders>
           <w:top w:val="nil"/>
-          <w:left w:val="single" w:sz="8" w:space="0" w:color="9BBB59" w:themeColor="accent3"/>
+          <w:left w:val="single" w:sz="8" w:space="0" w:color="E6B91E" w:themeColor="accent3"/>
           <w:bottom w:val="nil"/>
           <w:right w:val="nil"/>
           <w:insideH w:val="nil"/>
@@ -6407,7 +6918,7 @@
           <w:insideH w:val="nil"/>
           <w:insideV w:val="nil"/>
         </w:tcBorders>
-        <w:shd w:val="clear" w:color="auto" w:fill="E6EED5" w:themeFill="accent3" w:themeFillTint="3F"/>
+        <w:shd w:val="clear" w:color="auto" w:fill="F8EDC7" w:themeFill="accent3" w:themeFillTint="3F"/>
       </w:tcPr>
     </w:tblStylePr>
     <w:tblStylePr w:type="band1Horz">
@@ -6419,7 +6930,7 @@
           <w:insideH w:val="nil"/>
           <w:insideV w:val="nil"/>
         </w:tcBorders>
-        <w:shd w:val="clear" w:color="auto" w:fill="E6EED5" w:themeFill="accent3" w:themeFillTint="3F"/>
+        <w:shd w:val="clear" w:color="auto" w:fill="F8EDC7" w:themeFill="accent3" w:themeFillTint="3F"/>
       </w:tcPr>
     </w:tblStylePr>
     <w:tblStylePr w:type="nwCell">
@@ -6453,10 +6964,10 @@
       <w:tblStyleRowBandSize w:val="1"/>
       <w:tblStyleColBandSize w:val="1"/>
       <w:tblBorders>
-        <w:top w:val="single" w:sz="8" w:space="0" w:color="8064A2" w:themeColor="accent4"/>
-        <w:left w:val="single" w:sz="8" w:space="0" w:color="8064A2" w:themeColor="accent4"/>
-        <w:bottom w:val="single" w:sz="8" w:space="0" w:color="8064A2" w:themeColor="accent4"/>
-        <w:right w:val="single" w:sz="8" w:space="0" w:color="8064A2" w:themeColor="accent4"/>
+        <w:top w:val="single" w:sz="8" w:space="0" w:color="E76618" w:themeColor="accent4"/>
+        <w:left w:val="single" w:sz="8" w:space="0" w:color="E76618" w:themeColor="accent4"/>
+        <w:bottom w:val="single" w:sz="8" w:space="0" w:color="E76618" w:themeColor="accent4"/>
+        <w:right w:val="single" w:sz="8" w:space="0" w:color="E76618" w:themeColor="accent4"/>
       </w:tblBorders>
     </w:tblPr>
     <w:tblStylePr w:type="firstRow">
@@ -6469,7 +6980,7 @@
         <w:tcBorders>
           <w:top w:val="nil"/>
           <w:left w:val="nil"/>
-          <w:bottom w:val="single" w:sz="24" w:space="0" w:color="8064A2" w:themeColor="accent4"/>
+          <w:bottom w:val="single" w:sz="24" w:space="0" w:color="E76618" w:themeColor="accent4"/>
           <w:right w:val="nil"/>
           <w:insideH w:val="nil"/>
           <w:insideV w:val="nil"/>
@@ -6481,7 +6992,7 @@
       <w:tblPr/>
       <w:tcPr>
         <w:tcBorders>
-          <w:top w:val="single" w:sz="8" w:space="0" w:color="8064A2" w:themeColor="accent4"/>
+          <w:top w:val="single" w:sz="8" w:space="0" w:color="E76618" w:themeColor="accent4"/>
           <w:left w:val="nil"/>
           <w:bottom w:val="nil"/>
           <w:right w:val="nil"/>
@@ -6498,7 +7009,7 @@
           <w:top w:val="nil"/>
           <w:left w:val="nil"/>
           <w:bottom w:val="nil"/>
-          <w:right w:val="single" w:sz="8" w:space="0" w:color="8064A2" w:themeColor="accent4"/>
+          <w:right w:val="single" w:sz="8" w:space="0" w:color="E76618" w:themeColor="accent4"/>
           <w:insideH w:val="nil"/>
           <w:insideV w:val="nil"/>
         </w:tcBorders>
@@ -6510,7 +7021,7 @@
       <w:tcPr>
         <w:tcBorders>
           <w:top w:val="nil"/>
-          <w:left w:val="single" w:sz="8" w:space="0" w:color="8064A2" w:themeColor="accent4"/>
+          <w:left w:val="single" w:sz="8" w:space="0" w:color="E76618" w:themeColor="accent4"/>
           <w:bottom w:val="nil"/>
           <w:right w:val="nil"/>
           <w:insideH w:val="nil"/>
@@ -6528,7 +7039,7 @@
           <w:insideH w:val="nil"/>
           <w:insideV w:val="nil"/>
         </w:tcBorders>
-        <w:shd w:val="clear" w:color="auto" w:fill="DFD8E8" w:themeFill="accent4" w:themeFillTint="3F"/>
+        <w:shd w:val="clear" w:color="auto" w:fill="F9D9C5" w:themeFill="accent4" w:themeFillTint="3F"/>
       </w:tcPr>
     </w:tblStylePr>
     <w:tblStylePr w:type="band1Horz">
@@ -6540,7 +7051,7 @@
           <w:insideH w:val="nil"/>
           <w:insideV w:val="nil"/>
         </w:tcBorders>
-        <w:shd w:val="clear" w:color="auto" w:fill="DFD8E8" w:themeFill="accent4" w:themeFillTint="3F"/>
+        <w:shd w:val="clear" w:color="auto" w:fill="F9D9C5" w:themeFill="accent4" w:themeFillTint="3F"/>
       </w:tcPr>
     </w:tblStylePr>
     <w:tblStylePr w:type="nwCell">
@@ -6574,10 +7085,10 @@
       <w:tblStyleRowBandSize w:val="1"/>
       <w:tblStyleColBandSize w:val="1"/>
       <w:tblBorders>
-        <w:top w:val="single" w:sz="8" w:space="0" w:color="4BACC6" w:themeColor="accent5"/>
-        <w:left w:val="single" w:sz="8" w:space="0" w:color="4BACC6" w:themeColor="accent5"/>
-        <w:bottom w:val="single" w:sz="8" w:space="0" w:color="4BACC6" w:themeColor="accent5"/>
-        <w:right w:val="single" w:sz="8" w:space="0" w:color="4BACC6" w:themeColor="accent5"/>
+        <w:top w:val="single" w:sz="8" w:space="0" w:color="C42F1A" w:themeColor="accent5"/>
+        <w:left w:val="single" w:sz="8" w:space="0" w:color="C42F1A" w:themeColor="accent5"/>
+        <w:bottom w:val="single" w:sz="8" w:space="0" w:color="C42F1A" w:themeColor="accent5"/>
+        <w:right w:val="single" w:sz="8" w:space="0" w:color="C42F1A" w:themeColor="accent5"/>
       </w:tblBorders>
     </w:tblPr>
     <w:tblStylePr w:type="firstRow">
@@ -6590,7 +7101,7 @@
         <w:tcBorders>
           <w:top w:val="nil"/>
           <w:left w:val="nil"/>
-          <w:bottom w:val="single" w:sz="24" w:space="0" w:color="4BACC6" w:themeColor="accent5"/>
+          <w:bottom w:val="single" w:sz="24" w:space="0" w:color="C42F1A" w:themeColor="accent5"/>
           <w:right w:val="nil"/>
           <w:insideH w:val="nil"/>
           <w:insideV w:val="nil"/>
@@ -6602,7 +7113,7 @@
       <w:tblPr/>
       <w:tcPr>
         <w:tcBorders>
-          <w:top w:val="single" w:sz="8" w:space="0" w:color="4BACC6" w:themeColor="accent5"/>
+          <w:top w:val="single" w:sz="8" w:space="0" w:color="C42F1A" w:themeColor="accent5"/>
           <w:left w:val="nil"/>
           <w:bottom w:val="nil"/>
           <w:right w:val="nil"/>
@@ -6619,7 +7130,7 @@
           <w:top w:val="nil"/>
           <w:left w:val="nil"/>
           <w:bottom w:val="nil"/>
-          <w:right w:val="single" w:sz="8" w:space="0" w:color="4BACC6" w:themeColor="accent5"/>
+          <w:right w:val="single" w:sz="8" w:space="0" w:color="C42F1A" w:themeColor="accent5"/>
           <w:insideH w:val="nil"/>
           <w:insideV w:val="nil"/>
         </w:tcBorders>
@@ -6631,7 +7142,7 @@
       <w:tcPr>
         <w:tcBorders>
           <w:top w:val="nil"/>
-          <w:left w:val="single" w:sz="8" w:space="0" w:color="4BACC6" w:themeColor="accent5"/>
+          <w:left w:val="single" w:sz="8" w:space="0" w:color="C42F1A" w:themeColor="accent5"/>
           <w:bottom w:val="nil"/>
           <w:right w:val="nil"/>
           <w:insideH w:val="nil"/>
@@ -6649,7 +7160,7 @@
           <w:insideH w:val="nil"/>
           <w:insideV w:val="nil"/>
         </w:tcBorders>
-        <w:shd w:val="clear" w:color="auto" w:fill="D2EAF1" w:themeFill="accent5" w:themeFillTint="3F"/>
+        <w:shd w:val="clear" w:color="auto" w:fill="F6C6C0" w:themeFill="accent5" w:themeFillTint="3F"/>
       </w:tcPr>
     </w:tblStylePr>
     <w:tblStylePr w:type="band1Horz">
@@ -6661,7 +7172,7 @@
           <w:insideH w:val="nil"/>
           <w:insideV w:val="nil"/>
         </w:tcBorders>
-        <w:shd w:val="clear" w:color="auto" w:fill="D2EAF1" w:themeFill="accent5" w:themeFillTint="3F"/>
+        <w:shd w:val="clear" w:color="auto" w:fill="F6C6C0" w:themeFill="accent5" w:themeFillTint="3F"/>
       </w:tcPr>
     </w:tblStylePr>
     <w:tblStylePr w:type="nwCell">
@@ -6695,10 +7206,10 @@
       <w:tblStyleRowBandSize w:val="1"/>
       <w:tblStyleColBandSize w:val="1"/>
       <w:tblBorders>
-        <w:top w:val="single" w:sz="8" w:space="0" w:color="F79646" w:themeColor="accent6"/>
-        <w:left w:val="single" w:sz="8" w:space="0" w:color="F79646" w:themeColor="accent6"/>
-        <w:bottom w:val="single" w:sz="8" w:space="0" w:color="F79646" w:themeColor="accent6"/>
-        <w:right w:val="single" w:sz="8" w:space="0" w:color="F79646" w:themeColor="accent6"/>
+        <w:top w:val="single" w:sz="8" w:space="0" w:color="918655" w:themeColor="accent6"/>
+        <w:left w:val="single" w:sz="8" w:space="0" w:color="918655" w:themeColor="accent6"/>
+        <w:bottom w:val="single" w:sz="8" w:space="0" w:color="918655" w:themeColor="accent6"/>
+        <w:right w:val="single" w:sz="8" w:space="0" w:color="918655" w:themeColor="accent6"/>
       </w:tblBorders>
     </w:tblPr>
     <w:tblStylePr w:type="firstRow">
@@ -6711,7 +7222,7 @@
         <w:tcBorders>
           <w:top w:val="nil"/>
           <w:left w:val="nil"/>
-          <w:bottom w:val="single" w:sz="24" w:space="0" w:color="F79646" w:themeColor="accent6"/>
+          <w:bottom w:val="single" w:sz="24" w:space="0" w:color="918655" w:themeColor="accent6"/>
           <w:right w:val="nil"/>
           <w:insideH w:val="nil"/>
           <w:insideV w:val="nil"/>
@@ -6723,7 +7234,7 @@
       <w:tblPr/>
       <w:tcPr>
         <w:tcBorders>
-          <w:top w:val="single" w:sz="8" w:space="0" w:color="F79646" w:themeColor="accent6"/>
+          <w:top w:val="single" w:sz="8" w:space="0" w:color="918655" w:themeColor="accent6"/>
           <w:left w:val="nil"/>
           <w:bottom w:val="nil"/>
           <w:right w:val="nil"/>
@@ -6740,7 +7251,7 @@
           <w:top w:val="nil"/>
           <w:left w:val="nil"/>
           <w:bottom w:val="nil"/>
-          <w:right w:val="single" w:sz="8" w:space="0" w:color="F79646" w:themeColor="accent6"/>
+          <w:right w:val="single" w:sz="8" w:space="0" w:color="918655" w:themeColor="accent6"/>
           <w:insideH w:val="nil"/>
           <w:insideV w:val="nil"/>
         </w:tcBorders>
@@ -6752,7 +7263,7 @@
       <w:tcPr>
         <w:tcBorders>
           <w:top w:val="nil"/>
-          <w:left w:val="single" w:sz="8" w:space="0" w:color="F79646" w:themeColor="accent6"/>
+          <w:left w:val="single" w:sz="8" w:space="0" w:color="918655" w:themeColor="accent6"/>
           <w:bottom w:val="nil"/>
           <w:right w:val="nil"/>
           <w:insideH w:val="nil"/>
@@ -6770,7 +7281,7 @@
           <w:insideH w:val="nil"/>
           <w:insideV w:val="nil"/>
         </w:tcBorders>
-        <w:shd w:val="clear" w:color="auto" w:fill="FDE4D0" w:themeFill="accent6" w:themeFillTint="3F"/>
+        <w:shd w:val="clear" w:color="auto" w:fill="E5E2D3" w:themeFill="accent6" w:themeFillTint="3F"/>
       </w:tcPr>
     </w:tblStylePr>
     <w:tblStylePr w:type="band1Horz">
@@ -6782,7 +7293,7 @@
           <w:insideH w:val="nil"/>
           <w:insideV w:val="nil"/>
         </w:tcBorders>
-        <w:shd w:val="clear" w:color="auto" w:fill="FDE4D0" w:themeFill="accent6" w:themeFillTint="3F"/>
+        <w:shd w:val="clear" w:color="auto" w:fill="E5E2D3" w:themeFill="accent6" w:themeFillTint="3F"/>
       </w:tcPr>
     </w:tblStylePr>
     <w:tblStylePr w:type="nwCell">
@@ -6878,16 +7389,16 @@
       <w:tblStyleRowBandSize w:val="1"/>
       <w:tblStyleColBandSize w:val="1"/>
       <w:tblBorders>
-        <w:top w:val="single" w:sz="8" w:space="0" w:color="7BA0CD" w:themeColor="accent1" w:themeTint="BF"/>
-        <w:left w:val="single" w:sz="8" w:space="0" w:color="7BA0CD" w:themeColor="accent1" w:themeTint="BF"/>
-        <w:bottom w:val="single" w:sz="8" w:space="0" w:color="7BA0CD" w:themeColor="accent1" w:themeTint="BF"/>
-        <w:right w:val="single" w:sz="8" w:space="0" w:color="7BA0CD" w:themeColor="accent1" w:themeTint="BF"/>
-        <w:insideH w:val="single" w:sz="8" w:space="0" w:color="7BA0CD" w:themeColor="accent1" w:themeTint="BF"/>
-        <w:insideV w:val="single" w:sz="8" w:space="0" w:color="7BA0CD" w:themeColor="accent1" w:themeTint="BF"/>
+        <w:top w:val="single" w:sz="8" w:space="0" w:color="AFDC50" w:themeColor="accent1" w:themeTint="BF"/>
+        <w:left w:val="single" w:sz="8" w:space="0" w:color="AFDC50" w:themeColor="accent1" w:themeTint="BF"/>
+        <w:bottom w:val="single" w:sz="8" w:space="0" w:color="AFDC50" w:themeColor="accent1" w:themeTint="BF"/>
+        <w:right w:val="single" w:sz="8" w:space="0" w:color="AFDC50" w:themeColor="accent1" w:themeTint="BF"/>
+        <w:insideH w:val="single" w:sz="8" w:space="0" w:color="AFDC50" w:themeColor="accent1" w:themeTint="BF"/>
+        <w:insideV w:val="single" w:sz="8" w:space="0" w:color="AFDC50" w:themeColor="accent1" w:themeTint="BF"/>
       </w:tblBorders>
     </w:tblPr>
     <w:tcPr>
-      <w:shd w:val="clear" w:color="auto" w:fill="D3DFEE" w:themeFill="accent1" w:themeFillTint="3F"/>
+      <w:shd w:val="clear" w:color="auto" w:fill="E4F3C5" w:themeFill="accent1" w:themeFillTint="3F"/>
     </w:tcPr>
     <w:tblStylePr w:type="firstRow">
       <w:rPr>
@@ -6903,7 +7414,7 @@
       <w:tblPr/>
       <w:tcPr>
         <w:tcBorders>
-          <w:top w:val="single" w:sz="18" w:space="0" w:color="7BA0CD" w:themeColor="accent1" w:themeTint="BF"/>
+          <w:top w:val="single" w:sz="18" w:space="0" w:color="AFDC50" w:themeColor="accent1" w:themeTint="BF"/>
         </w:tcBorders>
       </w:tcPr>
     </w:tblStylePr>
@@ -6922,13 +7433,13 @@
     <w:tblStylePr w:type="band1Vert">
       <w:tblPr/>
       <w:tcPr>
-        <w:shd w:val="clear" w:color="auto" w:fill="A7BFDE" w:themeFill="accent1" w:themeFillTint="7F"/>
+        <w:shd w:val="clear" w:color="auto" w:fill="CAE88B" w:themeFill="accent1" w:themeFillTint="7F"/>
       </w:tcPr>
     </w:tblStylePr>
     <w:tblStylePr w:type="band1Horz">
       <w:tblPr/>
       <w:tcPr>
-        <w:shd w:val="clear" w:color="auto" w:fill="A7BFDE" w:themeFill="accent1" w:themeFillTint="7F"/>
+        <w:shd w:val="clear" w:color="auto" w:fill="CAE88B" w:themeFill="accent1" w:themeFillTint="7F"/>
       </w:tcPr>
     </w:tblStylePr>
   </w:style>
@@ -6944,16 +7455,16 @@
       <w:tblStyleRowBandSize w:val="1"/>
       <w:tblStyleColBandSize w:val="1"/>
       <w:tblBorders>
-        <w:top w:val="single" w:sz="8" w:space="0" w:color="CF7B79" w:themeColor="accent2" w:themeTint="BF"/>
-        <w:left w:val="single" w:sz="8" w:space="0" w:color="CF7B79" w:themeColor="accent2" w:themeTint="BF"/>
-        <w:bottom w:val="single" w:sz="8" w:space="0" w:color="CF7B79" w:themeColor="accent2" w:themeTint="BF"/>
-        <w:right w:val="single" w:sz="8" w:space="0" w:color="CF7B79" w:themeColor="accent2" w:themeTint="BF"/>
-        <w:insideH w:val="single" w:sz="8" w:space="0" w:color="CF7B79" w:themeColor="accent2" w:themeTint="BF"/>
-        <w:insideV w:val="single" w:sz="8" w:space="0" w:color="CF7B79" w:themeColor="accent2" w:themeTint="BF"/>
+        <w:top w:val="single" w:sz="8" w:space="0" w:color="78D63A" w:themeColor="accent2" w:themeTint="BF"/>
+        <w:left w:val="single" w:sz="8" w:space="0" w:color="78D63A" w:themeColor="accent2" w:themeTint="BF"/>
+        <w:bottom w:val="single" w:sz="8" w:space="0" w:color="78D63A" w:themeColor="accent2" w:themeTint="BF"/>
+        <w:right w:val="single" w:sz="8" w:space="0" w:color="78D63A" w:themeColor="accent2" w:themeTint="BF"/>
+        <w:insideH w:val="single" w:sz="8" w:space="0" w:color="78D63A" w:themeColor="accent2" w:themeTint="BF"/>
+        <w:insideV w:val="single" w:sz="8" w:space="0" w:color="78D63A" w:themeColor="accent2" w:themeTint="BF"/>
       </w:tblBorders>
     </w:tblPr>
     <w:tcPr>
-      <w:shd w:val="clear" w:color="auto" w:fill="EFD3D2" w:themeFill="accent2" w:themeFillTint="3F"/>
+      <w:shd w:val="clear" w:color="auto" w:fill="D2F1BE" w:themeFill="accent2" w:themeFillTint="3F"/>
     </w:tcPr>
     <w:tblStylePr w:type="firstRow">
       <w:rPr>
@@ -6969,7 +7480,7 @@
       <w:tblPr/>
       <w:tcPr>
         <w:tcBorders>
-          <w:top w:val="single" w:sz="18" w:space="0" w:color="CF7B79" w:themeColor="accent2" w:themeTint="BF"/>
+          <w:top w:val="single" w:sz="18" w:space="0" w:color="78D63A" w:themeColor="accent2" w:themeTint="BF"/>
         </w:tcBorders>
       </w:tcPr>
     </w:tblStylePr>
@@ -6988,13 +7499,13 @@
     <w:tblStylePr w:type="band1Vert">
       <w:tblPr/>
       <w:tcPr>
-        <w:shd w:val="clear" w:color="auto" w:fill="DFA7A6" w:themeFill="accent2" w:themeFillTint="7F"/>
+        <w:shd w:val="clear" w:color="auto" w:fill="A5E47C" w:themeFill="accent2" w:themeFillTint="7F"/>
       </w:tcPr>
     </w:tblStylePr>
     <w:tblStylePr w:type="band1Horz">
       <w:tblPr/>
       <w:tcPr>
-        <w:shd w:val="clear" w:color="auto" w:fill="DFA7A6" w:themeFill="accent2" w:themeFillTint="7F"/>
+        <w:shd w:val="clear" w:color="auto" w:fill="A5E47C" w:themeFill="accent2" w:themeFillTint="7F"/>
       </w:tcPr>
     </w:tblStylePr>
   </w:style>
@@ -7010,16 +7521,16 @@
       <w:tblStyleRowBandSize w:val="1"/>
       <w:tblStyleColBandSize w:val="1"/>
       <w:tblBorders>
-        <w:top w:val="single" w:sz="8" w:space="0" w:color="B3CC82" w:themeColor="accent3" w:themeTint="BF"/>
-        <w:left w:val="single" w:sz="8" w:space="0" w:color="B3CC82" w:themeColor="accent3" w:themeTint="BF"/>
-        <w:bottom w:val="single" w:sz="8" w:space="0" w:color="B3CC82" w:themeColor="accent3" w:themeTint="BF"/>
-        <w:right w:val="single" w:sz="8" w:space="0" w:color="B3CC82" w:themeColor="accent3" w:themeTint="BF"/>
-        <w:insideH w:val="single" w:sz="8" w:space="0" w:color="B3CC82" w:themeColor="accent3" w:themeTint="BF"/>
-        <w:insideV w:val="single" w:sz="8" w:space="0" w:color="B3CC82" w:themeColor="accent3" w:themeTint="BF"/>
+        <w:top w:val="single" w:sz="8" w:space="0" w:color="ECCA56" w:themeColor="accent3" w:themeTint="BF"/>
+        <w:left w:val="single" w:sz="8" w:space="0" w:color="ECCA56" w:themeColor="accent3" w:themeTint="BF"/>
+        <w:bottom w:val="single" w:sz="8" w:space="0" w:color="ECCA56" w:themeColor="accent3" w:themeTint="BF"/>
+        <w:right w:val="single" w:sz="8" w:space="0" w:color="ECCA56" w:themeColor="accent3" w:themeTint="BF"/>
+        <w:insideH w:val="single" w:sz="8" w:space="0" w:color="ECCA56" w:themeColor="accent3" w:themeTint="BF"/>
+        <w:insideV w:val="single" w:sz="8" w:space="0" w:color="ECCA56" w:themeColor="accent3" w:themeTint="BF"/>
       </w:tblBorders>
     </w:tblPr>
     <w:tcPr>
-      <w:shd w:val="clear" w:color="auto" w:fill="E6EED5" w:themeFill="accent3" w:themeFillTint="3F"/>
+      <w:shd w:val="clear" w:color="auto" w:fill="F8EDC7" w:themeFill="accent3" w:themeFillTint="3F"/>
     </w:tcPr>
     <w:tblStylePr w:type="firstRow">
       <w:rPr>
@@ -7035,7 +7546,7 @@
       <w:tblPr/>
       <w:tcPr>
         <w:tcBorders>
-          <w:top w:val="single" w:sz="18" w:space="0" w:color="B3CC82" w:themeColor="accent3" w:themeTint="BF"/>
+          <w:top w:val="single" w:sz="18" w:space="0" w:color="ECCA56" w:themeColor="accent3" w:themeTint="BF"/>
         </w:tcBorders>
       </w:tcPr>
     </w:tblStylePr>
@@ -7054,13 +7565,13 @@
     <w:tblStylePr w:type="band1Vert">
       <w:tblPr/>
       <w:tcPr>
-        <w:shd w:val="clear" w:color="auto" w:fill="CDDDAC" w:themeFill="accent3" w:themeFillTint="7F"/>
+        <w:shd w:val="clear" w:color="auto" w:fill="F2DB8E" w:themeFill="accent3" w:themeFillTint="7F"/>
       </w:tcPr>
     </w:tblStylePr>
     <w:tblStylePr w:type="band1Horz">
       <w:tblPr/>
       <w:tcPr>
-        <w:shd w:val="clear" w:color="auto" w:fill="CDDDAC" w:themeFill="accent3" w:themeFillTint="7F"/>
+        <w:shd w:val="clear" w:color="auto" w:fill="F2DB8E" w:themeFill="accent3" w:themeFillTint="7F"/>
       </w:tcPr>
     </w:tblStylePr>
   </w:style>
@@ -7076,16 +7587,16 @@
       <w:tblStyleRowBandSize w:val="1"/>
       <w:tblStyleColBandSize w:val="1"/>
       <w:tblBorders>
-        <w:top w:val="single" w:sz="8" w:space="0" w:color="9F8AB9" w:themeColor="accent4" w:themeTint="BF"/>
-        <w:left w:val="single" w:sz="8" w:space="0" w:color="9F8AB9" w:themeColor="accent4" w:themeTint="BF"/>
-        <w:bottom w:val="single" w:sz="8" w:space="0" w:color="9F8AB9" w:themeColor="accent4" w:themeTint="BF"/>
-        <w:right w:val="single" w:sz="8" w:space="0" w:color="9F8AB9" w:themeColor="accent4" w:themeTint="BF"/>
-        <w:insideH w:val="single" w:sz="8" w:space="0" w:color="9F8AB9" w:themeColor="accent4" w:themeTint="BF"/>
-        <w:insideV w:val="single" w:sz="8" w:space="0" w:color="9F8AB9" w:themeColor="accent4" w:themeTint="BF"/>
+        <w:top w:val="single" w:sz="8" w:space="0" w:color="ED8C51" w:themeColor="accent4" w:themeTint="BF"/>
+        <w:left w:val="single" w:sz="8" w:space="0" w:color="ED8C51" w:themeColor="accent4" w:themeTint="BF"/>
+        <w:bottom w:val="single" w:sz="8" w:space="0" w:color="ED8C51" w:themeColor="accent4" w:themeTint="BF"/>
+        <w:right w:val="single" w:sz="8" w:space="0" w:color="ED8C51" w:themeColor="accent4" w:themeTint="BF"/>
+        <w:insideH w:val="single" w:sz="8" w:space="0" w:color="ED8C51" w:themeColor="accent4" w:themeTint="BF"/>
+        <w:insideV w:val="single" w:sz="8" w:space="0" w:color="ED8C51" w:themeColor="accent4" w:themeTint="BF"/>
       </w:tblBorders>
     </w:tblPr>
     <w:tcPr>
-      <w:shd w:val="clear" w:color="auto" w:fill="DFD8E8" w:themeFill="accent4" w:themeFillTint="3F"/>
+      <w:shd w:val="clear" w:color="auto" w:fill="F9D9C5" w:themeFill="accent4" w:themeFillTint="3F"/>
     </w:tcPr>
     <w:tblStylePr w:type="firstRow">
       <w:rPr>
@@ -7101,7 +7612,7 @@
       <w:tblPr/>
       <w:tcPr>
         <w:tcBorders>
-          <w:top w:val="single" w:sz="18" w:space="0" w:color="9F8AB9" w:themeColor="accent4" w:themeTint="BF"/>
+          <w:top w:val="single" w:sz="18" w:space="0" w:color="ED8C51" w:themeColor="accent4" w:themeTint="BF"/>
         </w:tcBorders>
       </w:tcPr>
     </w:tblStylePr>
@@ -7120,13 +7631,13 @@
     <w:tblStylePr w:type="band1Vert">
       <w:tblPr/>
       <w:tcPr>
-        <w:shd w:val="clear" w:color="auto" w:fill="BFB1D0" w:themeFill="accent4" w:themeFillTint="7F"/>
+        <w:shd w:val="clear" w:color="auto" w:fill="F3B28B" w:themeFill="accent4" w:themeFillTint="7F"/>
       </w:tcPr>
     </w:tblStylePr>
     <w:tblStylePr w:type="band1Horz">
       <w:tblPr/>
       <w:tcPr>
-        <w:shd w:val="clear" w:color="auto" w:fill="BFB1D0" w:themeFill="accent4" w:themeFillTint="7F"/>
+        <w:shd w:val="clear" w:color="auto" w:fill="F3B28B" w:themeFill="accent4" w:themeFillTint="7F"/>
       </w:tcPr>
     </w:tblStylePr>
   </w:style>
@@ -7142,16 +7653,16 @@
       <w:tblStyleRowBandSize w:val="1"/>
       <w:tblStyleColBandSize w:val="1"/>
       <w:tblBorders>
-        <w:top w:val="single" w:sz="8" w:space="0" w:color="78C0D4" w:themeColor="accent5" w:themeTint="BF"/>
-        <w:left w:val="single" w:sz="8" w:space="0" w:color="78C0D4" w:themeColor="accent5" w:themeTint="BF"/>
-        <w:bottom w:val="single" w:sz="8" w:space="0" w:color="78C0D4" w:themeColor="accent5" w:themeTint="BF"/>
-        <w:right w:val="single" w:sz="8" w:space="0" w:color="78C0D4" w:themeColor="accent5" w:themeTint="BF"/>
-        <w:insideH w:val="single" w:sz="8" w:space="0" w:color="78C0D4" w:themeColor="accent5" w:themeTint="BF"/>
-        <w:insideV w:val="single" w:sz="8" w:space="0" w:color="78C0D4" w:themeColor="accent5" w:themeTint="BF"/>
+        <w:top w:val="single" w:sz="8" w:space="0" w:color="E55440" w:themeColor="accent5" w:themeTint="BF"/>
+        <w:left w:val="single" w:sz="8" w:space="0" w:color="E55440" w:themeColor="accent5" w:themeTint="BF"/>
+        <w:bottom w:val="single" w:sz="8" w:space="0" w:color="E55440" w:themeColor="accent5" w:themeTint="BF"/>
+        <w:right w:val="single" w:sz="8" w:space="0" w:color="E55440" w:themeColor="accent5" w:themeTint="BF"/>
+        <w:insideH w:val="single" w:sz="8" w:space="0" w:color="E55440" w:themeColor="accent5" w:themeTint="BF"/>
+        <w:insideV w:val="single" w:sz="8" w:space="0" w:color="E55440" w:themeColor="accent5" w:themeTint="BF"/>
       </w:tblBorders>
     </w:tblPr>
     <w:tcPr>
-      <w:shd w:val="clear" w:color="auto" w:fill="D2EAF1" w:themeFill="accent5" w:themeFillTint="3F"/>
+      <w:shd w:val="clear" w:color="auto" w:fill="F6C6C0" w:themeFill="accent5" w:themeFillTint="3F"/>
     </w:tcPr>
     <w:tblStylePr w:type="firstRow">
       <w:rPr>
@@ -7167,7 +7678,7 @@
       <w:tblPr/>
       <w:tcPr>
         <w:tcBorders>
-          <w:top w:val="single" w:sz="18" w:space="0" w:color="78C0D4" w:themeColor="accent5" w:themeTint="BF"/>
+          <w:top w:val="single" w:sz="18" w:space="0" w:color="E55440" w:themeColor="accent5" w:themeTint="BF"/>
         </w:tcBorders>
       </w:tcPr>
     </w:tblStylePr>
@@ -7186,13 +7697,13 @@
     <w:tblStylePr w:type="band1Vert">
       <w:tblPr/>
       <w:tcPr>
-        <w:shd w:val="clear" w:color="auto" w:fill="A5D5E2" w:themeFill="accent5" w:themeFillTint="7F"/>
+        <w:shd w:val="clear" w:color="auto" w:fill="EE8D80" w:themeFill="accent5" w:themeFillTint="7F"/>
       </w:tcPr>
     </w:tblStylePr>
     <w:tblStylePr w:type="band1Horz">
       <w:tblPr/>
       <w:tcPr>
-        <w:shd w:val="clear" w:color="auto" w:fill="A5D5E2" w:themeFill="accent5" w:themeFillTint="7F"/>
+        <w:shd w:val="clear" w:color="auto" w:fill="EE8D80" w:themeFill="accent5" w:themeFillTint="7F"/>
       </w:tcPr>
     </w:tblStylePr>
   </w:style>
@@ -7208,16 +7719,16 @@
       <w:tblStyleRowBandSize w:val="1"/>
       <w:tblStyleColBandSize w:val="1"/>
       <w:tblBorders>
-        <w:top w:val="single" w:sz="8" w:space="0" w:color="F9B074" w:themeColor="accent6" w:themeTint="BF"/>
-        <w:left w:val="single" w:sz="8" w:space="0" w:color="F9B074" w:themeColor="accent6" w:themeTint="BF"/>
-        <w:bottom w:val="single" w:sz="8" w:space="0" w:color="F9B074" w:themeColor="accent6" w:themeTint="BF"/>
-        <w:right w:val="single" w:sz="8" w:space="0" w:color="F9B074" w:themeColor="accent6" w:themeTint="BF"/>
-        <w:insideH w:val="single" w:sz="8" w:space="0" w:color="F9B074" w:themeColor="accent6" w:themeTint="BF"/>
-        <w:insideV w:val="single" w:sz="8" w:space="0" w:color="F9B074" w:themeColor="accent6" w:themeTint="BF"/>
+        <w:top w:val="single" w:sz="8" w:space="0" w:color="B1A77A" w:themeColor="accent6" w:themeTint="BF"/>
+        <w:left w:val="single" w:sz="8" w:space="0" w:color="B1A77A" w:themeColor="accent6" w:themeTint="BF"/>
+        <w:bottom w:val="single" w:sz="8" w:space="0" w:color="B1A77A" w:themeColor="accent6" w:themeTint="BF"/>
+        <w:right w:val="single" w:sz="8" w:space="0" w:color="B1A77A" w:themeColor="accent6" w:themeTint="BF"/>
+        <w:insideH w:val="single" w:sz="8" w:space="0" w:color="B1A77A" w:themeColor="accent6" w:themeTint="BF"/>
+        <w:insideV w:val="single" w:sz="8" w:space="0" w:color="B1A77A" w:themeColor="accent6" w:themeTint="BF"/>
       </w:tblBorders>
     </w:tblPr>
     <w:tcPr>
-      <w:shd w:val="clear" w:color="auto" w:fill="FDE4D0" w:themeFill="accent6" w:themeFillTint="3F"/>
+      <w:shd w:val="clear" w:color="auto" w:fill="E5E2D3" w:themeFill="accent6" w:themeFillTint="3F"/>
     </w:tcPr>
     <w:tblStylePr w:type="firstRow">
       <w:rPr>
@@ -7233,7 +7744,7 @@
       <w:tblPr/>
       <w:tcPr>
         <w:tcBorders>
-          <w:top w:val="single" w:sz="18" w:space="0" w:color="F9B074" w:themeColor="accent6" w:themeTint="BF"/>
+          <w:top w:val="single" w:sz="18" w:space="0" w:color="B1A77A" w:themeColor="accent6" w:themeTint="BF"/>
         </w:tcBorders>
       </w:tcPr>
     </w:tblStylePr>
@@ -7252,13 +7763,13 @@
     <w:tblStylePr w:type="band1Vert">
       <w:tblPr/>
       <w:tcPr>
-        <w:shd w:val="clear" w:color="auto" w:fill="FBCAA2" w:themeFill="accent6" w:themeFillTint="7F"/>
+        <w:shd w:val="clear" w:color="auto" w:fill="CBC4A6" w:themeFill="accent6" w:themeFillTint="7F"/>
       </w:tcPr>
     </w:tblStylePr>
     <w:tblStylePr w:type="band1Horz">
       <w:tblPr/>
       <w:tcPr>
-        <w:shd w:val="clear" w:color="auto" w:fill="FBCAA2" w:themeFill="accent6" w:themeFillTint="7F"/>
+        <w:shd w:val="clear" w:color="auto" w:fill="CBC4A6" w:themeFill="accent6" w:themeFillTint="7F"/>
       </w:tcPr>
     </w:tblStylePr>
   </w:style>
@@ -7396,16 +7907,16 @@
       <w:tblStyleRowBandSize w:val="1"/>
       <w:tblStyleColBandSize w:val="1"/>
       <w:tblBorders>
-        <w:top w:val="single" w:sz="8" w:space="0" w:color="4F81BD" w:themeColor="accent1"/>
-        <w:left w:val="single" w:sz="8" w:space="0" w:color="4F81BD" w:themeColor="accent1"/>
-        <w:bottom w:val="single" w:sz="8" w:space="0" w:color="4F81BD" w:themeColor="accent1"/>
-        <w:right w:val="single" w:sz="8" w:space="0" w:color="4F81BD" w:themeColor="accent1"/>
-        <w:insideH w:val="single" w:sz="8" w:space="0" w:color="4F81BD" w:themeColor="accent1"/>
-        <w:insideV w:val="single" w:sz="8" w:space="0" w:color="4F81BD" w:themeColor="accent1"/>
+        <w:top w:val="single" w:sz="8" w:space="0" w:color="90C226" w:themeColor="accent1"/>
+        <w:left w:val="single" w:sz="8" w:space="0" w:color="90C226" w:themeColor="accent1"/>
+        <w:bottom w:val="single" w:sz="8" w:space="0" w:color="90C226" w:themeColor="accent1"/>
+        <w:right w:val="single" w:sz="8" w:space="0" w:color="90C226" w:themeColor="accent1"/>
+        <w:insideH w:val="single" w:sz="8" w:space="0" w:color="90C226" w:themeColor="accent1"/>
+        <w:insideV w:val="single" w:sz="8" w:space="0" w:color="90C226" w:themeColor="accent1"/>
       </w:tblBorders>
     </w:tblPr>
     <w:tcPr>
-      <w:shd w:val="clear" w:color="auto" w:fill="D3DFEE" w:themeFill="accent1" w:themeFillTint="3F"/>
+      <w:shd w:val="clear" w:color="auto" w:fill="E4F3C5" w:themeFill="accent1" w:themeFillTint="3F"/>
     </w:tcPr>
     <w:tblStylePr w:type="firstRow">
       <w:rPr>
@@ -7415,7 +7926,7 @@
       </w:rPr>
       <w:tblPr/>
       <w:tcPr>
-        <w:shd w:val="clear" w:color="auto" w:fill="EDF2F8" w:themeFill="accent1" w:themeFillTint="19"/>
+        <w:shd w:val="clear" w:color="auto" w:fill="F4FAE8" w:themeFill="accent1" w:themeFillTint="19"/>
       </w:tcPr>
     </w:tblStylePr>
     <w:tblStylePr w:type="lastRow">
@@ -7472,23 +7983,23 @@
           <w:insideH w:val="nil"/>
           <w:insideV w:val="nil"/>
         </w:tcBorders>
-        <w:shd w:val="clear" w:color="auto" w:fill="DBE5F1" w:themeFill="accent1" w:themeFillTint="33"/>
+        <w:shd w:val="clear" w:color="auto" w:fill="E9F6D0" w:themeFill="accent1" w:themeFillTint="33"/>
       </w:tcPr>
     </w:tblStylePr>
     <w:tblStylePr w:type="band1Vert">
       <w:tblPr/>
       <w:tcPr>
-        <w:shd w:val="clear" w:color="auto" w:fill="A7BFDE" w:themeFill="accent1" w:themeFillTint="7F"/>
+        <w:shd w:val="clear" w:color="auto" w:fill="CAE88B" w:themeFill="accent1" w:themeFillTint="7F"/>
       </w:tcPr>
     </w:tblStylePr>
     <w:tblStylePr w:type="band1Horz">
       <w:tblPr/>
       <w:tcPr>
         <w:tcBorders>
-          <w:insideH w:val="single" w:sz="6" w:space="0" w:color="4F81BD" w:themeColor="accent1"/>
-          <w:insideV w:val="single" w:sz="6" w:space="0" w:color="4F81BD" w:themeColor="accent1"/>
-        </w:tcBorders>
-        <w:shd w:val="clear" w:color="auto" w:fill="A7BFDE" w:themeFill="accent1" w:themeFillTint="7F"/>
+          <w:insideH w:val="single" w:sz="6" w:space="0" w:color="90C226" w:themeColor="accent1"/>
+          <w:insideV w:val="single" w:sz="6" w:space="0" w:color="90C226" w:themeColor="accent1"/>
+        </w:tcBorders>
+        <w:shd w:val="clear" w:color="auto" w:fill="CAE88B" w:themeFill="accent1" w:themeFillTint="7F"/>
       </w:tcPr>
     </w:tblStylePr>
     <w:tblStylePr w:type="nwCell">
@@ -7514,16 +8025,16 @@
       <w:tblStyleRowBandSize w:val="1"/>
       <w:tblStyleColBandSize w:val="1"/>
       <w:tblBorders>
-        <w:top w:val="single" w:sz="8" w:space="0" w:color="C0504D" w:themeColor="accent2"/>
-        <w:left w:val="single" w:sz="8" w:space="0" w:color="C0504D" w:themeColor="accent2"/>
-        <w:bottom w:val="single" w:sz="8" w:space="0" w:color="C0504D" w:themeColor="accent2"/>
-        <w:right w:val="single" w:sz="8" w:space="0" w:color="C0504D" w:themeColor="accent2"/>
-        <w:insideH w:val="single" w:sz="8" w:space="0" w:color="C0504D" w:themeColor="accent2"/>
-        <w:insideV w:val="single" w:sz="8" w:space="0" w:color="C0504D" w:themeColor="accent2"/>
+        <w:top w:val="single" w:sz="8" w:space="0" w:color="54A021" w:themeColor="accent2"/>
+        <w:left w:val="single" w:sz="8" w:space="0" w:color="54A021" w:themeColor="accent2"/>
+        <w:bottom w:val="single" w:sz="8" w:space="0" w:color="54A021" w:themeColor="accent2"/>
+        <w:right w:val="single" w:sz="8" w:space="0" w:color="54A021" w:themeColor="accent2"/>
+        <w:insideH w:val="single" w:sz="8" w:space="0" w:color="54A021" w:themeColor="accent2"/>
+        <w:insideV w:val="single" w:sz="8" w:space="0" w:color="54A021" w:themeColor="accent2"/>
       </w:tblBorders>
     </w:tblPr>
     <w:tcPr>
-      <w:shd w:val="clear" w:color="auto" w:fill="EFD3D2" w:themeFill="accent2" w:themeFillTint="3F"/>
+      <w:shd w:val="clear" w:color="auto" w:fill="D2F1BE" w:themeFill="accent2" w:themeFillTint="3F"/>
     </w:tcPr>
     <w:tblStylePr w:type="firstRow">
       <w:rPr>
@@ -7533,7 +8044,7 @@
       </w:rPr>
       <w:tblPr/>
       <w:tcPr>
-        <w:shd w:val="clear" w:color="auto" w:fill="F8EDED" w:themeFill="accent2" w:themeFillTint="19"/>
+        <w:shd w:val="clear" w:color="auto" w:fill="EDF9E5" w:themeFill="accent2" w:themeFillTint="19"/>
       </w:tcPr>
     </w:tblStylePr>
     <w:tblStylePr w:type="lastRow">
@@ -7590,23 +8101,23 @@
           <w:insideH w:val="nil"/>
           <w:insideV w:val="nil"/>
         </w:tcBorders>
-        <w:shd w:val="clear" w:color="auto" w:fill="F2DBDB" w:themeFill="accent2" w:themeFillTint="33"/>
+        <w:shd w:val="clear" w:color="auto" w:fill="DAF4CA" w:themeFill="accent2" w:themeFillTint="33"/>
       </w:tcPr>
     </w:tblStylePr>
     <w:tblStylePr w:type="band1Vert">
       <w:tblPr/>
       <w:tcPr>
-        <w:shd w:val="clear" w:color="auto" w:fill="DFA7A6" w:themeFill="accent2" w:themeFillTint="7F"/>
+        <w:shd w:val="clear" w:color="auto" w:fill="A5E47C" w:themeFill="accent2" w:themeFillTint="7F"/>
       </w:tcPr>
     </w:tblStylePr>
     <w:tblStylePr w:type="band1Horz">
       <w:tblPr/>
       <w:tcPr>
         <w:tcBorders>
-          <w:insideH w:val="single" w:sz="6" w:space="0" w:color="C0504D" w:themeColor="accent2"/>
-          <w:insideV w:val="single" w:sz="6" w:space="0" w:color="C0504D" w:themeColor="accent2"/>
-        </w:tcBorders>
-        <w:shd w:val="clear" w:color="auto" w:fill="DFA7A6" w:themeFill="accent2" w:themeFillTint="7F"/>
+          <w:insideH w:val="single" w:sz="6" w:space="0" w:color="54A021" w:themeColor="accent2"/>
+          <w:insideV w:val="single" w:sz="6" w:space="0" w:color="54A021" w:themeColor="accent2"/>
+        </w:tcBorders>
+        <w:shd w:val="clear" w:color="auto" w:fill="A5E47C" w:themeFill="accent2" w:themeFillTint="7F"/>
       </w:tcPr>
     </w:tblStylePr>
     <w:tblStylePr w:type="nwCell">
@@ -7632,16 +8143,16 @@
       <w:tblStyleRowBandSize w:val="1"/>
       <w:tblStyleColBandSize w:val="1"/>
       <w:tblBorders>
-        <w:top w:val="single" w:sz="8" w:space="0" w:color="9BBB59" w:themeColor="accent3"/>
-        <w:left w:val="single" w:sz="8" w:space="0" w:color="9BBB59" w:themeColor="accent3"/>
-        <w:bottom w:val="single" w:sz="8" w:space="0" w:color="9BBB59" w:themeColor="accent3"/>
-        <w:right w:val="single" w:sz="8" w:space="0" w:color="9BBB59" w:themeColor="accent3"/>
-        <w:insideH w:val="single" w:sz="8" w:space="0" w:color="9BBB59" w:themeColor="accent3"/>
-        <w:insideV w:val="single" w:sz="8" w:space="0" w:color="9BBB59" w:themeColor="accent3"/>
+        <w:top w:val="single" w:sz="8" w:space="0" w:color="E6B91E" w:themeColor="accent3"/>
+        <w:left w:val="single" w:sz="8" w:space="0" w:color="E6B91E" w:themeColor="accent3"/>
+        <w:bottom w:val="single" w:sz="8" w:space="0" w:color="E6B91E" w:themeColor="accent3"/>
+        <w:right w:val="single" w:sz="8" w:space="0" w:color="E6B91E" w:themeColor="accent3"/>
+        <w:insideH w:val="single" w:sz="8" w:space="0" w:color="E6B91E" w:themeColor="accent3"/>
+        <w:insideV w:val="single" w:sz="8" w:space="0" w:color="E6B91E" w:themeColor="accent3"/>
       </w:tblBorders>
     </w:tblPr>
     <w:tcPr>
-      <w:shd w:val="clear" w:color="auto" w:fill="E6EED5" w:themeFill="accent3" w:themeFillTint="3F"/>
+      <w:shd w:val="clear" w:color="auto" w:fill="F8EDC7" w:themeFill="accent3" w:themeFillTint="3F"/>
     </w:tcPr>
     <w:tblStylePr w:type="firstRow">
       <w:rPr>
@@ -7651,7 +8162,7 @@
       </w:rPr>
       <w:tblPr/>
       <w:tcPr>
-        <w:shd w:val="clear" w:color="auto" w:fill="F5F8EE" w:themeFill="accent3" w:themeFillTint="19"/>
+        <w:shd w:val="clear" w:color="auto" w:fill="FCF8E8" w:themeFill="accent3" w:themeFillTint="19"/>
       </w:tcPr>
     </w:tblStylePr>
     <w:tblStylePr w:type="lastRow">
@@ -7708,23 +8219,23 @@
           <w:insideH w:val="nil"/>
           <w:insideV w:val="nil"/>
         </w:tcBorders>
-        <w:shd w:val="clear" w:color="auto" w:fill="EAF1DD" w:themeFill="accent3" w:themeFillTint="33"/>
+        <w:shd w:val="clear" w:color="auto" w:fill="FAF0D2" w:themeFill="accent3" w:themeFillTint="33"/>
       </w:tcPr>
     </w:tblStylePr>
     <w:tblStylePr w:type="band1Vert">
       <w:tblPr/>
       <w:tcPr>
-        <w:shd w:val="clear" w:color="auto" w:fill="CDDDAC" w:themeFill="accent3" w:themeFillTint="7F"/>
+        <w:shd w:val="clear" w:color="auto" w:fill="F2DB8E" w:themeFill="accent3" w:themeFillTint="7F"/>
       </w:tcPr>
     </w:tblStylePr>
     <w:tblStylePr w:type="band1Horz">
       <w:tblPr/>
       <w:tcPr>
         <w:tcBorders>
-          <w:insideH w:val="single" w:sz="6" w:space="0" w:color="9BBB59" w:themeColor="accent3"/>
-          <w:insideV w:val="single" w:sz="6" w:space="0" w:color="9BBB59" w:themeColor="accent3"/>
-        </w:tcBorders>
-        <w:shd w:val="clear" w:color="auto" w:fill="CDDDAC" w:themeFill="accent3" w:themeFillTint="7F"/>
+          <w:insideH w:val="single" w:sz="6" w:space="0" w:color="E6B91E" w:themeColor="accent3"/>
+          <w:insideV w:val="single" w:sz="6" w:space="0" w:color="E6B91E" w:themeColor="accent3"/>
+        </w:tcBorders>
+        <w:shd w:val="clear" w:color="auto" w:fill="F2DB8E" w:themeFill="accent3" w:themeFillTint="7F"/>
       </w:tcPr>
     </w:tblStylePr>
     <w:tblStylePr w:type="nwCell">
@@ -7750,16 +8261,16 @@
       <w:tblStyleRowBandSize w:val="1"/>
       <w:tblStyleColBandSize w:val="1"/>
       <w:tblBorders>
-        <w:top w:val="single" w:sz="8" w:space="0" w:color="8064A2" w:themeColor="accent4"/>
-        <w:left w:val="single" w:sz="8" w:space="0" w:color="8064A2" w:themeColor="accent4"/>
-        <w:bottom w:val="single" w:sz="8" w:space="0" w:color="8064A2" w:themeColor="accent4"/>
-        <w:right w:val="single" w:sz="8" w:space="0" w:color="8064A2" w:themeColor="accent4"/>
-        <w:insideH w:val="single" w:sz="8" w:space="0" w:color="8064A2" w:themeColor="accent4"/>
-        <w:insideV w:val="single" w:sz="8" w:space="0" w:color="8064A2" w:themeColor="accent4"/>
+        <w:top w:val="single" w:sz="8" w:space="0" w:color="E76618" w:themeColor="accent4"/>
+        <w:left w:val="single" w:sz="8" w:space="0" w:color="E76618" w:themeColor="accent4"/>
+        <w:bottom w:val="single" w:sz="8" w:space="0" w:color="E76618" w:themeColor="accent4"/>
+        <w:right w:val="single" w:sz="8" w:space="0" w:color="E76618" w:themeColor="accent4"/>
+        <w:insideH w:val="single" w:sz="8" w:space="0" w:color="E76618" w:themeColor="accent4"/>
+        <w:insideV w:val="single" w:sz="8" w:space="0" w:color="E76618" w:themeColor="accent4"/>
       </w:tblBorders>
     </w:tblPr>
     <w:tcPr>
-      <w:shd w:val="clear" w:color="auto" w:fill="DFD8E8" w:themeFill="accent4" w:themeFillTint="3F"/>
+      <w:shd w:val="clear" w:color="auto" w:fill="F9D9C5" w:themeFill="accent4" w:themeFillTint="3F"/>
     </w:tcPr>
     <w:tblStylePr w:type="firstRow">
       <w:rPr>
@@ -7769,7 +8280,7 @@
       </w:rPr>
       <w:tblPr/>
       <w:tcPr>
-        <w:shd w:val="clear" w:color="auto" w:fill="F2EFF6" w:themeFill="accent4" w:themeFillTint="19"/>
+        <w:shd w:val="clear" w:color="auto" w:fill="FCEFE8" w:themeFill="accent4" w:themeFillTint="19"/>
       </w:tcPr>
     </w:tblStylePr>
     <w:tblStylePr w:type="lastRow">
@@ -7826,23 +8337,23 @@
           <w:insideH w:val="nil"/>
           <w:insideV w:val="nil"/>
         </w:tcBorders>
-        <w:shd w:val="clear" w:color="auto" w:fill="E5DFEC" w:themeFill="accent4" w:themeFillTint="33"/>
+        <w:shd w:val="clear" w:color="auto" w:fill="FAE0D0" w:themeFill="accent4" w:themeFillTint="33"/>
       </w:tcPr>
     </w:tblStylePr>
     <w:tblStylePr w:type="band1Vert">
       <w:tblPr/>
       <w:tcPr>
-        <w:shd w:val="clear" w:color="auto" w:fill="BFB1D0" w:themeFill="accent4" w:themeFillTint="7F"/>
+        <w:shd w:val="clear" w:color="auto" w:fill="F3B28B" w:themeFill="accent4" w:themeFillTint="7F"/>
       </w:tcPr>
     </w:tblStylePr>
     <w:tblStylePr w:type="band1Horz">
       <w:tblPr/>
       <w:tcPr>
         <w:tcBorders>
-          <w:insideH w:val="single" w:sz="6" w:space="0" w:color="8064A2" w:themeColor="accent4"/>
-          <w:insideV w:val="single" w:sz="6" w:space="0" w:color="8064A2" w:themeColor="accent4"/>
-        </w:tcBorders>
-        <w:shd w:val="clear" w:color="auto" w:fill="BFB1D0" w:themeFill="accent4" w:themeFillTint="7F"/>
+          <w:insideH w:val="single" w:sz="6" w:space="0" w:color="E76618" w:themeColor="accent4"/>
+          <w:insideV w:val="single" w:sz="6" w:space="0" w:color="E76618" w:themeColor="accent4"/>
+        </w:tcBorders>
+        <w:shd w:val="clear" w:color="auto" w:fill="F3B28B" w:themeFill="accent4" w:themeFillTint="7F"/>
       </w:tcPr>
     </w:tblStylePr>
     <w:tblStylePr w:type="nwCell">
@@ -7868,16 +8379,16 @@
       <w:tblStyleRowBandSize w:val="1"/>
       <w:tblStyleColBandSize w:val="1"/>
       <w:tblBorders>
-        <w:top w:val="single" w:sz="8" w:space="0" w:color="4BACC6" w:themeColor="accent5"/>
-        <w:left w:val="single" w:sz="8" w:space="0" w:color="4BACC6" w:themeColor="accent5"/>
-        <w:bottom w:val="single" w:sz="8" w:space="0" w:color="4BACC6" w:themeColor="accent5"/>
-        <w:right w:val="single" w:sz="8" w:space="0" w:color="4BACC6" w:themeColor="accent5"/>
-        <w:insideH w:val="single" w:sz="8" w:space="0" w:color="4BACC6" w:themeColor="accent5"/>
-        <w:insideV w:val="single" w:sz="8" w:space="0" w:color="4BACC6" w:themeColor="accent5"/>
+        <w:top w:val="single" w:sz="8" w:space="0" w:color="C42F1A" w:themeColor="accent5"/>
+        <w:left w:val="single" w:sz="8" w:space="0" w:color="C42F1A" w:themeColor="accent5"/>
+        <w:bottom w:val="single" w:sz="8" w:space="0" w:color="C42F1A" w:themeColor="accent5"/>
+        <w:right w:val="single" w:sz="8" w:space="0" w:color="C42F1A" w:themeColor="accent5"/>
+        <w:insideH w:val="single" w:sz="8" w:space="0" w:color="C42F1A" w:themeColor="accent5"/>
+        <w:insideV w:val="single" w:sz="8" w:space="0" w:color="C42F1A" w:themeColor="accent5"/>
       </w:tblBorders>
     </w:tblPr>
     <w:tcPr>
-      <w:shd w:val="clear" w:color="auto" w:fill="D2EAF1" w:themeFill="accent5" w:themeFillTint="3F"/>
+      <w:shd w:val="clear" w:color="auto" w:fill="F6C6C0" w:themeFill="accent5" w:themeFillTint="3F"/>
     </w:tcPr>
     <w:tblStylePr w:type="firstRow">
       <w:rPr>
@@ -7887,7 +8398,7 @@
       </w:rPr>
       <w:tblPr/>
       <w:tcPr>
-        <w:shd w:val="clear" w:color="auto" w:fill="EDF6F9" w:themeFill="accent5" w:themeFillTint="19"/>
+        <w:shd w:val="clear" w:color="auto" w:fill="FBE8E5" w:themeFill="accent5" w:themeFillTint="19"/>
       </w:tcPr>
     </w:tblStylePr>
     <w:tblStylePr w:type="lastRow">
@@ -7944,23 +8455,23 @@
           <w:insideH w:val="nil"/>
           <w:insideV w:val="nil"/>
         </w:tcBorders>
-        <w:shd w:val="clear" w:color="auto" w:fill="DAEEF3" w:themeFill="accent5" w:themeFillTint="33"/>
+        <w:shd w:val="clear" w:color="auto" w:fill="F8D1CC" w:themeFill="accent5" w:themeFillTint="33"/>
       </w:tcPr>
     </w:tblStylePr>
     <w:tblStylePr w:type="band1Vert">
       <w:tblPr/>
       <w:tcPr>
-        <w:shd w:val="clear" w:color="auto" w:fill="A5D5E2" w:themeFill="accent5" w:themeFillTint="7F"/>
+        <w:shd w:val="clear" w:color="auto" w:fill="EE8D80" w:themeFill="accent5" w:themeFillTint="7F"/>
       </w:tcPr>
     </w:tblStylePr>
     <w:tblStylePr w:type="band1Horz">
       <w:tblPr/>
       <w:tcPr>
         <w:tcBorders>
-          <w:insideH w:val="single" w:sz="6" w:space="0" w:color="4BACC6" w:themeColor="accent5"/>
-          <w:insideV w:val="single" w:sz="6" w:space="0" w:color="4BACC6" w:themeColor="accent5"/>
-        </w:tcBorders>
-        <w:shd w:val="clear" w:color="auto" w:fill="A5D5E2" w:themeFill="accent5" w:themeFillTint="7F"/>
+          <w:insideH w:val="single" w:sz="6" w:space="0" w:color="C42F1A" w:themeColor="accent5"/>
+          <w:insideV w:val="single" w:sz="6" w:space="0" w:color="C42F1A" w:themeColor="accent5"/>
+        </w:tcBorders>
+        <w:shd w:val="clear" w:color="auto" w:fill="EE8D80" w:themeFill="accent5" w:themeFillTint="7F"/>
       </w:tcPr>
     </w:tblStylePr>
     <w:tblStylePr w:type="nwCell">
@@ -7986,16 +8497,16 @@
       <w:tblStyleRowBandSize w:val="1"/>
       <w:tblStyleColBandSize w:val="1"/>
       <w:tblBorders>
-        <w:top w:val="single" w:sz="8" w:space="0" w:color="F79646" w:themeColor="accent6"/>
-        <w:left w:val="single" w:sz="8" w:space="0" w:color="F79646" w:themeColor="accent6"/>
-        <w:bottom w:val="single" w:sz="8" w:space="0" w:color="F79646" w:themeColor="accent6"/>
-        <w:right w:val="single" w:sz="8" w:space="0" w:color="F79646" w:themeColor="accent6"/>
-        <w:insideH w:val="single" w:sz="8" w:space="0" w:color="F79646" w:themeColor="accent6"/>
-        <w:insideV w:val="single" w:sz="8" w:space="0" w:color="F79646" w:themeColor="accent6"/>
+        <w:top w:val="single" w:sz="8" w:space="0" w:color="918655" w:themeColor="accent6"/>
+        <w:left w:val="single" w:sz="8" w:space="0" w:color="918655" w:themeColor="accent6"/>
+        <w:bottom w:val="single" w:sz="8" w:space="0" w:color="918655" w:themeColor="accent6"/>
+        <w:right w:val="single" w:sz="8" w:space="0" w:color="918655" w:themeColor="accent6"/>
+        <w:insideH w:val="single" w:sz="8" w:space="0" w:color="918655" w:themeColor="accent6"/>
+        <w:insideV w:val="single" w:sz="8" w:space="0" w:color="918655" w:themeColor="accent6"/>
       </w:tblBorders>
     </w:tblPr>
     <w:tcPr>
-      <w:shd w:val="clear" w:color="auto" w:fill="FDE4D0" w:themeFill="accent6" w:themeFillTint="3F"/>
+      <w:shd w:val="clear" w:color="auto" w:fill="E5E2D3" w:themeFill="accent6" w:themeFillTint="3F"/>
     </w:tcPr>
     <w:tblStylePr w:type="firstRow">
       <w:rPr>
@@ -8005,7 +8516,7 @@
       </w:rPr>
       <w:tblPr/>
       <w:tcPr>
-        <w:shd w:val="clear" w:color="auto" w:fill="FEF4EC" w:themeFill="accent6" w:themeFillTint="19"/>
+        <w:shd w:val="clear" w:color="auto" w:fill="F4F3ED" w:themeFill="accent6" w:themeFillTint="19"/>
       </w:tcPr>
     </w:tblStylePr>
     <w:tblStylePr w:type="lastRow">
@@ -8062,23 +8573,23 @@
           <w:insideH w:val="nil"/>
           <w:insideV w:val="nil"/>
         </w:tcBorders>
-        <w:shd w:val="clear" w:color="auto" w:fill="FDE9D9" w:themeFill="accent6" w:themeFillTint="33"/>
+        <w:shd w:val="clear" w:color="auto" w:fill="EAE7DB" w:themeFill="accent6" w:themeFillTint="33"/>
       </w:tcPr>
     </w:tblStylePr>
     <w:tblStylePr w:type="band1Vert">
       <w:tblPr/>
       <w:tcPr>
-        <w:shd w:val="clear" w:color="auto" w:fill="FBCAA2" w:themeFill="accent6" w:themeFillTint="7F"/>
+        <w:shd w:val="clear" w:color="auto" w:fill="CBC4A6" w:themeFill="accent6" w:themeFillTint="7F"/>
       </w:tcPr>
     </w:tblStylePr>
     <w:tblStylePr w:type="band1Horz">
       <w:tblPr/>
       <w:tcPr>
         <w:tcBorders>
-          <w:insideH w:val="single" w:sz="6" w:space="0" w:color="F79646" w:themeColor="accent6"/>
-          <w:insideV w:val="single" w:sz="6" w:space="0" w:color="F79646" w:themeColor="accent6"/>
-        </w:tcBorders>
-        <w:shd w:val="clear" w:color="auto" w:fill="FBCAA2" w:themeFill="accent6" w:themeFillTint="7F"/>
+          <w:insideH w:val="single" w:sz="6" w:space="0" w:color="918655" w:themeColor="accent6"/>
+          <w:insideV w:val="single" w:sz="6" w:space="0" w:color="918655" w:themeColor="accent6"/>
+        </w:tcBorders>
+        <w:shd w:val="clear" w:color="auto" w:fill="CBC4A6" w:themeFill="accent6" w:themeFillTint="7F"/>
       </w:tcPr>
     </w:tblStylePr>
     <w:tblStylePr w:type="nwCell">
@@ -8243,7 +8754,7 @@
       </w:tblBorders>
     </w:tblPr>
     <w:tcPr>
-      <w:shd w:val="clear" w:color="auto" w:fill="D3DFEE" w:themeFill="accent1" w:themeFillTint="3F"/>
+      <w:shd w:val="clear" w:color="auto" w:fill="E4F3C5" w:themeFill="accent1" w:themeFillTint="3F"/>
     </w:tcPr>
     <w:tblStylePr w:type="firstRow">
       <w:rPr>
@@ -8263,7 +8774,7 @@
           <w:insideH w:val="nil"/>
           <w:insideV w:val="single" w:sz="8" w:space="0" w:color="FFFFFF" w:themeColor="background1"/>
         </w:tcBorders>
-        <w:shd w:val="clear" w:color="auto" w:fill="4F81BD" w:themeFill="accent1"/>
+        <w:shd w:val="clear" w:color="auto" w:fill="90C226" w:themeFill="accent1"/>
       </w:tcPr>
     </w:tblStylePr>
     <w:tblStylePr w:type="lastRow">
@@ -8284,7 +8795,7 @@
           <w:insideH w:val="nil"/>
           <w:insideV w:val="single" w:sz="8" w:space="0" w:color="FFFFFF" w:themeColor="background1"/>
         </w:tcBorders>
-        <w:shd w:val="clear" w:color="auto" w:fill="4F81BD" w:themeFill="accent1"/>
+        <w:shd w:val="clear" w:color="auto" w:fill="90C226" w:themeFill="accent1"/>
       </w:tcPr>
     </w:tblStylePr>
     <w:tblStylePr w:type="firstCol">
@@ -8303,7 +8814,7 @@
           <w:insideH w:val="nil"/>
           <w:insideV w:val="nil"/>
         </w:tcBorders>
-        <w:shd w:val="clear" w:color="auto" w:fill="4F81BD" w:themeFill="accent1"/>
+        <w:shd w:val="clear" w:color="auto" w:fill="90C226" w:themeFill="accent1"/>
       </w:tcPr>
     </w:tblStylePr>
     <w:tblStylePr w:type="lastCol">
@@ -8324,7 +8835,7 @@
           <w:insideH w:val="nil"/>
           <w:insideV w:val="nil"/>
         </w:tcBorders>
-        <w:shd w:val="clear" w:color="auto" w:fill="4F81BD" w:themeFill="accent1"/>
+        <w:shd w:val="clear" w:color="auto" w:fill="90C226" w:themeFill="accent1"/>
       </w:tcPr>
     </w:tblStylePr>
     <w:tblStylePr w:type="band1Vert">
@@ -8338,7 +8849,7 @@
           <w:insideH w:val="nil"/>
           <w:insideV w:val="nil"/>
         </w:tcBorders>
-        <w:shd w:val="clear" w:color="auto" w:fill="A7BFDE" w:themeFill="accent1" w:themeFillTint="7F"/>
+        <w:shd w:val="clear" w:color="auto" w:fill="CAE88B" w:themeFill="accent1" w:themeFillTint="7F"/>
       </w:tcPr>
     </w:tblStylePr>
     <w:tblStylePr w:type="band1Horz">
@@ -8352,7 +8863,7 @@
           <w:insideH w:val="single" w:sz="8" w:space="0" w:color="FFFFFF" w:themeColor="background1"/>
           <w:insideV w:val="single" w:sz="8" w:space="0" w:color="FFFFFF" w:themeColor="background1"/>
         </w:tcBorders>
-        <w:shd w:val="clear" w:color="auto" w:fill="A7BFDE" w:themeFill="accent1" w:themeFillTint="7F"/>
+        <w:shd w:val="clear" w:color="auto" w:fill="CAE88B" w:themeFill="accent1" w:themeFillTint="7F"/>
       </w:tcPr>
     </w:tblStylePr>
   </w:style>
@@ -8377,7 +8888,7 @@
       </w:tblBorders>
     </w:tblPr>
     <w:tcPr>
-      <w:shd w:val="clear" w:color="auto" w:fill="EFD3D2" w:themeFill="accent2" w:themeFillTint="3F"/>
+      <w:shd w:val="clear" w:color="auto" w:fill="D2F1BE" w:themeFill="accent2" w:themeFillTint="3F"/>
     </w:tcPr>
     <w:tblStylePr w:type="firstRow">
       <w:rPr>
@@ -8397,7 +8908,7 @@
           <w:insideH w:val="nil"/>
           <w:insideV w:val="single" w:sz="8" w:space="0" w:color="FFFFFF" w:themeColor="background1"/>
         </w:tcBorders>
-        <w:shd w:val="clear" w:color="auto" w:fill="C0504D" w:themeFill="accent2"/>
+        <w:shd w:val="clear" w:color="auto" w:fill="54A021" w:themeFill="accent2"/>
       </w:tcPr>
     </w:tblStylePr>
     <w:tblStylePr w:type="lastRow">
@@ -8418,7 +8929,7 @@
           <w:insideH w:val="nil"/>
           <w:insideV w:val="single" w:sz="8" w:space="0" w:color="FFFFFF" w:themeColor="background1"/>
         </w:tcBorders>
-        <w:shd w:val="clear" w:color="auto" w:fill="C0504D" w:themeFill="accent2"/>
+        <w:shd w:val="clear" w:color="auto" w:fill="54A021" w:themeFill="accent2"/>
       </w:tcPr>
     </w:tblStylePr>
     <w:tblStylePr w:type="firstCol">
@@ -8437,7 +8948,7 @@
           <w:insideH w:val="nil"/>
           <w:insideV w:val="nil"/>
         </w:tcBorders>
-        <w:shd w:val="clear" w:color="auto" w:fill="C0504D" w:themeFill="accent2"/>
+        <w:shd w:val="clear" w:color="auto" w:fill="54A021" w:themeFill="accent2"/>
       </w:tcPr>
     </w:tblStylePr>
     <w:tblStylePr w:type="lastCol">
@@ -8458,7 +8969,7 @@
           <w:insideH w:val="nil"/>
           <w:insideV w:val="nil"/>
         </w:tcBorders>
-        <w:shd w:val="clear" w:color="auto" w:fill="C0504D" w:themeFill="accent2"/>
+        <w:shd w:val="clear" w:color="auto" w:fill="54A021" w:themeFill="accent2"/>
       </w:tcPr>
     </w:tblStylePr>
     <w:tblStylePr w:type="band1Vert">
@@ -8472,7 +8983,7 @@
           <w:insideH w:val="nil"/>
           <w:insideV w:val="nil"/>
         </w:tcBorders>
-        <w:shd w:val="clear" w:color="auto" w:fill="DFA7A6" w:themeFill="accent2" w:themeFillTint="7F"/>
+        <w:shd w:val="clear" w:color="auto" w:fill="A5E47C" w:themeFill="accent2" w:themeFillTint="7F"/>
       </w:tcPr>
     </w:tblStylePr>
     <w:tblStylePr w:type="band1Horz">
@@ -8486,7 +8997,7 @@
           <w:insideH w:val="single" w:sz="8" w:space="0" w:color="FFFFFF" w:themeColor="background1"/>
           <w:insideV w:val="single" w:sz="8" w:space="0" w:color="FFFFFF" w:themeColor="background1"/>
         </w:tcBorders>
-        <w:shd w:val="clear" w:color="auto" w:fill="DFA7A6" w:themeFill="accent2" w:themeFillTint="7F"/>
+        <w:shd w:val="clear" w:color="auto" w:fill="A5E47C" w:themeFill="accent2" w:themeFillTint="7F"/>
       </w:tcPr>
     </w:tblStylePr>
   </w:style>
@@ -8511,7 +9022,7 @@
       </w:tblBorders>
     </w:tblPr>
     <w:tcPr>
-      <w:shd w:val="clear" w:color="auto" w:fill="E6EED5" w:themeFill="accent3" w:themeFillTint="3F"/>
+      <w:shd w:val="clear" w:color="auto" w:fill="F8EDC7" w:themeFill="accent3" w:themeFillTint="3F"/>
     </w:tcPr>
     <w:tblStylePr w:type="firstRow">
       <w:rPr>
@@ -8531,7 +9042,7 @@
           <w:insideH w:val="nil"/>
           <w:insideV w:val="single" w:sz="8" w:space="0" w:color="FFFFFF" w:themeColor="background1"/>
         </w:tcBorders>
-        <w:shd w:val="clear" w:color="auto" w:fill="9BBB59" w:themeFill="accent3"/>
+        <w:shd w:val="clear" w:color="auto" w:fill="E6B91E" w:themeFill="accent3"/>
       </w:tcPr>
     </w:tblStylePr>
     <w:tblStylePr w:type="lastRow">
@@ -8552,7 +9063,7 @@
           <w:insideH w:val="nil"/>
           <w:insideV w:val="single" w:sz="8" w:space="0" w:color="FFFFFF" w:themeColor="background1"/>
         </w:tcBorders>
-        <w:shd w:val="clear" w:color="auto" w:fill="9BBB59" w:themeFill="accent3"/>
+        <w:shd w:val="clear" w:color="auto" w:fill="E6B91E" w:themeFill="accent3"/>
       </w:tcPr>
     </w:tblStylePr>
     <w:tblStylePr w:type="firstCol">
@@ -8571,7 +9082,7 @@
           <w:insideH w:val="nil"/>
           <w:insideV w:val="nil"/>
         </w:tcBorders>
-        <w:shd w:val="clear" w:color="auto" w:fill="9BBB59" w:themeFill="accent3"/>
+        <w:shd w:val="clear" w:color="auto" w:fill="E6B91E" w:themeFill="accent3"/>
       </w:tcPr>
     </w:tblStylePr>
     <w:tblStylePr w:type="lastCol">
@@ -8592,7 +9103,7 @@
           <w:insideH w:val="nil"/>
           <w:insideV w:val="nil"/>
         </w:tcBorders>
-        <w:shd w:val="clear" w:color="auto" w:fill="9BBB59" w:themeFill="accent3"/>
+        <w:shd w:val="clear" w:color="auto" w:fill="E6B91E" w:themeFill="accent3"/>
       </w:tcPr>
     </w:tblStylePr>
     <w:tblStylePr w:type="band1Vert">
@@ -8606,7 +9117,7 @@
           <w:insideH w:val="nil"/>
           <w:insideV w:val="nil"/>
         </w:tcBorders>
-        <w:shd w:val="clear" w:color="auto" w:fill="CDDDAC" w:themeFill="accent3" w:themeFillTint="7F"/>
+        <w:shd w:val="clear" w:color="auto" w:fill="F2DB8E" w:themeFill="accent3" w:themeFillTint="7F"/>
       </w:tcPr>
     </w:tblStylePr>
     <w:tblStylePr w:type="band1Horz">
@@ -8620,7 +9131,7 @@
           <w:insideH w:val="single" w:sz="8" w:space="0" w:color="FFFFFF" w:themeColor="background1"/>
           <w:insideV w:val="single" w:sz="8" w:space="0" w:color="FFFFFF" w:themeColor="background1"/>
         </w:tcBorders>
-        <w:shd w:val="clear" w:color="auto" w:fill="CDDDAC" w:themeFill="accent3" w:themeFillTint="7F"/>
+        <w:shd w:val="clear" w:color="auto" w:fill="F2DB8E" w:themeFill="accent3" w:themeFillTint="7F"/>
       </w:tcPr>
     </w:tblStylePr>
   </w:style>
@@ -8645,7 +9156,7 @@
       </w:tblBorders>
     </w:tblPr>
     <w:tcPr>
-      <w:shd w:val="clear" w:color="auto" w:fill="DFD8E8" w:themeFill="accent4" w:themeFillTint="3F"/>
+      <w:shd w:val="clear" w:color="auto" w:fill="F9D9C5" w:themeFill="accent4" w:themeFillTint="3F"/>
     </w:tcPr>
     <w:tblStylePr w:type="firstRow">
       <w:rPr>
@@ -8665,7 +9176,7 @@
           <w:insideH w:val="nil"/>
           <w:insideV w:val="single" w:sz="8" w:space="0" w:color="FFFFFF" w:themeColor="background1"/>
         </w:tcBorders>
-        <w:shd w:val="clear" w:color="auto" w:fill="8064A2" w:themeFill="accent4"/>
+        <w:shd w:val="clear" w:color="auto" w:fill="E76618" w:themeFill="accent4"/>
       </w:tcPr>
     </w:tblStylePr>
     <w:tblStylePr w:type="lastRow">
@@ -8686,7 +9197,7 @@
           <w:insideH w:val="nil"/>
           <w:insideV w:val="single" w:sz="8" w:space="0" w:color="FFFFFF" w:themeColor="background1"/>
         </w:tcBorders>
-        <w:shd w:val="clear" w:color="auto" w:fill="8064A2" w:themeFill="accent4"/>
+        <w:shd w:val="clear" w:color="auto" w:fill="E76618" w:themeFill="accent4"/>
       </w:tcPr>
     </w:tblStylePr>
     <w:tblStylePr w:type="firstCol">
@@ -8705,7 +9216,7 @@
           <w:insideH w:val="nil"/>
           <w:insideV w:val="nil"/>
         </w:tcBorders>
-        <w:shd w:val="clear" w:color="auto" w:fill="8064A2" w:themeFill="accent4"/>
+        <w:shd w:val="clear" w:color="auto" w:fill="E76618" w:themeFill="accent4"/>
       </w:tcPr>
     </w:tblStylePr>
     <w:tblStylePr w:type="lastCol">
@@ -8726,7 +9237,7 @@
           <w:insideH w:val="nil"/>
           <w:insideV w:val="nil"/>
         </w:tcBorders>
-        <w:shd w:val="clear" w:color="auto" w:fill="8064A2" w:themeFill="accent4"/>
+        <w:shd w:val="clear" w:color="auto" w:fill="E76618" w:themeFill="accent4"/>
       </w:tcPr>
     </w:tblStylePr>
     <w:tblStylePr w:type="band1Vert">
@@ -8740,7 +9251,7 @@
           <w:insideH w:val="nil"/>
           <w:insideV w:val="nil"/>
         </w:tcBorders>
-        <w:shd w:val="clear" w:color="auto" w:fill="BFB1D0" w:themeFill="accent4" w:themeFillTint="7F"/>
+        <w:shd w:val="clear" w:color="auto" w:fill="F3B28B" w:themeFill="accent4" w:themeFillTint="7F"/>
       </w:tcPr>
     </w:tblStylePr>
     <w:tblStylePr w:type="band1Horz">
@@ -8754,7 +9265,7 @@
           <w:insideH w:val="single" w:sz="8" w:space="0" w:color="FFFFFF" w:themeColor="background1"/>
           <w:insideV w:val="single" w:sz="8" w:space="0" w:color="FFFFFF" w:themeColor="background1"/>
         </w:tcBorders>
-        <w:shd w:val="clear" w:color="auto" w:fill="BFB1D0" w:themeFill="accent4" w:themeFillTint="7F"/>
+        <w:shd w:val="clear" w:color="auto" w:fill="F3B28B" w:themeFill="accent4" w:themeFillTint="7F"/>
       </w:tcPr>
     </w:tblStylePr>
   </w:style>
@@ -8779,7 +9290,7 @@
       </w:tblBorders>
     </w:tblPr>
     <w:tcPr>
-      <w:shd w:val="clear" w:color="auto" w:fill="D2EAF1" w:themeFill="accent5" w:themeFillTint="3F"/>
+      <w:shd w:val="clear" w:color="auto" w:fill="F6C6C0" w:themeFill="accent5" w:themeFillTint="3F"/>
     </w:tcPr>
     <w:tblStylePr w:type="firstRow">
       <w:rPr>
@@ -8799,7 +9310,7 @@
           <w:insideH w:val="nil"/>
           <w:insideV w:val="single" w:sz="8" w:space="0" w:color="FFFFFF" w:themeColor="background1"/>
         </w:tcBorders>
-        <w:shd w:val="clear" w:color="auto" w:fill="4BACC6" w:themeFill="accent5"/>
+        <w:shd w:val="clear" w:color="auto" w:fill="C42F1A" w:themeFill="accent5"/>
       </w:tcPr>
     </w:tblStylePr>
     <w:tblStylePr w:type="lastRow">
@@ -8820,7 +9331,7 @@
           <w:insideH w:val="nil"/>
           <w:insideV w:val="single" w:sz="8" w:space="0" w:color="FFFFFF" w:themeColor="background1"/>
         </w:tcBorders>
-        <w:shd w:val="clear" w:color="auto" w:fill="4BACC6" w:themeFill="accent5"/>
+        <w:shd w:val="clear" w:color="auto" w:fill="C42F1A" w:themeFill="accent5"/>
       </w:tcPr>
     </w:tblStylePr>
     <w:tblStylePr w:type="firstCol">
@@ -8839,7 +9350,7 @@
           <w:insideH w:val="nil"/>
           <w:insideV w:val="nil"/>
         </w:tcBorders>
-        <w:shd w:val="clear" w:color="auto" w:fill="4BACC6" w:themeFill="accent5"/>
+        <w:shd w:val="clear" w:color="auto" w:fill="C42F1A" w:themeFill="accent5"/>
       </w:tcPr>
     </w:tblStylePr>
     <w:tblStylePr w:type="lastCol">
@@ -8860,7 +9371,7 @@
           <w:insideH w:val="nil"/>
           <w:insideV w:val="nil"/>
         </w:tcBorders>
-        <w:shd w:val="clear" w:color="auto" w:fill="4BACC6" w:themeFill="accent5"/>
+        <w:shd w:val="clear" w:color="auto" w:fill="C42F1A" w:themeFill="accent5"/>
       </w:tcPr>
     </w:tblStylePr>
     <w:tblStylePr w:type="band1Vert">
@@ -8874,7 +9385,7 @@
           <w:insideH w:val="nil"/>
           <w:insideV w:val="nil"/>
         </w:tcBorders>
-        <w:shd w:val="clear" w:color="auto" w:fill="A5D5E2" w:themeFill="accent5" w:themeFillTint="7F"/>
+        <w:shd w:val="clear" w:color="auto" w:fill="EE8D80" w:themeFill="accent5" w:themeFillTint="7F"/>
       </w:tcPr>
     </w:tblStylePr>
     <w:tblStylePr w:type="band1Horz">
@@ -8888,7 +9399,7 @@
           <w:insideH w:val="single" w:sz="8" w:space="0" w:color="FFFFFF" w:themeColor="background1"/>
           <w:insideV w:val="single" w:sz="8" w:space="0" w:color="FFFFFF" w:themeColor="background1"/>
         </w:tcBorders>
-        <w:shd w:val="clear" w:color="auto" w:fill="A5D5E2" w:themeFill="accent5" w:themeFillTint="7F"/>
+        <w:shd w:val="clear" w:color="auto" w:fill="EE8D80" w:themeFill="accent5" w:themeFillTint="7F"/>
       </w:tcPr>
     </w:tblStylePr>
   </w:style>
@@ -8913,7 +9424,7 @@
       </w:tblBorders>
     </w:tblPr>
     <w:tcPr>
-      <w:shd w:val="clear" w:color="auto" w:fill="FDE4D0" w:themeFill="accent6" w:themeFillTint="3F"/>
+      <w:shd w:val="clear" w:color="auto" w:fill="E5E2D3" w:themeFill="accent6" w:themeFillTint="3F"/>
     </w:tcPr>
     <w:tblStylePr w:type="firstRow">
       <w:rPr>
@@ -8933,7 +9444,7 @@
           <w:insideH w:val="nil"/>
           <w:insideV w:val="single" w:sz="8" w:space="0" w:color="FFFFFF" w:themeColor="background1"/>
         </w:tcBorders>
-        <w:shd w:val="clear" w:color="auto" w:fill="F79646" w:themeFill="accent6"/>
+        <w:shd w:val="clear" w:color="auto" w:fill="918655" w:themeFill="accent6"/>
       </w:tcPr>
     </w:tblStylePr>
     <w:tblStylePr w:type="lastRow">
@@ -8954,7 +9465,7 @@
           <w:insideH w:val="nil"/>
           <w:insideV w:val="single" w:sz="8" w:space="0" w:color="FFFFFF" w:themeColor="background1"/>
         </w:tcBorders>
-        <w:shd w:val="clear" w:color="auto" w:fill="F79646" w:themeFill="accent6"/>
+        <w:shd w:val="clear" w:color="auto" w:fill="918655" w:themeFill="accent6"/>
       </w:tcPr>
     </w:tblStylePr>
     <w:tblStylePr w:type="firstCol">
@@ -8973,7 +9484,7 @@
           <w:insideH w:val="nil"/>
           <w:insideV w:val="nil"/>
         </w:tcBorders>
-        <w:shd w:val="clear" w:color="auto" w:fill="F79646" w:themeFill="accent6"/>
+        <w:shd w:val="clear" w:color="auto" w:fill="918655" w:themeFill="accent6"/>
       </w:tcPr>
     </w:tblStylePr>
     <w:tblStylePr w:type="lastCol">
@@ -8994,7 +9505,7 @@
           <w:insideH w:val="nil"/>
           <w:insideV w:val="nil"/>
         </w:tcBorders>
-        <w:shd w:val="clear" w:color="auto" w:fill="F79646" w:themeFill="accent6"/>
+        <w:shd w:val="clear" w:color="auto" w:fill="918655" w:themeFill="accent6"/>
       </w:tcPr>
     </w:tblStylePr>
     <w:tblStylePr w:type="band1Vert">
@@ -9008,7 +9519,7 @@
           <w:insideH w:val="nil"/>
           <w:insideV w:val="nil"/>
         </w:tcBorders>
-        <w:shd w:val="clear" w:color="auto" w:fill="FBCAA2" w:themeFill="accent6" w:themeFillTint="7F"/>
+        <w:shd w:val="clear" w:color="auto" w:fill="CBC4A6" w:themeFill="accent6" w:themeFillTint="7F"/>
       </w:tcPr>
     </w:tblStylePr>
     <w:tblStylePr w:type="band1Horz">
@@ -9022,7 +9533,7 @@
           <w:insideH w:val="single" w:sz="8" w:space="0" w:color="FFFFFF" w:themeColor="background1"/>
           <w:insideV w:val="single" w:sz="8" w:space="0" w:color="FFFFFF" w:themeColor="background1"/>
         </w:tcBorders>
-        <w:shd w:val="clear" w:color="auto" w:fill="FBCAA2" w:themeFill="accent6" w:themeFillTint="7F"/>
+        <w:shd w:val="clear" w:color="auto" w:fill="CBC4A6" w:themeFill="accent6" w:themeFillTint="7F"/>
       </w:tcPr>
     </w:tblStylePr>
   </w:style>
@@ -9149,7 +9660,7 @@
       <w:tblStyleColBandSize w:val="1"/>
     </w:tblPr>
     <w:tcPr>
-      <w:shd w:val="clear" w:color="auto" w:fill="4F81BD" w:themeFill="accent1"/>
+      <w:shd w:val="clear" w:color="auto" w:fill="90C226" w:themeFill="accent1"/>
     </w:tcPr>
     <w:tblStylePr w:type="firstRow">
       <w:rPr>
@@ -9180,7 +9691,7 @@
           <w:insideH w:val="nil"/>
           <w:insideV w:val="nil"/>
         </w:tcBorders>
-        <w:shd w:val="clear" w:color="auto" w:fill="243F60" w:themeFill="accent1" w:themeFillShade="7F"/>
+        <w:shd w:val="clear" w:color="auto" w:fill="476013" w:themeFill="accent1" w:themeFillShade="7F"/>
       </w:tcPr>
     </w:tblStylePr>
     <w:tblStylePr w:type="firstCol">
@@ -9194,7 +9705,7 @@
           <w:insideH w:val="nil"/>
           <w:insideV w:val="nil"/>
         </w:tcBorders>
-        <w:shd w:val="clear" w:color="auto" w:fill="365F91" w:themeFill="accent1" w:themeFillShade="BF"/>
+        <w:shd w:val="clear" w:color="auto" w:fill="6B911C" w:themeFill="accent1" w:themeFillShade="BF"/>
       </w:tcPr>
     </w:tblStylePr>
     <w:tblStylePr w:type="lastCol">
@@ -9208,7 +9719,7 @@
           <w:insideH w:val="nil"/>
           <w:insideV w:val="nil"/>
         </w:tcBorders>
-        <w:shd w:val="clear" w:color="auto" w:fill="365F91" w:themeFill="accent1" w:themeFillShade="BF"/>
+        <w:shd w:val="clear" w:color="auto" w:fill="6B911C" w:themeFill="accent1" w:themeFillShade="BF"/>
       </w:tcPr>
     </w:tblStylePr>
     <w:tblStylePr w:type="band1Vert">
@@ -9222,7 +9733,7 @@
           <w:insideH w:val="nil"/>
           <w:insideV w:val="nil"/>
         </w:tcBorders>
-        <w:shd w:val="clear" w:color="auto" w:fill="365F91" w:themeFill="accent1" w:themeFillShade="BF"/>
+        <w:shd w:val="clear" w:color="auto" w:fill="6B911C" w:themeFill="accent1" w:themeFillShade="BF"/>
       </w:tcPr>
     </w:tblStylePr>
     <w:tblStylePr w:type="band1Horz">
@@ -9236,7 +9747,7 @@
           <w:insideH w:val="nil"/>
           <w:insideV w:val="nil"/>
         </w:tcBorders>
-        <w:shd w:val="clear" w:color="auto" w:fill="365F91" w:themeFill="accent1" w:themeFillShade="BF"/>
+        <w:shd w:val="clear" w:color="auto" w:fill="6B911C" w:themeFill="accent1" w:themeFillShade="BF"/>
       </w:tcPr>
     </w:tblStylePr>
   </w:style>
@@ -9256,7 +9767,7 @@
       <w:tblStyleColBandSize w:val="1"/>
     </w:tblPr>
     <w:tcPr>
-      <w:shd w:val="clear" w:color="auto" w:fill="C0504D" w:themeFill="accent2"/>
+      <w:shd w:val="clear" w:color="auto" w:fill="54A021" w:themeFill="accent2"/>
     </w:tcPr>
     <w:tblStylePr w:type="firstRow">
       <w:rPr>
@@ -9287,7 +9798,7 @@
           <w:insideH w:val="nil"/>
           <w:insideV w:val="nil"/>
         </w:tcBorders>
-        <w:shd w:val="clear" w:color="auto" w:fill="622423" w:themeFill="accent2" w:themeFillShade="7F"/>
+        <w:shd w:val="clear" w:color="auto" w:fill="294F10" w:themeFill="accent2" w:themeFillShade="7F"/>
       </w:tcPr>
     </w:tblStylePr>
     <w:tblStylePr w:type="firstCol">
@@ -9301,7 +9812,7 @@
           <w:insideH w:val="nil"/>
           <w:insideV w:val="nil"/>
         </w:tcBorders>
-        <w:shd w:val="clear" w:color="auto" w:fill="943634" w:themeFill="accent2" w:themeFillShade="BF"/>
+        <w:shd w:val="clear" w:color="auto" w:fill="3E7718" w:themeFill="accent2" w:themeFillShade="BF"/>
       </w:tcPr>
     </w:tblStylePr>
     <w:tblStylePr w:type="lastCol">
@@ -9315,7 +9826,7 @@
           <w:insideH w:val="nil"/>
           <w:insideV w:val="nil"/>
         </w:tcBorders>
-        <w:shd w:val="clear" w:color="auto" w:fill="943634" w:themeFill="accent2" w:themeFillShade="BF"/>
+        <w:shd w:val="clear" w:color="auto" w:fill="3E7718" w:themeFill="accent2" w:themeFillShade="BF"/>
       </w:tcPr>
     </w:tblStylePr>
     <w:tblStylePr w:type="band1Vert">
@@ -9329,7 +9840,7 @@
           <w:insideH w:val="nil"/>
           <w:insideV w:val="nil"/>
         </w:tcBorders>
-        <w:shd w:val="clear" w:color="auto" w:fill="943634" w:themeFill="accent2" w:themeFillShade="BF"/>
+        <w:shd w:val="clear" w:color="auto" w:fill="3E7718" w:themeFill="accent2" w:themeFillShade="BF"/>
       </w:tcPr>
     </w:tblStylePr>
     <w:tblStylePr w:type="band1Horz">
@@ -9343,7 +9854,7 @@
           <w:insideH w:val="nil"/>
           <w:insideV w:val="nil"/>
         </w:tcBorders>
-        <w:shd w:val="clear" w:color="auto" w:fill="943634" w:themeFill="accent2" w:themeFillShade="BF"/>
+        <w:shd w:val="clear" w:color="auto" w:fill="3E7718" w:themeFill="accent2" w:themeFillShade="BF"/>
       </w:tcPr>
     </w:tblStylePr>
   </w:style>
@@ -9363,7 +9874,7 @@
       <w:tblStyleColBandSize w:val="1"/>
     </w:tblPr>
     <w:tcPr>
-      <w:shd w:val="clear" w:color="auto" w:fill="9BBB59" w:themeFill="accent3"/>
+      <w:shd w:val="clear" w:color="auto" w:fill="E6B91E" w:themeFill="accent3"/>
     </w:tcPr>
     <w:tblStylePr w:type="firstRow">
       <w:rPr>
@@ -9394,7 +9905,7 @@
           <w:insideH w:val="nil"/>
           <w:insideV w:val="nil"/>
         </w:tcBorders>
-        <w:shd w:val="clear" w:color="auto" w:fill="4E6128" w:themeFill="accent3" w:themeFillShade="7F"/>
+        <w:shd w:val="clear" w:color="auto" w:fill="745C0D" w:themeFill="accent3" w:themeFillShade="7F"/>
       </w:tcPr>
     </w:tblStylePr>
     <w:tblStylePr w:type="firstCol">
@@ -9408,7 +9919,7 @@
           <w:insideH w:val="nil"/>
           <w:insideV w:val="nil"/>
         </w:tcBorders>
-        <w:shd w:val="clear" w:color="auto" w:fill="76923C" w:themeFill="accent3" w:themeFillShade="BF"/>
+        <w:shd w:val="clear" w:color="auto" w:fill="AF8B13" w:themeFill="accent3" w:themeFillShade="BF"/>
       </w:tcPr>
     </w:tblStylePr>
     <w:tblStylePr w:type="lastCol">
@@ -9422,7 +9933,7 @@
           <w:insideH w:val="nil"/>
           <w:insideV w:val="nil"/>
         </w:tcBorders>
-        <w:shd w:val="clear" w:color="auto" w:fill="76923C" w:themeFill="accent3" w:themeFillShade="BF"/>
+        <w:shd w:val="clear" w:color="auto" w:fill="AF8B13" w:themeFill="accent3" w:themeFillShade="BF"/>
       </w:tcPr>
     </w:tblStylePr>
     <w:tblStylePr w:type="band1Vert">
@@ -9436,7 +9947,7 @@
           <w:insideH w:val="nil"/>
           <w:insideV w:val="nil"/>
         </w:tcBorders>
-        <w:shd w:val="clear" w:color="auto" w:fill="76923C" w:themeFill="accent3" w:themeFillShade="BF"/>
+        <w:shd w:val="clear" w:color="auto" w:fill="AF8B13" w:themeFill="accent3" w:themeFillShade="BF"/>
       </w:tcPr>
     </w:tblStylePr>
     <w:tblStylePr w:type="band1Horz">
@@ -9450,7 +9961,7 @@
           <w:insideH w:val="nil"/>
           <w:insideV w:val="nil"/>
         </w:tcBorders>
-        <w:shd w:val="clear" w:color="auto" w:fill="76923C" w:themeFill="accent3" w:themeFillShade="BF"/>
+        <w:shd w:val="clear" w:color="auto" w:fill="AF8B13" w:themeFill="accent3" w:themeFillShade="BF"/>
       </w:tcPr>
     </w:tblStylePr>
   </w:style>
@@ -9470,7 +9981,7 @@
       <w:tblStyleColBandSize w:val="1"/>
     </w:tblPr>
     <w:tcPr>
-      <w:shd w:val="clear" w:color="auto" w:fill="8064A2" w:themeFill="accent4"/>
+      <w:shd w:val="clear" w:color="auto" w:fill="E76618" w:themeFill="accent4"/>
     </w:tcPr>
     <w:tblStylePr w:type="firstRow">
       <w:rPr>
@@ -9501,7 +10012,7 @@
           <w:insideH w:val="nil"/>
           <w:insideV w:val="nil"/>
         </w:tcBorders>
-        <w:shd w:val="clear" w:color="auto" w:fill="3F3151" w:themeFill="accent4" w:themeFillShade="7F"/>
+        <w:shd w:val="clear" w:color="auto" w:fill="73320C" w:themeFill="accent4" w:themeFillShade="7F"/>
       </w:tcPr>
     </w:tblStylePr>
     <w:tblStylePr w:type="firstCol">
@@ -9515,7 +10026,7 @@
           <w:insideH w:val="nil"/>
           <w:insideV w:val="nil"/>
         </w:tcBorders>
-        <w:shd w:val="clear" w:color="auto" w:fill="5F497A" w:themeFill="accent4" w:themeFillShade="BF"/>
+        <w:shd w:val="clear" w:color="auto" w:fill="AD4C12" w:themeFill="accent4" w:themeFillShade="BF"/>
       </w:tcPr>
     </w:tblStylePr>
     <w:tblStylePr w:type="lastCol">
@@ -9529,7 +10040,7 @@
           <w:insideH w:val="nil"/>
           <w:insideV w:val="nil"/>
         </w:tcBorders>
-        <w:shd w:val="clear" w:color="auto" w:fill="5F497A" w:themeFill="accent4" w:themeFillShade="BF"/>
+        <w:shd w:val="clear" w:color="auto" w:fill="AD4C12" w:themeFill="accent4" w:themeFillShade="BF"/>
       </w:tcPr>
     </w:tblStylePr>
     <w:tblStylePr w:type="band1Vert">
@@ -9543,7 +10054,7 @@
           <w:insideH w:val="nil"/>
           <w:insideV w:val="nil"/>
         </w:tcBorders>
-        <w:shd w:val="clear" w:color="auto" w:fill="5F497A" w:themeFill="accent4" w:themeFillShade="BF"/>
+        <w:shd w:val="clear" w:color="auto" w:fill="AD4C12" w:themeFill="accent4" w:themeFillShade="BF"/>
       </w:tcPr>
     </w:tblStylePr>
     <w:tblStylePr w:type="band1Horz">
@@ -9557,7 +10068,7 @@
           <w:insideH w:val="nil"/>
           <w:insideV w:val="nil"/>
         </w:tcBorders>
-        <w:shd w:val="clear" w:color="auto" w:fill="5F497A" w:themeFill="accent4" w:themeFillShade="BF"/>
+        <w:shd w:val="clear" w:color="auto" w:fill="AD4C12" w:themeFill="accent4" w:themeFillShade="BF"/>
       </w:tcPr>
     </w:tblStylePr>
   </w:style>
@@ -9577,7 +10088,7 @@
       <w:tblStyleColBandSize w:val="1"/>
     </w:tblPr>
     <w:tcPr>
-      <w:shd w:val="clear" w:color="auto" w:fill="4BACC6" w:themeFill="accent5"/>
+      <w:shd w:val="clear" w:color="auto" w:fill="C42F1A" w:themeFill="accent5"/>
     </w:tcPr>
     <w:tblStylePr w:type="firstRow">
       <w:rPr>
@@ -9608,7 +10119,7 @@
           <w:insideH w:val="nil"/>
           <w:insideV w:val="nil"/>
         </w:tcBorders>
-        <w:shd w:val="clear" w:color="auto" w:fill="205867" w:themeFill="accent5" w:themeFillShade="7F"/>
+        <w:shd w:val="clear" w:color="auto" w:fill="61170D" w:themeFill="accent5" w:themeFillShade="7F"/>
       </w:tcPr>
     </w:tblStylePr>
     <w:tblStylePr w:type="firstCol">
@@ -9622,7 +10133,7 @@
           <w:insideH w:val="nil"/>
           <w:insideV w:val="nil"/>
         </w:tcBorders>
-        <w:shd w:val="clear" w:color="auto" w:fill="31849B" w:themeFill="accent5" w:themeFillShade="BF"/>
+        <w:shd w:val="clear" w:color="auto" w:fill="922213" w:themeFill="accent5" w:themeFillShade="BF"/>
       </w:tcPr>
     </w:tblStylePr>
     <w:tblStylePr w:type="lastCol">
@@ -9636,7 +10147,7 @@
           <w:insideH w:val="nil"/>
           <w:insideV w:val="nil"/>
         </w:tcBorders>
-        <w:shd w:val="clear" w:color="auto" w:fill="31849B" w:themeFill="accent5" w:themeFillShade="BF"/>
+        <w:shd w:val="clear" w:color="auto" w:fill="922213" w:themeFill="accent5" w:themeFillShade="BF"/>
       </w:tcPr>
     </w:tblStylePr>
     <w:tblStylePr w:type="band1Vert">
@@ -9650,7 +10161,7 @@
           <w:insideH w:val="nil"/>
           <w:insideV w:val="nil"/>
         </w:tcBorders>
-        <w:shd w:val="clear" w:color="auto" w:fill="31849B" w:themeFill="accent5" w:themeFillShade="BF"/>
+        <w:shd w:val="clear" w:color="auto" w:fill="922213" w:themeFill="accent5" w:themeFillShade="BF"/>
       </w:tcPr>
     </w:tblStylePr>
     <w:tblStylePr w:type="band1Horz">
@@ -9664,7 +10175,7 @@
           <w:insideH w:val="nil"/>
           <w:insideV w:val="nil"/>
         </w:tcBorders>
-        <w:shd w:val="clear" w:color="auto" w:fill="31849B" w:themeFill="accent5" w:themeFillShade="BF"/>
+        <w:shd w:val="clear" w:color="auto" w:fill="922213" w:themeFill="accent5" w:themeFillShade="BF"/>
       </w:tcPr>
     </w:tblStylePr>
   </w:style>
@@ -9684,7 +10195,7 @@
       <w:tblStyleColBandSize w:val="1"/>
     </w:tblPr>
     <w:tcPr>
-      <w:shd w:val="clear" w:color="auto" w:fill="F79646" w:themeFill="accent6"/>
+      <w:shd w:val="clear" w:color="auto" w:fill="918655" w:themeFill="accent6"/>
     </w:tcPr>
     <w:tblStylePr w:type="firstRow">
       <w:rPr>
@@ -9715,7 +10226,7 @@
           <w:insideH w:val="nil"/>
           <w:insideV w:val="nil"/>
         </w:tcBorders>
-        <w:shd w:val="clear" w:color="auto" w:fill="974706" w:themeFill="accent6" w:themeFillShade="7F"/>
+        <w:shd w:val="clear" w:color="auto" w:fill="48422A" w:themeFill="accent6" w:themeFillShade="7F"/>
       </w:tcPr>
     </w:tblStylePr>
     <w:tblStylePr w:type="firstCol">
@@ -9729,7 +10240,7 @@
           <w:insideH w:val="nil"/>
           <w:insideV w:val="nil"/>
         </w:tcBorders>
-        <w:shd w:val="clear" w:color="auto" w:fill="E36C0A" w:themeFill="accent6" w:themeFillShade="BF"/>
+        <w:shd w:val="clear" w:color="auto" w:fill="6C643F" w:themeFill="accent6" w:themeFillShade="BF"/>
       </w:tcPr>
     </w:tblStylePr>
     <w:tblStylePr w:type="lastCol">
@@ -9743,7 +10254,7 @@
           <w:insideH w:val="nil"/>
           <w:insideV w:val="nil"/>
         </w:tcBorders>
-        <w:shd w:val="clear" w:color="auto" w:fill="E36C0A" w:themeFill="accent6" w:themeFillShade="BF"/>
+        <w:shd w:val="clear" w:color="auto" w:fill="6C643F" w:themeFill="accent6" w:themeFillShade="BF"/>
       </w:tcPr>
     </w:tblStylePr>
     <w:tblStylePr w:type="band1Vert">
@@ -9757,7 +10268,7 @@
           <w:insideH w:val="nil"/>
           <w:insideV w:val="nil"/>
         </w:tcBorders>
-        <w:shd w:val="clear" w:color="auto" w:fill="E36C0A" w:themeFill="accent6" w:themeFillShade="BF"/>
+        <w:shd w:val="clear" w:color="auto" w:fill="6C643F" w:themeFill="accent6" w:themeFillShade="BF"/>
       </w:tcPr>
     </w:tblStylePr>
     <w:tblStylePr w:type="band1Horz">
@@ -9771,7 +10282,7 @@
           <w:insideH w:val="nil"/>
           <w:insideV w:val="nil"/>
         </w:tcBorders>
-        <w:shd w:val="clear" w:color="auto" w:fill="E36C0A" w:themeFill="accent6" w:themeFillShade="BF"/>
+        <w:shd w:val="clear" w:color="auto" w:fill="6C643F" w:themeFill="accent6" w:themeFillShade="BF"/>
       </w:tcPr>
     </w:tblStylePr>
   </w:style>
@@ -9790,7 +10301,7 @@
       <w:tblStyleRowBandSize w:val="1"/>
       <w:tblStyleColBandSize w:val="1"/>
       <w:tblBorders>
-        <w:top w:val="single" w:sz="24" w:space="0" w:color="C0504D" w:themeColor="accent2"/>
+        <w:top w:val="single" w:sz="24" w:space="0" w:color="54A021" w:themeColor="accent2"/>
         <w:left w:val="single" w:sz="4" w:space="0" w:color="000000" w:themeColor="text1"/>
         <w:bottom w:val="single" w:sz="4" w:space="0" w:color="000000" w:themeColor="text1"/>
         <w:right w:val="single" w:sz="4" w:space="0" w:color="000000" w:themeColor="text1"/>
@@ -9811,7 +10322,7 @@
         <w:tcBorders>
           <w:top w:val="nil"/>
           <w:left w:val="nil"/>
-          <w:bottom w:val="single" w:sz="24" w:space="0" w:color="C0504D" w:themeColor="accent2"/>
+          <w:bottom w:val="single" w:sz="24" w:space="0" w:color="54A021" w:themeColor="accent2"/>
           <w:right w:val="nil"/>
           <w:insideH w:val="nil"/>
           <w:insideV w:val="nil"/>
@@ -9905,16 +10416,16 @@
       <w:tblStyleRowBandSize w:val="1"/>
       <w:tblStyleColBandSize w:val="1"/>
       <w:tblBorders>
-        <w:top w:val="single" w:sz="24" w:space="0" w:color="C0504D" w:themeColor="accent2"/>
-        <w:left w:val="single" w:sz="4" w:space="0" w:color="4F81BD" w:themeColor="accent1"/>
-        <w:bottom w:val="single" w:sz="4" w:space="0" w:color="4F81BD" w:themeColor="accent1"/>
-        <w:right w:val="single" w:sz="4" w:space="0" w:color="4F81BD" w:themeColor="accent1"/>
+        <w:top w:val="single" w:sz="24" w:space="0" w:color="54A021" w:themeColor="accent2"/>
+        <w:left w:val="single" w:sz="4" w:space="0" w:color="90C226" w:themeColor="accent1"/>
+        <w:bottom w:val="single" w:sz="4" w:space="0" w:color="90C226" w:themeColor="accent1"/>
+        <w:right w:val="single" w:sz="4" w:space="0" w:color="90C226" w:themeColor="accent1"/>
         <w:insideH w:val="single" w:sz="4" w:space="0" w:color="FFFFFF" w:themeColor="background1"/>
         <w:insideV w:val="single" w:sz="4" w:space="0" w:color="FFFFFF" w:themeColor="background1"/>
       </w:tblBorders>
     </w:tblPr>
     <w:tcPr>
-      <w:shd w:val="clear" w:color="auto" w:fill="EDF2F8" w:themeFill="accent1" w:themeFillTint="19"/>
+      <w:shd w:val="clear" w:color="auto" w:fill="F4FAE8" w:themeFill="accent1" w:themeFillTint="19"/>
     </w:tcPr>
     <w:tblStylePr w:type="firstRow">
       <w:rPr>
@@ -9926,7 +10437,7 @@
         <w:tcBorders>
           <w:top w:val="nil"/>
           <w:left w:val="nil"/>
-          <w:bottom w:val="single" w:sz="24" w:space="0" w:color="C0504D" w:themeColor="accent2"/>
+          <w:bottom w:val="single" w:sz="24" w:space="0" w:color="54A021" w:themeColor="accent2"/>
           <w:right w:val="nil"/>
           <w:insideH w:val="nil"/>
           <w:insideV w:val="nil"/>
@@ -9945,7 +10456,7 @@
         <w:tcBorders>
           <w:top w:val="single" w:sz="6" w:space="0" w:color="FFFFFF" w:themeColor="background1"/>
         </w:tcBorders>
-        <w:shd w:val="clear" w:color="auto" w:fill="2C4C74" w:themeFill="accent1" w:themeFillShade="99"/>
+        <w:shd w:val="clear" w:color="auto" w:fill="567416" w:themeFill="accent1" w:themeFillShade="99"/>
       </w:tcPr>
     </w:tblStylePr>
     <w:tblStylePr w:type="firstCol">
@@ -9959,10 +10470,10 @@
           <w:left w:val="nil"/>
           <w:bottom w:val="nil"/>
           <w:right w:val="nil"/>
-          <w:insideH w:val="single" w:sz="4" w:space="0" w:color="2C4C74" w:themeColor="accent1" w:themeShade="99"/>
-          <w:insideV w:val="nil"/>
-        </w:tcBorders>
-        <w:shd w:val="clear" w:color="auto" w:fill="2C4C74" w:themeFill="accent1" w:themeFillShade="99"/>
+          <w:insideH w:val="single" w:sz="4" w:space="0" w:color="567416" w:themeColor="accent1" w:themeShade="99"/>
+          <w:insideV w:val="nil"/>
+        </w:tcBorders>
+        <w:shd w:val="clear" w:color="auto" w:fill="567416" w:themeFill="accent1" w:themeFillShade="99"/>
       </w:tcPr>
     </w:tblStylePr>
     <w:tblStylePr w:type="lastCol">
@@ -9979,19 +10490,19 @@
           <w:insideH w:val="nil"/>
           <w:insideV w:val="nil"/>
         </w:tcBorders>
-        <w:shd w:val="clear" w:color="auto" w:fill="2C4C74" w:themeFill="accent1" w:themeFillShade="99"/>
+        <w:shd w:val="clear" w:color="auto" w:fill="567416" w:themeFill="accent1" w:themeFillShade="99"/>
       </w:tcPr>
     </w:tblStylePr>
     <w:tblStylePr w:type="band1Vert">
       <w:tblPr/>
       <w:tcPr>
-        <w:shd w:val="clear" w:color="auto" w:fill="B8CCE4" w:themeFill="accent1" w:themeFillTint="66"/>
+        <w:shd w:val="clear" w:color="auto" w:fill="D4ECA1" w:themeFill="accent1" w:themeFillTint="66"/>
       </w:tcPr>
     </w:tblStylePr>
     <w:tblStylePr w:type="band1Horz">
       <w:tblPr/>
       <w:tcPr>
-        <w:shd w:val="clear" w:color="auto" w:fill="A7BFDE" w:themeFill="accent1" w:themeFillTint="7F"/>
+        <w:shd w:val="clear" w:color="auto" w:fill="CAE88B" w:themeFill="accent1" w:themeFillTint="7F"/>
       </w:tcPr>
     </w:tblStylePr>
     <w:tblStylePr w:type="neCell">
@@ -10020,16 +10531,16 @@
       <w:tblStyleRowBandSize w:val="1"/>
       <w:tblStyleColBandSize w:val="1"/>
       <w:tblBorders>
-        <w:top w:val="single" w:sz="24" w:space="0" w:color="C0504D" w:themeColor="accent2"/>
-        <w:left w:val="single" w:sz="4" w:space="0" w:color="C0504D" w:themeColor="accent2"/>
-        <w:bottom w:val="single" w:sz="4" w:space="0" w:color="C0504D" w:themeColor="accent2"/>
-        <w:right w:val="single" w:sz="4" w:space="0" w:color="C0504D" w:themeColor="accent2"/>
+        <w:top w:val="single" w:sz="24" w:space="0" w:color="54A021" w:themeColor="accent2"/>
+        <w:left w:val="single" w:sz="4" w:space="0" w:color="54A021" w:themeColor="accent2"/>
+        <w:bottom w:val="single" w:sz="4" w:space="0" w:color="54A021" w:themeColor="accent2"/>
+        <w:right w:val="single" w:sz="4" w:space="0" w:color="54A021" w:themeColor="accent2"/>
         <w:insideH w:val="single" w:sz="4" w:space="0" w:color="FFFFFF" w:themeColor="background1"/>
         <w:insideV w:val="single" w:sz="4" w:space="0" w:color="FFFFFF" w:themeColor="background1"/>
       </w:tblBorders>
     </w:tblPr>
     <w:tcPr>
-      <w:shd w:val="clear" w:color="auto" w:fill="F8EDED" w:themeFill="accent2" w:themeFillTint="19"/>
+      <w:shd w:val="clear" w:color="auto" w:fill="EDF9E5" w:themeFill="accent2" w:themeFillTint="19"/>
     </w:tcPr>
     <w:tblStylePr w:type="firstRow">
       <w:rPr>
@@ -10041,7 +10552,7 @@
         <w:tcBorders>
           <w:top w:val="nil"/>
           <w:left w:val="nil"/>
-          <w:bottom w:val="single" w:sz="24" w:space="0" w:color="C0504D" w:themeColor="accent2"/>
+          <w:bottom w:val="single" w:sz="24" w:space="0" w:color="54A021" w:themeColor="accent2"/>
           <w:right w:val="nil"/>
           <w:insideH w:val="nil"/>
           <w:insideV w:val="nil"/>
@@ -10060,7 +10571,7 @@
         <w:tcBorders>
           <w:top w:val="single" w:sz="6" w:space="0" w:color="FFFFFF" w:themeColor="background1"/>
         </w:tcBorders>
-        <w:shd w:val="clear" w:color="auto" w:fill="772C2A" w:themeFill="accent2" w:themeFillShade="99"/>
+        <w:shd w:val="clear" w:color="auto" w:fill="325F13" w:themeFill="accent2" w:themeFillShade="99"/>
       </w:tcPr>
     </w:tblStylePr>
     <w:tblStylePr w:type="firstCol">
@@ -10074,10 +10585,10 @@
           <w:left w:val="nil"/>
           <w:bottom w:val="nil"/>
           <w:right w:val="nil"/>
-          <w:insideH w:val="single" w:sz="4" w:space="0" w:color="772C2A" w:themeColor="accent2" w:themeShade="99"/>
-          <w:insideV w:val="nil"/>
-        </w:tcBorders>
-        <w:shd w:val="clear" w:color="auto" w:fill="772C2A" w:themeFill="accent2" w:themeFillShade="99"/>
+          <w:insideH w:val="single" w:sz="4" w:space="0" w:color="325F13" w:themeColor="accent2" w:themeShade="99"/>
+          <w:insideV w:val="nil"/>
+        </w:tcBorders>
+        <w:shd w:val="clear" w:color="auto" w:fill="325F13" w:themeFill="accent2" w:themeFillShade="99"/>
       </w:tcPr>
     </w:tblStylePr>
     <w:tblStylePr w:type="lastCol">
@@ -10094,19 +10605,19 @@
           <w:insideH w:val="nil"/>
           <w:insideV w:val="nil"/>
         </w:tcBorders>
-        <w:shd w:val="clear" w:color="auto" w:fill="772C2A" w:themeFill="accent2" w:themeFillShade="99"/>
+        <w:shd w:val="clear" w:color="auto" w:fill="325F13" w:themeFill="accent2" w:themeFillShade="99"/>
       </w:tcPr>
     </w:tblStylePr>
     <w:tblStylePr w:type="band1Vert">
       <w:tblPr/>
       <w:tcPr>
-        <w:shd w:val="clear" w:color="auto" w:fill="E5B8B7" w:themeFill="accent2" w:themeFillTint="66"/>
+        <w:shd w:val="clear" w:color="auto" w:fill="B7E995" w:themeFill="accent2" w:themeFillTint="66"/>
       </w:tcPr>
     </w:tblStylePr>
     <w:tblStylePr w:type="band1Horz">
       <w:tblPr/>
       <w:tcPr>
-        <w:shd w:val="clear" w:color="auto" w:fill="DFA7A6" w:themeFill="accent2" w:themeFillTint="7F"/>
+        <w:shd w:val="clear" w:color="auto" w:fill="A5E47C" w:themeFill="accent2" w:themeFillTint="7F"/>
       </w:tcPr>
     </w:tblStylePr>
     <w:tblStylePr w:type="neCell">
@@ -10135,16 +10646,16 @@
       <w:tblStyleRowBandSize w:val="1"/>
       <w:tblStyleColBandSize w:val="1"/>
       <w:tblBorders>
-        <w:top w:val="single" w:sz="24" w:space="0" w:color="8064A2" w:themeColor="accent4"/>
-        <w:left w:val="single" w:sz="4" w:space="0" w:color="9BBB59" w:themeColor="accent3"/>
-        <w:bottom w:val="single" w:sz="4" w:space="0" w:color="9BBB59" w:themeColor="accent3"/>
-        <w:right w:val="single" w:sz="4" w:space="0" w:color="9BBB59" w:themeColor="accent3"/>
+        <w:top w:val="single" w:sz="24" w:space="0" w:color="E76618" w:themeColor="accent4"/>
+        <w:left w:val="single" w:sz="4" w:space="0" w:color="E6B91E" w:themeColor="accent3"/>
+        <w:bottom w:val="single" w:sz="4" w:space="0" w:color="E6B91E" w:themeColor="accent3"/>
+        <w:right w:val="single" w:sz="4" w:space="0" w:color="E6B91E" w:themeColor="accent3"/>
         <w:insideH w:val="single" w:sz="4" w:space="0" w:color="FFFFFF" w:themeColor="background1"/>
         <w:insideV w:val="single" w:sz="4" w:space="0" w:color="FFFFFF" w:themeColor="background1"/>
       </w:tblBorders>
     </w:tblPr>
     <w:tcPr>
-      <w:shd w:val="clear" w:color="auto" w:fill="F5F8EE" w:themeFill="accent3" w:themeFillTint="19"/>
+      <w:shd w:val="clear" w:color="auto" w:fill="FCF8E8" w:themeFill="accent3" w:themeFillTint="19"/>
     </w:tcPr>
     <w:tblStylePr w:type="firstRow">
       <w:rPr>
@@ -10156,7 +10667,7 @@
         <w:tcBorders>
           <w:top w:val="nil"/>
           <w:left w:val="nil"/>
-          <w:bottom w:val="single" w:sz="24" w:space="0" w:color="8064A2" w:themeColor="accent4"/>
+          <w:bottom w:val="single" w:sz="24" w:space="0" w:color="E76618" w:themeColor="accent4"/>
           <w:right w:val="nil"/>
           <w:insideH w:val="nil"/>
           <w:insideV w:val="nil"/>
@@ -10175,7 +10686,7 @@
         <w:tcBorders>
           <w:top w:val="single" w:sz="6" w:space="0" w:color="FFFFFF" w:themeColor="background1"/>
         </w:tcBorders>
-        <w:shd w:val="clear" w:color="auto" w:fill="5E7530" w:themeFill="accent3" w:themeFillShade="99"/>
+        <w:shd w:val="clear" w:color="auto" w:fill="8C6F0F" w:themeFill="accent3" w:themeFillShade="99"/>
       </w:tcPr>
     </w:tblStylePr>
     <w:tblStylePr w:type="firstCol">
@@ -10189,10 +10700,10 @@
           <w:left w:val="nil"/>
           <w:bottom w:val="nil"/>
           <w:right w:val="nil"/>
-          <w:insideH w:val="single" w:sz="4" w:space="0" w:color="5E7530" w:themeColor="accent3" w:themeShade="99"/>
-          <w:insideV w:val="nil"/>
-        </w:tcBorders>
-        <w:shd w:val="clear" w:color="auto" w:fill="5E7530" w:themeFill="accent3" w:themeFillShade="99"/>
+          <w:insideH w:val="single" w:sz="4" w:space="0" w:color="8C6F0F" w:themeColor="accent3" w:themeShade="99"/>
+          <w:insideV w:val="nil"/>
+        </w:tcBorders>
+        <w:shd w:val="clear" w:color="auto" w:fill="8C6F0F" w:themeFill="accent3" w:themeFillShade="99"/>
       </w:tcPr>
     </w:tblStylePr>
     <w:tblStylePr w:type="lastCol">
@@ -10209,19 +10720,19 @@
           <w:insideH w:val="nil"/>
           <w:insideV w:val="nil"/>
         </w:tcBorders>
-        <w:shd w:val="clear" w:color="auto" w:fill="5E7530" w:themeFill="accent3" w:themeFillShade="99"/>
+        <w:shd w:val="clear" w:color="auto" w:fill="8C6F0F" w:themeFill="accent3" w:themeFillShade="99"/>
       </w:tcPr>
     </w:tblStylePr>
     <w:tblStylePr w:type="band1Vert">
       <w:tblPr/>
       <w:tcPr>
-        <w:shd w:val="clear" w:color="auto" w:fill="D6E3BC" w:themeFill="accent3" w:themeFillTint="66"/>
+        <w:shd w:val="clear" w:color="auto" w:fill="F5E2A5" w:themeFill="accent3" w:themeFillTint="66"/>
       </w:tcPr>
     </w:tblStylePr>
     <w:tblStylePr w:type="band1Horz">
       <w:tblPr/>
       <w:tcPr>
-        <w:shd w:val="clear" w:color="auto" w:fill="CDDDAC" w:themeFill="accent3" w:themeFillTint="7F"/>
+        <w:shd w:val="clear" w:color="auto" w:fill="F2DB8E" w:themeFill="accent3" w:themeFillTint="7F"/>
       </w:tcPr>
     </w:tblStylePr>
   </w:style>
@@ -10240,16 +10751,16 @@
       <w:tblStyleRowBandSize w:val="1"/>
       <w:tblStyleColBandSize w:val="1"/>
       <w:tblBorders>
-        <w:top w:val="single" w:sz="24" w:space="0" w:color="9BBB59" w:themeColor="accent3"/>
-        <w:left w:val="single" w:sz="4" w:space="0" w:color="8064A2" w:themeColor="accent4"/>
-        <w:bottom w:val="single" w:sz="4" w:space="0" w:color="8064A2" w:themeColor="accent4"/>
-        <w:right w:val="single" w:sz="4" w:space="0" w:color="8064A2" w:themeColor="accent4"/>
+        <w:top w:val="single" w:sz="24" w:space="0" w:color="E6B91E" w:themeColor="accent3"/>
+        <w:left w:val="single" w:sz="4" w:space="0" w:color="E76618" w:themeColor="accent4"/>
+        <w:bottom w:val="single" w:sz="4" w:space="0" w:color="E76618" w:themeColor="accent4"/>
+        <w:right w:val="single" w:sz="4" w:space="0" w:color="E76618" w:themeColor="accent4"/>
         <w:insideH w:val="single" w:sz="4" w:space="0" w:color="FFFFFF" w:themeColor="background1"/>
         <w:insideV w:val="single" w:sz="4" w:space="0" w:color="FFFFFF" w:themeColor="background1"/>
       </w:tblBorders>
     </w:tblPr>
     <w:tcPr>
-      <w:shd w:val="clear" w:color="auto" w:fill="F2EFF6" w:themeFill="accent4" w:themeFillTint="19"/>
+      <w:shd w:val="clear" w:color="auto" w:fill="FCEFE8" w:themeFill="accent4" w:themeFillTint="19"/>
     </w:tcPr>
     <w:tblStylePr w:type="firstRow">
       <w:rPr>
@@ -10261,7 +10772,7 @@
         <w:tcBorders>
           <w:top w:val="nil"/>
           <w:left w:val="nil"/>
-          <w:bottom w:val="single" w:sz="24" w:space="0" w:color="9BBB59" w:themeColor="accent3"/>
+          <w:bottom w:val="single" w:sz="24" w:space="0" w:color="E6B91E" w:themeColor="accent3"/>
           <w:right w:val="nil"/>
           <w:insideH w:val="nil"/>
           <w:insideV w:val="nil"/>
@@ -10280,7 +10791,7 @@
         <w:tcBorders>
           <w:top w:val="single" w:sz="6" w:space="0" w:color="FFFFFF" w:themeColor="background1"/>
         </w:tcBorders>
-        <w:shd w:val="clear" w:color="auto" w:fill="4C3B62" w:themeFill="accent4" w:themeFillShade="99"/>
+        <w:shd w:val="clear" w:color="auto" w:fill="8A3D0E" w:themeFill="accent4" w:themeFillShade="99"/>
       </w:tcPr>
     </w:tblStylePr>
     <w:tblStylePr w:type="firstCol">
@@ -10294,10 +10805,10 @@
           <w:left w:val="nil"/>
           <w:bottom w:val="nil"/>
           <w:right w:val="nil"/>
-          <w:insideH w:val="single" w:sz="4" w:space="0" w:color="4C3B62" w:themeColor="accent4" w:themeShade="99"/>
-          <w:insideV w:val="nil"/>
-        </w:tcBorders>
-        <w:shd w:val="clear" w:color="auto" w:fill="4C3B62" w:themeFill="accent4" w:themeFillShade="99"/>
+          <w:insideH w:val="single" w:sz="4" w:space="0" w:color="8A3D0E" w:themeColor="accent4" w:themeShade="99"/>
+          <w:insideV w:val="nil"/>
+        </w:tcBorders>
+        <w:shd w:val="clear" w:color="auto" w:fill="8A3D0E" w:themeFill="accent4" w:themeFillShade="99"/>
       </w:tcPr>
     </w:tblStylePr>
     <w:tblStylePr w:type="lastCol">
@@ -10314,19 +10825,19 @@
           <w:insideH w:val="nil"/>
           <w:insideV w:val="nil"/>
         </w:tcBorders>
-        <w:shd w:val="clear" w:color="auto" w:fill="4C3B62" w:themeFill="accent4" w:themeFillShade="99"/>
+        <w:shd w:val="clear" w:color="auto" w:fill="8A3D0E" w:themeFill="accent4" w:themeFillShade="99"/>
       </w:tcPr>
     </w:tblStylePr>
     <w:tblStylePr w:type="band1Vert">
       <w:tblPr/>
       <w:tcPr>
-        <w:shd w:val="clear" w:color="auto" w:fill="CCC0D9" w:themeFill="accent4" w:themeFillTint="66"/>
+        <w:shd w:val="clear" w:color="auto" w:fill="F5C1A2" w:themeFill="accent4" w:themeFillTint="66"/>
       </w:tcPr>
     </w:tblStylePr>
     <w:tblStylePr w:type="band1Horz">
       <w:tblPr/>
       <w:tcPr>
-        <w:shd w:val="clear" w:color="auto" w:fill="BFB1D0" w:themeFill="accent4" w:themeFillTint="7F"/>
+        <w:shd w:val="clear" w:color="auto" w:fill="F3B28B" w:themeFill="accent4" w:themeFillTint="7F"/>
       </w:tcPr>
     </w:tblStylePr>
     <w:tblStylePr w:type="neCell">
@@ -10355,16 +10866,16 @@
       <w:tblStyleRowBandSize w:val="1"/>
       <w:tblStyleColBandSize w:val="1"/>
       <w:tblBorders>
-        <w:top w:val="single" w:sz="24" w:space="0" w:color="F79646" w:themeColor="accent6"/>
-        <w:left w:val="single" w:sz="4" w:space="0" w:color="4BACC6" w:themeColor="accent5"/>
-        <w:bottom w:val="single" w:sz="4" w:space="0" w:color="4BACC6" w:themeColor="accent5"/>
-        <w:right w:val="single" w:sz="4" w:space="0" w:color="4BACC6" w:themeColor="accent5"/>
+        <w:top w:val="single" w:sz="24" w:space="0" w:color="918655" w:themeColor="accent6"/>
+        <w:left w:val="single" w:sz="4" w:space="0" w:color="C42F1A" w:themeColor="accent5"/>
+        <w:bottom w:val="single" w:sz="4" w:space="0" w:color="C42F1A" w:themeColor="accent5"/>
+        <w:right w:val="single" w:sz="4" w:space="0" w:color="C42F1A" w:themeColor="accent5"/>
         <w:insideH w:val="single" w:sz="4" w:space="0" w:color="FFFFFF" w:themeColor="background1"/>
         <w:insideV w:val="single" w:sz="4" w:space="0" w:color="FFFFFF" w:themeColor="background1"/>
       </w:tblBorders>
     </w:tblPr>
     <w:tcPr>
-      <w:shd w:val="clear" w:color="auto" w:fill="EDF6F9" w:themeFill="accent5" w:themeFillTint="19"/>
+      <w:shd w:val="clear" w:color="auto" w:fill="FBE8E5" w:themeFill="accent5" w:themeFillTint="19"/>
     </w:tcPr>
     <w:tblStylePr w:type="firstRow">
       <w:rPr>
@@ -10376,7 +10887,7 @@
         <w:tcBorders>
           <w:top w:val="nil"/>
           <w:left w:val="nil"/>
-          <w:bottom w:val="single" w:sz="24" w:space="0" w:color="F79646" w:themeColor="accent6"/>
+          <w:bottom w:val="single" w:sz="24" w:space="0" w:color="918655" w:themeColor="accent6"/>
           <w:right w:val="nil"/>
           <w:insideH w:val="nil"/>
           <w:insideV w:val="nil"/>
@@ -10395,7 +10906,7 @@
         <w:tcBorders>
           <w:top w:val="single" w:sz="6" w:space="0" w:color="FFFFFF" w:themeColor="background1"/>
         </w:tcBorders>
-        <w:shd w:val="clear" w:color="auto" w:fill="276A7C" w:themeFill="accent5" w:themeFillShade="99"/>
+        <w:shd w:val="clear" w:color="auto" w:fill="751C0F" w:themeFill="accent5" w:themeFillShade="99"/>
       </w:tcPr>
     </w:tblStylePr>
     <w:tblStylePr w:type="firstCol">
@@ -10409,10 +10920,10 @@
           <w:left w:val="nil"/>
           <w:bottom w:val="nil"/>
           <w:right w:val="nil"/>
-          <w:insideH w:val="single" w:sz="4" w:space="0" w:color="276A7C" w:themeColor="accent5" w:themeShade="99"/>
-          <w:insideV w:val="nil"/>
-        </w:tcBorders>
-        <w:shd w:val="clear" w:color="auto" w:fill="276A7C" w:themeFill="accent5" w:themeFillShade="99"/>
+          <w:insideH w:val="single" w:sz="4" w:space="0" w:color="751C0F" w:themeColor="accent5" w:themeShade="99"/>
+          <w:insideV w:val="nil"/>
+        </w:tcBorders>
+        <w:shd w:val="clear" w:color="auto" w:fill="751C0F" w:themeFill="accent5" w:themeFillShade="99"/>
       </w:tcPr>
     </w:tblStylePr>
     <w:tblStylePr w:type="lastCol">
@@ -10429,19 +10940,19 @@
           <w:insideH w:val="nil"/>
           <w:insideV w:val="nil"/>
         </w:tcBorders>
-        <w:shd w:val="clear" w:color="auto" w:fill="276A7C" w:themeFill="accent5" w:themeFillShade="99"/>
+        <w:shd w:val="clear" w:color="auto" w:fill="751C0F" w:themeFill="accent5" w:themeFillShade="99"/>
       </w:tcPr>
     </w:tblStylePr>
     <w:tblStylePr w:type="band1Vert">
       <w:tblPr/>
       <w:tcPr>
-        <w:shd w:val="clear" w:color="auto" w:fill="B6DDE8" w:themeFill="accent5" w:themeFillTint="66"/>
+        <w:shd w:val="clear" w:color="auto" w:fill="F1A399" w:themeFill="accent5" w:themeFillTint="66"/>
       </w:tcPr>
     </w:tblStylePr>
     <w:tblStylePr w:type="band1Horz">
       <w:tblPr/>
       <w:tcPr>
-        <w:shd w:val="clear" w:color="auto" w:fill="A5D5E2" w:themeFill="accent5" w:themeFillTint="7F"/>
+        <w:shd w:val="clear" w:color="auto" w:fill="EE8D80" w:themeFill="accent5" w:themeFillTint="7F"/>
       </w:tcPr>
     </w:tblStylePr>
     <w:tblStylePr w:type="neCell">
@@ -10470,16 +10981,16 @@
       <w:tblStyleRowBandSize w:val="1"/>
       <w:tblStyleColBandSize w:val="1"/>
       <w:tblBorders>
-        <w:top w:val="single" w:sz="24" w:space="0" w:color="4BACC6" w:themeColor="accent5"/>
-        <w:left w:val="single" w:sz="4" w:space="0" w:color="F79646" w:themeColor="accent6"/>
-        <w:bottom w:val="single" w:sz="4" w:space="0" w:color="F79646" w:themeColor="accent6"/>
-        <w:right w:val="single" w:sz="4" w:space="0" w:color="F79646" w:themeColor="accent6"/>
+        <w:top w:val="single" w:sz="24" w:space="0" w:color="C42F1A" w:themeColor="accent5"/>
+        <w:left w:val="single" w:sz="4" w:space="0" w:color="918655" w:themeColor="accent6"/>
+        <w:bottom w:val="single" w:sz="4" w:space="0" w:color="918655" w:themeColor="accent6"/>
+        <w:right w:val="single" w:sz="4" w:space="0" w:color="918655" w:themeColor="accent6"/>
         <w:insideH w:val="single" w:sz="4" w:space="0" w:color="FFFFFF" w:themeColor="background1"/>
         <w:insideV w:val="single" w:sz="4" w:space="0" w:color="FFFFFF" w:themeColor="background1"/>
       </w:tblBorders>
     </w:tblPr>
     <w:tcPr>
-      <w:shd w:val="clear" w:color="auto" w:fill="FEF4EC" w:themeFill="accent6" w:themeFillTint="19"/>
+      <w:shd w:val="clear" w:color="auto" w:fill="F4F3ED" w:themeFill="accent6" w:themeFillTint="19"/>
     </w:tcPr>
     <w:tblStylePr w:type="firstRow">
       <w:rPr>
@@ -10491,7 +11002,7 @@
         <w:tcBorders>
           <w:top w:val="nil"/>
           <w:left w:val="nil"/>
-          <w:bottom w:val="single" w:sz="24" w:space="0" w:color="4BACC6" w:themeColor="accent5"/>
+          <w:bottom w:val="single" w:sz="24" w:space="0" w:color="C42F1A" w:themeColor="accent5"/>
           <w:right w:val="nil"/>
           <w:insideH w:val="nil"/>
           <w:insideV w:val="nil"/>
@@ -10510,7 +11021,7 @@
         <w:tcBorders>
           <w:top w:val="single" w:sz="6" w:space="0" w:color="FFFFFF" w:themeColor="background1"/>
         </w:tcBorders>
-        <w:shd w:val="clear" w:color="auto" w:fill="B65608" w:themeFill="accent6" w:themeFillShade="99"/>
+        <w:shd w:val="clear" w:color="auto" w:fill="565033" w:themeFill="accent6" w:themeFillShade="99"/>
       </w:tcPr>
     </w:tblStylePr>
     <w:tblStylePr w:type="firstCol">
@@ -10524,10 +11035,10 @@
           <w:left w:val="nil"/>
           <w:bottom w:val="nil"/>
           <w:right w:val="nil"/>
-          <w:insideH w:val="single" w:sz="4" w:space="0" w:color="B65608" w:themeColor="accent6" w:themeShade="99"/>
-          <w:insideV w:val="nil"/>
-        </w:tcBorders>
-        <w:shd w:val="clear" w:color="auto" w:fill="B65608" w:themeFill="accent6" w:themeFillShade="99"/>
+          <w:insideH w:val="single" w:sz="4" w:space="0" w:color="565033" w:themeColor="accent6" w:themeShade="99"/>
+          <w:insideV w:val="nil"/>
+        </w:tcBorders>
+        <w:shd w:val="clear" w:color="auto" w:fill="565033" w:themeFill="accent6" w:themeFillShade="99"/>
       </w:tcPr>
     </w:tblStylePr>
     <w:tblStylePr w:type="lastCol">
@@ -10544,19 +11055,19 @@
           <w:insideH w:val="nil"/>
           <w:insideV w:val="nil"/>
         </w:tcBorders>
-        <w:shd w:val="clear" w:color="auto" w:fill="B65608" w:themeFill="accent6" w:themeFillShade="99"/>
+        <w:shd w:val="clear" w:color="auto" w:fill="565033" w:themeFill="accent6" w:themeFillShade="99"/>
       </w:tcPr>
     </w:tblStylePr>
     <w:tblStylePr w:type="band1Vert">
       <w:tblPr/>
       <w:tcPr>
-        <w:shd w:val="clear" w:color="auto" w:fill="FBD4B4" w:themeFill="accent6" w:themeFillTint="66"/>
+        <w:shd w:val="clear" w:color="auto" w:fill="D5D0B8" w:themeFill="accent6" w:themeFillTint="66"/>
       </w:tcPr>
     </w:tblStylePr>
     <w:tblStylePr w:type="band1Horz">
       <w:tblPr/>
       <w:tcPr>
-        <w:shd w:val="clear" w:color="auto" w:fill="FBCAA2" w:themeFill="accent6" w:themeFillTint="7F"/>
+        <w:shd w:val="clear" w:color="auto" w:fill="CBC4A6" w:themeFill="accent6" w:themeFillTint="7F"/>
       </w:tcPr>
     </w:tblStylePr>
     <w:tblStylePr w:type="neCell">
@@ -10599,14 +11110,14 @@
         <w:tcBorders>
           <w:bottom w:val="single" w:sz="12" w:space="0" w:color="FFFFFF" w:themeColor="background1"/>
         </w:tcBorders>
-        <w:shd w:val="clear" w:color="auto" w:fill="9E3A38" w:themeFill="accent2" w:themeFillShade="CC"/>
+        <w:shd w:val="clear" w:color="auto" w:fill="437F1A" w:themeFill="accent2" w:themeFillShade="CC"/>
       </w:tcPr>
     </w:tblStylePr>
     <w:tblStylePr w:type="lastRow">
       <w:rPr>
         <w:b/>
         <w:bCs/>
-        <w:color w:val="9E3A38" w:themeColor="accent2" w:themeShade="CC"/>
+        <w:color w:val="437F1A" w:themeColor="accent2" w:themeShade="CC"/>
       </w:rPr>
       <w:tblPr/>
       <w:tcPr>
@@ -10665,7 +11176,7 @@
       <w:tblStyleColBandSize w:val="1"/>
     </w:tblPr>
     <w:tcPr>
-      <w:shd w:val="clear" w:color="auto" w:fill="EDF2F8" w:themeFill="accent1" w:themeFillTint="19"/>
+      <w:shd w:val="clear" w:color="auto" w:fill="F4FAE8" w:themeFill="accent1" w:themeFillTint="19"/>
     </w:tcPr>
     <w:tblStylePr w:type="firstRow">
       <w:rPr>
@@ -10678,14 +11189,14 @@
         <w:tcBorders>
           <w:bottom w:val="single" w:sz="12" w:space="0" w:color="FFFFFF" w:themeColor="background1"/>
         </w:tcBorders>
-        <w:shd w:val="clear" w:color="auto" w:fill="9E3A38" w:themeFill="accent2" w:themeFillShade="CC"/>
+        <w:shd w:val="clear" w:color="auto" w:fill="437F1A" w:themeFill="accent2" w:themeFillShade="CC"/>
       </w:tcPr>
     </w:tblStylePr>
     <w:tblStylePr w:type="lastRow">
       <w:rPr>
         <w:b/>
         <w:bCs/>
-        <w:color w:val="9E3A38" w:themeColor="accent2" w:themeShade="CC"/>
+        <w:color w:val="437F1A" w:themeColor="accent2" w:themeShade="CC"/>
       </w:rPr>
       <w:tblPr/>
       <w:tcPr>
@@ -10718,13 +11229,13 @@
           <w:insideH w:val="nil"/>
           <w:insideV w:val="nil"/>
         </w:tcBorders>
-        <w:shd w:val="clear" w:color="auto" w:fill="D3DFEE" w:themeFill="accent1" w:themeFillTint="3F"/>
+        <w:shd w:val="clear" w:color="auto" w:fill="E4F3C5" w:themeFill="accent1" w:themeFillTint="3F"/>
       </w:tcPr>
     </w:tblStylePr>
     <w:tblStylePr w:type="band1Horz">
       <w:tblPr/>
       <w:tcPr>
-        <w:shd w:val="clear" w:color="auto" w:fill="DBE5F1" w:themeFill="accent1" w:themeFillTint="33"/>
+        <w:shd w:val="clear" w:color="auto" w:fill="E9F6D0" w:themeFill="accent1" w:themeFillTint="33"/>
       </w:tcPr>
     </w:tblStylePr>
   </w:style>
@@ -10744,7 +11255,7 @@
       <w:tblStyleColBandSize w:val="1"/>
     </w:tblPr>
     <w:tcPr>
-      <w:shd w:val="clear" w:color="auto" w:fill="F8EDED" w:themeFill="accent2" w:themeFillTint="19"/>
+      <w:shd w:val="clear" w:color="auto" w:fill="EDF9E5" w:themeFill="accent2" w:themeFillTint="19"/>
     </w:tcPr>
     <w:tblStylePr w:type="firstRow">
       <w:rPr>
@@ -10757,14 +11268,14 @@
         <w:tcBorders>
           <w:bottom w:val="single" w:sz="12" w:space="0" w:color="FFFFFF" w:themeColor="background1"/>
         </w:tcBorders>
-        <w:shd w:val="clear" w:color="auto" w:fill="9E3A38" w:themeFill="accent2" w:themeFillShade="CC"/>
+        <w:shd w:val="clear" w:color="auto" w:fill="437F1A" w:themeFill="accent2" w:themeFillShade="CC"/>
       </w:tcPr>
     </w:tblStylePr>
     <w:tblStylePr w:type="lastRow">
       <w:rPr>
         <w:b/>
         <w:bCs/>
-        <w:color w:val="9E3A38" w:themeColor="accent2" w:themeShade="CC"/>
+        <w:color w:val="437F1A" w:themeColor="accent2" w:themeShade="CC"/>
       </w:rPr>
       <w:tblPr/>
       <w:tcPr>
@@ -10797,13 +11308,13 @@
           <w:insideH w:val="nil"/>
           <w:insideV w:val="nil"/>
         </w:tcBorders>
-        <w:shd w:val="clear" w:color="auto" w:fill="EFD3D2" w:themeFill="accent2" w:themeFillTint="3F"/>
+        <w:shd w:val="clear" w:color="auto" w:fill="D2F1BE" w:themeFill="accent2" w:themeFillTint="3F"/>
       </w:tcPr>
     </w:tblStylePr>
     <w:tblStylePr w:type="band1Horz">
       <w:tblPr/>
       <w:tcPr>
-        <w:shd w:val="clear" w:color="auto" w:fill="F2DBDB" w:themeFill="accent2" w:themeFillTint="33"/>
+        <w:shd w:val="clear" w:color="auto" w:fill="DAF4CA" w:themeFill="accent2" w:themeFillTint="33"/>
       </w:tcPr>
     </w:tblStylePr>
   </w:style>
@@ -10823,7 +11334,7 @@
       <w:tblStyleColBandSize w:val="1"/>
     </w:tblPr>
     <w:tcPr>
-      <w:shd w:val="clear" w:color="auto" w:fill="F5F8EE" w:themeFill="accent3" w:themeFillTint="19"/>
+      <w:shd w:val="clear" w:color="auto" w:fill="FCF8E8" w:themeFill="accent3" w:themeFillTint="19"/>
     </w:tcPr>
     <w:tblStylePr w:type="firstRow">
       <w:rPr>
@@ -10836,14 +11347,14 @@
         <w:tcBorders>
           <w:bottom w:val="single" w:sz="12" w:space="0" w:color="FFFFFF" w:themeColor="background1"/>
         </w:tcBorders>
-        <w:shd w:val="clear" w:color="auto" w:fill="664E82" w:themeFill="accent4" w:themeFillShade="CC"/>
+        <w:shd w:val="clear" w:color="auto" w:fill="B85113" w:themeFill="accent4" w:themeFillShade="CC"/>
       </w:tcPr>
     </w:tblStylePr>
     <w:tblStylePr w:type="lastRow">
       <w:rPr>
         <w:b/>
         <w:bCs/>
-        <w:color w:val="664E82" w:themeColor="accent4" w:themeShade="CC"/>
+        <w:color w:val="B85113" w:themeColor="accent4" w:themeShade="CC"/>
       </w:rPr>
       <w:tblPr/>
       <w:tcPr>
@@ -10876,13 +11387,13 @@
           <w:insideH w:val="nil"/>
           <w:insideV w:val="nil"/>
         </w:tcBorders>
-        <w:shd w:val="clear" w:color="auto" w:fill="E6EED5" w:themeFill="accent3" w:themeFillTint="3F"/>
+        <w:shd w:val="clear" w:color="auto" w:fill="F8EDC7" w:themeFill="accent3" w:themeFillTint="3F"/>
       </w:tcPr>
     </w:tblStylePr>
     <w:tblStylePr w:type="band1Horz">
       <w:tblPr/>
       <w:tcPr>
-        <w:shd w:val="clear" w:color="auto" w:fill="EAF1DD" w:themeFill="accent3" w:themeFillTint="33"/>
+        <w:shd w:val="clear" w:color="auto" w:fill="FAF0D2" w:themeFill="accent3" w:themeFillTint="33"/>
       </w:tcPr>
     </w:tblStylePr>
   </w:style>
@@ -10902,7 +11413,7 @@
       <w:tblStyleColBandSize w:val="1"/>
     </w:tblPr>
     <w:tcPr>
-      <w:shd w:val="clear" w:color="auto" w:fill="F2EFF6" w:themeFill="accent4" w:themeFillTint="19"/>
+      <w:shd w:val="clear" w:color="auto" w:fill="FCEFE8" w:themeFill="accent4" w:themeFillTint="19"/>
     </w:tcPr>
     <w:tblStylePr w:type="firstRow">
       <w:rPr>
@@ -10915,14 +11426,14 @@
         <w:tcBorders>
           <w:bottom w:val="single" w:sz="12" w:space="0" w:color="FFFFFF" w:themeColor="background1"/>
         </w:tcBorders>
-        <w:shd w:val="clear" w:color="auto" w:fill="7E9C40" w:themeFill="accent3" w:themeFillShade="CC"/>
+        <w:shd w:val="clear" w:color="auto" w:fill="BB9514" w:themeFill="accent3" w:themeFillShade="CC"/>
       </w:tcPr>
     </w:tblStylePr>
     <w:tblStylePr w:type="lastRow">
       <w:rPr>
         <w:b/>
         <w:bCs/>
-        <w:color w:val="7E9C40" w:themeColor="accent3" w:themeShade="CC"/>
+        <w:color w:val="BB9514" w:themeColor="accent3" w:themeShade="CC"/>
       </w:rPr>
       <w:tblPr/>
       <w:tcPr>
@@ -10955,13 +11466,13 @@
           <w:insideH w:val="nil"/>
           <w:insideV w:val="nil"/>
         </w:tcBorders>
-        <w:shd w:val="clear" w:color="auto" w:fill="DFD8E8" w:themeFill="accent4" w:themeFillTint="3F"/>
+        <w:shd w:val="clear" w:color="auto" w:fill="F9D9C5" w:themeFill="accent4" w:themeFillTint="3F"/>
       </w:tcPr>
     </w:tblStylePr>
     <w:tblStylePr w:type="band1Horz">
       <w:tblPr/>
       <w:tcPr>
-        <w:shd w:val="clear" w:color="auto" w:fill="E5DFEC" w:themeFill="accent4" w:themeFillTint="33"/>
+        <w:shd w:val="clear" w:color="auto" w:fill="FAE0D0" w:themeFill="accent4" w:themeFillTint="33"/>
       </w:tcPr>
     </w:tblStylePr>
   </w:style>
@@ -10981,7 +11492,7 @@
       <w:tblStyleColBandSize w:val="1"/>
     </w:tblPr>
     <w:tcPr>
-      <w:shd w:val="clear" w:color="auto" w:fill="EDF6F9" w:themeFill="accent5" w:themeFillTint="19"/>
+      <w:shd w:val="clear" w:color="auto" w:fill="FBE8E5" w:themeFill="accent5" w:themeFillTint="19"/>
     </w:tcPr>
     <w:tblStylePr w:type="firstRow">
       <w:rPr>
@@ -10994,14 +11505,14 @@
         <w:tcBorders>
           <w:bottom w:val="single" w:sz="12" w:space="0" w:color="FFFFFF" w:themeColor="background1"/>
         </w:tcBorders>
-        <w:shd w:val="clear" w:color="auto" w:fill="F2730A" w:themeFill="accent6" w:themeFillShade="CC"/>
+        <w:shd w:val="clear" w:color="auto" w:fill="736B44" w:themeFill="accent6" w:themeFillShade="CC"/>
       </w:tcPr>
     </w:tblStylePr>
     <w:tblStylePr w:type="lastRow">
       <w:rPr>
         <w:b/>
         <w:bCs/>
-        <w:color w:val="F2730A" w:themeColor="accent6" w:themeShade="CC"/>
+        <w:color w:val="736B44" w:themeColor="accent6" w:themeShade="CC"/>
       </w:rPr>
       <w:tblPr/>
       <w:tcPr>
@@ -11034,13 +11545,13 @@
           <w:insideH w:val="nil"/>
           <w:insideV w:val="nil"/>
         </w:tcBorders>
-        <w:shd w:val="clear" w:color="auto" w:fill="D2EAF1" w:themeFill="accent5" w:themeFillTint="3F"/>
+        <w:shd w:val="clear" w:color="auto" w:fill="F6C6C0" w:themeFill="accent5" w:themeFillTint="3F"/>
       </w:tcPr>
     </w:tblStylePr>
     <w:tblStylePr w:type="band1Horz">
       <w:tblPr/>
       <w:tcPr>
-        <w:shd w:val="clear" w:color="auto" w:fill="DAEEF3" w:themeFill="accent5" w:themeFillTint="33"/>
+        <w:shd w:val="clear" w:color="auto" w:fill="F8D1CC" w:themeFill="accent5" w:themeFillTint="33"/>
       </w:tcPr>
     </w:tblStylePr>
   </w:style>
@@ -11060,7 +11571,7 @@
       <w:tblStyleColBandSize w:val="1"/>
     </w:tblPr>
     <w:tcPr>
-      <w:shd w:val="clear" w:color="auto" w:fill="FEF4EC" w:themeFill="accent6" w:themeFillTint="19"/>
+      <w:shd w:val="clear" w:color="auto" w:fill="F4F3ED" w:themeFill="accent6" w:themeFillTint="19"/>
     </w:tcPr>
     <w:tblStylePr w:type="firstRow">
       <w:rPr>
@@ -11073,14 +11584,14 @@
         <w:tcBorders>
           <w:bottom w:val="single" w:sz="12" w:space="0" w:color="FFFFFF" w:themeColor="background1"/>
         </w:tcBorders>
-        <w:shd w:val="clear" w:color="auto" w:fill="348DA5" w:themeFill="accent5" w:themeFillShade="CC"/>
+        <w:shd w:val="clear" w:color="auto" w:fill="9C2514" w:themeFill="accent5" w:themeFillShade="CC"/>
       </w:tcPr>
     </w:tblStylePr>
     <w:tblStylePr w:type="lastRow">
       <w:rPr>
         <w:b/>
         <w:bCs/>
-        <w:color w:val="348DA5" w:themeColor="accent5" w:themeShade="CC"/>
+        <w:color w:val="9C2514" w:themeColor="accent5" w:themeShade="CC"/>
       </w:rPr>
       <w:tblPr/>
       <w:tcPr>
@@ -11113,13 +11624,13 @@
           <w:insideH w:val="nil"/>
           <w:insideV w:val="nil"/>
         </w:tcBorders>
-        <w:shd w:val="clear" w:color="auto" w:fill="FDE4D0" w:themeFill="accent6" w:themeFillTint="3F"/>
+        <w:shd w:val="clear" w:color="auto" w:fill="E5E2D3" w:themeFill="accent6" w:themeFillTint="3F"/>
       </w:tcPr>
     </w:tblStylePr>
     <w:tblStylePr w:type="band1Horz">
       <w:tblPr/>
       <w:tcPr>
-        <w:shd w:val="clear" w:color="auto" w:fill="FDE9D9" w:themeFill="accent6" w:themeFillTint="33"/>
+        <w:shd w:val="clear" w:color="auto" w:fill="EAE7DB" w:themeFill="accent6" w:themeFillTint="33"/>
       </w:tcPr>
     </w:tblStylePr>
   </w:style>
@@ -11215,7 +11726,7 @@
       </w:tblBorders>
     </w:tblPr>
     <w:tcPr>
-      <w:shd w:val="clear" w:color="auto" w:fill="DBE5F1" w:themeFill="accent1" w:themeFillTint="33"/>
+      <w:shd w:val="clear" w:color="auto" w:fill="E9F6D0" w:themeFill="accent1" w:themeFillTint="33"/>
     </w:tcPr>
     <w:tblStylePr w:type="firstRow">
       <w:rPr>
@@ -11224,7 +11735,7 @@
       </w:rPr>
       <w:tblPr/>
       <w:tcPr>
-        <w:shd w:val="clear" w:color="auto" w:fill="B8CCE4" w:themeFill="accent1" w:themeFillTint="66"/>
+        <w:shd w:val="clear" w:color="auto" w:fill="D4ECA1" w:themeFill="accent1" w:themeFillTint="66"/>
       </w:tcPr>
     </w:tblStylePr>
     <w:tblStylePr w:type="lastRow">
@@ -11235,7 +11746,7 @@
       </w:rPr>
       <w:tblPr/>
       <w:tcPr>
-        <w:shd w:val="clear" w:color="auto" w:fill="B8CCE4" w:themeFill="accent1" w:themeFillTint="66"/>
+        <w:shd w:val="clear" w:color="auto" w:fill="D4ECA1" w:themeFill="accent1" w:themeFillTint="66"/>
       </w:tcPr>
     </w:tblStylePr>
     <w:tblStylePr w:type="firstCol">
@@ -11244,7 +11755,7 @@
       </w:rPr>
       <w:tblPr/>
       <w:tcPr>
-        <w:shd w:val="clear" w:color="auto" w:fill="365F91" w:themeFill="accent1" w:themeFillShade="BF"/>
+        <w:shd w:val="clear" w:color="auto" w:fill="6B911C" w:themeFill="accent1" w:themeFillShade="BF"/>
       </w:tcPr>
     </w:tblStylePr>
     <w:tblStylePr w:type="lastCol">
@@ -11253,19 +11764,19 @@
       </w:rPr>
       <w:tblPr/>
       <w:tcPr>
-        <w:shd w:val="clear" w:color="auto" w:fill="365F91" w:themeFill="accent1" w:themeFillShade="BF"/>
+        <w:shd w:val="clear" w:color="auto" w:fill="6B911C" w:themeFill="accent1" w:themeFillShade="BF"/>
       </w:tcPr>
     </w:tblStylePr>
     <w:tblStylePr w:type="band1Vert">
       <w:tblPr/>
       <w:tcPr>
-        <w:shd w:val="clear" w:color="auto" w:fill="A7BFDE" w:themeFill="accent1" w:themeFillTint="7F"/>
+        <w:shd w:val="clear" w:color="auto" w:fill="CAE88B" w:themeFill="accent1" w:themeFillTint="7F"/>
       </w:tcPr>
     </w:tblStylePr>
     <w:tblStylePr w:type="band1Horz">
       <w:tblPr/>
       <w:tcPr>
-        <w:shd w:val="clear" w:color="auto" w:fill="A7BFDE" w:themeFill="accent1" w:themeFillTint="7F"/>
+        <w:shd w:val="clear" w:color="auto" w:fill="CAE88B" w:themeFill="accent1" w:themeFillTint="7F"/>
       </w:tcPr>
     </w:tblStylePr>
   </w:style>
@@ -11288,7 +11799,7 @@
       </w:tblBorders>
     </w:tblPr>
     <w:tcPr>
-      <w:shd w:val="clear" w:color="auto" w:fill="F2DBDB" w:themeFill="accent2" w:themeFillTint="33"/>
+      <w:shd w:val="clear" w:color="auto" w:fill="DAF4CA" w:themeFill="accent2" w:themeFillTint="33"/>
     </w:tcPr>
     <w:tblStylePr w:type="firstRow">
       <w:rPr>
@@ -11297,7 +11808,7 @@
       </w:rPr>
       <w:tblPr/>
       <w:tcPr>
-        <w:shd w:val="clear" w:color="auto" w:fill="E5B8B7" w:themeFill="accent2" w:themeFillTint="66"/>
+        <w:shd w:val="clear" w:color="auto" w:fill="B7E995" w:themeFill="accent2" w:themeFillTint="66"/>
       </w:tcPr>
     </w:tblStylePr>
     <w:tblStylePr w:type="lastRow">
@@ -11308,7 +11819,7 @@
       </w:rPr>
       <w:tblPr/>
       <w:tcPr>
-        <w:shd w:val="clear" w:color="auto" w:fill="E5B8B7" w:themeFill="accent2" w:themeFillTint="66"/>
+        <w:shd w:val="clear" w:color="auto" w:fill="B7E995" w:themeFill="accent2" w:themeFillTint="66"/>
       </w:tcPr>
     </w:tblStylePr>
     <w:tblStylePr w:type="firstCol">
@@ -11317,7 +11828,7 @@
       </w:rPr>
       <w:tblPr/>
       <w:tcPr>
-        <w:shd w:val="clear" w:color="auto" w:fill="943634" w:themeFill="accent2" w:themeFillShade="BF"/>
+        <w:shd w:val="clear" w:color="auto" w:fill="3E7718" w:themeFill="accent2" w:themeFillShade="BF"/>
       </w:tcPr>
     </w:tblStylePr>
     <w:tblStylePr w:type="lastCol">
@@ -11326,19 +11837,19 @@
       </w:rPr>
       <w:tblPr/>
       <w:tcPr>
-        <w:shd w:val="clear" w:color="auto" w:fill="943634" w:themeFill="accent2" w:themeFillShade="BF"/>
+        <w:shd w:val="clear" w:color="auto" w:fill="3E7718" w:themeFill="accent2" w:themeFillShade="BF"/>
       </w:tcPr>
     </w:tblStylePr>
     <w:tblStylePr w:type="band1Vert">
       <w:tblPr/>
       <w:tcPr>
-        <w:shd w:val="clear" w:color="auto" w:fill="DFA7A6" w:themeFill="accent2" w:themeFillTint="7F"/>
+        <w:shd w:val="clear" w:color="auto" w:fill="A5E47C" w:themeFill="accent2" w:themeFillTint="7F"/>
       </w:tcPr>
     </w:tblStylePr>
     <w:tblStylePr w:type="band1Horz">
       <w:tblPr/>
       <w:tcPr>
-        <w:shd w:val="clear" w:color="auto" w:fill="DFA7A6" w:themeFill="accent2" w:themeFillTint="7F"/>
+        <w:shd w:val="clear" w:color="auto" w:fill="A5E47C" w:themeFill="accent2" w:themeFillTint="7F"/>
       </w:tcPr>
     </w:tblStylePr>
   </w:style>
@@ -11361,7 +11872,7 @@
       </w:tblBorders>
     </w:tblPr>
     <w:tcPr>
-      <w:shd w:val="clear" w:color="auto" w:fill="EAF1DD" w:themeFill="accent3" w:themeFillTint="33"/>
+      <w:shd w:val="clear" w:color="auto" w:fill="FAF0D2" w:themeFill="accent3" w:themeFillTint="33"/>
     </w:tcPr>
     <w:tblStylePr w:type="firstRow">
       <w:rPr>
@@ -11370,7 +11881,7 @@
       </w:rPr>
       <w:tblPr/>
       <w:tcPr>
-        <w:shd w:val="clear" w:color="auto" w:fill="D6E3BC" w:themeFill="accent3" w:themeFillTint="66"/>
+        <w:shd w:val="clear" w:color="auto" w:fill="F5E2A5" w:themeFill="accent3" w:themeFillTint="66"/>
       </w:tcPr>
     </w:tblStylePr>
     <w:tblStylePr w:type="lastRow">
@@ -11381,7 +11892,7 @@
       </w:rPr>
       <w:tblPr/>
       <w:tcPr>
-        <w:shd w:val="clear" w:color="auto" w:fill="D6E3BC" w:themeFill="accent3" w:themeFillTint="66"/>
+        <w:shd w:val="clear" w:color="auto" w:fill="F5E2A5" w:themeFill="accent3" w:themeFillTint="66"/>
       </w:tcPr>
     </w:tblStylePr>
     <w:tblStylePr w:type="firstCol">
@@ -11390,7 +11901,7 @@
       </w:rPr>
       <w:tblPr/>
       <w:tcPr>
-        <w:shd w:val="clear" w:color="auto" w:fill="76923C" w:themeFill="accent3" w:themeFillShade="BF"/>
+        <w:shd w:val="clear" w:color="auto" w:fill="AF8B13" w:themeFill="accent3" w:themeFillShade="BF"/>
       </w:tcPr>
     </w:tblStylePr>
     <w:tblStylePr w:type="lastCol">
@@ -11399,19 +11910,19 @@
       </w:rPr>
       <w:tblPr/>
       <w:tcPr>
-        <w:shd w:val="clear" w:color="auto" w:fill="76923C" w:themeFill="accent3" w:themeFillShade="BF"/>
+        <w:shd w:val="clear" w:color="auto" w:fill="AF8B13" w:themeFill="accent3" w:themeFillShade="BF"/>
       </w:tcPr>
     </w:tblStylePr>
     <w:tblStylePr w:type="band1Vert">
       <w:tblPr/>
       <w:tcPr>
-        <w:shd w:val="clear" w:color="auto" w:fill="CDDDAC" w:themeFill="accent3" w:themeFillTint="7F"/>
+        <w:shd w:val="clear" w:color="auto" w:fill="F2DB8E" w:themeFill="accent3" w:themeFillTint="7F"/>
       </w:tcPr>
     </w:tblStylePr>
     <w:tblStylePr w:type="band1Horz">
       <w:tblPr/>
       <w:tcPr>
-        <w:shd w:val="clear" w:color="auto" w:fill="CDDDAC" w:themeFill="accent3" w:themeFillTint="7F"/>
+        <w:shd w:val="clear" w:color="auto" w:fill="F2DB8E" w:themeFill="accent3" w:themeFillTint="7F"/>
       </w:tcPr>
     </w:tblStylePr>
   </w:style>
@@ -11434,7 +11945,7 @@
       </w:tblBorders>
     </w:tblPr>
     <w:tcPr>
-      <w:shd w:val="clear" w:color="auto" w:fill="E5DFEC" w:themeFill="accent4" w:themeFillTint="33"/>
+      <w:shd w:val="clear" w:color="auto" w:fill="FAE0D0" w:themeFill="accent4" w:themeFillTint="33"/>
     </w:tcPr>
     <w:tblStylePr w:type="firstRow">
       <w:rPr>
@@ -11443,7 +11954,7 @@
       </w:rPr>
       <w:tblPr/>
       <w:tcPr>
-        <w:shd w:val="clear" w:color="auto" w:fill="CCC0D9" w:themeFill="accent4" w:themeFillTint="66"/>
+        <w:shd w:val="clear" w:color="auto" w:fill="F5C1A2" w:themeFill="accent4" w:themeFillTint="66"/>
       </w:tcPr>
     </w:tblStylePr>
     <w:tblStylePr w:type="lastRow">
@@ -11454,7 +11965,7 @@
       </w:rPr>
       <w:tblPr/>
       <w:tcPr>
-        <w:shd w:val="clear" w:color="auto" w:fill="CCC0D9" w:themeFill="accent4" w:themeFillTint="66"/>
+        <w:shd w:val="clear" w:color="auto" w:fill="F5C1A2" w:themeFill="accent4" w:themeFillTint="66"/>
       </w:tcPr>
     </w:tblStylePr>
     <w:tblStylePr w:type="firstCol">
@@ -11463,7 +11974,7 @@
       </w:rPr>
       <w:tblPr/>
       <w:tcPr>
-        <w:shd w:val="clear" w:color="auto" w:fill="5F497A" w:themeFill="accent4" w:themeFillShade="BF"/>
+        <w:shd w:val="clear" w:color="auto" w:fill="AD4C12" w:themeFill="accent4" w:themeFillShade="BF"/>
       </w:tcPr>
     </w:tblStylePr>
     <w:tblStylePr w:type="lastCol">
@@ -11472,19 +11983,19 @@
       </w:rPr>
       <w:tblPr/>
       <w:tcPr>
-        <w:shd w:val="clear" w:color="auto" w:fill="5F497A" w:themeFill="accent4" w:themeFillShade="BF"/>
+        <w:shd w:val="clear" w:color="auto" w:fill="AD4C12" w:themeFill="accent4" w:themeFillShade="BF"/>
       </w:tcPr>
     </w:tblStylePr>
     <w:tblStylePr w:type="band1Vert">
       <w:tblPr/>
       <w:tcPr>
-        <w:shd w:val="clear" w:color="auto" w:fill="BFB1D0" w:themeFill="accent4" w:themeFillTint="7F"/>
+        <w:shd w:val="clear" w:color="auto" w:fill="F3B28B" w:themeFill="accent4" w:themeFillTint="7F"/>
       </w:tcPr>
     </w:tblStylePr>
     <w:tblStylePr w:type="band1Horz">
       <w:tblPr/>
       <w:tcPr>
-        <w:shd w:val="clear" w:color="auto" w:fill="BFB1D0" w:themeFill="accent4" w:themeFillTint="7F"/>
+        <w:shd w:val="clear" w:color="auto" w:fill="F3B28B" w:themeFill="accent4" w:themeFillTint="7F"/>
       </w:tcPr>
     </w:tblStylePr>
   </w:style>
@@ -11507,7 +12018,7 @@
       </w:tblBorders>
     </w:tblPr>
     <w:tcPr>
-      <w:shd w:val="clear" w:color="auto" w:fill="DAEEF3" w:themeFill="accent5" w:themeFillTint="33"/>
+      <w:shd w:val="clear" w:color="auto" w:fill="F8D1CC" w:themeFill="accent5" w:themeFillTint="33"/>
     </w:tcPr>
     <w:tblStylePr w:type="firstRow">
       <w:rPr>
@@ -11516,7 +12027,7 @@
       </w:rPr>
       <w:tblPr/>
       <w:tcPr>
-        <w:shd w:val="clear" w:color="auto" w:fill="B6DDE8" w:themeFill="accent5" w:themeFillTint="66"/>
+        <w:shd w:val="clear" w:color="auto" w:fill="F1A399" w:themeFill="accent5" w:themeFillTint="66"/>
       </w:tcPr>
     </w:tblStylePr>
     <w:tblStylePr w:type="lastRow">
@@ -11527,7 +12038,7 @@
       </w:rPr>
       <w:tblPr/>
       <w:tcPr>
-        <w:shd w:val="clear" w:color="auto" w:fill="B6DDE8" w:themeFill="accent5" w:themeFillTint="66"/>
+        <w:shd w:val="clear" w:color="auto" w:fill="F1A399" w:themeFill="accent5" w:themeFillTint="66"/>
       </w:tcPr>
     </w:tblStylePr>
     <w:tblStylePr w:type="firstCol">
@@ -11536,7 +12047,7 @@
       </w:rPr>
       <w:tblPr/>
       <w:tcPr>
-        <w:shd w:val="clear" w:color="auto" w:fill="31849B" w:themeFill="accent5" w:themeFillShade="BF"/>
+        <w:shd w:val="clear" w:color="auto" w:fill="922213" w:themeFill="accent5" w:themeFillShade="BF"/>
       </w:tcPr>
     </w:tblStylePr>
     <w:tblStylePr w:type="lastCol">
@@ -11545,19 +12056,19 @@
       </w:rPr>
       <w:tblPr/>
       <w:tcPr>
-        <w:shd w:val="clear" w:color="auto" w:fill="31849B" w:themeFill="accent5" w:themeFillShade="BF"/>
+        <w:shd w:val="clear" w:color="auto" w:fill="922213" w:themeFill="accent5" w:themeFillShade="BF"/>
       </w:tcPr>
     </w:tblStylePr>
     <w:tblStylePr w:type="band1Vert">
       <w:tblPr/>
       <w:tcPr>
-        <w:shd w:val="clear" w:color="auto" w:fill="A5D5E2" w:themeFill="accent5" w:themeFillTint="7F"/>
+        <w:shd w:val="clear" w:color="auto" w:fill="EE8D80" w:themeFill="accent5" w:themeFillTint="7F"/>
       </w:tcPr>
     </w:tblStylePr>
     <w:tblStylePr w:type="band1Horz">
       <w:tblPr/>
       <w:tcPr>
-        <w:shd w:val="clear" w:color="auto" w:fill="A5D5E2" w:themeFill="accent5" w:themeFillTint="7F"/>
+        <w:shd w:val="clear" w:color="auto" w:fill="EE8D80" w:themeFill="accent5" w:themeFillTint="7F"/>
       </w:tcPr>
     </w:tblStylePr>
   </w:style>
@@ -11580,7 +12091,7 @@
       </w:tblBorders>
     </w:tblPr>
     <w:tcPr>
-      <w:shd w:val="clear" w:color="auto" w:fill="FDE9D9" w:themeFill="accent6" w:themeFillTint="33"/>
+      <w:shd w:val="clear" w:color="auto" w:fill="EAE7DB" w:themeFill="accent6" w:themeFillTint="33"/>
     </w:tcPr>
     <w:tblStylePr w:type="firstRow">
       <w:rPr>
@@ -11589,7 +12100,7 @@
       </w:rPr>
       <w:tblPr/>
       <w:tcPr>
-        <w:shd w:val="clear" w:color="auto" w:fill="FBD4B4" w:themeFill="accent6" w:themeFillTint="66"/>
+        <w:shd w:val="clear" w:color="auto" w:fill="D5D0B8" w:themeFill="accent6" w:themeFillTint="66"/>
       </w:tcPr>
     </w:tblStylePr>
     <w:tblStylePr w:type="lastRow">
@@ -11600,7 +12111,7 @@
       </w:rPr>
       <w:tblPr/>
       <w:tcPr>
-        <w:shd w:val="clear" w:color="auto" w:fill="FBD4B4" w:themeFill="accent6" w:themeFillTint="66"/>
+        <w:shd w:val="clear" w:color="auto" w:fill="D5D0B8" w:themeFill="accent6" w:themeFillTint="66"/>
       </w:tcPr>
     </w:tblStylePr>
     <w:tblStylePr w:type="firstCol">
@@ -11609,7 +12120,7 @@
       </w:rPr>
       <w:tblPr/>
       <w:tcPr>
-        <w:shd w:val="clear" w:color="auto" w:fill="E36C0A" w:themeFill="accent6" w:themeFillShade="BF"/>
+        <w:shd w:val="clear" w:color="auto" w:fill="6C643F" w:themeFill="accent6" w:themeFillShade="BF"/>
       </w:tcPr>
     </w:tblStylePr>
     <w:tblStylePr w:type="lastCol">
@@ -11618,29 +12129,65 @@
       </w:rPr>
       <w:tblPr/>
       <w:tcPr>
-        <w:shd w:val="clear" w:color="auto" w:fill="E36C0A" w:themeFill="accent6" w:themeFillShade="BF"/>
+        <w:shd w:val="clear" w:color="auto" w:fill="6C643F" w:themeFill="accent6" w:themeFillShade="BF"/>
       </w:tcPr>
     </w:tblStylePr>
     <w:tblStylePr w:type="band1Vert">
       <w:tblPr/>
       <w:tcPr>
-        <w:shd w:val="clear" w:color="auto" w:fill="FBCAA2" w:themeFill="accent6" w:themeFillTint="7F"/>
+        <w:shd w:val="clear" w:color="auto" w:fill="CBC4A6" w:themeFill="accent6" w:themeFillTint="7F"/>
       </w:tcPr>
     </w:tblStylePr>
     <w:tblStylePr w:type="band1Horz">
       <w:tblPr/>
       <w:tcPr>
-        <w:shd w:val="clear" w:color="auto" w:fill="FBCAA2" w:themeFill="accent6" w:themeFillTint="7F"/>
-      </w:tcPr>
-    </w:tblStylePr>
+        <w:shd w:val="clear" w:color="auto" w:fill="CBC4A6" w:themeFill="accent6" w:themeFillTint="7F"/>
+      </w:tcPr>
+    </w:tblStylePr>
+  </w:style>
+  <w:style w:type="character" w:customStyle="1" w:styleId="NoSpacingChar">
+    <w:name w:val="No Spacing Char"/>
+    <w:basedOn w:val="DefaultParagraphFont"/>
+    <w:link w:val="NoSpacing"/>
+    <w:uiPriority w:val="1"/>
+    <w:rsid w:val="00FD5F49"/>
+    <w:rPr>
+      <w:i/>
+      <w:iCs/>
+      <w:sz w:val="20"/>
+      <w:szCs w:val="20"/>
+    </w:rPr>
+  </w:style>
+  <w:style w:type="character" w:styleId="Hyperlink">
+    <w:name w:val="Hyperlink"/>
+    <w:basedOn w:val="DefaultParagraphFont"/>
+    <w:uiPriority w:val="99"/>
+    <w:unhideWhenUsed/>
+    <w:rsid w:val="00541ABA"/>
+    <w:rPr>
+      <w:color w:val="99CA3C" w:themeColor="hyperlink"/>
+      <w:u w:val="single"/>
+    </w:rPr>
+  </w:style>
+  <w:style w:type="character" w:styleId="UnresolvedMention">
+    <w:name w:val="Unresolved Mention"/>
+    <w:basedOn w:val="DefaultParagraphFont"/>
+    <w:uiPriority w:val="99"/>
+    <w:semiHidden/>
+    <w:unhideWhenUsed/>
+    <w:rsid w:val="00541ABA"/>
+    <w:rPr>
+      <w:color w:val="605E5C"/>
+      <w:shd w:val="clear" w:color="auto" w:fill="E1DFDD"/>
+    </w:rPr>
   </w:style>
 </w:styles>
 </file>
 
 <file path=word/theme/theme1.xml><?xml version="1.0" encoding="utf-8"?>
-<a:theme xmlns:a="http://schemas.openxmlformats.org/drawingml/2006/main" name="Office Theme">
+<a:theme xmlns:a="http://schemas.openxmlformats.org/drawingml/2006/main" name="Facet">
   <a:themeElements>
-    <a:clrScheme name="Office">
+    <a:clrScheme name="Facet">
       <a:dk1>
         <a:sysClr val="windowText" lastClr="000000"/>
       </a:dk1>
@@ -11648,52 +12195,52 @@
         <a:sysClr val="window" lastClr="FFFFFF"/>
       </a:lt1>
       <a:dk2>
-        <a:srgbClr val="1F497D"/>
+        <a:srgbClr val="2C3C43"/>
       </a:dk2>
       <a:lt2>
-        <a:srgbClr val="EEECE1"/>
+        <a:srgbClr val="EBEBEB"/>
       </a:lt2>
       <a:accent1>
-        <a:srgbClr val="4F81BD"/>
+        <a:srgbClr val="90C226"/>
       </a:accent1>
       <a:accent2>
-        <a:srgbClr val="C0504D"/>
+        <a:srgbClr val="54A021"/>
       </a:accent2>
       <a:accent3>
-        <a:srgbClr val="9BBB59"/>
+        <a:srgbClr val="E6B91E"/>
       </a:accent3>
       <a:accent4>
-        <a:srgbClr val="8064A2"/>
+        <a:srgbClr val="E76618"/>
       </a:accent4>
       <a:accent5>
-        <a:srgbClr val="4BACC6"/>
+        <a:srgbClr val="C42F1A"/>
       </a:accent5>
       <a:accent6>
-        <a:srgbClr val="F79646"/>
+        <a:srgbClr val="918655"/>
       </a:accent6>
       <a:hlink>
-        <a:srgbClr val="0000FF"/>
+        <a:srgbClr val="99CA3C"/>
       </a:hlink>
       <a:folHlink>
-        <a:srgbClr val="800080"/>
+        <a:srgbClr val="B9D181"/>
       </a:folHlink>
     </a:clrScheme>
-    <a:fontScheme name="Office">
+    <a:fontScheme name="Facet">
       <a:majorFont>
-        <a:latin typeface="Calibri"/>
+        <a:latin typeface="Trebuchet MS" panose="020B0603020202020204"/>
         <a:ea typeface=""/>
         <a:cs typeface=""/>
-        <a:font script="Jpan" typeface="ＭＳ ゴシック"/>
+        <a:font script="Jpan" typeface="メイリオ"/>
         <a:font script="Hang" typeface="맑은 고딕"/>
-        <a:font script="Hans" typeface="宋体"/>
-        <a:font script="Hant" typeface="新細明體"/>
-        <a:font script="Arab" typeface="Times New Roman"/>
-        <a:font script="Hebr" typeface="Times New Roman"/>
-        <a:font script="Thai" typeface="Angsana New"/>
+        <a:font script="Hans" typeface="方正姚体"/>
+        <a:font script="Hant" typeface="微軟正黑體"/>
+        <a:font script="Arab" typeface="Tahoma"/>
+        <a:font script="Hebr" typeface="Arial"/>
+        <a:font script="Thai" typeface="Cordia New"/>
         <a:font script="Ethi" typeface="Nyala"/>
         <a:font script="Beng" typeface="Vrinda"/>
         <a:font script="Gujr" typeface="Shruti"/>
-        <a:font script="Khmr" typeface="MoolBoran"/>
+        <a:font script="Khmr" typeface="DaunPenh"/>
         <a:font script="Knda" typeface="Tunga"/>
         <a:font script="Guru" typeface="Raavi"/>
         <a:font script="Cans" typeface="Euphemia"/>
@@ -11710,21 +12257,21 @@
         <a:font script="Laoo" typeface="DokChampa"/>
         <a:font script="Sinh" typeface="Iskoola Pota"/>
         <a:font script="Mong" typeface="Mongolian Baiti"/>
-        <a:font script="Viet" typeface="Times New Roman"/>
+        <a:font script="Viet" typeface="Tahoma"/>
         <a:font script="Uigh" typeface="Microsoft Uighur"/>
         <a:font script="Geor" typeface="Sylfaen"/>
       </a:majorFont>
       <a:minorFont>
-        <a:latin typeface="Cambria"/>
+        <a:latin typeface="Trebuchet MS" panose="020B0603020202020204"/>
         <a:ea typeface=""/>
         <a:cs typeface=""/>
-        <a:font script="Jpan" typeface="ＭＳ 明朝"/>
-        <a:font script="Hang" typeface="맑은 고딕"/>
-        <a:font script="Hans" typeface="宋体"/>
-        <a:font script="Hant" typeface="新細明體"/>
-        <a:font script="Arab" typeface="Arial"/>
-        <a:font script="Hebr" typeface="Arial"/>
-        <a:font script="Thai" typeface="Cordia New"/>
+        <a:font script="Jpan" typeface="メイリオ"/>
+        <a:font script="Hang" typeface="HY그래픽M"/>
+        <a:font script="Hans" typeface="华文新魏"/>
+        <a:font script="Hant" typeface="微軟正黑體"/>
+        <a:font script="Arab" typeface="Tahoma"/>
+        <a:font script="Hebr" typeface="Gisha"/>
+        <a:font script="Thai" typeface="IrisUPC"/>
         <a:font script="Ethi" typeface="Nyala"/>
         <a:font script="Beng" typeface="Vrinda"/>
         <a:font script="Gujr" typeface="Shruti"/>
@@ -11750,7 +12297,7 @@
         <a:font script="Geor" typeface="Sylfaen"/>
       </a:minorFont>
     </a:fontScheme>
-    <a:fmtScheme name="Office">
+    <a:fmtScheme name="Facet">
       <a:fillStyleLst>
         <a:solidFill>
           <a:schemeClr val="phClr"/>
@@ -11759,62 +12306,50 @@
           <a:gsLst>
             <a:gs pos="0">
               <a:schemeClr val="phClr">
-                <a:tint val="50000"/>
-                <a:satMod val="300000"/>
+                <a:tint val="65000"/>
+                <a:lumMod val="110000"/>
               </a:schemeClr>
             </a:gs>
-            <a:gs pos="35000">
+            <a:gs pos="88000">
               <a:schemeClr val="phClr">
-                <a:tint val="37000"/>
-                <a:satMod val="300000"/>
-              </a:schemeClr>
-            </a:gs>
-            <a:gs pos="100000">
-              <a:schemeClr val="phClr">
-                <a:tint val="15000"/>
-                <a:satMod val="350000"/>
+                <a:tint val="90000"/>
               </a:schemeClr>
             </a:gs>
           </a:gsLst>
-          <a:lin ang="16200000" scaled="1"/>
+          <a:lin ang="5400000" scaled="0"/>
         </a:gradFill>
         <a:gradFill rotWithShape="1">
           <a:gsLst>
             <a:gs pos="0">
               <a:schemeClr val="phClr">
-                <a:tint val="100000"/>
-                <a:shade val="100000"/>
-                <a:satMod val="130000"/>
+                <a:tint val="96000"/>
+                <a:lumMod val="100000"/>
               </a:schemeClr>
             </a:gs>
-            <a:gs pos="100000">
+            <a:gs pos="78000">
               <a:schemeClr val="phClr">
-                <a:tint val="50000"/>
-                <a:shade val="100000"/>
-                <a:satMod val="350000"/>
+                <a:shade val="94000"/>
+                <a:lumMod val="94000"/>
               </a:schemeClr>
             </a:gs>
           </a:gsLst>
-          <a:lin ang="16200000" scaled="0"/>
+          <a:lin ang="5400000" scaled="0"/>
         </a:gradFill>
       </a:fillStyleLst>
       <a:lnStyleLst>
-        <a:ln w="9525" cap="flat" cmpd="sng" algn="ctr">
-          <a:solidFill>
-            <a:schemeClr val="phClr">
-              <a:shade val="95000"/>
-              <a:satMod val="105000"/>
-            </a:schemeClr>
-          </a:solidFill>
-          <a:prstDash val="solid"/>
-        </a:ln>
-        <a:ln w="25400" cap="flat" cmpd="sng" algn="ctr">
+        <a:ln w="12700" cap="rnd" cmpd="sng" algn="ctr">
           <a:solidFill>
             <a:schemeClr val="phClr"/>
           </a:solidFill>
           <a:prstDash val="solid"/>
         </a:ln>
-        <a:ln w="38100" cap="flat" cmpd="sng" algn="ctr">
+        <a:ln w="19050" cap="rnd" cmpd="sng" algn="ctr">
+          <a:solidFill>
+            <a:schemeClr val="phClr"/>
+          </a:solidFill>
+          <a:prstDash val="solid"/>
+        </a:ln>
+        <a:ln w="25400" cap="rnd" cmpd="sng" algn="ctr">
           <a:solidFill>
             <a:schemeClr val="phClr"/>
           </a:solidFill>
@@ -11823,17 +12358,11 @@
       </a:lnStyleLst>
       <a:effectStyleLst>
         <a:effectStyle>
-          <a:effectLst>
-            <a:outerShdw blurRad="40000" dist="20000" dir="5400000" rotWithShape="0">
-              <a:srgbClr val="000000">
-                <a:alpha val="38000"/>
-              </a:srgbClr>
-            </a:outerShdw>
-          </a:effectLst>
+          <a:effectLst/>
         </a:effectStyle>
         <a:effectStyle>
           <a:effectLst>
-            <a:outerShdw blurRad="40000" dist="23000" dir="5400000" rotWithShape="0">
+            <a:outerShdw blurRad="38100" dist="25400" dir="5400000" rotWithShape="0">
               <a:srgbClr val="000000">
                 <a:alpha val="35000"/>
               </a:srgbClr>
@@ -11842,7 +12371,7 @@
         </a:effectStyle>
         <a:effectStyle>
           <a:effectLst>
-            <a:outerShdw blurRad="40000" dist="23000" dir="5400000" rotWithShape="0">
+            <a:outerShdw blurRad="50800" dist="38100" dir="5400000" rotWithShape="0">
               <a:srgbClr val="000000">
                 <a:alpha val="35000"/>
               </a:srgbClr>
@@ -11852,12 +12381,10 @@
             <a:camera prst="orthographicFront">
               <a:rot lat="0" lon="0" rev="0"/>
             </a:camera>
-            <a:lightRig rig="threePt" dir="t">
-              <a:rot lat="0" lon="0" rev="1200000"/>
-            </a:lightRig>
+            <a:lightRig rig="threePt" dir="tl"/>
           </a:scene3d>
-          <a:sp3d>
-            <a:bevelT w="63500" h="25400"/>
+          <a:sp3d prstMaterial="plastic">
+            <a:bevelT w="0" h="0"/>
           </a:sp3d>
         </a:effectStyle>
       </a:effectStyleLst>
@@ -11869,91 +12396,48 @@
           <a:gsLst>
             <a:gs pos="0">
               <a:schemeClr val="phClr">
-                <a:tint val="40000"/>
-                <a:satMod val="350000"/>
+                <a:tint val="90000"/>
+                <a:lumMod val="104000"/>
               </a:schemeClr>
             </a:gs>
-            <a:gs pos="40000">
+            <a:gs pos="94000">
               <a:schemeClr val="phClr">
-                <a:tint val="45000"/>
-                <a:shade val="99000"/>
-                <a:satMod val="350000"/>
-              </a:schemeClr>
-            </a:gs>
-            <a:gs pos="100000">
-              <a:schemeClr val="phClr">
-                <a:shade val="20000"/>
-                <a:satMod val="255000"/>
+                <a:shade val="96000"/>
+                <a:lumMod val="82000"/>
               </a:schemeClr>
             </a:gs>
           </a:gsLst>
-          <a:path path="circle">
-            <a:fillToRect l="50000" t="-80000" r="50000" b="180000"/>
-          </a:path>
+          <a:lin ang="5400000" scaled="0"/>
         </a:gradFill>
         <a:gradFill rotWithShape="1">
           <a:gsLst>
             <a:gs pos="0">
               <a:schemeClr val="phClr">
-                <a:tint val="80000"/>
-                <a:satMod val="300000"/>
+                <a:tint val="90000"/>
+                <a:lumMod val="110000"/>
               </a:schemeClr>
             </a:gs>
             <a:gs pos="100000">
               <a:schemeClr val="phClr">
-                <a:shade val="30000"/>
-                <a:satMod val="200000"/>
+                <a:shade val="94000"/>
+                <a:lumMod val="96000"/>
               </a:schemeClr>
             </a:gs>
           </a:gsLst>
           <a:path path="circle">
-            <a:fillToRect l="50000" t="50000" r="50000" b="50000"/>
+            <a:fillToRect l="50000" t="50000" r="100000" b="100000"/>
           </a:path>
         </a:gradFill>
       </a:bgFillStyleLst>
     </a:fmtScheme>
   </a:themeElements>
-  <a:objectDefaults>
-    <a:spDef>
-      <a:spPr/>
-      <a:bodyPr/>
-      <a:lstStyle/>
-      <a:style>
-        <a:lnRef idx="1">
-          <a:schemeClr val="accent1"/>
-        </a:lnRef>
-        <a:fillRef idx="3">
-          <a:schemeClr val="accent1"/>
-        </a:fillRef>
-        <a:effectRef idx="2">
-          <a:schemeClr val="accent1"/>
-        </a:effectRef>
-        <a:fontRef idx="minor">
-          <a:schemeClr val="lt1"/>
-        </a:fontRef>
-      </a:style>
-    </a:spDef>
-    <a:lnDef>
-      <a:spPr/>
-      <a:bodyPr/>
-      <a:lstStyle/>
-      <a:style>
-        <a:lnRef idx="2">
-          <a:schemeClr val="accent1"/>
-        </a:lnRef>
-        <a:fillRef idx="0">
-          <a:schemeClr val="accent1"/>
-        </a:fillRef>
-        <a:effectRef idx="1">
-          <a:schemeClr val="accent1"/>
-        </a:effectRef>
-        <a:fontRef idx="minor">
-          <a:schemeClr val="tx1"/>
-        </a:fontRef>
-      </a:style>
-    </a:lnDef>
-  </a:objectDefaults>
+  <a:objectDefaults/>
   <a:extraClrSchemeLst/>
+  <a:extLst>
+    <a:ext uri="{05A4C25C-085E-4340-85A3-A5531E510DB2}">
+      <thm15:themeFamily xmlns:thm15="http://schemas.microsoft.com/office/thememl/2012/main" name="Facet" id="{C0C680CD-088A-49FC-A102-D699147F32B2}" vid="{CFBC31BA-B70F-4F30-BCAA-4F3011E16C4D}"/>
+    </a:ext>
+  </a:extLst>
 </a:theme>
 </file>
 
